--- a/SPM/Theory/Notes/Software Project Management.docx
+++ b/SPM/Theory/Notes/Software Project Management.docx
@@ -34,8 +34,8 @@
           <w:b/>
           <w:bCs/>
           <w:color w:val="215E99" w:themeColor="text2" w:themeTint="BF"/>
-          <w:sz w:val="32"/>
-          <w:szCs w:val="32"/>
+          <w:sz w:val="36"/>
+          <w:szCs w:val="36"/>
         </w:rPr>
       </w:pPr>
       <w:r>
@@ -44,8 +44,8 @@
           <w:b/>
           <w:bCs/>
           <w:color w:val="215E99" w:themeColor="text2" w:themeTint="BF"/>
-          <w:sz w:val="32"/>
-          <w:szCs w:val="32"/>
+          <w:sz w:val="36"/>
+          <w:szCs w:val="36"/>
         </w:rPr>
         <w:t>Lecture 1</w:t>
       </w:r>
@@ -58,8 +58,8 @@
           <w:b/>
           <w:bCs/>
           <w:color w:val="215E99" w:themeColor="text2" w:themeTint="BF"/>
-          <w:sz w:val="32"/>
-          <w:szCs w:val="32"/>
+          <w:sz w:val="36"/>
+          <w:szCs w:val="36"/>
         </w:rPr>
       </w:pPr>
       <w:r>
@@ -68,8 +68,8 @@
           <w:b/>
           <w:bCs/>
           <w:color w:val="215E99" w:themeColor="text2" w:themeTint="BF"/>
-          <w:sz w:val="32"/>
-          <w:szCs w:val="32"/>
+          <w:sz w:val="36"/>
+          <w:szCs w:val="36"/>
         </w:rPr>
         <w:t>Introduction to Software Project Management</w:t>
       </w:r>
@@ -9694,29 +9694,165 @@
           <w:sz w:val="36"/>
           <w:szCs w:val="36"/>
         </w:rPr>
-        <w:t xml:space="preserve">The 4 </w:t>
-      </w:r>
+        <w:t>The 4 Ps in PM Spectrum (1)</w:t>
+      </w:r>
+    </w:p>
+    <w:p>
+      <w:pPr>
+        <w:tabs>
+          <w:tab w:val="left" w:pos="1210"/>
+        </w:tabs>
+        <w:rPr>
+          <w:rFonts w:ascii="Times New Roman" w:hAnsi="Times New Roman" w:cs="Times New Roman"/>
+          <w:color w:val="0D0D0D" w:themeColor="text1" w:themeTint="F2"/>
+          <w:sz w:val="32"/>
+          <w:szCs w:val="32"/>
+        </w:rPr>
+      </w:pPr>
       <w:r>
         <w:rPr>
           <w:rFonts w:ascii="Times New Roman" w:hAnsi="Times New Roman" w:cs="Times New Roman"/>
           <w:b/>
           <w:bCs/>
           <w:color w:val="215E99" w:themeColor="text2" w:themeTint="BF"/>
-          <w:sz w:val="36"/>
-          <w:szCs w:val="36"/>
-        </w:rPr>
-        <w:t>Ps</w:t>
-      </w:r>
-      <w:r>
+          <w:sz w:val="32"/>
+          <w:szCs w:val="32"/>
+        </w:rPr>
+        <w:t>The 4 Ps in PM Spectrum</w:t>
+      </w:r>
+    </w:p>
+    <w:p>
+      <w:pPr>
+        <w:pStyle w:val="ListParagraph"/>
+        <w:numPr>
+          <w:ilvl w:val="0"/>
+          <w:numId w:val="34"/>
+        </w:numPr>
+        <w:tabs>
+          <w:tab w:val="left" w:pos="1210"/>
+        </w:tabs>
+        <w:rPr>
+          <w:rFonts w:ascii="Times New Roman" w:hAnsi="Times New Roman" w:cs="Times New Roman"/>
+          <w:color w:val="0D0D0D" w:themeColor="text1" w:themeTint="F2"/>
+          <w:sz w:val="32"/>
+          <w:szCs w:val="32"/>
+        </w:rPr>
+      </w:pPr>
+      <w:r>
+        <w:rPr>
+          <w:rFonts w:ascii="Times New Roman" w:hAnsi="Times New Roman" w:cs="Times New Roman"/>
+          <w:color w:val="0D0D0D" w:themeColor="text1" w:themeTint="F2"/>
+          <w:sz w:val="32"/>
+          <w:szCs w:val="32"/>
+        </w:rPr>
+        <w:t>People</w:t>
+      </w:r>
+    </w:p>
+    <w:p>
+      <w:pPr>
+        <w:pStyle w:val="ListParagraph"/>
+        <w:numPr>
+          <w:ilvl w:val="0"/>
+          <w:numId w:val="34"/>
+        </w:numPr>
+        <w:tabs>
+          <w:tab w:val="left" w:pos="1210"/>
+        </w:tabs>
+        <w:rPr>
+          <w:rFonts w:ascii="Times New Roman" w:hAnsi="Times New Roman" w:cs="Times New Roman"/>
+          <w:color w:val="0D0D0D" w:themeColor="text1" w:themeTint="F2"/>
+          <w:sz w:val="32"/>
+          <w:szCs w:val="32"/>
+        </w:rPr>
+      </w:pPr>
+      <w:r>
+        <w:rPr>
+          <w:rFonts w:ascii="Times New Roman" w:hAnsi="Times New Roman" w:cs="Times New Roman"/>
+          <w:color w:val="0D0D0D" w:themeColor="text1" w:themeTint="F2"/>
+          <w:sz w:val="32"/>
+          <w:szCs w:val="32"/>
+        </w:rPr>
+        <w:t>Product</w:t>
+      </w:r>
+    </w:p>
+    <w:p>
+      <w:pPr>
+        <w:pStyle w:val="ListParagraph"/>
+        <w:numPr>
+          <w:ilvl w:val="0"/>
+          <w:numId w:val="34"/>
+        </w:numPr>
+        <w:tabs>
+          <w:tab w:val="left" w:pos="1210"/>
+        </w:tabs>
+        <w:rPr>
+          <w:rFonts w:ascii="Times New Roman" w:hAnsi="Times New Roman" w:cs="Times New Roman"/>
+          <w:color w:val="0D0D0D" w:themeColor="text1" w:themeTint="F2"/>
+          <w:sz w:val="32"/>
+          <w:szCs w:val="32"/>
+        </w:rPr>
+      </w:pPr>
+      <w:r>
+        <w:rPr>
+          <w:rFonts w:ascii="Times New Roman" w:hAnsi="Times New Roman" w:cs="Times New Roman"/>
+          <w:color w:val="0D0D0D" w:themeColor="text1" w:themeTint="F2"/>
+          <w:sz w:val="32"/>
+          <w:szCs w:val="32"/>
+        </w:rPr>
+        <w:t>Process</w:t>
+      </w:r>
+    </w:p>
+    <w:p>
+      <w:pPr>
+        <w:pStyle w:val="ListParagraph"/>
+        <w:numPr>
+          <w:ilvl w:val="0"/>
+          <w:numId w:val="34"/>
+        </w:numPr>
+        <w:tabs>
+          <w:tab w:val="left" w:pos="1210"/>
+        </w:tabs>
+        <w:rPr>
+          <w:rFonts w:ascii="Times New Roman" w:hAnsi="Times New Roman" w:cs="Times New Roman"/>
+          <w:color w:val="0D0D0D" w:themeColor="text1" w:themeTint="F2"/>
+          <w:sz w:val="32"/>
+          <w:szCs w:val="32"/>
+        </w:rPr>
+      </w:pPr>
+      <w:r>
+        <w:rPr>
+          <w:rFonts w:ascii="Times New Roman" w:hAnsi="Times New Roman" w:cs="Times New Roman"/>
+          <w:color w:val="0D0D0D" w:themeColor="text1" w:themeTint="F2"/>
+          <w:sz w:val="32"/>
+          <w:szCs w:val="32"/>
+        </w:rPr>
+        <w:t>Project</w:t>
+      </w:r>
+    </w:p>
+    <w:p>
+      <w:pPr>
+        <w:tabs>
+          <w:tab w:val="left" w:pos="1210"/>
+        </w:tabs>
         <w:rPr>
           <w:rFonts w:ascii="Times New Roman" w:hAnsi="Times New Roman" w:cs="Times New Roman"/>
           <w:b/>
           <w:bCs/>
           <w:color w:val="215E99" w:themeColor="text2" w:themeTint="BF"/>
-          <w:sz w:val="36"/>
-          <w:szCs w:val="36"/>
-        </w:rPr>
-        <w:t xml:space="preserve"> in PM Spectrum (1)</w:t>
+          <w:sz w:val="32"/>
+          <w:szCs w:val="32"/>
+        </w:rPr>
+      </w:pPr>
+      <w:r>
+        <w:rPr>
+          <w:rFonts w:ascii="Times New Roman" w:hAnsi="Times New Roman" w:cs="Times New Roman"/>
+          <w:b/>
+          <w:bCs/>
+          <w:color w:val="215E99" w:themeColor="text2" w:themeTint="BF"/>
+          <w:sz w:val="32"/>
+          <w:szCs w:val="32"/>
+        </w:rPr>
+        <w:t xml:space="preserve">People </w:t>
       </w:r>
     </w:p>
     <w:p>
@@ -9736,20 +9872,53 @@
           <w:rFonts w:ascii="Times New Roman" w:hAnsi="Times New Roman" w:cs="Times New Roman"/>
           <w:b/>
           <w:bCs/>
-          <w:color w:val="215E99" w:themeColor="text2" w:themeTint="BF"/>
-          <w:sz w:val="32"/>
-          <w:szCs w:val="32"/>
-        </w:rPr>
-        <w:t>The 4 Ps in PM Spectrum</w:t>
-      </w:r>
-    </w:p>
-    <w:p>
-      <w:pPr>
-        <w:pStyle w:val="ListParagraph"/>
-        <w:numPr>
-          <w:ilvl w:val="0"/>
-          <w:numId w:val="34"/>
-        </w:numPr>
+          <w:color w:val="0D0D0D" w:themeColor="text1" w:themeTint="F2"/>
+          <w:sz w:val="32"/>
+          <w:szCs w:val="32"/>
+        </w:rPr>
+        <w:t>Stakeholders:</w:t>
+      </w:r>
+      <w:r>
+        <w:rPr>
+          <w:rFonts w:ascii="Times New Roman" w:hAnsi="Times New Roman" w:cs="Times New Roman"/>
+          <w:color w:val="0D0D0D" w:themeColor="text1" w:themeTint="F2"/>
+          <w:sz w:val="32"/>
+          <w:szCs w:val="32"/>
+        </w:rPr>
+        <w:t xml:space="preserve"> People who are affected by the project or have an interest in it.</w:t>
+      </w:r>
+      <w:r>
+        <w:rPr>
+          <w:rFonts w:ascii="Times New Roman" w:hAnsi="Times New Roman" w:cs="Times New Roman"/>
+          <w:color w:val="0D0D0D" w:themeColor="text1" w:themeTint="F2"/>
+          <w:sz w:val="32"/>
+          <w:szCs w:val="32"/>
+        </w:rPr>
+        <w:br/>
+      </w:r>
+      <w:r>
+        <w:rPr>
+          <w:rFonts w:ascii="Times New Roman" w:hAnsi="Times New Roman" w:cs="Times New Roman"/>
+          <w:b/>
+          <w:bCs/>
+          <w:color w:val="0D0D0D" w:themeColor="text1" w:themeTint="F2"/>
+          <w:sz w:val="32"/>
+          <w:szCs w:val="32"/>
+        </w:rPr>
+        <w:t>Example:</w:t>
+      </w:r>
+      <w:r>
+        <w:rPr>
+          <w:rFonts w:ascii="Times New Roman" w:hAnsi="Times New Roman" w:cs="Times New Roman"/>
+          <w:color w:val="0D0D0D" w:themeColor="text1" w:themeTint="F2"/>
+          <w:sz w:val="32"/>
+          <w:szCs w:val="32"/>
+        </w:rPr>
+        <w:t xml:space="preserve"> Customer, client, company owner, manager. </w:t>
+      </w:r>
+    </w:p>
+    <w:p>
+      <w:pPr>
         <w:tabs>
           <w:tab w:val="left" w:pos="1210"/>
         </w:tabs>
@@ -9763,20 +9932,26 @@
       <w:r>
         <w:rPr>
           <w:rFonts w:ascii="Times New Roman" w:hAnsi="Times New Roman" w:cs="Times New Roman"/>
-          <w:color w:val="0D0D0D" w:themeColor="text1" w:themeTint="F2"/>
-          <w:sz w:val="32"/>
-          <w:szCs w:val="32"/>
-        </w:rPr>
-        <w:t>People</w:t>
-      </w:r>
-    </w:p>
-    <w:p>
-      <w:pPr>
-        <w:pStyle w:val="ListParagraph"/>
-        <w:numPr>
-          <w:ilvl w:val="0"/>
-          <w:numId w:val="34"/>
-        </w:numPr>
+          <w:b/>
+          <w:bCs/>
+          <w:color w:val="0D0D0D" w:themeColor="text1" w:themeTint="F2"/>
+          <w:sz w:val="32"/>
+          <w:szCs w:val="32"/>
+        </w:rPr>
+        <w:t>Team Leaders:</w:t>
+      </w:r>
+      <w:r>
+        <w:rPr>
+          <w:rFonts w:ascii="Times New Roman" w:hAnsi="Times New Roman" w:cs="Times New Roman"/>
+          <w:color w:val="0D0D0D" w:themeColor="text1" w:themeTint="F2"/>
+          <w:sz w:val="32"/>
+          <w:szCs w:val="32"/>
+        </w:rPr>
+        <w:t xml:space="preserve"> People who lead and guide the software team. They assign tasks, monitor progress, and help solve problems. </w:t>
+      </w:r>
+    </w:p>
+    <w:p>
+      <w:pPr>
         <w:tabs>
           <w:tab w:val="left" w:pos="1210"/>
         </w:tabs>
@@ -9790,203 +9965,6 @@
       <w:r>
         <w:rPr>
           <w:rFonts w:ascii="Times New Roman" w:hAnsi="Times New Roman" w:cs="Times New Roman"/>
-          <w:color w:val="0D0D0D" w:themeColor="text1" w:themeTint="F2"/>
-          <w:sz w:val="32"/>
-          <w:szCs w:val="32"/>
-        </w:rPr>
-        <w:t>Product</w:t>
-      </w:r>
-    </w:p>
-    <w:p>
-      <w:pPr>
-        <w:pStyle w:val="ListParagraph"/>
-        <w:numPr>
-          <w:ilvl w:val="0"/>
-          <w:numId w:val="34"/>
-        </w:numPr>
-        <w:tabs>
-          <w:tab w:val="left" w:pos="1210"/>
-        </w:tabs>
-        <w:rPr>
-          <w:rFonts w:ascii="Times New Roman" w:hAnsi="Times New Roman" w:cs="Times New Roman"/>
-          <w:color w:val="0D0D0D" w:themeColor="text1" w:themeTint="F2"/>
-          <w:sz w:val="32"/>
-          <w:szCs w:val="32"/>
-        </w:rPr>
-      </w:pPr>
-      <w:r>
-        <w:rPr>
-          <w:rFonts w:ascii="Times New Roman" w:hAnsi="Times New Roman" w:cs="Times New Roman"/>
-          <w:color w:val="0D0D0D" w:themeColor="text1" w:themeTint="F2"/>
-          <w:sz w:val="32"/>
-          <w:szCs w:val="32"/>
-        </w:rPr>
-        <w:t>Process</w:t>
-      </w:r>
-    </w:p>
-    <w:p>
-      <w:pPr>
-        <w:pStyle w:val="ListParagraph"/>
-        <w:numPr>
-          <w:ilvl w:val="0"/>
-          <w:numId w:val="34"/>
-        </w:numPr>
-        <w:tabs>
-          <w:tab w:val="left" w:pos="1210"/>
-        </w:tabs>
-        <w:rPr>
-          <w:rFonts w:ascii="Times New Roman" w:hAnsi="Times New Roman" w:cs="Times New Roman"/>
-          <w:color w:val="0D0D0D" w:themeColor="text1" w:themeTint="F2"/>
-          <w:sz w:val="32"/>
-          <w:szCs w:val="32"/>
-        </w:rPr>
-      </w:pPr>
-      <w:r>
-        <w:rPr>
-          <w:rFonts w:ascii="Times New Roman" w:hAnsi="Times New Roman" w:cs="Times New Roman"/>
-          <w:color w:val="0D0D0D" w:themeColor="text1" w:themeTint="F2"/>
-          <w:sz w:val="32"/>
-          <w:szCs w:val="32"/>
-        </w:rPr>
-        <w:t>Project</w:t>
-      </w:r>
-    </w:p>
-    <w:p>
-      <w:pPr>
-        <w:tabs>
-          <w:tab w:val="left" w:pos="1210"/>
-        </w:tabs>
-        <w:rPr>
-          <w:rFonts w:ascii="Times New Roman" w:hAnsi="Times New Roman" w:cs="Times New Roman"/>
-          <w:b/>
-          <w:bCs/>
-          <w:color w:val="215E99" w:themeColor="text2" w:themeTint="BF"/>
-          <w:sz w:val="32"/>
-          <w:szCs w:val="32"/>
-        </w:rPr>
-      </w:pPr>
-      <w:r>
-        <w:rPr>
-          <w:rFonts w:ascii="Times New Roman" w:hAnsi="Times New Roman" w:cs="Times New Roman"/>
-          <w:b/>
-          <w:bCs/>
-          <w:color w:val="215E99" w:themeColor="text2" w:themeTint="BF"/>
-          <w:sz w:val="32"/>
-          <w:szCs w:val="32"/>
-        </w:rPr>
-        <w:t xml:space="preserve">People </w:t>
-      </w:r>
-    </w:p>
-    <w:p>
-      <w:pPr>
-        <w:tabs>
-          <w:tab w:val="left" w:pos="1210"/>
-        </w:tabs>
-        <w:rPr>
-          <w:rFonts w:ascii="Times New Roman" w:hAnsi="Times New Roman" w:cs="Times New Roman"/>
-          <w:color w:val="0D0D0D" w:themeColor="text1" w:themeTint="F2"/>
-          <w:sz w:val="32"/>
-          <w:szCs w:val="32"/>
-        </w:rPr>
-      </w:pPr>
-      <w:r>
-        <w:rPr>
-          <w:rFonts w:ascii="Times New Roman" w:hAnsi="Times New Roman" w:cs="Times New Roman"/>
-          <w:b/>
-          <w:bCs/>
-          <w:color w:val="0D0D0D" w:themeColor="text1" w:themeTint="F2"/>
-          <w:sz w:val="32"/>
-          <w:szCs w:val="32"/>
-        </w:rPr>
-        <w:t>Stakeholders:</w:t>
-      </w:r>
-      <w:r>
-        <w:rPr>
-          <w:rFonts w:ascii="Times New Roman" w:hAnsi="Times New Roman" w:cs="Times New Roman"/>
-          <w:color w:val="0D0D0D" w:themeColor="text1" w:themeTint="F2"/>
-          <w:sz w:val="32"/>
-          <w:szCs w:val="32"/>
-        </w:rPr>
-        <w:t xml:space="preserve"> People who are affected by the project or have an interest in it.</w:t>
-      </w:r>
-      <w:r>
-        <w:rPr>
-          <w:rFonts w:ascii="Times New Roman" w:hAnsi="Times New Roman" w:cs="Times New Roman"/>
-          <w:color w:val="0D0D0D" w:themeColor="text1" w:themeTint="F2"/>
-          <w:sz w:val="32"/>
-          <w:szCs w:val="32"/>
-        </w:rPr>
-        <w:br/>
-      </w:r>
-      <w:r>
-        <w:rPr>
-          <w:rFonts w:ascii="Times New Roman" w:hAnsi="Times New Roman" w:cs="Times New Roman"/>
-          <w:b/>
-          <w:bCs/>
-          <w:color w:val="0D0D0D" w:themeColor="text1" w:themeTint="F2"/>
-          <w:sz w:val="32"/>
-          <w:szCs w:val="32"/>
-        </w:rPr>
-        <w:t>Example:</w:t>
-      </w:r>
-      <w:r>
-        <w:rPr>
-          <w:rFonts w:ascii="Times New Roman" w:hAnsi="Times New Roman" w:cs="Times New Roman"/>
-          <w:color w:val="0D0D0D" w:themeColor="text1" w:themeTint="F2"/>
-          <w:sz w:val="32"/>
-          <w:szCs w:val="32"/>
-        </w:rPr>
-        <w:t xml:space="preserve"> Customer, client, company owner, manager. </w:t>
-      </w:r>
-    </w:p>
-    <w:p>
-      <w:pPr>
-        <w:tabs>
-          <w:tab w:val="left" w:pos="1210"/>
-        </w:tabs>
-        <w:rPr>
-          <w:rFonts w:ascii="Times New Roman" w:hAnsi="Times New Roman" w:cs="Times New Roman"/>
-          <w:color w:val="0D0D0D" w:themeColor="text1" w:themeTint="F2"/>
-          <w:sz w:val="32"/>
-          <w:szCs w:val="32"/>
-        </w:rPr>
-      </w:pPr>
-      <w:r>
-        <w:rPr>
-          <w:rFonts w:ascii="Times New Roman" w:hAnsi="Times New Roman" w:cs="Times New Roman"/>
-          <w:b/>
-          <w:bCs/>
-          <w:color w:val="0D0D0D" w:themeColor="text1" w:themeTint="F2"/>
-          <w:sz w:val="32"/>
-          <w:szCs w:val="32"/>
-        </w:rPr>
-        <w:t>Team Leaders:</w:t>
-      </w:r>
-      <w:r>
-        <w:rPr>
-          <w:rFonts w:ascii="Times New Roman" w:hAnsi="Times New Roman" w:cs="Times New Roman"/>
-          <w:color w:val="0D0D0D" w:themeColor="text1" w:themeTint="F2"/>
-          <w:sz w:val="32"/>
-          <w:szCs w:val="32"/>
-        </w:rPr>
-        <w:t xml:space="preserve"> People who lead and guide the software team. They assign tasks, monitor progress, and help solve problems. </w:t>
-      </w:r>
-    </w:p>
-    <w:p>
-      <w:pPr>
-        <w:tabs>
-          <w:tab w:val="left" w:pos="1210"/>
-        </w:tabs>
-        <w:rPr>
-          <w:rFonts w:ascii="Times New Roman" w:hAnsi="Times New Roman" w:cs="Times New Roman"/>
-          <w:color w:val="0D0D0D" w:themeColor="text1" w:themeTint="F2"/>
-          <w:sz w:val="32"/>
-          <w:szCs w:val="32"/>
-        </w:rPr>
-      </w:pPr>
-      <w:r>
-        <w:rPr>
-          <w:rFonts w:ascii="Times New Roman" w:hAnsi="Times New Roman" w:cs="Times New Roman"/>
           <w:b/>
           <w:bCs/>
           <w:color w:val="0D0D0D" w:themeColor="text1" w:themeTint="F2"/>
@@ -10002,16 +9980,7 @@
           <w:sz w:val="32"/>
           <w:szCs w:val="32"/>
         </w:rPr>
-        <w:t xml:space="preserve"> </w:t>
-      </w:r>
-      <w:r>
-        <w:rPr>
-          <w:rFonts w:ascii="Times New Roman" w:hAnsi="Times New Roman" w:cs="Times New Roman"/>
-          <w:color w:val="0D0D0D" w:themeColor="text1" w:themeTint="F2"/>
-          <w:sz w:val="32"/>
-          <w:szCs w:val="32"/>
-        </w:rPr>
-        <w:t>The group of people who actually work on developing the software.</w:t>
+        <w:t xml:space="preserve"> The group of people who actually work on developing the software.</w:t>
       </w:r>
       <w:r>
         <w:rPr>
@@ -10449,17 +10418,7 @@
           <w:sz w:val="32"/>
           <w:szCs w:val="32"/>
         </w:rPr>
-        <w:t>Recruiting</w:t>
-      </w:r>
-      <w:r>
-        <w:rPr>
-          <w:rFonts w:ascii="Times New Roman" w:hAnsi="Times New Roman" w:cs="Times New Roman"/>
-          <w:b/>
-          <w:bCs/>
-          <w:sz w:val="32"/>
-          <w:szCs w:val="32"/>
-        </w:rPr>
-        <w:t xml:space="preserve">: </w:t>
+        <w:t xml:space="preserve">Recruiting: </w:t>
       </w:r>
       <w:r>
         <w:rPr>
@@ -10811,6 +10770,7 @@
       <w:r>
         <w:rPr>
           <w:rFonts w:ascii="Times New Roman" w:hAnsi="Times New Roman" w:cs="Times New Roman"/>
+          <w:noProof/>
           <w:sz w:val="40"/>
           <w:szCs w:val="40"/>
         </w:rPr>
@@ -16485,6 +16445,4101 @@
         </w:rPr>
       </w:pPr>
     </w:p>
+    <w:p>
+      <w:pPr>
+        <w:rPr>
+          <w:rFonts w:ascii="Times New Roman" w:hAnsi="Times New Roman" w:cs="Times New Roman"/>
+          <w:sz w:val="32"/>
+          <w:szCs w:val="32"/>
+        </w:rPr>
+      </w:pPr>
+    </w:p>
+    <w:p>
+      <w:pPr>
+        <w:rPr>
+          <w:rFonts w:ascii="Times New Roman" w:hAnsi="Times New Roman" w:cs="Times New Roman"/>
+          <w:sz w:val="32"/>
+          <w:szCs w:val="32"/>
+        </w:rPr>
+      </w:pPr>
+    </w:p>
+    <w:p>
+      <w:pPr>
+        <w:rPr>
+          <w:rFonts w:ascii="Times New Roman" w:hAnsi="Times New Roman" w:cs="Times New Roman"/>
+          <w:sz w:val="32"/>
+          <w:szCs w:val="32"/>
+        </w:rPr>
+      </w:pPr>
+    </w:p>
+    <w:p>
+      <w:pPr>
+        <w:rPr>
+          <w:rFonts w:ascii="Times New Roman" w:hAnsi="Times New Roman" w:cs="Times New Roman"/>
+          <w:sz w:val="32"/>
+          <w:szCs w:val="32"/>
+        </w:rPr>
+      </w:pPr>
+    </w:p>
+    <w:p>
+      <w:pPr>
+        <w:rPr>
+          <w:rFonts w:ascii="Times New Roman" w:hAnsi="Times New Roman" w:cs="Times New Roman"/>
+          <w:sz w:val="32"/>
+          <w:szCs w:val="32"/>
+        </w:rPr>
+      </w:pPr>
+    </w:p>
+    <w:p>
+      <w:pPr>
+        <w:rPr>
+          <w:rFonts w:ascii="Times New Roman" w:hAnsi="Times New Roman" w:cs="Times New Roman"/>
+          <w:sz w:val="32"/>
+          <w:szCs w:val="32"/>
+        </w:rPr>
+      </w:pPr>
+    </w:p>
+    <w:p>
+      <w:pPr>
+        <w:rPr>
+          <w:rFonts w:ascii="Times New Roman" w:hAnsi="Times New Roman" w:cs="Times New Roman"/>
+          <w:sz w:val="32"/>
+          <w:szCs w:val="32"/>
+        </w:rPr>
+      </w:pPr>
+    </w:p>
+    <w:p>
+      <w:pPr>
+        <w:rPr>
+          <w:rFonts w:ascii="Times New Roman" w:hAnsi="Times New Roman" w:cs="Times New Roman"/>
+          <w:sz w:val="32"/>
+          <w:szCs w:val="32"/>
+        </w:rPr>
+      </w:pPr>
+    </w:p>
+    <w:p>
+      <w:pPr>
+        <w:rPr>
+          <w:rFonts w:ascii="Times New Roman" w:hAnsi="Times New Roman" w:cs="Times New Roman"/>
+          <w:sz w:val="32"/>
+          <w:szCs w:val="32"/>
+        </w:rPr>
+      </w:pPr>
+    </w:p>
+    <w:p>
+      <w:pPr>
+        <w:rPr>
+          <w:rFonts w:ascii="Times New Roman" w:hAnsi="Times New Roman" w:cs="Times New Roman"/>
+          <w:sz w:val="32"/>
+          <w:szCs w:val="32"/>
+        </w:rPr>
+      </w:pPr>
+    </w:p>
+    <w:p>
+      <w:pPr>
+        <w:rPr>
+          <w:rFonts w:ascii="Times New Roman" w:hAnsi="Times New Roman" w:cs="Times New Roman"/>
+          <w:sz w:val="32"/>
+          <w:szCs w:val="32"/>
+        </w:rPr>
+      </w:pPr>
+    </w:p>
+    <w:p>
+      <w:pPr>
+        <w:rPr>
+          <w:rFonts w:ascii="Times New Roman" w:hAnsi="Times New Roman" w:cs="Times New Roman"/>
+          <w:sz w:val="32"/>
+          <w:szCs w:val="32"/>
+        </w:rPr>
+      </w:pPr>
+    </w:p>
+    <w:p>
+      <w:pPr>
+        <w:rPr>
+          <w:rFonts w:ascii="Times New Roman" w:hAnsi="Times New Roman" w:cs="Times New Roman"/>
+          <w:sz w:val="32"/>
+          <w:szCs w:val="32"/>
+        </w:rPr>
+      </w:pPr>
+    </w:p>
+    <w:p>
+      <w:pPr>
+        <w:rPr>
+          <w:rFonts w:ascii="Times New Roman" w:hAnsi="Times New Roman" w:cs="Times New Roman"/>
+          <w:sz w:val="32"/>
+          <w:szCs w:val="32"/>
+        </w:rPr>
+      </w:pPr>
+    </w:p>
+    <w:p>
+      <w:pPr>
+        <w:rPr>
+          <w:rFonts w:ascii="Times New Roman" w:hAnsi="Times New Roman" w:cs="Times New Roman"/>
+          <w:sz w:val="32"/>
+          <w:szCs w:val="32"/>
+        </w:rPr>
+      </w:pPr>
+    </w:p>
+    <w:p>
+      <w:pPr>
+        <w:rPr>
+          <w:rFonts w:ascii="Times New Roman" w:hAnsi="Times New Roman" w:cs="Times New Roman"/>
+          <w:sz w:val="32"/>
+          <w:szCs w:val="32"/>
+        </w:rPr>
+      </w:pPr>
+    </w:p>
+    <w:p>
+      <w:pPr>
+        <w:rPr>
+          <w:rFonts w:ascii="Times New Roman" w:hAnsi="Times New Roman" w:cs="Times New Roman"/>
+          <w:sz w:val="32"/>
+          <w:szCs w:val="32"/>
+        </w:rPr>
+      </w:pPr>
+    </w:p>
+    <w:p>
+      <w:pPr>
+        <w:rPr>
+          <w:rFonts w:ascii="Times New Roman" w:hAnsi="Times New Roman" w:cs="Times New Roman"/>
+          <w:sz w:val="32"/>
+          <w:szCs w:val="32"/>
+        </w:rPr>
+      </w:pPr>
+    </w:p>
+    <w:p>
+      <w:pPr>
+        <w:rPr>
+          <w:rFonts w:ascii="Times New Roman" w:hAnsi="Times New Roman" w:cs="Times New Roman"/>
+          <w:sz w:val="32"/>
+          <w:szCs w:val="32"/>
+        </w:rPr>
+      </w:pPr>
+    </w:p>
+    <w:p>
+      <w:pPr>
+        <w:jc w:val="center"/>
+        <w:rPr>
+          <w:rFonts w:ascii="Times New Roman" w:hAnsi="Times New Roman" w:cs="Times New Roman"/>
+          <w:color w:val="215E99" w:themeColor="text2" w:themeTint="BF"/>
+          <w:sz w:val="36"/>
+          <w:szCs w:val="36"/>
+        </w:rPr>
+      </w:pPr>
+      <w:r>
+        <w:rPr>
+          <w:rFonts w:ascii="Times New Roman" w:hAnsi="Times New Roman" w:cs="Times New Roman"/>
+          <w:b/>
+          <w:bCs/>
+          <w:color w:val="215E99" w:themeColor="text2" w:themeTint="BF"/>
+          <w:sz w:val="36"/>
+          <w:szCs w:val="36"/>
+        </w:rPr>
+        <w:lastRenderedPageBreak/>
+        <w:t>Lecture 4</w:t>
+      </w:r>
+    </w:p>
+    <w:p>
+      <w:pPr>
+        <w:jc w:val="center"/>
+        <w:rPr>
+          <w:rFonts w:ascii="Times New Roman" w:hAnsi="Times New Roman" w:cs="Times New Roman"/>
+          <w:b/>
+          <w:bCs/>
+          <w:color w:val="215E99" w:themeColor="text2" w:themeTint="BF"/>
+          <w:sz w:val="36"/>
+          <w:szCs w:val="36"/>
+        </w:rPr>
+      </w:pPr>
+      <w:r>
+        <w:rPr>
+          <w:rFonts w:ascii="Times New Roman" w:hAnsi="Times New Roman" w:cs="Times New Roman"/>
+          <w:b/>
+          <w:bCs/>
+          <w:color w:val="215E99" w:themeColor="text2" w:themeTint="BF"/>
+          <w:sz w:val="36"/>
+          <w:szCs w:val="36"/>
+        </w:rPr>
+        <w:t xml:space="preserve">4 </w:t>
+      </w:r>
+      <w:r>
+        <w:rPr>
+          <w:rFonts w:ascii="Times New Roman" w:hAnsi="Times New Roman" w:cs="Times New Roman"/>
+          <w:b/>
+          <w:bCs/>
+          <w:color w:val="215E99" w:themeColor="text2" w:themeTint="BF"/>
+          <w:sz w:val="36"/>
+          <w:szCs w:val="36"/>
+        </w:rPr>
+        <w:t>Ps</w:t>
+      </w:r>
+      <w:r>
+        <w:rPr>
+          <w:rFonts w:ascii="Times New Roman" w:hAnsi="Times New Roman" w:cs="Times New Roman"/>
+          <w:b/>
+          <w:bCs/>
+          <w:color w:val="215E99" w:themeColor="text2" w:themeTint="BF"/>
+          <w:sz w:val="36"/>
+          <w:szCs w:val="36"/>
+        </w:rPr>
+        <w:t xml:space="preserve"> in PM Spectrum (2)</w:t>
+      </w:r>
+    </w:p>
+    <w:p>
+      <w:pPr>
+        <w:rPr>
+          <w:rFonts w:ascii="Times New Roman" w:hAnsi="Times New Roman" w:cs="Times New Roman"/>
+          <w:b/>
+          <w:bCs/>
+          <w:color w:val="215E99" w:themeColor="text2" w:themeTint="BF"/>
+          <w:sz w:val="32"/>
+          <w:szCs w:val="32"/>
+        </w:rPr>
+      </w:pPr>
+      <w:r>
+        <w:rPr>
+          <w:rFonts w:ascii="Times New Roman" w:hAnsi="Times New Roman" w:cs="Times New Roman"/>
+          <w:b/>
+          <w:bCs/>
+          <w:color w:val="215E99" w:themeColor="text2" w:themeTint="BF"/>
+          <w:sz w:val="32"/>
+          <w:szCs w:val="32"/>
+        </w:rPr>
+        <w:t xml:space="preserve">The Process </w:t>
+      </w:r>
+    </w:p>
+    <w:p>
+      <w:pPr>
+        <w:pStyle w:val="ListParagraph"/>
+        <w:numPr>
+          <w:ilvl w:val="0"/>
+          <w:numId w:val="61"/>
+        </w:numPr>
+        <w:rPr>
+          <w:rFonts w:ascii="Times New Roman" w:hAnsi="Times New Roman" w:cs="Times New Roman"/>
+          <w:color w:val="0D0D0D" w:themeColor="text1" w:themeTint="F2"/>
+          <w:sz w:val="32"/>
+          <w:szCs w:val="32"/>
+        </w:rPr>
+      </w:pPr>
+      <w:r>
+        <w:rPr>
+          <w:rFonts w:ascii="Times New Roman" w:hAnsi="Times New Roman" w:cs="Times New Roman"/>
+          <w:color w:val="0D0D0D" w:themeColor="text1" w:themeTint="F2"/>
+          <w:sz w:val="32"/>
+          <w:szCs w:val="32"/>
+        </w:rPr>
+        <w:t>Process</w:t>
+      </w:r>
+    </w:p>
+    <w:p>
+      <w:pPr>
+        <w:pStyle w:val="ListParagraph"/>
+        <w:numPr>
+          <w:ilvl w:val="0"/>
+          <w:numId w:val="61"/>
+        </w:numPr>
+        <w:rPr>
+          <w:rFonts w:ascii="Times New Roman" w:hAnsi="Times New Roman" w:cs="Times New Roman"/>
+          <w:color w:val="0D0D0D" w:themeColor="text1" w:themeTint="F2"/>
+          <w:sz w:val="32"/>
+          <w:szCs w:val="32"/>
+        </w:rPr>
+      </w:pPr>
+      <w:r>
+        <w:rPr>
+          <w:rFonts w:ascii="Times New Roman" w:hAnsi="Times New Roman" w:cs="Times New Roman"/>
+          <w:color w:val="0D0D0D" w:themeColor="text1" w:themeTint="F2"/>
+          <w:sz w:val="32"/>
+          <w:szCs w:val="32"/>
+        </w:rPr>
+        <w:t>Framework Activities</w:t>
+      </w:r>
+    </w:p>
+    <w:p>
+      <w:pPr>
+        <w:pStyle w:val="ListParagraph"/>
+        <w:numPr>
+          <w:ilvl w:val="0"/>
+          <w:numId w:val="61"/>
+        </w:numPr>
+        <w:rPr>
+          <w:rFonts w:ascii="Times New Roman" w:hAnsi="Times New Roman" w:cs="Times New Roman"/>
+          <w:color w:val="0D0D0D" w:themeColor="text1" w:themeTint="F2"/>
+          <w:sz w:val="32"/>
+          <w:szCs w:val="32"/>
+        </w:rPr>
+      </w:pPr>
+      <w:r>
+        <w:rPr>
+          <w:rFonts w:ascii="Times New Roman" w:hAnsi="Times New Roman" w:cs="Times New Roman"/>
+          <w:color w:val="0D0D0D" w:themeColor="text1" w:themeTint="F2"/>
+          <w:sz w:val="32"/>
+          <w:szCs w:val="32"/>
+        </w:rPr>
+        <w:t>Process Models</w:t>
+      </w:r>
+    </w:p>
+    <w:p>
+      <w:pPr>
+        <w:pStyle w:val="ListParagraph"/>
+        <w:numPr>
+          <w:ilvl w:val="0"/>
+          <w:numId w:val="61"/>
+        </w:numPr>
+        <w:rPr>
+          <w:rFonts w:ascii="Times New Roman" w:hAnsi="Times New Roman" w:cs="Times New Roman"/>
+          <w:color w:val="0D0D0D" w:themeColor="text1" w:themeTint="F2"/>
+          <w:sz w:val="32"/>
+          <w:szCs w:val="32"/>
+        </w:rPr>
+      </w:pPr>
+      <w:r>
+        <w:rPr>
+          <w:rFonts w:ascii="Times New Roman" w:hAnsi="Times New Roman" w:cs="Times New Roman"/>
+          <w:color w:val="0D0D0D" w:themeColor="text1" w:themeTint="F2"/>
+          <w:sz w:val="32"/>
+          <w:szCs w:val="32"/>
+        </w:rPr>
+        <w:t>Process Decomposition</w:t>
+      </w:r>
+    </w:p>
+    <w:p>
+      <w:pPr>
+        <w:rPr>
+          <w:rFonts w:ascii="Times New Roman" w:hAnsi="Times New Roman" w:cs="Times New Roman"/>
+          <w:b/>
+          <w:bCs/>
+          <w:color w:val="215E99" w:themeColor="text2" w:themeTint="BF"/>
+          <w:sz w:val="32"/>
+          <w:szCs w:val="32"/>
+        </w:rPr>
+      </w:pPr>
+      <w:r>
+        <w:rPr>
+          <w:rFonts w:ascii="Times New Roman" w:hAnsi="Times New Roman" w:cs="Times New Roman"/>
+          <w:b/>
+          <w:bCs/>
+          <w:color w:val="215E99" w:themeColor="text2" w:themeTint="BF"/>
+          <w:sz w:val="32"/>
+          <w:szCs w:val="32"/>
+        </w:rPr>
+        <w:t>The Process</w:t>
+      </w:r>
+    </w:p>
+    <w:p>
+      <w:pPr>
+        <w:rPr>
+          <w:rFonts w:ascii="Times New Roman" w:hAnsi="Times New Roman" w:cs="Times New Roman"/>
+          <w:sz w:val="32"/>
+          <w:szCs w:val="32"/>
+        </w:rPr>
+      </w:pPr>
+      <w:r>
+        <w:rPr>
+          <w:rFonts w:ascii="Times New Roman" w:hAnsi="Times New Roman" w:cs="Times New Roman"/>
+          <w:sz w:val="32"/>
+          <w:szCs w:val="32"/>
+        </w:rPr>
+        <w:t>A software process provides a basic framework from which a complete plan for software development can be created.</w:t>
+      </w:r>
+    </w:p>
+    <w:p>
+      <w:pPr>
+        <w:rPr>
+          <w:rFonts w:ascii="Times New Roman" w:hAnsi="Times New Roman" w:cs="Times New Roman"/>
+          <w:sz w:val="32"/>
+          <w:szCs w:val="32"/>
+        </w:rPr>
+      </w:pPr>
+      <w:r>
+        <w:rPr>
+          <w:rFonts w:ascii="Times New Roman" w:hAnsi="Times New Roman" w:cs="Times New Roman"/>
+          <w:sz w:val="32"/>
+          <w:szCs w:val="32"/>
+        </w:rPr>
+        <w:t>Common process framework activities used in all software projects:</w:t>
+      </w:r>
+    </w:p>
+    <w:p>
+      <w:pPr>
+        <w:pStyle w:val="ListParagraph"/>
+        <w:numPr>
+          <w:ilvl w:val="0"/>
+          <w:numId w:val="62"/>
+        </w:numPr>
+        <w:rPr>
+          <w:rFonts w:ascii="Times New Roman" w:hAnsi="Times New Roman" w:cs="Times New Roman"/>
+          <w:sz w:val="32"/>
+          <w:szCs w:val="32"/>
+        </w:rPr>
+      </w:pPr>
+      <w:r>
+        <w:rPr>
+          <w:rFonts w:ascii="Times New Roman" w:hAnsi="Times New Roman" w:cs="Times New Roman"/>
+          <w:b/>
+          <w:bCs/>
+          <w:sz w:val="32"/>
+          <w:szCs w:val="32"/>
+        </w:rPr>
+        <w:t>Communication:</w:t>
+      </w:r>
+      <w:r>
+        <w:rPr>
+          <w:rFonts w:ascii="Times New Roman" w:hAnsi="Times New Roman" w:cs="Times New Roman"/>
+          <w:sz w:val="32"/>
+          <w:szCs w:val="32"/>
+        </w:rPr>
+        <w:t xml:space="preserve"> Discussing with the customer and understanding their requirements.</w:t>
+      </w:r>
+    </w:p>
+    <w:p>
+      <w:pPr>
+        <w:pStyle w:val="ListParagraph"/>
+        <w:numPr>
+          <w:ilvl w:val="0"/>
+          <w:numId w:val="62"/>
+        </w:numPr>
+        <w:rPr>
+          <w:rFonts w:ascii="Times New Roman" w:hAnsi="Times New Roman" w:cs="Times New Roman"/>
+          <w:sz w:val="32"/>
+          <w:szCs w:val="32"/>
+        </w:rPr>
+      </w:pPr>
+      <w:r>
+        <w:rPr>
+          <w:rFonts w:ascii="Times New Roman" w:hAnsi="Times New Roman" w:cs="Times New Roman"/>
+          <w:b/>
+          <w:bCs/>
+          <w:sz w:val="32"/>
+          <w:szCs w:val="32"/>
+        </w:rPr>
+        <w:t>Planning:</w:t>
+      </w:r>
+      <w:r>
+        <w:rPr>
+          <w:rFonts w:ascii="Times New Roman" w:hAnsi="Times New Roman" w:cs="Times New Roman"/>
+          <w:sz w:val="32"/>
+          <w:szCs w:val="32"/>
+        </w:rPr>
+        <w:t xml:space="preserve"> Deciding what needs to be done, when it should be done, and what resources are needed.</w:t>
+      </w:r>
+    </w:p>
+    <w:p>
+      <w:pPr>
+        <w:pStyle w:val="ListParagraph"/>
+        <w:numPr>
+          <w:ilvl w:val="0"/>
+          <w:numId w:val="62"/>
+        </w:numPr>
+        <w:rPr>
+          <w:rFonts w:ascii="Times New Roman" w:hAnsi="Times New Roman" w:cs="Times New Roman"/>
+          <w:sz w:val="32"/>
+          <w:szCs w:val="32"/>
+        </w:rPr>
+      </w:pPr>
+      <w:r>
+        <w:rPr>
+          <w:rFonts w:ascii="Times New Roman" w:hAnsi="Times New Roman" w:cs="Times New Roman"/>
+          <w:b/>
+          <w:bCs/>
+          <w:sz w:val="32"/>
+          <w:szCs w:val="32"/>
+        </w:rPr>
+        <w:t>Modeling:</w:t>
+      </w:r>
+      <w:r>
+        <w:rPr>
+          <w:rFonts w:ascii="Times New Roman" w:hAnsi="Times New Roman" w:cs="Times New Roman"/>
+          <w:sz w:val="32"/>
+          <w:szCs w:val="32"/>
+        </w:rPr>
+        <w:t xml:space="preserve"> Creating designs and models of the software before development.</w:t>
+      </w:r>
+    </w:p>
+    <w:p>
+      <w:pPr>
+        <w:pStyle w:val="ListParagraph"/>
+        <w:numPr>
+          <w:ilvl w:val="0"/>
+          <w:numId w:val="62"/>
+        </w:numPr>
+        <w:rPr>
+          <w:rFonts w:ascii="Times New Roman" w:hAnsi="Times New Roman" w:cs="Times New Roman"/>
+          <w:sz w:val="32"/>
+          <w:szCs w:val="32"/>
+        </w:rPr>
+      </w:pPr>
+      <w:r>
+        <w:rPr>
+          <w:rFonts w:ascii="Times New Roman" w:hAnsi="Times New Roman" w:cs="Times New Roman"/>
+          <w:b/>
+          <w:bCs/>
+          <w:sz w:val="32"/>
+          <w:szCs w:val="32"/>
+        </w:rPr>
+        <w:t>Construction:</w:t>
+      </w:r>
+      <w:r>
+        <w:rPr>
+          <w:rFonts w:ascii="Times New Roman" w:hAnsi="Times New Roman" w:cs="Times New Roman"/>
+          <w:sz w:val="32"/>
+          <w:szCs w:val="32"/>
+        </w:rPr>
+        <w:t xml:space="preserve"> Writing the code and testing the software.</w:t>
+      </w:r>
+    </w:p>
+    <w:p>
+      <w:pPr>
+        <w:pStyle w:val="ListParagraph"/>
+        <w:numPr>
+          <w:ilvl w:val="0"/>
+          <w:numId w:val="62"/>
+        </w:numPr>
+        <w:rPr>
+          <w:rFonts w:ascii="Times New Roman" w:hAnsi="Times New Roman" w:cs="Times New Roman"/>
+          <w:sz w:val="32"/>
+          <w:szCs w:val="32"/>
+        </w:rPr>
+      </w:pPr>
+      <w:r>
+        <w:rPr>
+          <w:rFonts w:ascii="Times New Roman" w:hAnsi="Times New Roman" w:cs="Times New Roman"/>
+          <w:b/>
+          <w:bCs/>
+          <w:sz w:val="32"/>
+          <w:szCs w:val="32"/>
+        </w:rPr>
+        <w:t>Deployment:</w:t>
+      </w:r>
+      <w:r>
+        <w:rPr>
+          <w:rFonts w:ascii="Times New Roman" w:hAnsi="Times New Roman" w:cs="Times New Roman"/>
+          <w:sz w:val="32"/>
+          <w:szCs w:val="32"/>
+        </w:rPr>
+        <w:t xml:space="preserve"> Delivering the software to users and getting their feedback.</w:t>
+      </w:r>
+    </w:p>
+    <w:p>
+      <w:pPr>
+        <w:rPr>
+          <w:rFonts w:ascii="Times New Roman" w:hAnsi="Times New Roman" w:cs="Times New Roman"/>
+          <w:b/>
+          <w:bCs/>
+          <w:color w:val="215E99" w:themeColor="text2" w:themeTint="BF"/>
+          <w:sz w:val="32"/>
+          <w:szCs w:val="32"/>
+        </w:rPr>
+      </w:pPr>
+      <w:r>
+        <w:rPr>
+          <w:rFonts w:ascii="Times New Roman" w:hAnsi="Times New Roman" w:cs="Times New Roman"/>
+          <w:b/>
+          <w:bCs/>
+          <w:color w:val="215E99" w:themeColor="text2" w:themeTint="BF"/>
+          <w:sz w:val="32"/>
+          <w:szCs w:val="32"/>
+        </w:rPr>
+        <w:t>Framework Activities</w:t>
+      </w:r>
+    </w:p>
+    <w:p>
+      <w:pPr>
+        <w:rPr>
+          <w:rFonts w:ascii="Times New Roman" w:hAnsi="Times New Roman" w:cs="Times New Roman"/>
+          <w:sz w:val="32"/>
+          <w:szCs w:val="32"/>
+        </w:rPr>
+      </w:pPr>
+      <w:r>
+        <w:rPr>
+          <w:rFonts w:ascii="Times New Roman" w:hAnsi="Times New Roman" w:cs="Times New Roman"/>
+          <w:sz w:val="32"/>
+          <w:szCs w:val="32"/>
+        </w:rPr>
+        <w:t>These are the main activities of a software process and are used in all software projects.</w:t>
+      </w:r>
+    </w:p>
+    <w:p>
+      <w:pPr>
+        <w:pStyle w:val="ListParagraph"/>
+        <w:numPr>
+          <w:ilvl w:val="0"/>
+          <w:numId w:val="63"/>
+        </w:numPr>
+        <w:rPr>
+          <w:rFonts w:ascii="Times New Roman" w:hAnsi="Times New Roman" w:cs="Times New Roman"/>
+          <w:sz w:val="32"/>
+          <w:szCs w:val="32"/>
+        </w:rPr>
+      </w:pPr>
+      <w:r>
+        <w:rPr>
+          <w:rFonts w:ascii="Times New Roman" w:hAnsi="Times New Roman" w:cs="Times New Roman"/>
+          <w:sz w:val="32"/>
+          <w:szCs w:val="32"/>
+        </w:rPr>
+        <w:t xml:space="preserve">Communication: </w:t>
+      </w:r>
+    </w:p>
+    <w:p>
+      <w:pPr>
+        <w:pStyle w:val="ListParagraph"/>
+        <w:numPr>
+          <w:ilvl w:val="0"/>
+          <w:numId w:val="63"/>
+        </w:numPr>
+        <w:rPr>
+          <w:rFonts w:ascii="Times New Roman" w:hAnsi="Times New Roman" w:cs="Times New Roman"/>
+          <w:sz w:val="32"/>
+          <w:szCs w:val="32"/>
+        </w:rPr>
+      </w:pPr>
+      <w:r>
+        <w:rPr>
+          <w:rFonts w:ascii="Times New Roman" w:hAnsi="Times New Roman" w:cs="Times New Roman"/>
+          <w:sz w:val="32"/>
+          <w:szCs w:val="32"/>
+        </w:rPr>
+        <w:t>Planning</w:t>
+      </w:r>
+    </w:p>
+    <w:p>
+      <w:pPr>
+        <w:pStyle w:val="ListParagraph"/>
+        <w:numPr>
+          <w:ilvl w:val="0"/>
+          <w:numId w:val="63"/>
+        </w:numPr>
+        <w:rPr>
+          <w:rFonts w:ascii="Times New Roman" w:hAnsi="Times New Roman" w:cs="Times New Roman"/>
+          <w:sz w:val="32"/>
+          <w:szCs w:val="32"/>
+        </w:rPr>
+      </w:pPr>
+      <w:r>
+        <w:rPr>
+          <w:rFonts w:ascii="Times New Roman" w:hAnsi="Times New Roman" w:cs="Times New Roman"/>
+          <w:sz w:val="32"/>
+          <w:szCs w:val="32"/>
+        </w:rPr>
+        <w:t>Modeling</w:t>
+      </w:r>
+    </w:p>
+    <w:p>
+      <w:pPr>
+        <w:pStyle w:val="ListParagraph"/>
+        <w:numPr>
+          <w:ilvl w:val="0"/>
+          <w:numId w:val="63"/>
+        </w:numPr>
+        <w:rPr>
+          <w:rFonts w:ascii="Times New Roman" w:hAnsi="Times New Roman" w:cs="Times New Roman"/>
+          <w:sz w:val="32"/>
+          <w:szCs w:val="32"/>
+        </w:rPr>
+      </w:pPr>
+      <w:r>
+        <w:rPr>
+          <w:rFonts w:ascii="Times New Roman" w:hAnsi="Times New Roman" w:cs="Times New Roman"/>
+          <w:sz w:val="32"/>
+          <w:szCs w:val="32"/>
+        </w:rPr>
+        <w:lastRenderedPageBreak/>
+        <w:t>Construction</w:t>
+      </w:r>
+    </w:p>
+    <w:p>
+      <w:pPr>
+        <w:pStyle w:val="ListParagraph"/>
+        <w:numPr>
+          <w:ilvl w:val="0"/>
+          <w:numId w:val="63"/>
+        </w:numPr>
+        <w:rPr>
+          <w:rFonts w:ascii="Times New Roman" w:hAnsi="Times New Roman" w:cs="Times New Roman"/>
+          <w:sz w:val="32"/>
+          <w:szCs w:val="32"/>
+        </w:rPr>
+      </w:pPr>
+      <w:r>
+        <w:rPr>
+          <w:rFonts w:ascii="Times New Roman" w:hAnsi="Times New Roman" w:cs="Times New Roman"/>
+          <w:sz w:val="32"/>
+          <w:szCs w:val="32"/>
+        </w:rPr>
+        <w:t xml:space="preserve">Deployment </w:t>
+      </w:r>
+    </w:p>
+    <w:p>
+      <w:pPr>
+        <w:rPr>
+          <w:rFonts w:ascii="Times New Roman" w:hAnsi="Times New Roman" w:cs="Times New Roman"/>
+          <w:sz w:val="32"/>
+          <w:szCs w:val="32"/>
+        </w:rPr>
+      </w:pPr>
+      <w:r>
+        <w:rPr>
+          <w:rFonts w:ascii="Times New Roman" w:hAnsi="Times New Roman" w:cs="Times New Roman"/>
+          <w:sz w:val="32"/>
+          <w:szCs w:val="32"/>
+        </w:rPr>
+        <w:t>These activities are applied to different software engineering tasks, such as developing different functions or features of the software.</w:t>
+      </w:r>
+    </w:p>
+    <w:p>
+      <w:pPr>
+        <w:jc w:val="center"/>
+        <w:rPr>
+          <w:rFonts w:ascii="Times New Roman" w:hAnsi="Times New Roman" w:cs="Times New Roman"/>
+          <w:color w:val="215E99" w:themeColor="text2" w:themeTint="BF"/>
+          <w:sz w:val="32"/>
+          <w:szCs w:val="32"/>
+        </w:rPr>
+      </w:pPr>
+      <w:r>
+        <w:rPr>
+          <w:noProof/>
+        </w:rPr>
+        <mc:AlternateContent>
+          <mc:Choice Requires="wps">
+            <w:drawing>
+              <wp:inline distT="0" distB="0" distL="0" distR="0" wp14:anchorId="343817BD" wp14:editId="5D398E44">
+                <wp:extent cx="2743200" cy="2704465"/>
+                <wp:effectExtent l="0" t="0" r="0" b="635"/>
+                <wp:docPr id="633049649" name="object 5"/>
+                <wp:cNvGraphicFramePr/>
+                <a:graphic xmlns:a="http://schemas.openxmlformats.org/drawingml/2006/main">
+                  <a:graphicData uri="http://schemas.microsoft.com/office/word/2010/wordprocessingShape">
+                    <wps:wsp>
+                      <wps:cNvSpPr/>
+                      <wps:spPr>
+                        <a:xfrm>
+                          <a:off x="0" y="0"/>
+                          <a:ext cx="2743200" cy="2704465"/>
+                        </a:xfrm>
+                        <a:prstGeom prst="rect">
+                          <a:avLst/>
+                        </a:prstGeom>
+                        <a:blipFill>
+                          <a:blip r:embed="rId38" cstate="print"/>
+                          <a:stretch>
+                            <a:fillRect/>
+                          </a:stretch>
+                        </a:blipFill>
+                      </wps:spPr>
+                      <wps:bodyPr wrap="square" lIns="0" tIns="0" rIns="0" bIns="0" rtlCol="0"/>
+                    </wps:wsp>
+                  </a:graphicData>
+                </a:graphic>
+              </wp:inline>
+            </w:drawing>
+          </mc:Choice>
+          <mc:Fallback>
+            <w:pict>
+              <v:rect w14:anchorId="5588EDE4" id="object 5" o:spid="_x0000_s1026" style="width:3in;height:212.95pt;visibility:visible;mso-wrap-style:square;mso-left-percent:-10001;mso-top-percent:-10001;mso-position-horizontal:absolute;mso-position-horizontal-relative:char;mso-position-vertical:absolute;mso-position-vertical-relative:line;mso-left-percent:-10001;mso-top-percent:-10001;v-text-anchor:top" o:gfxdata="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" stroked="f">
+                <v:fill r:id="rId39" o:title="" recolor="t" rotate="t" type="frame"/>
+                <v:textbox inset="0,0,0,0"/>
+                <w10:anchorlock/>
+              </v:rect>
+            </w:pict>
+          </mc:Fallback>
+        </mc:AlternateContent>
+      </w:r>
+    </w:p>
+    <w:p>
+      <w:pPr>
+        <w:tabs>
+          <w:tab w:val="left" w:pos="3799"/>
+        </w:tabs>
+        <w:rPr>
+          <w:rFonts w:ascii="Times New Roman" w:hAnsi="Times New Roman" w:cs="Times New Roman"/>
+          <w:b/>
+          <w:bCs/>
+          <w:color w:val="215E99" w:themeColor="text2" w:themeTint="BF"/>
+          <w:sz w:val="32"/>
+          <w:szCs w:val="32"/>
+        </w:rPr>
+      </w:pPr>
+      <w:r>
+        <w:rPr>
+          <w:rFonts w:ascii="Times New Roman" w:hAnsi="Times New Roman" w:cs="Times New Roman"/>
+          <w:b/>
+          <w:bCs/>
+          <w:color w:val="215E99" w:themeColor="text2" w:themeTint="BF"/>
+          <w:sz w:val="32"/>
+          <w:szCs w:val="32"/>
+        </w:rPr>
+        <w:t>Process Models</w:t>
+      </w:r>
+    </w:p>
+    <w:p>
+      <w:pPr>
+        <w:tabs>
+          <w:tab w:val="left" w:pos="3799"/>
+        </w:tabs>
+        <w:rPr>
+          <w:rFonts w:ascii="Times New Roman" w:hAnsi="Times New Roman" w:cs="Times New Roman"/>
+          <w:sz w:val="32"/>
+          <w:szCs w:val="32"/>
+        </w:rPr>
+      </w:pPr>
+      <w:r>
+        <w:rPr>
+          <w:rFonts w:ascii="Times New Roman" w:hAnsi="Times New Roman" w:cs="Times New Roman"/>
+          <w:sz w:val="32"/>
+          <w:szCs w:val="32"/>
+        </w:rPr>
+        <w:t>Different process models are used for software development, such as:</w:t>
+      </w:r>
+    </w:p>
+    <w:p>
+      <w:pPr>
+        <w:pStyle w:val="ListParagraph"/>
+        <w:numPr>
+          <w:ilvl w:val="0"/>
+          <w:numId w:val="64"/>
+        </w:numPr>
+        <w:tabs>
+          <w:tab w:val="left" w:pos="3799"/>
+        </w:tabs>
+        <w:rPr>
+          <w:rFonts w:ascii="Times New Roman" w:hAnsi="Times New Roman" w:cs="Times New Roman"/>
+          <w:sz w:val="32"/>
+          <w:szCs w:val="32"/>
+        </w:rPr>
+      </w:pPr>
+      <w:r>
+        <w:rPr>
+          <w:rFonts w:ascii="Times New Roman" w:hAnsi="Times New Roman" w:cs="Times New Roman"/>
+          <w:b/>
+          <w:bCs/>
+          <w:sz w:val="32"/>
+          <w:szCs w:val="32"/>
+        </w:rPr>
+        <w:t>Linear Sequential:</w:t>
+      </w:r>
+      <w:r>
+        <w:rPr>
+          <w:rFonts w:ascii="Times New Roman" w:hAnsi="Times New Roman" w:cs="Times New Roman"/>
+          <w:sz w:val="32"/>
+          <w:szCs w:val="32"/>
+        </w:rPr>
+        <w:t xml:space="preserve"> Development is done step by step. </w:t>
+      </w:r>
+    </w:p>
+    <w:p>
+      <w:pPr>
+        <w:pStyle w:val="ListParagraph"/>
+        <w:numPr>
+          <w:ilvl w:val="0"/>
+          <w:numId w:val="64"/>
+        </w:numPr>
+        <w:tabs>
+          <w:tab w:val="left" w:pos="3799"/>
+        </w:tabs>
+        <w:rPr>
+          <w:rFonts w:ascii="Times New Roman" w:hAnsi="Times New Roman" w:cs="Times New Roman"/>
+          <w:sz w:val="32"/>
+          <w:szCs w:val="32"/>
+        </w:rPr>
+      </w:pPr>
+      <w:r>
+        <w:rPr>
+          <w:rFonts w:ascii="Times New Roman" w:hAnsi="Times New Roman" w:cs="Times New Roman"/>
+          <w:b/>
+          <w:bCs/>
+          <w:sz w:val="32"/>
+          <w:szCs w:val="32"/>
+        </w:rPr>
+        <w:t>Prototyping:</w:t>
+      </w:r>
+      <w:r>
+        <w:rPr>
+          <w:rFonts w:ascii="Times New Roman" w:hAnsi="Times New Roman" w:cs="Times New Roman"/>
+          <w:sz w:val="32"/>
+          <w:szCs w:val="32"/>
+        </w:rPr>
+        <w:t xml:space="preserve"> A sample version of the software is created first. </w:t>
+      </w:r>
+    </w:p>
+    <w:p>
+      <w:pPr>
+        <w:pStyle w:val="ListParagraph"/>
+        <w:numPr>
+          <w:ilvl w:val="0"/>
+          <w:numId w:val="64"/>
+        </w:numPr>
+        <w:tabs>
+          <w:tab w:val="left" w:pos="3799"/>
+        </w:tabs>
+        <w:rPr>
+          <w:rFonts w:ascii="Times New Roman" w:hAnsi="Times New Roman" w:cs="Times New Roman"/>
+          <w:sz w:val="32"/>
+          <w:szCs w:val="32"/>
+        </w:rPr>
+      </w:pPr>
+      <w:r>
+        <w:rPr>
+          <w:rFonts w:ascii="Times New Roman" w:hAnsi="Times New Roman" w:cs="Times New Roman"/>
+          <w:b/>
+          <w:bCs/>
+          <w:sz w:val="32"/>
+          <w:szCs w:val="32"/>
+        </w:rPr>
+        <w:t>RAD</w:t>
+      </w:r>
+      <w:r>
+        <w:rPr>
+          <w:rFonts w:ascii="Times New Roman" w:hAnsi="Times New Roman" w:cs="Times New Roman"/>
+          <w:b/>
+          <w:bCs/>
+          <w:sz w:val="32"/>
+          <w:szCs w:val="32"/>
+        </w:rPr>
+        <w:t xml:space="preserve"> (</w:t>
+      </w:r>
+      <w:r>
+        <w:rPr>
+          <w:rFonts w:ascii="Times New Roman" w:hAnsi="Times New Roman" w:cs="Times New Roman"/>
+          <w:b/>
+          <w:bCs/>
+          <w:sz w:val="32"/>
+          <w:szCs w:val="32"/>
+        </w:rPr>
+        <w:t>Rapid Application Development</w:t>
+      </w:r>
+      <w:r>
+        <w:rPr>
+          <w:rFonts w:ascii="Times New Roman" w:hAnsi="Times New Roman" w:cs="Times New Roman"/>
+          <w:b/>
+          <w:bCs/>
+          <w:sz w:val="32"/>
+          <w:szCs w:val="32"/>
+        </w:rPr>
+        <w:t>)</w:t>
+      </w:r>
+      <w:r>
+        <w:rPr>
+          <w:rFonts w:ascii="Times New Roman" w:hAnsi="Times New Roman" w:cs="Times New Roman"/>
+          <w:b/>
+          <w:bCs/>
+          <w:sz w:val="32"/>
+          <w:szCs w:val="32"/>
+        </w:rPr>
+        <w:t>:</w:t>
+      </w:r>
+      <w:r>
+        <w:rPr>
+          <w:rFonts w:ascii="Times New Roman" w:hAnsi="Times New Roman" w:cs="Times New Roman"/>
+          <w:sz w:val="32"/>
+          <w:szCs w:val="32"/>
+        </w:rPr>
+        <w:t xml:space="preserve"> Software is developed quickly using reusable components. </w:t>
+      </w:r>
+    </w:p>
+    <w:p>
+      <w:pPr>
+        <w:pStyle w:val="ListParagraph"/>
+        <w:numPr>
+          <w:ilvl w:val="0"/>
+          <w:numId w:val="64"/>
+        </w:numPr>
+        <w:tabs>
+          <w:tab w:val="left" w:pos="3799"/>
+        </w:tabs>
+        <w:rPr>
+          <w:rFonts w:ascii="Times New Roman" w:hAnsi="Times New Roman" w:cs="Times New Roman"/>
+          <w:sz w:val="32"/>
+          <w:szCs w:val="32"/>
+        </w:rPr>
+      </w:pPr>
+      <w:r>
+        <w:rPr>
+          <w:rFonts w:ascii="Times New Roman" w:hAnsi="Times New Roman" w:cs="Times New Roman"/>
+          <w:b/>
+          <w:bCs/>
+          <w:sz w:val="32"/>
+          <w:szCs w:val="32"/>
+        </w:rPr>
+        <w:t>Spiral:</w:t>
+      </w:r>
+      <w:r>
+        <w:rPr>
+          <w:rFonts w:ascii="Times New Roman" w:hAnsi="Times New Roman" w:cs="Times New Roman"/>
+          <w:sz w:val="32"/>
+          <w:szCs w:val="32"/>
+        </w:rPr>
+        <w:t xml:space="preserve"> Development is done in repeated cycles with a focus on risks. </w:t>
+      </w:r>
+    </w:p>
+    <w:p>
+      <w:pPr>
+        <w:pStyle w:val="ListParagraph"/>
+        <w:numPr>
+          <w:ilvl w:val="0"/>
+          <w:numId w:val="64"/>
+        </w:numPr>
+        <w:tabs>
+          <w:tab w:val="left" w:pos="3799"/>
+        </w:tabs>
+        <w:rPr>
+          <w:rFonts w:ascii="Times New Roman" w:hAnsi="Times New Roman" w:cs="Times New Roman"/>
+          <w:sz w:val="32"/>
+          <w:szCs w:val="32"/>
+        </w:rPr>
+      </w:pPr>
+      <w:r>
+        <w:rPr>
+          <w:rFonts w:ascii="Times New Roman" w:hAnsi="Times New Roman" w:cs="Times New Roman"/>
+          <w:b/>
+          <w:bCs/>
+          <w:sz w:val="32"/>
+          <w:szCs w:val="32"/>
+        </w:rPr>
+        <w:t>Formal:</w:t>
+      </w:r>
+      <w:r>
+        <w:rPr>
+          <w:rFonts w:ascii="Times New Roman" w:hAnsi="Times New Roman" w:cs="Times New Roman"/>
+          <w:sz w:val="32"/>
+          <w:szCs w:val="32"/>
+        </w:rPr>
+        <w:t xml:space="preserve"> Uses mathematical methods to develop software. </w:t>
+      </w:r>
+    </w:p>
+    <w:p>
+      <w:pPr>
+        <w:tabs>
+          <w:tab w:val="left" w:pos="3799"/>
+        </w:tabs>
+        <w:rPr>
+          <w:rFonts w:ascii="Times New Roman" w:hAnsi="Times New Roman" w:cs="Times New Roman"/>
+          <w:sz w:val="32"/>
+          <w:szCs w:val="32"/>
+        </w:rPr>
+      </w:pPr>
+      <w:r>
+        <w:rPr>
+          <w:rFonts w:ascii="Times New Roman" w:hAnsi="Times New Roman" w:cs="Times New Roman"/>
+          <w:sz w:val="32"/>
+          <w:szCs w:val="32"/>
+        </w:rPr>
+        <w:t xml:space="preserve">The </w:t>
+      </w:r>
+      <w:r>
+        <w:rPr>
+          <w:rFonts w:ascii="Times New Roman" w:hAnsi="Times New Roman" w:cs="Times New Roman"/>
+          <w:b/>
+          <w:bCs/>
+          <w:sz w:val="32"/>
+          <w:szCs w:val="32"/>
+        </w:rPr>
+        <w:t>project manager</w:t>
+      </w:r>
+      <w:r>
+        <w:rPr>
+          <w:rFonts w:ascii="Times New Roman" w:hAnsi="Times New Roman" w:cs="Times New Roman"/>
+          <w:sz w:val="32"/>
+          <w:szCs w:val="32"/>
+        </w:rPr>
+        <w:t xml:space="preserve"> decides which process model to use based on:</w:t>
+      </w:r>
+    </w:p>
+    <w:p>
+      <w:pPr>
+        <w:pStyle w:val="ListParagraph"/>
+        <w:numPr>
+          <w:ilvl w:val="0"/>
+          <w:numId w:val="65"/>
+        </w:numPr>
+        <w:tabs>
+          <w:tab w:val="left" w:pos="3799"/>
+        </w:tabs>
+        <w:rPr>
+          <w:rFonts w:ascii="Times New Roman" w:hAnsi="Times New Roman" w:cs="Times New Roman"/>
+          <w:sz w:val="32"/>
+          <w:szCs w:val="32"/>
+        </w:rPr>
+      </w:pPr>
+      <w:r>
+        <w:rPr>
+          <w:rFonts w:ascii="Times New Roman" w:hAnsi="Times New Roman" w:cs="Times New Roman"/>
+          <w:b/>
+          <w:bCs/>
+          <w:sz w:val="32"/>
+          <w:szCs w:val="32"/>
+        </w:rPr>
+        <w:t>Customers:</w:t>
+      </w:r>
+      <w:r>
+        <w:rPr>
+          <w:rFonts w:ascii="Times New Roman" w:hAnsi="Times New Roman" w:cs="Times New Roman"/>
+          <w:sz w:val="32"/>
+          <w:szCs w:val="32"/>
+        </w:rPr>
+        <w:t xml:space="preserve"> Who requested the product. </w:t>
+      </w:r>
+    </w:p>
+    <w:p>
+      <w:pPr>
+        <w:pStyle w:val="ListParagraph"/>
+        <w:numPr>
+          <w:ilvl w:val="0"/>
+          <w:numId w:val="65"/>
+        </w:numPr>
+        <w:tabs>
+          <w:tab w:val="left" w:pos="3799"/>
+        </w:tabs>
+        <w:rPr>
+          <w:rFonts w:ascii="Times New Roman" w:hAnsi="Times New Roman" w:cs="Times New Roman"/>
+          <w:sz w:val="32"/>
+          <w:szCs w:val="32"/>
+        </w:rPr>
+      </w:pPr>
+      <w:r>
+        <w:rPr>
+          <w:rFonts w:ascii="Times New Roman" w:hAnsi="Times New Roman" w:cs="Times New Roman"/>
+          <w:b/>
+          <w:bCs/>
+          <w:sz w:val="32"/>
+          <w:szCs w:val="32"/>
+        </w:rPr>
+        <w:t>People:</w:t>
+      </w:r>
+      <w:r>
+        <w:rPr>
+          <w:rFonts w:ascii="Times New Roman" w:hAnsi="Times New Roman" w:cs="Times New Roman"/>
+          <w:sz w:val="32"/>
+          <w:szCs w:val="32"/>
+        </w:rPr>
+        <w:t xml:space="preserve"> Who will work on the project. </w:t>
+      </w:r>
+    </w:p>
+    <w:p>
+      <w:pPr>
+        <w:pStyle w:val="ListParagraph"/>
+        <w:numPr>
+          <w:ilvl w:val="0"/>
+          <w:numId w:val="65"/>
+        </w:numPr>
+        <w:tabs>
+          <w:tab w:val="left" w:pos="3799"/>
+        </w:tabs>
+        <w:rPr>
+          <w:rFonts w:ascii="Times New Roman" w:hAnsi="Times New Roman" w:cs="Times New Roman"/>
+          <w:sz w:val="32"/>
+          <w:szCs w:val="32"/>
+        </w:rPr>
+      </w:pPr>
+      <w:r>
+        <w:rPr>
+          <w:rFonts w:ascii="Times New Roman" w:hAnsi="Times New Roman" w:cs="Times New Roman"/>
+          <w:b/>
+          <w:bCs/>
+          <w:sz w:val="32"/>
+          <w:szCs w:val="32"/>
+        </w:rPr>
+        <w:t>Product:</w:t>
+      </w:r>
+      <w:r>
+        <w:rPr>
+          <w:rFonts w:ascii="Times New Roman" w:hAnsi="Times New Roman" w:cs="Times New Roman"/>
+          <w:sz w:val="32"/>
+          <w:szCs w:val="32"/>
+        </w:rPr>
+        <w:t xml:space="preserve"> The characteristics and requirements of the product. </w:t>
+      </w:r>
+    </w:p>
+    <w:p>
+      <w:pPr>
+        <w:pStyle w:val="ListParagraph"/>
+        <w:numPr>
+          <w:ilvl w:val="0"/>
+          <w:numId w:val="65"/>
+        </w:numPr>
+        <w:tabs>
+          <w:tab w:val="left" w:pos="3799"/>
+        </w:tabs>
+        <w:rPr>
+          <w:rFonts w:ascii="Times New Roman" w:hAnsi="Times New Roman" w:cs="Times New Roman"/>
+          <w:sz w:val="32"/>
+          <w:szCs w:val="32"/>
+        </w:rPr>
+      </w:pPr>
+      <w:r>
+        <w:rPr>
+          <w:rFonts w:ascii="Times New Roman" w:hAnsi="Times New Roman" w:cs="Times New Roman"/>
+          <w:b/>
+          <w:bCs/>
+          <w:sz w:val="32"/>
+          <w:szCs w:val="32"/>
+        </w:rPr>
+        <w:lastRenderedPageBreak/>
+        <w:t>Project environment:</w:t>
+      </w:r>
+      <w:r>
+        <w:rPr>
+          <w:rFonts w:ascii="Times New Roman" w:hAnsi="Times New Roman" w:cs="Times New Roman"/>
+          <w:sz w:val="32"/>
+          <w:szCs w:val="32"/>
+        </w:rPr>
+        <w:t xml:space="preserve"> The conditions in which the project will be developed. </w:t>
+      </w:r>
+    </w:p>
+    <w:p>
+      <w:pPr>
+        <w:tabs>
+          <w:tab w:val="left" w:pos="3799"/>
+        </w:tabs>
+        <w:rPr>
+          <w:rFonts w:ascii="Times New Roman" w:hAnsi="Times New Roman" w:cs="Times New Roman"/>
+          <w:sz w:val="32"/>
+          <w:szCs w:val="32"/>
+        </w:rPr>
+      </w:pPr>
+      <w:r>
+        <w:rPr>
+          <w:rFonts w:ascii="Times New Roman" w:hAnsi="Times New Roman" w:cs="Times New Roman"/>
+          <w:b/>
+          <w:bCs/>
+          <w:sz w:val="32"/>
+          <w:szCs w:val="32"/>
+        </w:rPr>
+        <w:t>Project planning begins after the process model is selected.</w:t>
+      </w:r>
+    </w:p>
+    <w:p>
+      <w:pPr>
+        <w:tabs>
+          <w:tab w:val="left" w:pos="3799"/>
+        </w:tabs>
+        <w:rPr>
+          <w:rFonts w:ascii="Times New Roman" w:hAnsi="Times New Roman" w:cs="Times New Roman"/>
+          <w:b/>
+          <w:bCs/>
+          <w:color w:val="215E99" w:themeColor="text2" w:themeTint="BF"/>
+          <w:sz w:val="32"/>
+          <w:szCs w:val="32"/>
+        </w:rPr>
+      </w:pPr>
+      <w:r>
+        <w:rPr>
+          <w:rFonts w:ascii="Times New Roman" w:hAnsi="Times New Roman" w:cs="Times New Roman"/>
+          <w:b/>
+          <w:bCs/>
+          <w:color w:val="215E99" w:themeColor="text2" w:themeTint="BF"/>
+          <w:sz w:val="32"/>
+          <w:szCs w:val="32"/>
+        </w:rPr>
+        <w:t>Process Decomposition</w:t>
+      </w:r>
+    </w:p>
+    <w:p>
+      <w:pPr>
+        <w:tabs>
+          <w:tab w:val="left" w:pos="3799"/>
+        </w:tabs>
+        <w:rPr>
+          <w:rFonts w:ascii="Times New Roman" w:hAnsi="Times New Roman" w:cs="Times New Roman"/>
+          <w:sz w:val="32"/>
+          <w:szCs w:val="32"/>
+        </w:rPr>
+      </w:pPr>
+      <w:r>
+        <w:rPr>
+          <w:rFonts w:ascii="Times New Roman" w:hAnsi="Times New Roman" w:cs="Times New Roman"/>
+          <w:sz w:val="32"/>
+          <w:szCs w:val="32"/>
+        </w:rPr>
+        <w:t>The way a process is divided into smaller tasks depends on the complexity of the project.</w:t>
+      </w:r>
+    </w:p>
+    <w:p>
+      <w:pPr>
+        <w:tabs>
+          <w:tab w:val="left" w:pos="3799"/>
+        </w:tabs>
+        <w:rPr>
+          <w:rFonts w:ascii="Times New Roman" w:hAnsi="Times New Roman" w:cs="Times New Roman"/>
+          <w:sz w:val="32"/>
+          <w:szCs w:val="32"/>
+        </w:rPr>
+      </w:pPr>
+      <w:r>
+        <w:rPr>
+          <w:rFonts w:ascii="Times New Roman" w:hAnsi="Times New Roman" w:cs="Times New Roman"/>
+          <w:b/>
+          <w:bCs/>
+          <w:sz w:val="32"/>
+          <w:szCs w:val="32"/>
+        </w:rPr>
+        <w:t>Decomposition</w:t>
+      </w:r>
+      <w:r>
+        <w:rPr>
+          <w:rFonts w:ascii="Times New Roman" w:hAnsi="Times New Roman" w:cs="Times New Roman"/>
+          <w:sz w:val="32"/>
+          <w:szCs w:val="32"/>
+        </w:rPr>
+        <w:t xml:space="preserve"> means breaking each framework activity into smaller </w:t>
+      </w:r>
+      <w:r>
+        <w:rPr>
+          <w:rFonts w:ascii="Times New Roman" w:hAnsi="Times New Roman" w:cs="Times New Roman"/>
+          <w:b/>
+          <w:bCs/>
+          <w:sz w:val="32"/>
+          <w:szCs w:val="32"/>
+        </w:rPr>
+        <w:t>work tasks</w:t>
+      </w:r>
+      <w:r>
+        <w:rPr>
+          <w:rFonts w:ascii="Times New Roman" w:hAnsi="Times New Roman" w:cs="Times New Roman"/>
+          <w:sz w:val="32"/>
+          <w:szCs w:val="32"/>
+        </w:rPr>
+        <w:t xml:space="preserve"> that need to be completed.</w:t>
+      </w:r>
+    </w:p>
+    <w:p>
+      <w:pPr>
+        <w:tabs>
+          <w:tab w:val="left" w:pos="3799"/>
+        </w:tabs>
+        <w:rPr>
+          <w:rFonts w:ascii="Times New Roman" w:hAnsi="Times New Roman" w:cs="Times New Roman"/>
+          <w:b/>
+          <w:bCs/>
+          <w:sz w:val="32"/>
+          <w:szCs w:val="32"/>
+        </w:rPr>
+      </w:pPr>
+      <w:r>
+        <w:rPr>
+          <w:rFonts w:ascii="Times New Roman" w:hAnsi="Times New Roman" w:cs="Times New Roman"/>
+          <w:b/>
+          <w:bCs/>
+          <w:sz w:val="32"/>
+          <w:szCs w:val="32"/>
+        </w:rPr>
+        <w:t>Example: Communication Activity for a Simple Project</w:t>
+      </w:r>
+    </w:p>
+    <w:p>
+      <w:pPr>
+        <w:pStyle w:val="ListParagraph"/>
+        <w:numPr>
+          <w:ilvl w:val="0"/>
+          <w:numId w:val="66"/>
+        </w:numPr>
+        <w:tabs>
+          <w:tab w:val="left" w:pos="3799"/>
+        </w:tabs>
+        <w:rPr>
+          <w:rFonts w:ascii="Times New Roman" w:hAnsi="Times New Roman" w:cs="Times New Roman"/>
+          <w:sz w:val="32"/>
+          <w:szCs w:val="32"/>
+        </w:rPr>
+      </w:pPr>
+      <w:r>
+        <w:rPr>
+          <w:rFonts w:ascii="Times New Roman" w:hAnsi="Times New Roman" w:cs="Times New Roman"/>
+          <w:b/>
+          <w:bCs/>
+          <w:sz w:val="32"/>
+          <w:szCs w:val="32"/>
+        </w:rPr>
+        <w:t>Develop a list of clarification issues:</w:t>
+      </w:r>
+      <w:r>
+        <w:rPr>
+          <w:rFonts w:ascii="Times New Roman" w:hAnsi="Times New Roman" w:cs="Times New Roman"/>
+          <w:sz w:val="32"/>
+          <w:szCs w:val="32"/>
+        </w:rPr>
+        <w:t xml:space="preserve"> Make a list of things that need to be clarified. </w:t>
+      </w:r>
+    </w:p>
+    <w:p>
+      <w:pPr>
+        <w:pStyle w:val="ListParagraph"/>
+        <w:numPr>
+          <w:ilvl w:val="0"/>
+          <w:numId w:val="66"/>
+        </w:numPr>
+        <w:tabs>
+          <w:tab w:val="left" w:pos="3799"/>
+        </w:tabs>
+        <w:rPr>
+          <w:rFonts w:ascii="Times New Roman" w:hAnsi="Times New Roman" w:cs="Times New Roman"/>
+          <w:sz w:val="32"/>
+          <w:szCs w:val="32"/>
+        </w:rPr>
+      </w:pPr>
+      <w:r>
+        <w:rPr>
+          <w:rFonts w:ascii="Times New Roman" w:hAnsi="Times New Roman" w:cs="Times New Roman"/>
+          <w:b/>
+          <w:bCs/>
+          <w:sz w:val="32"/>
+          <w:szCs w:val="32"/>
+        </w:rPr>
+        <w:t>Meet with the customer:</w:t>
+      </w:r>
+      <w:r>
+        <w:rPr>
+          <w:rFonts w:ascii="Times New Roman" w:hAnsi="Times New Roman" w:cs="Times New Roman"/>
+          <w:sz w:val="32"/>
+          <w:szCs w:val="32"/>
+        </w:rPr>
+        <w:t xml:space="preserve"> Discuss the clarification issues with the customer. </w:t>
+      </w:r>
+    </w:p>
+    <w:p>
+      <w:pPr>
+        <w:pStyle w:val="ListParagraph"/>
+        <w:numPr>
+          <w:ilvl w:val="0"/>
+          <w:numId w:val="66"/>
+        </w:numPr>
+        <w:tabs>
+          <w:tab w:val="left" w:pos="3799"/>
+        </w:tabs>
+        <w:rPr>
+          <w:rFonts w:ascii="Times New Roman" w:hAnsi="Times New Roman" w:cs="Times New Roman"/>
+          <w:sz w:val="32"/>
+          <w:szCs w:val="32"/>
+        </w:rPr>
+      </w:pPr>
+      <w:r>
+        <w:rPr>
+          <w:rFonts w:ascii="Times New Roman" w:hAnsi="Times New Roman" w:cs="Times New Roman"/>
+          <w:b/>
+          <w:bCs/>
+          <w:sz w:val="32"/>
+          <w:szCs w:val="32"/>
+        </w:rPr>
+        <w:t>Develop statement of scope:</w:t>
+      </w:r>
+      <w:r>
+        <w:rPr>
+          <w:rFonts w:ascii="Times New Roman" w:hAnsi="Times New Roman" w:cs="Times New Roman"/>
+          <w:sz w:val="32"/>
+          <w:szCs w:val="32"/>
+        </w:rPr>
+        <w:t xml:space="preserve"> Work together to define what the project will include. </w:t>
+      </w:r>
+    </w:p>
+    <w:p>
+      <w:pPr>
+        <w:pStyle w:val="ListParagraph"/>
+        <w:numPr>
+          <w:ilvl w:val="0"/>
+          <w:numId w:val="66"/>
+        </w:numPr>
+        <w:tabs>
+          <w:tab w:val="left" w:pos="3799"/>
+        </w:tabs>
+        <w:rPr>
+          <w:rFonts w:ascii="Times New Roman" w:hAnsi="Times New Roman" w:cs="Times New Roman"/>
+          <w:sz w:val="32"/>
+          <w:szCs w:val="32"/>
+        </w:rPr>
+      </w:pPr>
+      <w:r>
+        <w:rPr>
+          <w:rFonts w:ascii="Times New Roman" w:hAnsi="Times New Roman" w:cs="Times New Roman"/>
+          <w:b/>
+          <w:bCs/>
+          <w:sz w:val="32"/>
+          <w:szCs w:val="32"/>
+        </w:rPr>
+        <w:t>Review the statement of scope:</w:t>
+      </w:r>
+      <w:r>
+        <w:rPr>
+          <w:rFonts w:ascii="Times New Roman" w:hAnsi="Times New Roman" w:cs="Times New Roman"/>
+          <w:sz w:val="32"/>
+          <w:szCs w:val="32"/>
+        </w:rPr>
+        <w:t xml:space="preserve"> Check the scope with everyone involved. </w:t>
+      </w:r>
+    </w:p>
+    <w:p>
+      <w:pPr>
+        <w:pStyle w:val="ListParagraph"/>
+        <w:numPr>
+          <w:ilvl w:val="0"/>
+          <w:numId w:val="66"/>
+        </w:numPr>
+        <w:tabs>
+          <w:tab w:val="left" w:pos="3799"/>
+        </w:tabs>
+        <w:rPr>
+          <w:rFonts w:ascii="Times New Roman" w:hAnsi="Times New Roman" w:cs="Times New Roman"/>
+          <w:sz w:val="32"/>
+          <w:szCs w:val="32"/>
+        </w:rPr>
+      </w:pPr>
+      <w:r>
+        <w:rPr>
+          <w:rFonts w:ascii="Times New Roman" w:hAnsi="Times New Roman" w:cs="Times New Roman"/>
+          <w:b/>
+          <w:bCs/>
+          <w:sz w:val="32"/>
+          <w:szCs w:val="32"/>
+        </w:rPr>
+        <w:t>Modify the statement of scope:</w:t>
+      </w:r>
+      <w:r>
+        <w:rPr>
+          <w:rFonts w:ascii="Times New Roman" w:hAnsi="Times New Roman" w:cs="Times New Roman"/>
+          <w:sz w:val="32"/>
+          <w:szCs w:val="32"/>
+        </w:rPr>
+        <w:t xml:space="preserve"> Make changes if required.</w:t>
+      </w:r>
+    </w:p>
+    <w:p>
+      <w:pPr>
+        <w:tabs>
+          <w:tab w:val="left" w:pos="1983"/>
+        </w:tabs>
+        <w:rPr>
+          <w:rFonts w:ascii="Times New Roman" w:hAnsi="Times New Roman" w:cs="Times New Roman"/>
+          <w:b/>
+          <w:bCs/>
+          <w:color w:val="215E99" w:themeColor="text2" w:themeTint="BF"/>
+          <w:sz w:val="32"/>
+          <w:szCs w:val="32"/>
+        </w:rPr>
+      </w:pPr>
+      <w:r>
+        <w:rPr>
+          <w:rFonts w:ascii="Times New Roman" w:hAnsi="Times New Roman" w:cs="Times New Roman"/>
+          <w:b/>
+          <w:bCs/>
+          <w:color w:val="215E99" w:themeColor="text2" w:themeTint="BF"/>
+          <w:sz w:val="32"/>
+          <w:szCs w:val="32"/>
+        </w:rPr>
+        <w:t xml:space="preserve">The Project </w:t>
+      </w:r>
+    </w:p>
+    <w:p>
+      <w:pPr>
+        <w:pStyle w:val="ListParagraph"/>
+        <w:numPr>
+          <w:ilvl w:val="0"/>
+          <w:numId w:val="67"/>
+        </w:numPr>
+        <w:tabs>
+          <w:tab w:val="left" w:pos="1983"/>
+        </w:tabs>
+        <w:rPr>
+          <w:rFonts w:ascii="Times New Roman" w:hAnsi="Times New Roman" w:cs="Times New Roman"/>
+          <w:sz w:val="32"/>
+          <w:szCs w:val="32"/>
+        </w:rPr>
+      </w:pPr>
+      <w:r>
+        <w:rPr>
+          <w:rFonts w:ascii="Times New Roman" w:hAnsi="Times New Roman" w:cs="Times New Roman"/>
+          <w:sz w:val="32"/>
+          <w:szCs w:val="32"/>
+        </w:rPr>
+        <w:t>Project</w:t>
+      </w:r>
+    </w:p>
+    <w:p>
+      <w:pPr>
+        <w:pStyle w:val="ListParagraph"/>
+        <w:numPr>
+          <w:ilvl w:val="0"/>
+          <w:numId w:val="67"/>
+        </w:numPr>
+        <w:tabs>
+          <w:tab w:val="left" w:pos="1983"/>
+        </w:tabs>
+        <w:rPr>
+          <w:rFonts w:ascii="Times New Roman" w:hAnsi="Times New Roman" w:cs="Times New Roman"/>
+          <w:sz w:val="32"/>
+          <w:szCs w:val="32"/>
+        </w:rPr>
+      </w:pPr>
+      <w:r>
+        <w:rPr>
+          <w:rFonts w:ascii="Times New Roman" w:hAnsi="Times New Roman" w:cs="Times New Roman"/>
+          <w:sz w:val="32"/>
+          <w:szCs w:val="32"/>
+        </w:rPr>
+        <w:t>Signs of Projects Risk</w:t>
+      </w:r>
+    </w:p>
+    <w:p>
+      <w:pPr>
+        <w:pStyle w:val="ListParagraph"/>
+        <w:numPr>
+          <w:ilvl w:val="0"/>
+          <w:numId w:val="67"/>
+        </w:numPr>
+        <w:tabs>
+          <w:tab w:val="left" w:pos="1983"/>
+        </w:tabs>
+        <w:rPr>
+          <w:rFonts w:ascii="Times New Roman" w:hAnsi="Times New Roman" w:cs="Times New Roman"/>
+          <w:sz w:val="32"/>
+          <w:szCs w:val="32"/>
+        </w:rPr>
+      </w:pPr>
+      <w:r>
+        <w:rPr>
+          <w:rFonts w:ascii="Times New Roman" w:hAnsi="Times New Roman" w:cs="Times New Roman"/>
+          <w:sz w:val="32"/>
+          <w:szCs w:val="32"/>
+        </w:rPr>
+        <w:t>How to Avoid Project Risks</w:t>
+      </w:r>
+    </w:p>
+    <w:p>
+      <w:pPr>
+        <w:tabs>
+          <w:tab w:val="left" w:pos="1983"/>
+        </w:tabs>
+        <w:rPr>
+          <w:rFonts w:ascii="Times New Roman" w:hAnsi="Times New Roman" w:cs="Times New Roman"/>
+          <w:b/>
+          <w:bCs/>
+          <w:color w:val="215E99" w:themeColor="text2" w:themeTint="BF"/>
+          <w:sz w:val="32"/>
+          <w:szCs w:val="32"/>
+        </w:rPr>
+      </w:pPr>
+      <w:r>
+        <w:rPr>
+          <w:rFonts w:ascii="Times New Roman" w:hAnsi="Times New Roman" w:cs="Times New Roman"/>
+          <w:b/>
+          <w:bCs/>
+          <w:color w:val="215E99" w:themeColor="text2" w:themeTint="BF"/>
+          <w:sz w:val="32"/>
+          <w:szCs w:val="32"/>
+        </w:rPr>
+        <w:t>The Projects</w:t>
+      </w:r>
+    </w:p>
+    <w:p>
+      <w:pPr>
+        <w:pStyle w:val="ListParagraph"/>
+        <w:numPr>
+          <w:ilvl w:val="0"/>
+          <w:numId w:val="68"/>
+        </w:numPr>
+        <w:tabs>
+          <w:tab w:val="left" w:pos="1983"/>
+        </w:tabs>
+        <w:rPr>
+          <w:rFonts w:ascii="Times New Roman" w:hAnsi="Times New Roman" w:cs="Times New Roman"/>
+          <w:sz w:val="32"/>
+          <w:szCs w:val="32"/>
+        </w:rPr>
+      </w:pPr>
+      <w:r>
+        <w:rPr>
+          <w:rFonts w:ascii="Times New Roman" w:hAnsi="Times New Roman" w:cs="Times New Roman"/>
+          <w:sz w:val="32"/>
+          <w:szCs w:val="32"/>
+        </w:rPr>
+        <w:t xml:space="preserve">Software projects must be </w:t>
+      </w:r>
+      <w:r>
+        <w:rPr>
+          <w:rFonts w:ascii="Times New Roman" w:hAnsi="Times New Roman" w:cs="Times New Roman"/>
+          <w:b/>
+          <w:bCs/>
+          <w:sz w:val="32"/>
+          <w:szCs w:val="32"/>
+        </w:rPr>
+        <w:t>planned and controlled properly</w:t>
+      </w:r>
+      <w:r>
+        <w:rPr>
+          <w:rFonts w:ascii="Times New Roman" w:hAnsi="Times New Roman" w:cs="Times New Roman"/>
+          <w:sz w:val="32"/>
+          <w:szCs w:val="32"/>
+        </w:rPr>
+        <w:t xml:space="preserve"> to avoid problems and complexity. </w:t>
+      </w:r>
+    </w:p>
+    <w:p>
+      <w:pPr>
+        <w:pStyle w:val="ListParagraph"/>
+        <w:numPr>
+          <w:ilvl w:val="0"/>
+          <w:numId w:val="68"/>
+        </w:numPr>
+        <w:tabs>
+          <w:tab w:val="left" w:pos="1983"/>
+        </w:tabs>
+        <w:rPr>
+          <w:rFonts w:ascii="Times New Roman" w:hAnsi="Times New Roman" w:cs="Times New Roman"/>
+          <w:sz w:val="32"/>
+          <w:szCs w:val="32"/>
+        </w:rPr>
+      </w:pPr>
+      <w:r>
+        <w:rPr>
+          <w:rFonts w:ascii="Times New Roman" w:hAnsi="Times New Roman" w:cs="Times New Roman"/>
+          <w:sz w:val="32"/>
+          <w:szCs w:val="32"/>
+        </w:rPr>
+        <w:lastRenderedPageBreak/>
+        <w:t xml:space="preserve">Project managers and engineers must </w:t>
+      </w:r>
+      <w:r>
+        <w:rPr>
+          <w:rFonts w:ascii="Times New Roman" w:hAnsi="Times New Roman" w:cs="Times New Roman"/>
+          <w:b/>
+          <w:bCs/>
+          <w:sz w:val="32"/>
+          <w:szCs w:val="32"/>
+        </w:rPr>
+        <w:t>understand the important factors for project success</w:t>
+      </w:r>
+      <w:r>
+        <w:rPr>
+          <w:rFonts w:ascii="Times New Roman" w:hAnsi="Times New Roman" w:cs="Times New Roman"/>
+          <w:sz w:val="32"/>
+          <w:szCs w:val="32"/>
+        </w:rPr>
+        <w:t xml:space="preserve">. </w:t>
+      </w:r>
+    </w:p>
+    <w:p>
+      <w:pPr>
+        <w:pStyle w:val="ListParagraph"/>
+        <w:numPr>
+          <w:ilvl w:val="0"/>
+          <w:numId w:val="68"/>
+        </w:numPr>
+        <w:tabs>
+          <w:tab w:val="left" w:pos="1983"/>
+        </w:tabs>
+        <w:rPr>
+          <w:rFonts w:ascii="Times New Roman" w:hAnsi="Times New Roman" w:cs="Times New Roman"/>
+          <w:b/>
+          <w:bCs/>
+          <w:sz w:val="32"/>
+          <w:szCs w:val="32"/>
+        </w:rPr>
+      </w:pPr>
+      <w:r>
+        <w:rPr>
+          <w:rFonts w:ascii="Times New Roman" w:hAnsi="Times New Roman" w:cs="Times New Roman"/>
+          <w:sz w:val="32"/>
+          <w:szCs w:val="32"/>
+        </w:rPr>
+        <w:t xml:space="preserve">They should use a </w:t>
+      </w:r>
+      <w:r>
+        <w:rPr>
+          <w:rFonts w:ascii="Times New Roman" w:hAnsi="Times New Roman" w:cs="Times New Roman"/>
+          <w:b/>
+          <w:bCs/>
+          <w:sz w:val="32"/>
+          <w:szCs w:val="32"/>
+        </w:rPr>
+        <w:t>practical approach</w:t>
+      </w:r>
+      <w:r>
+        <w:rPr>
+          <w:rFonts w:ascii="Times New Roman" w:hAnsi="Times New Roman" w:cs="Times New Roman"/>
+          <w:b/>
+          <w:bCs/>
+          <w:sz w:val="32"/>
+          <w:szCs w:val="32"/>
+        </w:rPr>
+        <w:t xml:space="preserve"> </w:t>
+      </w:r>
+      <w:r>
+        <w:rPr>
+          <w:rFonts w:ascii="Times New Roman" w:hAnsi="Times New Roman" w:cs="Times New Roman"/>
+          <w:sz w:val="32"/>
+          <w:szCs w:val="32"/>
+        </w:rPr>
+        <w:t>(</w:t>
+      </w:r>
+      <w:r>
+        <w:rPr>
+          <w:rFonts w:ascii="Times New Roman" w:hAnsi="Times New Roman" w:cs="Times New Roman"/>
+          <w:sz w:val="32"/>
+          <w:szCs w:val="32"/>
+        </w:rPr>
+        <w:t>doing what is realistic and useful for successfully completing the project</w:t>
+      </w:r>
+      <w:r>
+        <w:rPr>
+          <w:rFonts w:ascii="Times New Roman" w:hAnsi="Times New Roman" w:cs="Times New Roman"/>
+          <w:sz w:val="32"/>
+          <w:szCs w:val="32"/>
+        </w:rPr>
+        <w:t>)</w:t>
+      </w:r>
+      <w:r>
+        <w:rPr>
+          <w:rFonts w:ascii="Times New Roman" w:hAnsi="Times New Roman" w:cs="Times New Roman"/>
+          <w:sz w:val="32"/>
+          <w:szCs w:val="32"/>
+        </w:rPr>
+        <w:t xml:space="preserve"> for planning, monitoring, and controlling the project.</w:t>
+      </w:r>
+    </w:p>
+    <w:p>
+      <w:pPr>
+        <w:tabs>
+          <w:tab w:val="left" w:pos="1407"/>
+        </w:tabs>
+        <w:rPr>
+          <w:rFonts w:ascii="Times New Roman" w:hAnsi="Times New Roman" w:cs="Times New Roman"/>
+          <w:b/>
+          <w:bCs/>
+          <w:color w:val="215E99" w:themeColor="text2" w:themeTint="BF"/>
+          <w:sz w:val="32"/>
+          <w:szCs w:val="32"/>
+        </w:rPr>
+      </w:pPr>
+      <w:r>
+        <w:rPr>
+          <w:rFonts w:ascii="Times New Roman" w:hAnsi="Times New Roman" w:cs="Times New Roman"/>
+          <w:b/>
+          <w:bCs/>
+          <w:color w:val="215E99" w:themeColor="text2" w:themeTint="BF"/>
+          <w:sz w:val="32"/>
+          <w:szCs w:val="32"/>
+        </w:rPr>
+        <w:t>Signs of Project Risk</w:t>
+      </w:r>
+    </w:p>
+    <w:p>
+      <w:pPr>
+        <w:tabs>
+          <w:tab w:val="left" w:pos="1407"/>
+        </w:tabs>
+        <w:rPr>
+          <w:rFonts w:ascii="Times New Roman" w:hAnsi="Times New Roman" w:cs="Times New Roman"/>
+          <w:sz w:val="32"/>
+          <w:szCs w:val="32"/>
+        </w:rPr>
+      </w:pPr>
+      <w:r>
+        <w:rPr>
+          <w:rFonts w:ascii="Times New Roman" w:hAnsi="Times New Roman" w:cs="Times New Roman"/>
+          <w:b/>
+          <w:bCs/>
+          <w:sz w:val="32"/>
+          <w:szCs w:val="32"/>
+        </w:rPr>
+        <w:t>John Reel</w:t>
+      </w:r>
+      <w:r>
+        <w:rPr>
+          <w:rFonts w:ascii="Times New Roman" w:hAnsi="Times New Roman" w:cs="Times New Roman"/>
+          <w:sz w:val="32"/>
+          <w:szCs w:val="32"/>
+        </w:rPr>
+        <w:t xml:space="preserve"> describes ten signs that show a software project may be in danger:</w:t>
+      </w:r>
+    </w:p>
+    <w:p>
+      <w:pPr>
+        <w:numPr>
+          <w:ilvl w:val="0"/>
+          <w:numId w:val="69"/>
+        </w:numPr>
+        <w:tabs>
+          <w:tab w:val="left" w:pos="1407"/>
+        </w:tabs>
+        <w:rPr>
+          <w:rFonts w:ascii="Times New Roman" w:hAnsi="Times New Roman" w:cs="Times New Roman"/>
+          <w:sz w:val="32"/>
+          <w:szCs w:val="32"/>
+        </w:rPr>
+      </w:pPr>
+      <w:r>
+        <w:rPr>
+          <w:rFonts w:ascii="Times New Roman" w:hAnsi="Times New Roman" w:cs="Times New Roman"/>
+          <w:b/>
+          <w:bCs/>
+          <w:sz w:val="32"/>
+          <w:szCs w:val="32"/>
+        </w:rPr>
+        <w:t>Software people don’t understand customer needs:</w:t>
+      </w:r>
+      <w:r>
+        <w:rPr>
+          <w:rFonts w:ascii="Times New Roman" w:hAnsi="Times New Roman" w:cs="Times New Roman"/>
+          <w:sz w:val="32"/>
+          <w:szCs w:val="32"/>
+        </w:rPr>
+        <w:t xml:space="preserve"> The team does not clearly understand what the customer wants. </w:t>
+      </w:r>
+    </w:p>
+    <w:p>
+      <w:pPr>
+        <w:numPr>
+          <w:ilvl w:val="0"/>
+          <w:numId w:val="69"/>
+        </w:numPr>
+        <w:tabs>
+          <w:tab w:val="left" w:pos="1407"/>
+        </w:tabs>
+        <w:rPr>
+          <w:rFonts w:ascii="Times New Roman" w:hAnsi="Times New Roman" w:cs="Times New Roman"/>
+          <w:sz w:val="32"/>
+          <w:szCs w:val="32"/>
+        </w:rPr>
+      </w:pPr>
+      <w:r>
+        <w:rPr>
+          <w:rFonts w:ascii="Times New Roman" w:hAnsi="Times New Roman" w:cs="Times New Roman"/>
+          <w:b/>
+          <w:bCs/>
+          <w:sz w:val="32"/>
+          <w:szCs w:val="32"/>
+        </w:rPr>
+        <w:t>Product scope is poorly defined:</w:t>
+      </w:r>
+      <w:r>
+        <w:rPr>
+          <w:rFonts w:ascii="Times New Roman" w:hAnsi="Times New Roman" w:cs="Times New Roman"/>
+          <w:sz w:val="32"/>
+          <w:szCs w:val="32"/>
+        </w:rPr>
+        <w:t xml:space="preserve"> It is not clear what the software should include. </w:t>
+      </w:r>
+    </w:p>
+    <w:p>
+      <w:pPr>
+        <w:numPr>
+          <w:ilvl w:val="0"/>
+          <w:numId w:val="69"/>
+        </w:numPr>
+        <w:tabs>
+          <w:tab w:val="left" w:pos="1407"/>
+        </w:tabs>
+        <w:rPr>
+          <w:rFonts w:ascii="Times New Roman" w:hAnsi="Times New Roman" w:cs="Times New Roman"/>
+          <w:sz w:val="32"/>
+          <w:szCs w:val="32"/>
+        </w:rPr>
+      </w:pPr>
+      <w:r>
+        <w:rPr>
+          <w:rFonts w:ascii="Times New Roman" w:hAnsi="Times New Roman" w:cs="Times New Roman"/>
+          <w:b/>
+          <w:bCs/>
+          <w:sz w:val="32"/>
+          <w:szCs w:val="32"/>
+        </w:rPr>
+        <w:t>Changes are managed poorly:</w:t>
+      </w:r>
+      <w:r>
+        <w:rPr>
+          <w:rFonts w:ascii="Times New Roman" w:hAnsi="Times New Roman" w:cs="Times New Roman"/>
+          <w:sz w:val="32"/>
+          <w:szCs w:val="32"/>
+        </w:rPr>
+        <w:t xml:space="preserve"> Changes are made without proper planning or control. </w:t>
+      </w:r>
+    </w:p>
+    <w:p>
+      <w:pPr>
+        <w:numPr>
+          <w:ilvl w:val="0"/>
+          <w:numId w:val="69"/>
+        </w:numPr>
+        <w:tabs>
+          <w:tab w:val="left" w:pos="1407"/>
+        </w:tabs>
+        <w:rPr>
+          <w:rFonts w:ascii="Times New Roman" w:hAnsi="Times New Roman" w:cs="Times New Roman"/>
+          <w:sz w:val="32"/>
+          <w:szCs w:val="32"/>
+        </w:rPr>
+      </w:pPr>
+      <w:r>
+        <w:rPr>
+          <w:rFonts w:ascii="Times New Roman" w:hAnsi="Times New Roman" w:cs="Times New Roman"/>
+          <w:b/>
+          <w:bCs/>
+          <w:sz w:val="32"/>
+          <w:szCs w:val="32"/>
+        </w:rPr>
+        <w:t>The chosen technology changes:</w:t>
+      </w:r>
+      <w:r>
+        <w:rPr>
+          <w:rFonts w:ascii="Times New Roman" w:hAnsi="Times New Roman" w:cs="Times New Roman"/>
+          <w:sz w:val="32"/>
+          <w:szCs w:val="32"/>
+        </w:rPr>
+        <w:t xml:space="preserve"> The technology being used for the project keeps changing. </w:t>
+      </w:r>
+    </w:p>
+    <w:p>
+      <w:pPr>
+        <w:numPr>
+          <w:ilvl w:val="0"/>
+          <w:numId w:val="69"/>
+        </w:numPr>
+        <w:tabs>
+          <w:tab w:val="left" w:pos="1407"/>
+        </w:tabs>
+        <w:rPr>
+          <w:rFonts w:ascii="Times New Roman" w:hAnsi="Times New Roman" w:cs="Times New Roman"/>
+          <w:sz w:val="32"/>
+          <w:szCs w:val="32"/>
+        </w:rPr>
+      </w:pPr>
+      <w:r>
+        <w:rPr>
+          <w:rFonts w:ascii="Times New Roman" w:hAnsi="Times New Roman" w:cs="Times New Roman"/>
+          <w:b/>
+          <w:bCs/>
+          <w:sz w:val="32"/>
+          <w:szCs w:val="32"/>
+        </w:rPr>
+        <w:t>Business needs change:</w:t>
+      </w:r>
+      <w:r>
+        <w:rPr>
+          <w:rFonts w:ascii="Times New Roman" w:hAnsi="Times New Roman" w:cs="Times New Roman"/>
+          <w:sz w:val="32"/>
+          <w:szCs w:val="32"/>
+        </w:rPr>
+        <w:t xml:space="preserve"> The business requirements or goals change during the project. </w:t>
+      </w:r>
+    </w:p>
+    <w:p>
+      <w:pPr>
+        <w:numPr>
+          <w:ilvl w:val="0"/>
+          <w:numId w:val="69"/>
+        </w:numPr>
+        <w:tabs>
+          <w:tab w:val="left" w:pos="1407"/>
+        </w:tabs>
+        <w:rPr>
+          <w:rFonts w:ascii="Times New Roman" w:hAnsi="Times New Roman" w:cs="Times New Roman"/>
+          <w:sz w:val="32"/>
+          <w:szCs w:val="32"/>
+        </w:rPr>
+      </w:pPr>
+      <w:r>
+        <w:rPr>
+          <w:rFonts w:ascii="Times New Roman" w:hAnsi="Times New Roman" w:cs="Times New Roman"/>
+          <w:b/>
+          <w:bCs/>
+          <w:sz w:val="32"/>
+          <w:szCs w:val="32"/>
+        </w:rPr>
+        <w:t>Deadlines are unrealistic:</w:t>
+      </w:r>
+      <w:r>
+        <w:rPr>
+          <w:rFonts w:ascii="Times New Roman" w:hAnsi="Times New Roman" w:cs="Times New Roman"/>
+          <w:sz w:val="32"/>
+          <w:szCs w:val="32"/>
+        </w:rPr>
+        <w:t xml:space="preserve"> The project has deadlines that are difficult or impossible to meet. </w:t>
+      </w:r>
+    </w:p>
+    <w:p>
+      <w:pPr>
+        <w:numPr>
+          <w:ilvl w:val="0"/>
+          <w:numId w:val="69"/>
+        </w:numPr>
+        <w:tabs>
+          <w:tab w:val="left" w:pos="1407"/>
+        </w:tabs>
+        <w:rPr>
+          <w:rFonts w:ascii="Times New Roman" w:hAnsi="Times New Roman" w:cs="Times New Roman"/>
+          <w:sz w:val="32"/>
+          <w:szCs w:val="32"/>
+        </w:rPr>
+      </w:pPr>
+      <w:r>
+        <w:rPr>
+          <w:rFonts w:ascii="Times New Roman" w:hAnsi="Times New Roman" w:cs="Times New Roman"/>
+          <w:b/>
+          <w:bCs/>
+          <w:sz w:val="32"/>
+          <w:szCs w:val="32"/>
+        </w:rPr>
+        <w:t>Users are resistant:</w:t>
+      </w:r>
+      <w:r>
+        <w:rPr>
+          <w:rFonts w:ascii="Times New Roman" w:hAnsi="Times New Roman" w:cs="Times New Roman"/>
+          <w:sz w:val="32"/>
+          <w:szCs w:val="32"/>
+        </w:rPr>
+        <w:t xml:space="preserve"> Users do not want to accept or use the new software. </w:t>
+      </w:r>
+    </w:p>
+    <w:p>
+      <w:pPr>
+        <w:numPr>
+          <w:ilvl w:val="0"/>
+          <w:numId w:val="69"/>
+        </w:numPr>
+        <w:tabs>
+          <w:tab w:val="left" w:pos="1407"/>
+        </w:tabs>
+        <w:rPr>
+          <w:rFonts w:ascii="Times New Roman" w:hAnsi="Times New Roman" w:cs="Times New Roman"/>
+          <w:sz w:val="32"/>
+          <w:szCs w:val="32"/>
+        </w:rPr>
+      </w:pPr>
+      <w:r>
+        <w:rPr>
+          <w:rFonts w:ascii="Times New Roman" w:hAnsi="Times New Roman" w:cs="Times New Roman"/>
+          <w:b/>
+          <w:bCs/>
+          <w:sz w:val="32"/>
+          <w:szCs w:val="32"/>
+        </w:rPr>
+        <w:t>Sponsorship is lost:</w:t>
+      </w:r>
+      <w:r>
+        <w:rPr>
+          <w:rFonts w:ascii="Times New Roman" w:hAnsi="Times New Roman" w:cs="Times New Roman"/>
+          <w:sz w:val="32"/>
+          <w:szCs w:val="32"/>
+        </w:rPr>
+        <w:t xml:space="preserve"> The people supporting or funding the project stop supporting it. </w:t>
+      </w:r>
+    </w:p>
+    <w:p>
+      <w:pPr>
+        <w:numPr>
+          <w:ilvl w:val="0"/>
+          <w:numId w:val="69"/>
+        </w:numPr>
+        <w:tabs>
+          <w:tab w:val="left" w:pos="1407"/>
+        </w:tabs>
+        <w:rPr>
+          <w:rFonts w:ascii="Times New Roman" w:hAnsi="Times New Roman" w:cs="Times New Roman"/>
+          <w:sz w:val="32"/>
+          <w:szCs w:val="32"/>
+        </w:rPr>
+      </w:pPr>
+      <w:r>
+        <w:rPr>
+          <w:rFonts w:ascii="Times New Roman" w:hAnsi="Times New Roman" w:cs="Times New Roman"/>
+          <w:b/>
+          <w:bCs/>
+          <w:sz w:val="32"/>
+          <w:szCs w:val="32"/>
+        </w:rPr>
+        <w:t>Team lacks skills:</w:t>
+      </w:r>
+      <w:r>
+        <w:rPr>
+          <w:rFonts w:ascii="Times New Roman" w:hAnsi="Times New Roman" w:cs="Times New Roman"/>
+          <w:sz w:val="32"/>
+          <w:szCs w:val="32"/>
+        </w:rPr>
+        <w:t xml:space="preserve"> Team members do not have the required skills for the project. </w:t>
+      </w:r>
+    </w:p>
+    <w:p>
+      <w:pPr>
+        <w:numPr>
+          <w:ilvl w:val="0"/>
+          <w:numId w:val="69"/>
+        </w:numPr>
+        <w:tabs>
+          <w:tab w:val="left" w:pos="1407"/>
+        </w:tabs>
+        <w:rPr>
+          <w:rFonts w:ascii="Times New Roman" w:hAnsi="Times New Roman" w:cs="Times New Roman"/>
+          <w:sz w:val="32"/>
+          <w:szCs w:val="32"/>
+        </w:rPr>
+      </w:pPr>
+      <w:r>
+        <w:rPr>
+          <w:rFonts w:ascii="Times New Roman" w:hAnsi="Times New Roman" w:cs="Times New Roman"/>
+          <w:b/>
+          <w:bCs/>
+          <w:sz w:val="32"/>
+          <w:szCs w:val="32"/>
+        </w:rPr>
+        <w:lastRenderedPageBreak/>
+        <w:t>Managers avoid best practices:</w:t>
+      </w:r>
+      <w:r>
+        <w:rPr>
+          <w:rFonts w:ascii="Times New Roman" w:hAnsi="Times New Roman" w:cs="Times New Roman"/>
+          <w:sz w:val="32"/>
+          <w:szCs w:val="32"/>
+        </w:rPr>
+        <w:t xml:space="preserve"> Managers do not follow proven and recommended ways of managing software projects.</w:t>
+      </w:r>
+    </w:p>
+    <w:p>
+      <w:pPr>
+        <w:tabs>
+          <w:tab w:val="left" w:pos="1407"/>
+        </w:tabs>
+        <w:rPr>
+          <w:rFonts w:ascii="Times New Roman" w:hAnsi="Times New Roman" w:cs="Times New Roman"/>
+          <w:b/>
+          <w:bCs/>
+          <w:color w:val="215E99" w:themeColor="text2" w:themeTint="BF"/>
+          <w:sz w:val="32"/>
+          <w:szCs w:val="32"/>
+        </w:rPr>
+      </w:pPr>
+      <w:r>
+        <w:rPr>
+          <w:rFonts w:ascii="Times New Roman" w:hAnsi="Times New Roman" w:cs="Times New Roman"/>
+          <w:b/>
+          <w:bCs/>
+          <w:color w:val="215E99" w:themeColor="text2" w:themeTint="BF"/>
+          <w:sz w:val="32"/>
+          <w:szCs w:val="32"/>
+        </w:rPr>
+        <w:t>How to Avoid Problems?</w:t>
+      </w:r>
+    </w:p>
+    <w:p>
+      <w:pPr>
+        <w:tabs>
+          <w:tab w:val="left" w:pos="1407"/>
+        </w:tabs>
+        <w:rPr>
+          <w:rFonts w:ascii="Times New Roman" w:hAnsi="Times New Roman" w:cs="Times New Roman"/>
+          <w:b/>
+          <w:bCs/>
+          <w:sz w:val="32"/>
+          <w:szCs w:val="32"/>
+        </w:rPr>
+      </w:pPr>
+      <w:r>
+        <w:rPr>
+          <w:rFonts w:ascii="Times New Roman" w:hAnsi="Times New Roman" w:cs="Times New Roman"/>
+          <w:b/>
+          <w:bCs/>
+          <w:sz w:val="32"/>
+          <w:szCs w:val="32"/>
+        </w:rPr>
+        <w:t>1. Start on the Right Foot</w:t>
+      </w:r>
+    </w:p>
+    <w:p>
+      <w:pPr>
+        <w:pStyle w:val="ListParagraph"/>
+        <w:numPr>
+          <w:ilvl w:val="0"/>
+          <w:numId w:val="70"/>
+        </w:numPr>
+        <w:tabs>
+          <w:tab w:val="left" w:pos="1407"/>
+        </w:tabs>
+        <w:rPr>
+          <w:rFonts w:ascii="Times New Roman" w:hAnsi="Times New Roman" w:cs="Times New Roman"/>
+          <w:sz w:val="32"/>
+          <w:szCs w:val="32"/>
+        </w:rPr>
+      </w:pPr>
+      <w:r>
+        <w:rPr>
+          <w:rFonts w:ascii="Times New Roman" w:hAnsi="Times New Roman" w:cs="Times New Roman"/>
+          <w:b/>
+          <w:bCs/>
+          <w:sz w:val="32"/>
+          <w:szCs w:val="32"/>
+        </w:rPr>
+        <w:t>Understand the project:</w:t>
+      </w:r>
+      <w:r>
+        <w:rPr>
+          <w:rFonts w:ascii="Times New Roman" w:hAnsi="Times New Roman" w:cs="Times New Roman"/>
+          <w:sz w:val="32"/>
+          <w:szCs w:val="32"/>
+        </w:rPr>
+        <w:t xml:space="preserve"> Have a detailed understanding of what the project requires. </w:t>
+      </w:r>
+    </w:p>
+    <w:p>
+      <w:pPr>
+        <w:pStyle w:val="ListParagraph"/>
+        <w:numPr>
+          <w:ilvl w:val="0"/>
+          <w:numId w:val="70"/>
+        </w:numPr>
+        <w:tabs>
+          <w:tab w:val="left" w:pos="1407"/>
+        </w:tabs>
+        <w:rPr>
+          <w:rFonts w:ascii="Times New Roman" w:hAnsi="Times New Roman" w:cs="Times New Roman"/>
+          <w:sz w:val="32"/>
+          <w:szCs w:val="32"/>
+        </w:rPr>
+      </w:pPr>
+      <w:r>
+        <w:rPr>
+          <w:rFonts w:ascii="Times New Roman" w:hAnsi="Times New Roman" w:cs="Times New Roman"/>
+          <w:b/>
+          <w:bCs/>
+          <w:sz w:val="32"/>
+          <w:szCs w:val="32"/>
+        </w:rPr>
+        <w:t>Set realistic objectives and expectations:</w:t>
+      </w:r>
+      <w:r>
+        <w:rPr>
+          <w:rFonts w:ascii="Times New Roman" w:hAnsi="Times New Roman" w:cs="Times New Roman"/>
+          <w:sz w:val="32"/>
+          <w:szCs w:val="32"/>
+        </w:rPr>
+        <w:t xml:space="preserve"> Set goals and deadlines that are achievable. </w:t>
+      </w:r>
+    </w:p>
+    <w:p>
+      <w:pPr>
+        <w:pStyle w:val="ListParagraph"/>
+        <w:numPr>
+          <w:ilvl w:val="0"/>
+          <w:numId w:val="70"/>
+        </w:numPr>
+        <w:tabs>
+          <w:tab w:val="left" w:pos="1407"/>
+        </w:tabs>
+        <w:rPr>
+          <w:rFonts w:ascii="Times New Roman" w:hAnsi="Times New Roman" w:cs="Times New Roman"/>
+          <w:sz w:val="32"/>
+          <w:szCs w:val="32"/>
+        </w:rPr>
+      </w:pPr>
+      <w:r>
+        <w:rPr>
+          <w:rFonts w:ascii="Times New Roman" w:hAnsi="Times New Roman" w:cs="Times New Roman"/>
+          <w:b/>
+          <w:bCs/>
+          <w:sz w:val="32"/>
+          <w:szCs w:val="32"/>
+        </w:rPr>
+        <w:t>Select the right team:</w:t>
+      </w:r>
+      <w:r>
+        <w:rPr>
+          <w:rFonts w:ascii="Times New Roman" w:hAnsi="Times New Roman" w:cs="Times New Roman"/>
+          <w:sz w:val="32"/>
+          <w:szCs w:val="32"/>
+        </w:rPr>
+        <w:t xml:space="preserve"> Choose people who have the required skills. </w:t>
+      </w:r>
+    </w:p>
+    <w:p>
+      <w:pPr>
+        <w:pStyle w:val="ListParagraph"/>
+        <w:numPr>
+          <w:ilvl w:val="0"/>
+          <w:numId w:val="70"/>
+        </w:numPr>
+        <w:tabs>
+          <w:tab w:val="left" w:pos="1407"/>
+        </w:tabs>
+        <w:rPr>
+          <w:rFonts w:ascii="Times New Roman" w:hAnsi="Times New Roman" w:cs="Times New Roman"/>
+          <w:sz w:val="32"/>
+          <w:szCs w:val="32"/>
+        </w:rPr>
+      </w:pPr>
+      <w:r>
+        <w:rPr>
+          <w:rFonts w:ascii="Times New Roman" w:hAnsi="Times New Roman" w:cs="Times New Roman"/>
+          <w:b/>
+          <w:bCs/>
+          <w:sz w:val="32"/>
+          <w:szCs w:val="32"/>
+        </w:rPr>
+        <w:t>Facilitate the team:</w:t>
+      </w:r>
+      <w:r>
+        <w:rPr>
+          <w:rFonts w:ascii="Times New Roman" w:hAnsi="Times New Roman" w:cs="Times New Roman"/>
+          <w:sz w:val="32"/>
+          <w:szCs w:val="32"/>
+        </w:rPr>
+        <w:t xml:space="preserve"> Provide the team with the resources and support they need. </w:t>
+      </w:r>
+    </w:p>
+    <w:p>
+      <w:pPr>
+        <w:tabs>
+          <w:tab w:val="left" w:pos="1407"/>
+        </w:tabs>
+        <w:rPr>
+          <w:rFonts w:ascii="Times New Roman" w:hAnsi="Times New Roman" w:cs="Times New Roman"/>
+          <w:b/>
+          <w:bCs/>
+          <w:sz w:val="32"/>
+          <w:szCs w:val="32"/>
+        </w:rPr>
+      </w:pPr>
+      <w:r>
+        <w:rPr>
+          <w:rFonts w:ascii="Times New Roman" w:hAnsi="Times New Roman" w:cs="Times New Roman"/>
+          <w:b/>
+          <w:bCs/>
+          <w:sz w:val="32"/>
+          <w:szCs w:val="32"/>
+        </w:rPr>
+        <w:t>2. Maintain Momentum</w:t>
+      </w:r>
+    </w:p>
+    <w:p>
+      <w:pPr>
+        <w:pStyle w:val="ListParagraph"/>
+        <w:numPr>
+          <w:ilvl w:val="0"/>
+          <w:numId w:val="71"/>
+        </w:numPr>
+        <w:tabs>
+          <w:tab w:val="left" w:pos="1407"/>
+        </w:tabs>
+        <w:rPr>
+          <w:rFonts w:ascii="Times New Roman" w:hAnsi="Times New Roman" w:cs="Times New Roman"/>
+          <w:sz w:val="32"/>
+          <w:szCs w:val="32"/>
+        </w:rPr>
+      </w:pPr>
+      <w:r>
+        <w:rPr>
+          <w:rFonts w:ascii="Times New Roman" w:hAnsi="Times New Roman" w:cs="Times New Roman"/>
+          <w:b/>
+          <w:bCs/>
+          <w:sz w:val="32"/>
+          <w:szCs w:val="32"/>
+        </w:rPr>
+        <w:t>Provide incentives:</w:t>
+      </w:r>
+      <w:r>
+        <w:rPr>
+          <w:rFonts w:ascii="Times New Roman" w:hAnsi="Times New Roman" w:cs="Times New Roman"/>
+          <w:sz w:val="32"/>
+          <w:szCs w:val="32"/>
+        </w:rPr>
+        <w:t xml:space="preserve"> Encourage and motivate team members. </w:t>
+      </w:r>
+    </w:p>
+    <w:p>
+      <w:pPr>
+        <w:pStyle w:val="ListParagraph"/>
+        <w:numPr>
+          <w:ilvl w:val="0"/>
+          <w:numId w:val="71"/>
+        </w:numPr>
+        <w:tabs>
+          <w:tab w:val="left" w:pos="1407"/>
+        </w:tabs>
+        <w:rPr>
+          <w:rFonts w:ascii="Times New Roman" w:hAnsi="Times New Roman" w:cs="Times New Roman"/>
+          <w:sz w:val="32"/>
+          <w:szCs w:val="32"/>
+        </w:rPr>
+      </w:pPr>
+      <w:r>
+        <w:rPr>
+          <w:rFonts w:ascii="Times New Roman" w:hAnsi="Times New Roman" w:cs="Times New Roman"/>
+          <w:b/>
+          <w:bCs/>
+          <w:sz w:val="32"/>
+          <w:szCs w:val="32"/>
+        </w:rPr>
+        <w:t>Reduce bureaucracy:</w:t>
+      </w:r>
+      <w:r>
+        <w:rPr>
+          <w:rFonts w:ascii="Times New Roman" w:hAnsi="Times New Roman" w:cs="Times New Roman"/>
+          <w:sz w:val="32"/>
+          <w:szCs w:val="32"/>
+        </w:rPr>
+        <w:t xml:space="preserve"> Avoid unnecessary rules and paperwork. </w:t>
+      </w:r>
+    </w:p>
+    <w:p>
+      <w:pPr>
+        <w:pStyle w:val="ListParagraph"/>
+        <w:numPr>
+          <w:ilvl w:val="0"/>
+          <w:numId w:val="71"/>
+        </w:numPr>
+        <w:tabs>
+          <w:tab w:val="left" w:pos="1407"/>
+        </w:tabs>
+        <w:rPr>
+          <w:rFonts w:ascii="Times New Roman" w:hAnsi="Times New Roman" w:cs="Times New Roman"/>
+          <w:sz w:val="32"/>
+          <w:szCs w:val="32"/>
+        </w:rPr>
+      </w:pPr>
+      <w:r>
+        <w:rPr>
+          <w:rFonts w:ascii="Times New Roman" w:hAnsi="Times New Roman" w:cs="Times New Roman"/>
+          <w:b/>
+          <w:bCs/>
+          <w:sz w:val="32"/>
+          <w:szCs w:val="32"/>
+        </w:rPr>
+        <w:t>Give autonomy with supervision:</w:t>
+      </w:r>
+      <w:r>
+        <w:rPr>
+          <w:rFonts w:ascii="Times New Roman" w:hAnsi="Times New Roman" w:cs="Times New Roman"/>
+          <w:sz w:val="32"/>
+          <w:szCs w:val="32"/>
+        </w:rPr>
+        <w:t xml:space="preserve"> Allow team members to make decisions while still monitoring their work. </w:t>
+      </w:r>
+    </w:p>
+    <w:p>
+      <w:pPr>
+        <w:tabs>
+          <w:tab w:val="left" w:pos="1407"/>
+        </w:tabs>
+        <w:rPr>
+          <w:rFonts w:ascii="Times New Roman" w:hAnsi="Times New Roman" w:cs="Times New Roman"/>
+          <w:b/>
+          <w:bCs/>
+          <w:sz w:val="32"/>
+          <w:szCs w:val="32"/>
+        </w:rPr>
+      </w:pPr>
+      <w:r>
+        <w:rPr>
+          <w:rFonts w:ascii="Times New Roman" w:hAnsi="Times New Roman" w:cs="Times New Roman"/>
+          <w:b/>
+          <w:bCs/>
+          <w:sz w:val="32"/>
+          <w:szCs w:val="32"/>
+        </w:rPr>
+        <w:t>3. Track Progress</w:t>
+      </w:r>
+    </w:p>
+    <w:p>
+      <w:pPr>
+        <w:pStyle w:val="ListParagraph"/>
+        <w:numPr>
+          <w:ilvl w:val="0"/>
+          <w:numId w:val="72"/>
+        </w:numPr>
+        <w:tabs>
+          <w:tab w:val="left" w:pos="1407"/>
+        </w:tabs>
+        <w:rPr>
+          <w:rFonts w:ascii="Times New Roman" w:hAnsi="Times New Roman" w:cs="Times New Roman"/>
+          <w:sz w:val="32"/>
+          <w:szCs w:val="32"/>
+        </w:rPr>
+      </w:pPr>
+      <w:r>
+        <w:rPr>
+          <w:rFonts w:ascii="Times New Roman" w:hAnsi="Times New Roman" w:cs="Times New Roman"/>
+          <w:b/>
+          <w:bCs/>
+          <w:sz w:val="32"/>
+          <w:szCs w:val="32"/>
+        </w:rPr>
+        <w:t>Assess progress:</w:t>
+      </w:r>
+      <w:r>
+        <w:rPr>
+          <w:rFonts w:ascii="Times New Roman" w:hAnsi="Times New Roman" w:cs="Times New Roman"/>
+          <w:sz w:val="32"/>
+          <w:szCs w:val="32"/>
+        </w:rPr>
+        <w:t xml:space="preserve"> Regularly check the project's progress as work products are completed.</w:t>
+      </w:r>
+    </w:p>
+    <w:p>
+      <w:pPr>
+        <w:tabs>
+          <w:tab w:val="left" w:pos="1407"/>
+        </w:tabs>
+        <w:rPr>
+          <w:rFonts w:ascii="Times New Roman" w:hAnsi="Times New Roman" w:cs="Times New Roman"/>
+          <w:b/>
+          <w:bCs/>
+          <w:sz w:val="32"/>
+          <w:szCs w:val="32"/>
+        </w:rPr>
+      </w:pPr>
+      <w:r>
+        <w:rPr>
+          <w:rFonts w:ascii="Times New Roman" w:hAnsi="Times New Roman" w:cs="Times New Roman"/>
+          <w:b/>
+          <w:bCs/>
+          <w:sz w:val="32"/>
+          <w:szCs w:val="32"/>
+        </w:rPr>
+        <w:t>4. Make Smart Decisions</w:t>
+      </w:r>
+    </w:p>
+    <w:p>
+      <w:pPr>
+        <w:pStyle w:val="ListParagraph"/>
+        <w:numPr>
+          <w:ilvl w:val="0"/>
+          <w:numId w:val="72"/>
+        </w:numPr>
+        <w:tabs>
+          <w:tab w:val="left" w:pos="1407"/>
+        </w:tabs>
+        <w:rPr>
+          <w:rFonts w:ascii="Times New Roman" w:hAnsi="Times New Roman" w:cs="Times New Roman"/>
+          <w:sz w:val="32"/>
+          <w:szCs w:val="32"/>
+        </w:rPr>
+      </w:pPr>
+      <w:r>
+        <w:rPr>
+          <w:rFonts w:ascii="Times New Roman" w:hAnsi="Times New Roman" w:cs="Times New Roman"/>
+          <w:b/>
+          <w:bCs/>
+          <w:sz w:val="32"/>
+          <w:szCs w:val="32"/>
+        </w:rPr>
+        <w:t>Use existing software components:</w:t>
+      </w:r>
+      <w:r>
+        <w:rPr>
+          <w:rFonts w:ascii="Times New Roman" w:hAnsi="Times New Roman" w:cs="Times New Roman"/>
+          <w:sz w:val="32"/>
+          <w:szCs w:val="32"/>
+        </w:rPr>
+        <w:t xml:space="preserve"> When possible, use already available software or </w:t>
+      </w:r>
+      <w:r>
+        <w:rPr>
+          <w:rFonts w:ascii="Times New Roman" w:hAnsi="Times New Roman" w:cs="Times New Roman"/>
+          <w:b/>
+          <w:bCs/>
+          <w:sz w:val="32"/>
+          <w:szCs w:val="32"/>
+        </w:rPr>
+        <w:t>COTS (Commercial Off-The-</w:t>
+      </w:r>
+      <w:proofErr w:type="gramStart"/>
+      <w:r>
+        <w:rPr>
+          <w:rFonts w:ascii="Times New Roman" w:hAnsi="Times New Roman" w:cs="Times New Roman"/>
+          <w:b/>
+          <w:bCs/>
+          <w:sz w:val="32"/>
+          <w:szCs w:val="32"/>
+        </w:rPr>
+        <w:t>Shelf)</w:t>
+      </w:r>
+      <w:r>
+        <w:rPr>
+          <w:rFonts w:ascii="Times New Roman" w:hAnsi="Times New Roman" w:cs="Times New Roman"/>
+          <w:sz w:val="32"/>
+          <w:szCs w:val="32"/>
+        </w:rPr>
+        <w:t xml:space="preserve">  (</w:t>
+      </w:r>
+      <w:proofErr w:type="gramEnd"/>
+      <w:r>
+        <w:rPr>
+          <w:rFonts w:ascii="Times New Roman" w:hAnsi="Times New Roman" w:cs="Times New Roman"/>
+          <w:sz w:val="32"/>
+          <w:szCs w:val="32"/>
+        </w:rPr>
+        <w:t>r</w:t>
+      </w:r>
+      <w:r>
+        <w:rPr>
+          <w:rFonts w:ascii="Times New Roman" w:hAnsi="Times New Roman" w:cs="Times New Roman"/>
+          <w:sz w:val="32"/>
+          <w:szCs w:val="32"/>
+        </w:rPr>
+        <w:t xml:space="preserve">eady-made software that you can </w:t>
+      </w:r>
+      <w:proofErr w:type="gramStart"/>
+      <w:r>
+        <w:rPr>
+          <w:rFonts w:ascii="Times New Roman" w:hAnsi="Times New Roman" w:cs="Times New Roman"/>
+          <w:sz w:val="32"/>
+          <w:szCs w:val="32"/>
+        </w:rPr>
+        <w:t xml:space="preserve">buy </w:t>
+      </w:r>
+      <w:r>
+        <w:rPr>
+          <w:rFonts w:ascii="Times New Roman" w:hAnsi="Times New Roman" w:cs="Times New Roman"/>
+          <w:sz w:val="32"/>
+          <w:szCs w:val="32"/>
+        </w:rPr>
+        <w:t>)</w:t>
+      </w:r>
+      <w:proofErr w:type="gramEnd"/>
+      <w:r>
+        <w:rPr>
+          <w:rFonts w:ascii="Times New Roman" w:hAnsi="Times New Roman" w:cs="Times New Roman"/>
+          <w:sz w:val="32"/>
+          <w:szCs w:val="32"/>
+        </w:rPr>
+        <w:t xml:space="preserve"> </w:t>
+      </w:r>
+      <w:r>
+        <w:rPr>
+          <w:rFonts w:ascii="Times New Roman" w:hAnsi="Times New Roman" w:cs="Times New Roman"/>
+          <w:sz w:val="32"/>
+          <w:szCs w:val="32"/>
+        </w:rPr>
+        <w:t xml:space="preserve">software instead of creating everything from scratch. </w:t>
+      </w:r>
+    </w:p>
+    <w:p>
+      <w:pPr>
+        <w:pStyle w:val="ListParagraph"/>
+        <w:numPr>
+          <w:ilvl w:val="0"/>
+          <w:numId w:val="72"/>
+        </w:numPr>
+        <w:tabs>
+          <w:tab w:val="left" w:pos="1407"/>
+        </w:tabs>
+        <w:rPr>
+          <w:rFonts w:ascii="Times New Roman" w:hAnsi="Times New Roman" w:cs="Times New Roman"/>
+          <w:sz w:val="32"/>
+          <w:szCs w:val="32"/>
+        </w:rPr>
+      </w:pPr>
+      <w:r>
+        <w:rPr>
+          <w:rFonts w:ascii="Times New Roman" w:hAnsi="Times New Roman" w:cs="Times New Roman"/>
+          <w:b/>
+          <w:bCs/>
+          <w:sz w:val="32"/>
+          <w:szCs w:val="32"/>
+        </w:rPr>
+        <w:lastRenderedPageBreak/>
+        <w:t>Choose standard approaches:</w:t>
+      </w:r>
+      <w:r>
+        <w:rPr>
+          <w:rFonts w:ascii="Times New Roman" w:hAnsi="Times New Roman" w:cs="Times New Roman"/>
+          <w:sz w:val="32"/>
+          <w:szCs w:val="32"/>
+        </w:rPr>
+        <w:t xml:space="preserve"> Use common and proven methods, and keep the project simple. </w:t>
+      </w:r>
+    </w:p>
+    <w:p>
+      <w:pPr>
+        <w:pStyle w:val="ListParagraph"/>
+        <w:numPr>
+          <w:ilvl w:val="0"/>
+          <w:numId w:val="72"/>
+        </w:numPr>
+        <w:tabs>
+          <w:tab w:val="left" w:pos="1407"/>
+        </w:tabs>
+        <w:rPr>
+          <w:rFonts w:ascii="Times New Roman" w:hAnsi="Times New Roman" w:cs="Times New Roman"/>
+          <w:sz w:val="32"/>
+          <w:szCs w:val="32"/>
+        </w:rPr>
+      </w:pPr>
+      <w:r>
+        <w:rPr>
+          <w:rFonts w:ascii="Times New Roman" w:hAnsi="Times New Roman" w:cs="Times New Roman"/>
+          <w:b/>
+          <w:bCs/>
+          <w:sz w:val="32"/>
+          <w:szCs w:val="32"/>
+        </w:rPr>
+        <w:t>Avoid risks:</w:t>
+      </w:r>
+      <w:r>
+        <w:rPr>
+          <w:rFonts w:ascii="Times New Roman" w:hAnsi="Times New Roman" w:cs="Times New Roman"/>
+          <w:sz w:val="32"/>
+          <w:szCs w:val="32"/>
+        </w:rPr>
+        <w:t xml:space="preserve"> Identify risks and give extra time to complex or risky tasks. </w:t>
+      </w:r>
+    </w:p>
+    <w:p>
+      <w:pPr>
+        <w:tabs>
+          <w:tab w:val="left" w:pos="1407"/>
+        </w:tabs>
+        <w:rPr>
+          <w:rFonts w:ascii="Times New Roman" w:hAnsi="Times New Roman" w:cs="Times New Roman"/>
+          <w:b/>
+          <w:bCs/>
+          <w:sz w:val="32"/>
+          <w:szCs w:val="32"/>
+        </w:rPr>
+      </w:pPr>
+      <w:r>
+        <w:rPr>
+          <w:rFonts w:ascii="Times New Roman" w:hAnsi="Times New Roman" w:cs="Times New Roman"/>
+          <w:b/>
+          <w:bCs/>
+          <w:sz w:val="32"/>
+          <w:szCs w:val="32"/>
+        </w:rPr>
+        <w:t>5. Conduct a Postmortem Analysis</w:t>
+      </w:r>
+    </w:p>
+    <w:p>
+      <w:pPr>
+        <w:pStyle w:val="ListParagraph"/>
+        <w:numPr>
+          <w:ilvl w:val="0"/>
+          <w:numId w:val="73"/>
+        </w:numPr>
+        <w:tabs>
+          <w:tab w:val="left" w:pos="1407"/>
+        </w:tabs>
+        <w:rPr>
+          <w:rFonts w:ascii="Times New Roman" w:hAnsi="Times New Roman" w:cs="Times New Roman"/>
+          <w:sz w:val="32"/>
+          <w:szCs w:val="32"/>
+        </w:rPr>
+      </w:pPr>
+      <w:r>
+        <w:rPr>
+          <w:rFonts w:ascii="Times New Roman" w:hAnsi="Times New Roman" w:cs="Times New Roman"/>
+          <w:sz w:val="32"/>
+          <w:szCs w:val="32"/>
+        </w:rPr>
+        <w:t xml:space="preserve">A </w:t>
+      </w:r>
+      <w:r>
+        <w:rPr>
+          <w:rFonts w:ascii="Times New Roman" w:hAnsi="Times New Roman" w:cs="Times New Roman"/>
+          <w:b/>
+          <w:bCs/>
+          <w:sz w:val="32"/>
+          <w:szCs w:val="32"/>
+        </w:rPr>
+        <w:t>postmortem analysis</w:t>
+      </w:r>
+      <w:r>
+        <w:rPr>
+          <w:rFonts w:ascii="Times New Roman" w:hAnsi="Times New Roman" w:cs="Times New Roman"/>
+          <w:sz w:val="32"/>
+          <w:szCs w:val="32"/>
+        </w:rPr>
+        <w:t xml:space="preserve"> is done after the project to understand what went well and what went wrong.</w:t>
+      </w:r>
+    </w:p>
+    <w:p>
+      <w:pPr>
+        <w:pStyle w:val="ListParagraph"/>
+        <w:numPr>
+          <w:ilvl w:val="0"/>
+          <w:numId w:val="73"/>
+        </w:numPr>
+        <w:tabs>
+          <w:tab w:val="left" w:pos="1407"/>
+        </w:tabs>
+        <w:rPr>
+          <w:rFonts w:ascii="Times New Roman" w:hAnsi="Times New Roman" w:cs="Times New Roman"/>
+          <w:sz w:val="32"/>
+          <w:szCs w:val="32"/>
+        </w:rPr>
+      </w:pPr>
+      <w:r>
+        <w:rPr>
+          <w:rFonts w:ascii="Times New Roman" w:hAnsi="Times New Roman" w:cs="Times New Roman"/>
+          <w:b/>
+          <w:bCs/>
+          <w:sz w:val="32"/>
+          <w:szCs w:val="32"/>
+        </w:rPr>
+        <w:t>Compare planned and actual schedule:</w:t>
+      </w:r>
+      <w:r>
+        <w:rPr>
+          <w:rFonts w:ascii="Times New Roman" w:hAnsi="Times New Roman" w:cs="Times New Roman"/>
+          <w:sz w:val="32"/>
+          <w:szCs w:val="32"/>
+        </w:rPr>
+        <w:t xml:space="preserve"> Check whether the project was completed according to the planned time. </w:t>
+      </w:r>
+    </w:p>
+    <w:p>
+      <w:pPr>
+        <w:pStyle w:val="ListParagraph"/>
+        <w:numPr>
+          <w:ilvl w:val="0"/>
+          <w:numId w:val="73"/>
+        </w:numPr>
+        <w:tabs>
+          <w:tab w:val="left" w:pos="1407"/>
+        </w:tabs>
+        <w:rPr>
+          <w:rFonts w:ascii="Times New Roman" w:hAnsi="Times New Roman" w:cs="Times New Roman"/>
+          <w:sz w:val="32"/>
+          <w:szCs w:val="32"/>
+        </w:rPr>
+      </w:pPr>
+      <w:r>
+        <w:rPr>
+          <w:rFonts w:ascii="Times New Roman" w:hAnsi="Times New Roman" w:cs="Times New Roman"/>
+          <w:b/>
+          <w:bCs/>
+          <w:sz w:val="32"/>
+          <w:szCs w:val="32"/>
+        </w:rPr>
+        <w:t>Collect and analyze project metrics:</w:t>
+      </w:r>
+      <w:r>
+        <w:rPr>
+          <w:rFonts w:ascii="Times New Roman" w:hAnsi="Times New Roman" w:cs="Times New Roman"/>
+          <w:sz w:val="32"/>
+          <w:szCs w:val="32"/>
+        </w:rPr>
+        <w:t xml:space="preserve"> Collect project data and compare it with standards. </w:t>
+      </w:r>
+    </w:p>
+    <w:p>
+      <w:pPr>
+        <w:pStyle w:val="ListParagraph"/>
+        <w:numPr>
+          <w:ilvl w:val="0"/>
+          <w:numId w:val="73"/>
+        </w:numPr>
+        <w:tabs>
+          <w:tab w:val="left" w:pos="1407"/>
+        </w:tabs>
+        <w:rPr>
+          <w:rFonts w:ascii="Times New Roman" w:hAnsi="Times New Roman" w:cs="Times New Roman"/>
+          <w:sz w:val="32"/>
+          <w:szCs w:val="32"/>
+        </w:rPr>
+      </w:pPr>
+      <w:r>
+        <w:rPr>
+          <w:rFonts w:ascii="Times New Roman" w:hAnsi="Times New Roman" w:cs="Times New Roman"/>
+          <w:b/>
+          <w:bCs/>
+          <w:sz w:val="32"/>
+          <w:szCs w:val="32"/>
+        </w:rPr>
+        <w:t>Get feedback:</w:t>
+      </w:r>
+      <w:r>
+        <w:rPr>
+          <w:rFonts w:ascii="Times New Roman" w:hAnsi="Times New Roman" w:cs="Times New Roman"/>
+          <w:sz w:val="32"/>
+          <w:szCs w:val="32"/>
+        </w:rPr>
+        <w:t xml:space="preserve"> Ask team members and customers about their experience. </w:t>
+      </w:r>
+    </w:p>
+    <w:p>
+      <w:pPr>
+        <w:pStyle w:val="ListParagraph"/>
+        <w:numPr>
+          <w:ilvl w:val="0"/>
+          <w:numId w:val="73"/>
+        </w:numPr>
+        <w:tabs>
+          <w:tab w:val="left" w:pos="1407"/>
+        </w:tabs>
+        <w:rPr>
+          <w:rFonts w:ascii="Times New Roman" w:hAnsi="Times New Roman" w:cs="Times New Roman"/>
+          <w:sz w:val="32"/>
+          <w:szCs w:val="32"/>
+        </w:rPr>
+      </w:pPr>
+      <w:r>
+        <w:rPr>
+          <w:rFonts w:ascii="Times New Roman" w:hAnsi="Times New Roman" w:cs="Times New Roman"/>
+          <w:b/>
+          <w:bCs/>
+          <w:sz w:val="32"/>
+          <w:szCs w:val="32"/>
+        </w:rPr>
+        <w:t>Record lessons learned:</w:t>
+      </w:r>
+      <w:r>
+        <w:rPr>
+          <w:rFonts w:ascii="Times New Roman" w:hAnsi="Times New Roman" w:cs="Times New Roman"/>
+          <w:sz w:val="32"/>
+          <w:szCs w:val="32"/>
+        </w:rPr>
+        <w:t xml:space="preserve"> Write down what was learned so it can help in future projects.</w:t>
+      </w:r>
+    </w:p>
+    <w:p>
+      <w:pPr>
+        <w:tabs>
+          <w:tab w:val="left" w:pos="1407"/>
+        </w:tabs>
+        <w:rPr>
+          <w:rFonts w:ascii="Times New Roman" w:hAnsi="Times New Roman" w:cs="Times New Roman"/>
+          <w:b/>
+          <w:bCs/>
+          <w:color w:val="215E99" w:themeColor="text2" w:themeTint="BF"/>
+          <w:sz w:val="32"/>
+          <w:szCs w:val="32"/>
+        </w:rPr>
+      </w:pPr>
+      <w:r>
+        <w:rPr>
+          <w:rFonts w:ascii="Times New Roman" w:hAnsi="Times New Roman" w:cs="Times New Roman"/>
+          <w:b/>
+          <w:bCs/>
+          <w:color w:val="215E99" w:themeColor="text2" w:themeTint="BF"/>
+          <w:sz w:val="32"/>
+          <w:szCs w:val="32"/>
+        </w:rPr>
+        <w:t>W5HH Principle</w:t>
+      </w:r>
+    </w:p>
+    <w:p>
+      <w:pPr>
+        <w:tabs>
+          <w:tab w:val="left" w:pos="1407"/>
+        </w:tabs>
+        <w:rPr>
+          <w:rFonts w:ascii="Times New Roman" w:hAnsi="Times New Roman" w:cs="Times New Roman"/>
+          <w:sz w:val="32"/>
+          <w:szCs w:val="32"/>
+        </w:rPr>
+      </w:pPr>
+      <w:r>
+        <w:rPr>
+          <w:rFonts w:ascii="Times New Roman" w:hAnsi="Times New Roman" w:cs="Times New Roman"/>
+          <w:b/>
+          <w:bCs/>
+          <w:sz w:val="32"/>
+          <w:szCs w:val="32"/>
+        </w:rPr>
+        <w:t>Suggested by Barry Boehm</w:t>
+      </w:r>
+      <w:r>
+        <w:rPr>
+          <w:rFonts w:ascii="Times New Roman" w:hAnsi="Times New Roman" w:cs="Times New Roman"/>
+          <w:sz w:val="32"/>
+          <w:szCs w:val="32"/>
+        </w:rPr>
+        <w:t xml:space="preserve"> in one of his papers. </w:t>
+      </w:r>
+    </w:p>
+    <w:p>
+      <w:pPr>
+        <w:tabs>
+          <w:tab w:val="left" w:pos="1407"/>
+        </w:tabs>
+        <w:rPr>
+          <w:rFonts w:ascii="Times New Roman" w:hAnsi="Times New Roman" w:cs="Times New Roman"/>
+          <w:sz w:val="32"/>
+          <w:szCs w:val="32"/>
+        </w:rPr>
+      </w:pPr>
+      <w:r>
+        <w:rPr>
+          <w:rFonts w:ascii="Times New Roman" w:hAnsi="Times New Roman" w:cs="Times New Roman"/>
+          <w:sz w:val="32"/>
+          <w:szCs w:val="32"/>
+        </w:rPr>
+        <w:t xml:space="preserve">It is an excellent </w:t>
+      </w:r>
+      <w:r>
+        <w:rPr>
+          <w:rFonts w:ascii="Times New Roman" w:hAnsi="Times New Roman" w:cs="Times New Roman"/>
+          <w:b/>
+          <w:bCs/>
+          <w:sz w:val="32"/>
+          <w:szCs w:val="32"/>
+        </w:rPr>
+        <w:t>planning outline</w:t>
+      </w:r>
+      <w:r>
+        <w:rPr>
+          <w:rFonts w:ascii="Times New Roman" w:hAnsi="Times New Roman" w:cs="Times New Roman"/>
+          <w:sz w:val="32"/>
+          <w:szCs w:val="32"/>
+        </w:rPr>
+        <w:t xml:space="preserve"> for project managers and software teams. </w:t>
+      </w:r>
+    </w:p>
+    <w:p>
+      <w:pPr>
+        <w:tabs>
+          <w:tab w:val="left" w:pos="1407"/>
+        </w:tabs>
+        <w:rPr>
+          <w:rFonts w:ascii="Times New Roman" w:hAnsi="Times New Roman" w:cs="Times New Roman"/>
+          <w:sz w:val="32"/>
+          <w:szCs w:val="32"/>
+        </w:rPr>
+      </w:pPr>
+      <w:r>
+        <w:rPr>
+          <w:rFonts w:ascii="Times New Roman" w:hAnsi="Times New Roman" w:cs="Times New Roman"/>
+          <w:sz w:val="32"/>
+          <w:szCs w:val="32"/>
+        </w:rPr>
+        <w:t xml:space="preserve">It can be applied to </w:t>
+      </w:r>
+      <w:r>
+        <w:rPr>
+          <w:rFonts w:ascii="Times New Roman" w:hAnsi="Times New Roman" w:cs="Times New Roman"/>
+          <w:b/>
+          <w:bCs/>
+          <w:sz w:val="32"/>
+          <w:szCs w:val="32"/>
+        </w:rPr>
+        <w:t>all sizes of software projects</w:t>
+      </w:r>
+      <w:r>
+        <w:rPr>
+          <w:rFonts w:ascii="Times New Roman" w:hAnsi="Times New Roman" w:cs="Times New Roman"/>
+          <w:sz w:val="32"/>
+          <w:szCs w:val="32"/>
+        </w:rPr>
+        <w:t xml:space="preserve">. </w:t>
+      </w:r>
+    </w:p>
+    <w:p>
+      <w:pPr>
+        <w:tabs>
+          <w:tab w:val="left" w:pos="1407"/>
+        </w:tabs>
+        <w:rPr>
+          <w:rFonts w:ascii="Times New Roman" w:hAnsi="Times New Roman" w:cs="Times New Roman"/>
+          <w:b/>
+          <w:bCs/>
+          <w:sz w:val="32"/>
+          <w:szCs w:val="32"/>
+        </w:rPr>
+      </w:pPr>
+      <w:r>
+        <w:rPr>
+          <w:rFonts w:ascii="Times New Roman" w:hAnsi="Times New Roman" w:cs="Times New Roman"/>
+          <w:b/>
+          <w:bCs/>
+          <w:sz w:val="32"/>
+          <w:szCs w:val="32"/>
+        </w:rPr>
+        <w:t>W5HH Principle helps address:</w:t>
+      </w:r>
+    </w:p>
+    <w:p>
+      <w:pPr>
+        <w:pStyle w:val="ListParagraph"/>
+        <w:numPr>
+          <w:ilvl w:val="0"/>
+          <w:numId w:val="74"/>
+        </w:numPr>
+        <w:tabs>
+          <w:tab w:val="left" w:pos="1407"/>
+        </w:tabs>
+        <w:rPr>
+          <w:rFonts w:ascii="Times New Roman" w:hAnsi="Times New Roman" w:cs="Times New Roman"/>
+          <w:sz w:val="32"/>
+          <w:szCs w:val="32"/>
+        </w:rPr>
+      </w:pPr>
+      <w:r>
+        <w:rPr>
+          <w:rFonts w:ascii="Times New Roman" w:hAnsi="Times New Roman" w:cs="Times New Roman"/>
+          <w:b/>
+          <w:bCs/>
+          <w:sz w:val="32"/>
+          <w:szCs w:val="32"/>
+        </w:rPr>
+        <w:t>Project objectives:</w:t>
+      </w:r>
+      <w:r>
+        <w:rPr>
+          <w:rFonts w:ascii="Times New Roman" w:hAnsi="Times New Roman" w:cs="Times New Roman"/>
+          <w:sz w:val="32"/>
+          <w:szCs w:val="32"/>
+        </w:rPr>
+        <w:t xml:space="preserve"> What do we want to achieve? </w:t>
+      </w:r>
+    </w:p>
+    <w:p>
+      <w:pPr>
+        <w:pStyle w:val="ListParagraph"/>
+        <w:numPr>
+          <w:ilvl w:val="0"/>
+          <w:numId w:val="74"/>
+        </w:numPr>
+        <w:tabs>
+          <w:tab w:val="left" w:pos="1407"/>
+        </w:tabs>
+        <w:rPr>
+          <w:rFonts w:ascii="Times New Roman" w:hAnsi="Times New Roman" w:cs="Times New Roman"/>
+          <w:sz w:val="32"/>
+          <w:szCs w:val="32"/>
+        </w:rPr>
+      </w:pPr>
+      <w:r>
+        <w:rPr>
+          <w:rFonts w:ascii="Times New Roman" w:hAnsi="Times New Roman" w:cs="Times New Roman"/>
+          <w:b/>
+          <w:bCs/>
+          <w:sz w:val="32"/>
+          <w:szCs w:val="32"/>
+        </w:rPr>
+        <w:t>Milestones &amp; schedule:</w:t>
+      </w:r>
+      <w:r>
+        <w:rPr>
+          <w:rFonts w:ascii="Times New Roman" w:hAnsi="Times New Roman" w:cs="Times New Roman"/>
+          <w:sz w:val="32"/>
+          <w:szCs w:val="32"/>
+        </w:rPr>
+        <w:t xml:space="preserve"> When should each task be completed? </w:t>
+      </w:r>
+    </w:p>
+    <w:p>
+      <w:pPr>
+        <w:pStyle w:val="ListParagraph"/>
+        <w:numPr>
+          <w:ilvl w:val="0"/>
+          <w:numId w:val="74"/>
+        </w:numPr>
+        <w:tabs>
+          <w:tab w:val="left" w:pos="1407"/>
+        </w:tabs>
+        <w:rPr>
+          <w:rFonts w:ascii="Times New Roman" w:hAnsi="Times New Roman" w:cs="Times New Roman"/>
+          <w:sz w:val="32"/>
+          <w:szCs w:val="32"/>
+        </w:rPr>
+      </w:pPr>
+      <w:r>
+        <w:rPr>
+          <w:rFonts w:ascii="Times New Roman" w:hAnsi="Times New Roman" w:cs="Times New Roman"/>
+          <w:b/>
+          <w:bCs/>
+          <w:sz w:val="32"/>
+          <w:szCs w:val="32"/>
+        </w:rPr>
+        <w:t>Responsibilities:</w:t>
+      </w:r>
+      <w:r>
+        <w:rPr>
+          <w:rFonts w:ascii="Times New Roman" w:hAnsi="Times New Roman" w:cs="Times New Roman"/>
+          <w:sz w:val="32"/>
+          <w:szCs w:val="32"/>
+        </w:rPr>
+        <w:t xml:space="preserve"> Who will do each task? </w:t>
+      </w:r>
+    </w:p>
+    <w:p>
+      <w:pPr>
+        <w:pStyle w:val="ListParagraph"/>
+        <w:numPr>
+          <w:ilvl w:val="0"/>
+          <w:numId w:val="74"/>
+        </w:numPr>
+        <w:tabs>
+          <w:tab w:val="left" w:pos="1407"/>
+        </w:tabs>
+        <w:rPr>
+          <w:rFonts w:ascii="Times New Roman" w:hAnsi="Times New Roman" w:cs="Times New Roman"/>
+          <w:sz w:val="32"/>
+          <w:szCs w:val="32"/>
+        </w:rPr>
+      </w:pPr>
+      <w:r>
+        <w:rPr>
+          <w:rFonts w:ascii="Times New Roman" w:hAnsi="Times New Roman" w:cs="Times New Roman"/>
+          <w:b/>
+          <w:bCs/>
+          <w:sz w:val="32"/>
+          <w:szCs w:val="32"/>
+        </w:rPr>
+        <w:t>Management &amp; technical approaches</w:t>
+      </w:r>
+      <w:r>
+        <w:rPr>
+          <w:rFonts w:ascii="Times New Roman" w:hAnsi="Times New Roman" w:cs="Times New Roman"/>
+          <w:b/>
+          <w:bCs/>
+          <w:sz w:val="32"/>
+          <w:szCs w:val="32"/>
+        </w:rPr>
+        <w:t xml:space="preserve"> (Top up or Bottom Down)</w:t>
+      </w:r>
+      <w:r>
+        <w:rPr>
+          <w:rFonts w:ascii="Times New Roman" w:hAnsi="Times New Roman" w:cs="Times New Roman"/>
+          <w:b/>
+          <w:bCs/>
+          <w:sz w:val="32"/>
+          <w:szCs w:val="32"/>
+        </w:rPr>
+        <w:t>:</w:t>
+      </w:r>
+      <w:r>
+        <w:rPr>
+          <w:rFonts w:ascii="Times New Roman" w:hAnsi="Times New Roman" w:cs="Times New Roman"/>
+          <w:sz w:val="32"/>
+          <w:szCs w:val="32"/>
+        </w:rPr>
+        <w:t xml:space="preserve"> How will the project be managed and developed? </w:t>
+      </w:r>
+    </w:p>
+    <w:p>
+      <w:pPr>
+        <w:pStyle w:val="ListParagraph"/>
+        <w:numPr>
+          <w:ilvl w:val="0"/>
+          <w:numId w:val="74"/>
+        </w:numPr>
+        <w:tabs>
+          <w:tab w:val="left" w:pos="1407"/>
+        </w:tabs>
+        <w:rPr>
+          <w:rFonts w:ascii="Times New Roman" w:hAnsi="Times New Roman" w:cs="Times New Roman"/>
+          <w:sz w:val="32"/>
+          <w:szCs w:val="32"/>
+        </w:rPr>
+      </w:pPr>
+      <w:r>
+        <w:rPr>
+          <w:rFonts w:ascii="Times New Roman" w:hAnsi="Times New Roman" w:cs="Times New Roman"/>
+          <w:b/>
+          <w:bCs/>
+          <w:sz w:val="32"/>
+          <w:szCs w:val="32"/>
+        </w:rPr>
+        <w:lastRenderedPageBreak/>
+        <w:t>Required resources:</w:t>
+      </w:r>
+      <w:r>
+        <w:rPr>
+          <w:rFonts w:ascii="Times New Roman" w:hAnsi="Times New Roman" w:cs="Times New Roman"/>
+          <w:sz w:val="32"/>
+          <w:szCs w:val="32"/>
+        </w:rPr>
+        <w:t xml:space="preserve"> What resources are needed for the project?</w:t>
+      </w:r>
+    </w:p>
+    <w:p>
+      <w:pPr>
+        <w:tabs>
+          <w:tab w:val="left" w:pos="1407"/>
+        </w:tabs>
+        <w:rPr>
+          <w:rFonts w:ascii="Times New Roman" w:hAnsi="Times New Roman" w:cs="Times New Roman"/>
+          <w:b/>
+          <w:bCs/>
+          <w:color w:val="215E99" w:themeColor="text2" w:themeTint="BF"/>
+          <w:sz w:val="32"/>
+          <w:szCs w:val="32"/>
+        </w:rPr>
+      </w:pPr>
+      <w:r>
+        <w:rPr>
+          <w:rFonts w:ascii="Times New Roman" w:hAnsi="Times New Roman" w:cs="Times New Roman"/>
+          <w:b/>
+          <w:bCs/>
+          <w:color w:val="215E99" w:themeColor="text2" w:themeTint="BF"/>
+          <w:sz w:val="32"/>
+          <w:szCs w:val="32"/>
+        </w:rPr>
+        <w:t>W</w:t>
+      </w:r>
+      <w:r>
+        <w:rPr>
+          <w:rFonts w:ascii="Times New Roman" w:hAnsi="Times New Roman" w:cs="Times New Roman"/>
+          <w:b/>
+          <w:bCs/>
+          <w:color w:val="215E99" w:themeColor="text2" w:themeTint="BF"/>
+          <w:sz w:val="32"/>
+          <w:szCs w:val="32"/>
+          <w:vertAlign w:val="superscript"/>
+        </w:rPr>
+        <w:t>5</w:t>
+      </w:r>
+      <w:r>
+        <w:rPr>
+          <w:rFonts w:ascii="Times New Roman" w:hAnsi="Times New Roman" w:cs="Times New Roman"/>
+          <w:b/>
+          <w:bCs/>
+          <w:color w:val="215E99" w:themeColor="text2" w:themeTint="BF"/>
+          <w:sz w:val="32"/>
+          <w:szCs w:val="32"/>
+        </w:rPr>
+        <w:t>HH principle</w:t>
+      </w:r>
+    </w:p>
+    <w:p>
+      <w:pPr>
+        <w:tabs>
+          <w:tab w:val="left" w:pos="1407"/>
+        </w:tabs>
+        <w:rPr>
+          <w:rFonts w:ascii="Times New Roman" w:hAnsi="Times New Roman" w:cs="Times New Roman"/>
+          <w:sz w:val="32"/>
+          <w:szCs w:val="32"/>
+        </w:rPr>
+      </w:pPr>
+      <w:r>
+        <w:rPr>
+          <w:rFonts w:ascii="Times New Roman" w:hAnsi="Times New Roman" w:cs="Times New Roman"/>
+          <w:b/>
+          <w:bCs/>
+          <w:sz w:val="32"/>
+          <w:szCs w:val="32"/>
+        </w:rPr>
+        <w:t>W — Why is the system being developed?</w:t>
+      </w:r>
+    </w:p>
+    <w:p>
+      <w:pPr>
+        <w:pStyle w:val="ListParagraph"/>
+        <w:numPr>
+          <w:ilvl w:val="0"/>
+          <w:numId w:val="75"/>
+        </w:numPr>
+        <w:tabs>
+          <w:tab w:val="left" w:pos="1407"/>
+        </w:tabs>
+        <w:rPr>
+          <w:rFonts w:ascii="Times New Roman" w:hAnsi="Times New Roman" w:cs="Times New Roman"/>
+          <w:sz w:val="32"/>
+          <w:szCs w:val="32"/>
+        </w:rPr>
+      </w:pPr>
+      <w:r>
+        <w:rPr>
+          <w:rFonts w:ascii="Times New Roman" w:hAnsi="Times New Roman" w:cs="Times New Roman"/>
+          <w:sz w:val="32"/>
+          <w:szCs w:val="32"/>
+        </w:rPr>
+        <w:t xml:space="preserve">Helps check whether there is a valid </w:t>
+      </w:r>
+      <w:r>
+        <w:rPr>
+          <w:rFonts w:ascii="Times New Roman" w:hAnsi="Times New Roman" w:cs="Times New Roman"/>
+          <w:b/>
+          <w:bCs/>
+          <w:sz w:val="32"/>
+          <w:szCs w:val="32"/>
+        </w:rPr>
+        <w:t>business reason</w:t>
+      </w:r>
+      <w:r>
+        <w:rPr>
+          <w:rFonts w:ascii="Times New Roman" w:hAnsi="Times New Roman" w:cs="Times New Roman"/>
+          <w:sz w:val="32"/>
+          <w:szCs w:val="32"/>
+        </w:rPr>
+        <w:t xml:space="preserve"> for developing the software. </w:t>
+      </w:r>
+    </w:p>
+    <w:p>
+      <w:pPr>
+        <w:pStyle w:val="ListParagraph"/>
+        <w:numPr>
+          <w:ilvl w:val="0"/>
+          <w:numId w:val="75"/>
+        </w:numPr>
+        <w:tabs>
+          <w:tab w:val="left" w:pos="1407"/>
+        </w:tabs>
+        <w:rPr>
+          <w:rFonts w:ascii="Times New Roman" w:hAnsi="Times New Roman" w:cs="Times New Roman"/>
+          <w:sz w:val="32"/>
+          <w:szCs w:val="32"/>
+        </w:rPr>
+      </w:pPr>
+      <w:r>
+        <w:rPr>
+          <w:rFonts w:ascii="Times New Roman" w:hAnsi="Times New Roman" w:cs="Times New Roman"/>
+          <w:sz w:val="32"/>
+          <w:szCs w:val="32"/>
+        </w:rPr>
+        <w:t xml:space="preserve">Determines whether the business purpose is worth the </w:t>
+      </w:r>
+      <w:r>
+        <w:rPr>
+          <w:rFonts w:ascii="Times New Roman" w:hAnsi="Times New Roman" w:cs="Times New Roman"/>
+          <w:b/>
+          <w:bCs/>
+          <w:sz w:val="32"/>
+          <w:szCs w:val="32"/>
+        </w:rPr>
+        <w:t>people, time, and money</w:t>
+      </w:r>
+      <w:r>
+        <w:rPr>
+          <w:rFonts w:ascii="Times New Roman" w:hAnsi="Times New Roman" w:cs="Times New Roman"/>
+          <w:sz w:val="32"/>
+          <w:szCs w:val="32"/>
+        </w:rPr>
+        <w:t xml:space="preserve"> spent on the project. </w:t>
+      </w:r>
+    </w:p>
+    <w:p>
+      <w:pPr>
+        <w:tabs>
+          <w:tab w:val="left" w:pos="1407"/>
+        </w:tabs>
+        <w:rPr>
+          <w:rFonts w:ascii="Times New Roman" w:hAnsi="Times New Roman" w:cs="Times New Roman"/>
+          <w:sz w:val="32"/>
+          <w:szCs w:val="32"/>
+        </w:rPr>
+      </w:pPr>
+      <w:r>
+        <w:rPr>
+          <w:rFonts w:ascii="Times New Roman" w:hAnsi="Times New Roman" w:cs="Times New Roman"/>
+          <w:b/>
+          <w:bCs/>
+          <w:sz w:val="32"/>
+          <w:szCs w:val="32"/>
+        </w:rPr>
+        <w:t>W — What will be done?</w:t>
+      </w:r>
+    </w:p>
+    <w:p>
+      <w:pPr>
+        <w:pStyle w:val="ListParagraph"/>
+        <w:numPr>
+          <w:ilvl w:val="0"/>
+          <w:numId w:val="76"/>
+        </w:numPr>
+        <w:tabs>
+          <w:tab w:val="left" w:pos="1407"/>
+        </w:tabs>
+        <w:rPr>
+          <w:rFonts w:ascii="Times New Roman" w:hAnsi="Times New Roman" w:cs="Times New Roman"/>
+          <w:sz w:val="32"/>
+          <w:szCs w:val="32"/>
+        </w:rPr>
+      </w:pPr>
+      <w:r>
+        <w:rPr>
+          <w:rFonts w:ascii="Times New Roman" w:hAnsi="Times New Roman" w:cs="Times New Roman"/>
+          <w:sz w:val="32"/>
+          <w:szCs w:val="32"/>
+        </w:rPr>
+        <w:t xml:space="preserve">Identifies the </w:t>
+      </w:r>
+      <w:r>
+        <w:rPr>
+          <w:rFonts w:ascii="Times New Roman" w:hAnsi="Times New Roman" w:cs="Times New Roman"/>
+          <w:b/>
+          <w:bCs/>
+          <w:sz w:val="32"/>
+          <w:szCs w:val="32"/>
+        </w:rPr>
+        <w:t>tasks</w:t>
+      </w:r>
+      <w:r>
+        <w:rPr>
+          <w:rFonts w:ascii="Times New Roman" w:hAnsi="Times New Roman" w:cs="Times New Roman"/>
+          <w:sz w:val="32"/>
+          <w:szCs w:val="32"/>
+        </w:rPr>
+        <w:t xml:space="preserve"> that need to be completed for the project. </w:t>
+      </w:r>
+    </w:p>
+    <w:p>
+      <w:pPr>
+        <w:tabs>
+          <w:tab w:val="left" w:pos="1407"/>
+        </w:tabs>
+        <w:rPr>
+          <w:rFonts w:ascii="Times New Roman" w:hAnsi="Times New Roman" w:cs="Times New Roman"/>
+          <w:sz w:val="32"/>
+          <w:szCs w:val="32"/>
+        </w:rPr>
+      </w:pPr>
+      <w:r>
+        <w:rPr>
+          <w:rFonts w:ascii="Times New Roman" w:hAnsi="Times New Roman" w:cs="Times New Roman"/>
+          <w:b/>
+          <w:bCs/>
+          <w:sz w:val="32"/>
+          <w:szCs w:val="32"/>
+        </w:rPr>
+        <w:t>W — When will it be done?</w:t>
+      </w:r>
+    </w:p>
+    <w:p>
+      <w:pPr>
+        <w:pStyle w:val="ListParagraph"/>
+        <w:numPr>
+          <w:ilvl w:val="0"/>
+          <w:numId w:val="76"/>
+        </w:numPr>
+        <w:tabs>
+          <w:tab w:val="left" w:pos="1407"/>
+        </w:tabs>
+        <w:rPr>
+          <w:rFonts w:ascii="Times New Roman" w:hAnsi="Times New Roman" w:cs="Times New Roman"/>
+          <w:sz w:val="32"/>
+          <w:szCs w:val="32"/>
+        </w:rPr>
+      </w:pPr>
+      <w:r>
+        <w:rPr>
+          <w:rFonts w:ascii="Times New Roman" w:hAnsi="Times New Roman" w:cs="Times New Roman"/>
+          <w:sz w:val="32"/>
+          <w:szCs w:val="32"/>
+        </w:rPr>
+        <w:t xml:space="preserve">Helps create the </w:t>
+      </w:r>
+      <w:r>
+        <w:rPr>
+          <w:rFonts w:ascii="Times New Roman" w:hAnsi="Times New Roman" w:cs="Times New Roman"/>
+          <w:b/>
+          <w:bCs/>
+          <w:sz w:val="32"/>
+          <w:szCs w:val="32"/>
+        </w:rPr>
+        <w:t>project schedule</w:t>
+      </w:r>
+      <w:r>
+        <w:rPr>
+          <w:rFonts w:ascii="Times New Roman" w:hAnsi="Times New Roman" w:cs="Times New Roman"/>
+          <w:sz w:val="32"/>
+          <w:szCs w:val="32"/>
+        </w:rPr>
+        <w:t xml:space="preserve">. </w:t>
+      </w:r>
+    </w:p>
+    <w:p>
+      <w:pPr>
+        <w:pStyle w:val="ListParagraph"/>
+        <w:numPr>
+          <w:ilvl w:val="0"/>
+          <w:numId w:val="76"/>
+        </w:numPr>
+        <w:tabs>
+          <w:tab w:val="left" w:pos="1407"/>
+        </w:tabs>
+        <w:rPr>
+          <w:rFonts w:ascii="Times New Roman" w:hAnsi="Times New Roman" w:cs="Times New Roman"/>
+          <w:sz w:val="32"/>
+          <w:szCs w:val="32"/>
+        </w:rPr>
+      </w:pPr>
+      <w:r>
+        <w:rPr>
+          <w:rFonts w:ascii="Times New Roman" w:hAnsi="Times New Roman" w:cs="Times New Roman"/>
+          <w:sz w:val="32"/>
+          <w:szCs w:val="32"/>
+        </w:rPr>
+        <w:t xml:space="preserve">Identifies when tasks should be completed and when </w:t>
+      </w:r>
+      <w:r>
+        <w:rPr>
+          <w:rFonts w:ascii="Times New Roman" w:hAnsi="Times New Roman" w:cs="Times New Roman"/>
+          <w:b/>
+          <w:bCs/>
+          <w:sz w:val="32"/>
+          <w:szCs w:val="32"/>
+        </w:rPr>
+        <w:t>milestones</w:t>
+      </w:r>
+      <w:r>
+        <w:rPr>
+          <w:rFonts w:ascii="Times New Roman" w:hAnsi="Times New Roman" w:cs="Times New Roman"/>
+          <w:sz w:val="32"/>
+          <w:szCs w:val="32"/>
+        </w:rPr>
+        <w:t xml:space="preserve"> should be reached</w:t>
+      </w:r>
+    </w:p>
+    <w:p>
+      <w:pPr>
+        <w:tabs>
+          <w:tab w:val="left" w:pos="1407"/>
+        </w:tabs>
+        <w:rPr>
+          <w:rFonts w:ascii="Times New Roman" w:hAnsi="Times New Roman" w:cs="Times New Roman"/>
+          <w:sz w:val="32"/>
+          <w:szCs w:val="32"/>
+        </w:rPr>
+      </w:pPr>
+      <w:r>
+        <w:rPr>
+          <w:rFonts w:ascii="Times New Roman" w:hAnsi="Times New Roman" w:cs="Times New Roman"/>
+          <w:b/>
+          <w:bCs/>
+          <w:sz w:val="32"/>
+          <w:szCs w:val="32"/>
+        </w:rPr>
+        <w:t>W — Who is responsible for a function?</w:t>
+      </w:r>
+    </w:p>
+    <w:p>
+      <w:pPr>
+        <w:pStyle w:val="ListParagraph"/>
+        <w:numPr>
+          <w:ilvl w:val="0"/>
+          <w:numId w:val="77"/>
+        </w:numPr>
+        <w:tabs>
+          <w:tab w:val="left" w:pos="1407"/>
+        </w:tabs>
+        <w:rPr>
+          <w:rFonts w:ascii="Times New Roman" w:hAnsi="Times New Roman" w:cs="Times New Roman"/>
+          <w:sz w:val="32"/>
+          <w:szCs w:val="32"/>
+        </w:rPr>
+      </w:pPr>
+      <w:r>
+        <w:rPr>
+          <w:rFonts w:ascii="Times New Roman" w:hAnsi="Times New Roman" w:cs="Times New Roman"/>
+          <w:sz w:val="32"/>
+          <w:szCs w:val="32"/>
+        </w:rPr>
+        <w:t xml:space="preserve">Defines the </w:t>
+      </w:r>
+      <w:r>
+        <w:rPr>
+          <w:rFonts w:ascii="Times New Roman" w:hAnsi="Times New Roman" w:cs="Times New Roman"/>
+          <w:b/>
+          <w:bCs/>
+          <w:sz w:val="32"/>
+          <w:szCs w:val="32"/>
+        </w:rPr>
+        <w:t>roles and responsibilities</w:t>
+      </w:r>
+      <w:r>
+        <w:rPr>
+          <w:rFonts w:ascii="Times New Roman" w:hAnsi="Times New Roman" w:cs="Times New Roman"/>
+          <w:sz w:val="32"/>
+          <w:szCs w:val="32"/>
+        </w:rPr>
+        <w:t xml:space="preserve"> of each team member. </w:t>
+      </w:r>
+    </w:p>
+    <w:p>
+      <w:pPr>
+        <w:tabs>
+          <w:tab w:val="left" w:pos="1407"/>
+        </w:tabs>
+        <w:rPr>
+          <w:rFonts w:ascii="Times New Roman" w:hAnsi="Times New Roman" w:cs="Times New Roman"/>
+          <w:sz w:val="32"/>
+          <w:szCs w:val="32"/>
+        </w:rPr>
+      </w:pPr>
+      <w:r>
+        <w:rPr>
+          <w:rFonts w:ascii="Times New Roman" w:hAnsi="Times New Roman" w:cs="Times New Roman"/>
+          <w:b/>
+          <w:bCs/>
+          <w:sz w:val="32"/>
+          <w:szCs w:val="32"/>
+        </w:rPr>
+        <w:t>W — Where are they organizationally located?</w:t>
+      </w:r>
+    </w:p>
+    <w:p>
+      <w:pPr>
+        <w:pStyle w:val="ListParagraph"/>
+        <w:numPr>
+          <w:ilvl w:val="0"/>
+          <w:numId w:val="77"/>
+        </w:numPr>
+        <w:tabs>
+          <w:tab w:val="left" w:pos="1407"/>
+        </w:tabs>
+        <w:rPr>
+          <w:rFonts w:ascii="Times New Roman" w:hAnsi="Times New Roman" w:cs="Times New Roman"/>
+          <w:sz w:val="32"/>
+          <w:szCs w:val="32"/>
+        </w:rPr>
+      </w:pPr>
+      <w:r>
+        <w:rPr>
+          <w:rFonts w:ascii="Times New Roman" w:hAnsi="Times New Roman" w:cs="Times New Roman"/>
+          <w:sz w:val="32"/>
+          <w:szCs w:val="32"/>
+        </w:rPr>
+        <w:t>Shows where each person or group is located in the organization</w:t>
+      </w:r>
+      <w:r>
+        <w:rPr>
+          <w:rFonts w:ascii="Times New Roman" w:hAnsi="Times New Roman" w:cs="Times New Roman"/>
+          <w:sz w:val="32"/>
+          <w:szCs w:val="32"/>
+        </w:rPr>
+        <w:t xml:space="preserve"> (</w:t>
+      </w:r>
+      <w:r>
+        <w:rPr>
+          <w:rFonts w:ascii="Times New Roman" w:hAnsi="Times New Roman" w:cs="Times New Roman"/>
+          <w:sz w:val="32"/>
+          <w:szCs w:val="32"/>
+        </w:rPr>
+        <w:t>identifies which department or group each person belongs to</w:t>
+      </w:r>
+      <w:r>
+        <w:rPr>
+          <w:rFonts w:ascii="Times New Roman" w:hAnsi="Times New Roman" w:cs="Times New Roman"/>
+          <w:sz w:val="32"/>
+          <w:szCs w:val="32"/>
+        </w:rPr>
+        <w:t>)</w:t>
+      </w:r>
+      <w:r>
+        <w:rPr>
+          <w:rFonts w:ascii="Times New Roman" w:hAnsi="Times New Roman" w:cs="Times New Roman"/>
+          <w:sz w:val="32"/>
+          <w:szCs w:val="32"/>
+        </w:rPr>
+        <w:t xml:space="preserve">. </w:t>
+      </w:r>
+    </w:p>
+    <w:p>
+      <w:pPr>
+        <w:pStyle w:val="ListParagraph"/>
+        <w:numPr>
+          <w:ilvl w:val="0"/>
+          <w:numId w:val="77"/>
+        </w:numPr>
+        <w:tabs>
+          <w:tab w:val="left" w:pos="1407"/>
+        </w:tabs>
+        <w:rPr>
+          <w:rFonts w:ascii="Times New Roman" w:hAnsi="Times New Roman" w:cs="Times New Roman"/>
+          <w:sz w:val="32"/>
+          <w:szCs w:val="32"/>
+        </w:rPr>
+      </w:pPr>
+      <w:r>
+        <w:rPr>
+          <w:rFonts w:ascii="Times New Roman" w:hAnsi="Times New Roman" w:cs="Times New Roman"/>
+          <w:sz w:val="32"/>
+          <w:szCs w:val="32"/>
+        </w:rPr>
+        <w:t xml:space="preserve">Responsibilities are not limited to the software team; </w:t>
+      </w:r>
+      <w:r>
+        <w:rPr>
+          <w:rFonts w:ascii="Times New Roman" w:hAnsi="Times New Roman" w:cs="Times New Roman"/>
+          <w:b/>
+          <w:bCs/>
+          <w:sz w:val="32"/>
+          <w:szCs w:val="32"/>
+        </w:rPr>
+        <w:t>customers, users, and stakeholders</w:t>
+      </w:r>
+      <w:r>
+        <w:rPr>
+          <w:rFonts w:ascii="Times New Roman" w:hAnsi="Times New Roman" w:cs="Times New Roman"/>
+          <w:sz w:val="32"/>
+          <w:szCs w:val="32"/>
+        </w:rPr>
+        <w:t xml:space="preserve"> also have responsibilities. </w:t>
+      </w:r>
+    </w:p>
+    <w:p>
+      <w:pPr>
+        <w:tabs>
+          <w:tab w:val="left" w:pos="1407"/>
+        </w:tabs>
+        <w:rPr>
+          <w:rFonts w:ascii="Times New Roman" w:hAnsi="Times New Roman" w:cs="Times New Roman"/>
+          <w:sz w:val="32"/>
+          <w:szCs w:val="32"/>
+        </w:rPr>
+      </w:pPr>
+      <w:r>
+        <w:rPr>
+          <w:rFonts w:ascii="Times New Roman" w:hAnsi="Times New Roman" w:cs="Times New Roman"/>
+          <w:b/>
+          <w:bCs/>
+          <w:sz w:val="32"/>
+          <w:szCs w:val="32"/>
+        </w:rPr>
+        <w:t>H — How will the job be carried out technically and managerially?</w:t>
+      </w:r>
+    </w:p>
+    <w:p>
+      <w:pPr>
+        <w:pStyle w:val="ListParagraph"/>
+        <w:numPr>
+          <w:ilvl w:val="0"/>
+          <w:numId w:val="78"/>
+        </w:numPr>
+        <w:tabs>
+          <w:tab w:val="left" w:pos="1407"/>
+        </w:tabs>
+        <w:rPr>
+          <w:rFonts w:ascii="Times New Roman" w:hAnsi="Times New Roman" w:cs="Times New Roman"/>
+          <w:sz w:val="32"/>
+          <w:szCs w:val="32"/>
+        </w:rPr>
+      </w:pPr>
+      <w:r>
+        <w:rPr>
+          <w:rFonts w:ascii="Times New Roman" w:hAnsi="Times New Roman" w:cs="Times New Roman"/>
+          <w:sz w:val="32"/>
+          <w:szCs w:val="32"/>
+        </w:rPr>
+        <w:t xml:space="preserve">After defining the product scope, a </w:t>
+      </w:r>
+      <w:r>
+        <w:rPr>
+          <w:rFonts w:ascii="Times New Roman" w:hAnsi="Times New Roman" w:cs="Times New Roman"/>
+          <w:b/>
+          <w:bCs/>
+          <w:sz w:val="32"/>
+          <w:szCs w:val="32"/>
+        </w:rPr>
+        <w:t>technical and management strategy</w:t>
+      </w:r>
+      <w:r>
+        <w:rPr>
+          <w:rFonts w:ascii="Times New Roman" w:hAnsi="Times New Roman" w:cs="Times New Roman"/>
+          <w:sz w:val="32"/>
+          <w:szCs w:val="32"/>
+        </w:rPr>
+        <w:t xml:space="preserve"> is decided. </w:t>
+      </w:r>
+    </w:p>
+    <w:p>
+      <w:pPr>
+        <w:tabs>
+          <w:tab w:val="left" w:pos="1407"/>
+        </w:tabs>
+        <w:rPr>
+          <w:rFonts w:ascii="Times New Roman" w:hAnsi="Times New Roman" w:cs="Times New Roman"/>
+          <w:b/>
+          <w:bCs/>
+          <w:sz w:val="32"/>
+          <w:szCs w:val="32"/>
+        </w:rPr>
+      </w:pPr>
+    </w:p>
+    <w:p>
+      <w:pPr>
+        <w:tabs>
+          <w:tab w:val="left" w:pos="1407"/>
+        </w:tabs>
+        <w:rPr>
+          <w:rFonts w:ascii="Times New Roman" w:hAnsi="Times New Roman" w:cs="Times New Roman"/>
+          <w:sz w:val="32"/>
+          <w:szCs w:val="32"/>
+        </w:rPr>
+      </w:pPr>
+      <w:r>
+        <w:rPr>
+          <w:rFonts w:ascii="Times New Roman" w:hAnsi="Times New Roman" w:cs="Times New Roman"/>
+          <w:b/>
+          <w:bCs/>
+          <w:sz w:val="32"/>
+          <w:szCs w:val="32"/>
+        </w:rPr>
+        <w:lastRenderedPageBreak/>
+        <w:t>H — How much of each resource is needed?</w:t>
+      </w:r>
+    </w:p>
+    <w:p>
+      <w:pPr>
+        <w:pStyle w:val="ListParagraph"/>
+        <w:numPr>
+          <w:ilvl w:val="0"/>
+          <w:numId w:val="78"/>
+        </w:numPr>
+        <w:tabs>
+          <w:tab w:val="left" w:pos="1407"/>
+        </w:tabs>
+        <w:rPr>
+          <w:rFonts w:ascii="Times New Roman" w:hAnsi="Times New Roman" w:cs="Times New Roman"/>
+          <w:sz w:val="32"/>
+          <w:szCs w:val="32"/>
+        </w:rPr>
+      </w:pPr>
+      <w:r>
+        <w:rPr>
+          <w:rFonts w:ascii="Times New Roman" w:hAnsi="Times New Roman" w:cs="Times New Roman"/>
+          <w:sz w:val="32"/>
+          <w:szCs w:val="32"/>
+        </w:rPr>
+        <w:t xml:space="preserve">Determines how much </w:t>
+      </w:r>
+      <w:r>
+        <w:rPr>
+          <w:rFonts w:ascii="Times New Roman" w:hAnsi="Times New Roman" w:cs="Times New Roman"/>
+          <w:b/>
+          <w:bCs/>
+          <w:sz w:val="32"/>
+          <w:szCs w:val="32"/>
+        </w:rPr>
+        <w:t>time, people, money, and other resources</w:t>
+      </w:r>
+      <w:r>
+        <w:rPr>
+          <w:rFonts w:ascii="Times New Roman" w:hAnsi="Times New Roman" w:cs="Times New Roman"/>
+          <w:sz w:val="32"/>
+          <w:szCs w:val="32"/>
+        </w:rPr>
+        <w:t xml:space="preserve"> are required. </w:t>
+      </w:r>
+    </w:p>
+    <w:p>
+      <w:pPr>
+        <w:pStyle w:val="ListParagraph"/>
+        <w:numPr>
+          <w:ilvl w:val="0"/>
+          <w:numId w:val="78"/>
+        </w:numPr>
+        <w:tabs>
+          <w:tab w:val="left" w:pos="1407"/>
+        </w:tabs>
+        <w:rPr>
+          <w:rFonts w:ascii="Times New Roman" w:hAnsi="Times New Roman" w:cs="Times New Roman"/>
+          <w:sz w:val="32"/>
+          <w:szCs w:val="32"/>
+        </w:rPr>
+      </w:pPr>
+      <w:r>
+        <w:rPr>
+          <w:rFonts w:ascii="Times New Roman" w:hAnsi="Times New Roman" w:cs="Times New Roman"/>
+          <w:sz w:val="32"/>
+          <w:szCs w:val="32"/>
+        </w:rPr>
+        <w:t>These estimates are based on the answers to the earlier questions.</w:t>
+      </w:r>
+    </w:p>
+    <w:p>
+      <w:pPr>
+        <w:tabs>
+          <w:tab w:val="left" w:pos="1407"/>
+        </w:tabs>
+        <w:rPr>
+          <w:rFonts w:ascii="Times New Roman" w:hAnsi="Times New Roman" w:cs="Times New Roman"/>
+          <w:sz w:val="32"/>
+          <w:szCs w:val="32"/>
+        </w:rPr>
+      </w:pPr>
+    </w:p>
     <w:sectPr>
       <w:pgSz w:w="12240" w:h="15840"/>
       <w:pgMar w:top="1440" w:right="1440" w:bottom="1440" w:left="1440" w:header="720" w:footer="720" w:gutter="0"/>
@@ -16758,6 +20813,119 @@
     </w:lvl>
   </w:abstractNum>
   <w:abstractNum w:abstractNumId="2" w15:restartNumberingAfterBreak="0">
+    <w:nsid w:val="034467D1"/>
+    <w:multiLevelType w:val="hybridMultilevel"/>
+    <w:tmpl w:val="3578A04A"/>
+    <w:lvl w:ilvl="0" w:tplc="04090001">
+      <w:start w:val="1"/>
+      <w:numFmt w:val="bullet"/>
+      <w:lvlText w:val=""/>
+      <w:lvlJc w:val="left"/>
+      <w:pPr>
+        <w:ind w:left="720" w:hanging="360"/>
+      </w:pPr>
+      <w:rPr>
+        <w:rFonts w:ascii="Symbol" w:hAnsi="Symbol" w:hint="default"/>
+      </w:rPr>
+    </w:lvl>
+    <w:lvl w:ilvl="1" w:tplc="04090003" w:tentative="1">
+      <w:start w:val="1"/>
+      <w:numFmt w:val="bullet"/>
+      <w:lvlText w:val="o"/>
+      <w:lvlJc w:val="left"/>
+      <w:pPr>
+        <w:ind w:left="1440" w:hanging="360"/>
+      </w:pPr>
+      <w:rPr>
+        <w:rFonts w:ascii="Courier New" w:hAnsi="Courier New" w:cs="Courier New" w:hint="default"/>
+      </w:rPr>
+    </w:lvl>
+    <w:lvl w:ilvl="2" w:tplc="04090005" w:tentative="1">
+      <w:start w:val="1"/>
+      <w:numFmt w:val="bullet"/>
+      <w:lvlText w:val=""/>
+      <w:lvlJc w:val="left"/>
+      <w:pPr>
+        <w:ind w:left="2160" w:hanging="360"/>
+      </w:pPr>
+      <w:rPr>
+        <w:rFonts w:ascii="Wingdings" w:hAnsi="Wingdings" w:hint="default"/>
+      </w:rPr>
+    </w:lvl>
+    <w:lvl w:ilvl="3" w:tplc="04090001" w:tentative="1">
+      <w:start w:val="1"/>
+      <w:numFmt w:val="bullet"/>
+      <w:lvlText w:val=""/>
+      <w:lvlJc w:val="left"/>
+      <w:pPr>
+        <w:ind w:left="2880" w:hanging="360"/>
+      </w:pPr>
+      <w:rPr>
+        <w:rFonts w:ascii="Symbol" w:hAnsi="Symbol" w:hint="default"/>
+      </w:rPr>
+    </w:lvl>
+    <w:lvl w:ilvl="4" w:tplc="04090003" w:tentative="1">
+      <w:start w:val="1"/>
+      <w:numFmt w:val="bullet"/>
+      <w:lvlText w:val="o"/>
+      <w:lvlJc w:val="left"/>
+      <w:pPr>
+        <w:ind w:left="3600" w:hanging="360"/>
+      </w:pPr>
+      <w:rPr>
+        <w:rFonts w:ascii="Courier New" w:hAnsi="Courier New" w:cs="Courier New" w:hint="default"/>
+      </w:rPr>
+    </w:lvl>
+    <w:lvl w:ilvl="5" w:tplc="04090005" w:tentative="1">
+      <w:start w:val="1"/>
+      <w:numFmt w:val="bullet"/>
+      <w:lvlText w:val=""/>
+      <w:lvlJc w:val="left"/>
+      <w:pPr>
+        <w:ind w:left="4320" w:hanging="360"/>
+      </w:pPr>
+      <w:rPr>
+        <w:rFonts w:ascii="Wingdings" w:hAnsi="Wingdings" w:hint="default"/>
+      </w:rPr>
+    </w:lvl>
+    <w:lvl w:ilvl="6" w:tplc="04090001" w:tentative="1">
+      <w:start w:val="1"/>
+      <w:numFmt w:val="bullet"/>
+      <w:lvlText w:val=""/>
+      <w:lvlJc w:val="left"/>
+      <w:pPr>
+        <w:ind w:left="5040" w:hanging="360"/>
+      </w:pPr>
+      <w:rPr>
+        <w:rFonts w:ascii="Symbol" w:hAnsi="Symbol" w:hint="default"/>
+      </w:rPr>
+    </w:lvl>
+    <w:lvl w:ilvl="7" w:tplc="04090003" w:tentative="1">
+      <w:start w:val="1"/>
+      <w:numFmt w:val="bullet"/>
+      <w:lvlText w:val="o"/>
+      <w:lvlJc w:val="left"/>
+      <w:pPr>
+        <w:ind w:left="5760" w:hanging="360"/>
+      </w:pPr>
+      <w:rPr>
+        <w:rFonts w:ascii="Courier New" w:hAnsi="Courier New" w:cs="Courier New" w:hint="default"/>
+      </w:rPr>
+    </w:lvl>
+    <w:lvl w:ilvl="8" w:tplc="04090005" w:tentative="1">
+      <w:start w:val="1"/>
+      <w:numFmt w:val="bullet"/>
+      <w:lvlText w:val=""/>
+      <w:lvlJc w:val="left"/>
+      <w:pPr>
+        <w:ind w:left="6480" w:hanging="360"/>
+      </w:pPr>
+      <w:rPr>
+        <w:rFonts w:ascii="Wingdings" w:hAnsi="Wingdings" w:hint="default"/>
+      </w:rPr>
+    </w:lvl>
+  </w:abstractNum>
+  <w:abstractNum w:abstractNumId="3" w15:restartNumberingAfterBreak="0">
     <w:nsid w:val="037378E4"/>
     <w:multiLevelType w:val="multilevel"/>
     <w:tmpl w:val="1472C70E"/>
@@ -16870,7 +21038,7 @@
       </w:pPr>
     </w:lvl>
   </w:abstractNum>
-  <w:abstractNum w:abstractNumId="3" w15:restartNumberingAfterBreak="0">
+  <w:abstractNum w:abstractNumId="4" w15:restartNumberingAfterBreak="0">
     <w:nsid w:val="037962F0"/>
     <w:multiLevelType w:val="hybridMultilevel"/>
     <w:tmpl w:val="C8D2C61E"/>
@@ -16983,7 +21151,7 @@
       </w:rPr>
     </w:lvl>
   </w:abstractNum>
-  <w:abstractNum w:abstractNumId="4" w15:restartNumberingAfterBreak="0">
+  <w:abstractNum w:abstractNumId="5" w15:restartNumberingAfterBreak="0">
     <w:nsid w:val="08886D7D"/>
     <w:multiLevelType w:val="hybridMultilevel"/>
     <w:tmpl w:val="634A9AFA"/>
@@ -17096,7 +21264,7 @@
       </w:rPr>
     </w:lvl>
   </w:abstractNum>
-  <w:abstractNum w:abstractNumId="5" w15:restartNumberingAfterBreak="0">
+  <w:abstractNum w:abstractNumId="6" w15:restartNumberingAfterBreak="0">
     <w:nsid w:val="090A0866"/>
     <w:multiLevelType w:val="hybridMultilevel"/>
     <w:tmpl w:val="E9E8F3D4"/>
@@ -17209,7 +21377,7 @@
       </w:rPr>
     </w:lvl>
   </w:abstractNum>
-  <w:abstractNum w:abstractNumId="6" w15:restartNumberingAfterBreak="0">
+  <w:abstractNum w:abstractNumId="7" w15:restartNumberingAfterBreak="0">
     <w:nsid w:val="14745B13"/>
     <w:multiLevelType w:val="hybridMultilevel"/>
     <w:tmpl w:val="514E9464"/>
@@ -17322,7 +21490,7 @@
       </w:rPr>
     </w:lvl>
   </w:abstractNum>
-  <w:abstractNum w:abstractNumId="7" w15:restartNumberingAfterBreak="0">
+  <w:abstractNum w:abstractNumId="8" w15:restartNumberingAfterBreak="0">
     <w:nsid w:val="189F526E"/>
     <w:multiLevelType w:val="hybridMultilevel"/>
     <w:tmpl w:val="142C32C8"/>
@@ -17435,7 +21603,7 @@
       </w:rPr>
     </w:lvl>
   </w:abstractNum>
-  <w:abstractNum w:abstractNumId="8" w15:restartNumberingAfterBreak="0">
+  <w:abstractNum w:abstractNumId="9" w15:restartNumberingAfterBreak="0">
     <w:nsid w:val="1C8D7EE6"/>
     <w:multiLevelType w:val="multilevel"/>
     <w:tmpl w:val="2CA4EBC0"/>
@@ -17548,7 +21716,7 @@
       </w:pPr>
     </w:lvl>
   </w:abstractNum>
-  <w:abstractNum w:abstractNumId="9" w15:restartNumberingAfterBreak="0">
+  <w:abstractNum w:abstractNumId="10" w15:restartNumberingAfterBreak="0">
     <w:nsid w:val="1E333329"/>
     <w:multiLevelType w:val="hybridMultilevel"/>
     <w:tmpl w:val="DEE45406"/>
@@ -17661,7 +21829,7 @@
       </w:rPr>
     </w:lvl>
   </w:abstractNum>
-  <w:abstractNum w:abstractNumId="10" w15:restartNumberingAfterBreak="0">
+  <w:abstractNum w:abstractNumId="11" w15:restartNumberingAfterBreak="0">
     <w:nsid w:val="1FD203D2"/>
     <w:multiLevelType w:val="hybridMultilevel"/>
     <w:tmpl w:val="EC12F6BE"/>
@@ -17774,7 +21942,7 @@
       </w:rPr>
     </w:lvl>
   </w:abstractNum>
-  <w:abstractNum w:abstractNumId="11" w15:restartNumberingAfterBreak="0">
+  <w:abstractNum w:abstractNumId="12" w15:restartNumberingAfterBreak="0">
     <w:nsid w:val="21950C5E"/>
     <w:multiLevelType w:val="hybridMultilevel"/>
     <w:tmpl w:val="5540D1D4"/>
@@ -17887,7 +22055,120 @@
       </w:rPr>
     </w:lvl>
   </w:abstractNum>
-  <w:abstractNum w:abstractNumId="12" w15:restartNumberingAfterBreak="0">
+  <w:abstractNum w:abstractNumId="13" w15:restartNumberingAfterBreak="0">
+    <w:nsid w:val="22734114"/>
+    <w:multiLevelType w:val="hybridMultilevel"/>
+    <w:tmpl w:val="A498DEAC"/>
+    <w:lvl w:ilvl="0" w:tplc="04090001">
+      <w:start w:val="1"/>
+      <w:numFmt w:val="bullet"/>
+      <w:lvlText w:val=""/>
+      <w:lvlJc w:val="left"/>
+      <w:pPr>
+        <w:ind w:left="720" w:hanging="360"/>
+      </w:pPr>
+      <w:rPr>
+        <w:rFonts w:ascii="Symbol" w:hAnsi="Symbol" w:hint="default"/>
+      </w:rPr>
+    </w:lvl>
+    <w:lvl w:ilvl="1" w:tplc="04090003" w:tentative="1">
+      <w:start w:val="1"/>
+      <w:numFmt w:val="bullet"/>
+      <w:lvlText w:val="o"/>
+      <w:lvlJc w:val="left"/>
+      <w:pPr>
+        <w:ind w:left="1440" w:hanging="360"/>
+      </w:pPr>
+      <w:rPr>
+        <w:rFonts w:ascii="Courier New" w:hAnsi="Courier New" w:cs="Courier New" w:hint="default"/>
+      </w:rPr>
+    </w:lvl>
+    <w:lvl w:ilvl="2" w:tplc="04090005" w:tentative="1">
+      <w:start w:val="1"/>
+      <w:numFmt w:val="bullet"/>
+      <w:lvlText w:val=""/>
+      <w:lvlJc w:val="left"/>
+      <w:pPr>
+        <w:ind w:left="2160" w:hanging="360"/>
+      </w:pPr>
+      <w:rPr>
+        <w:rFonts w:ascii="Wingdings" w:hAnsi="Wingdings" w:hint="default"/>
+      </w:rPr>
+    </w:lvl>
+    <w:lvl w:ilvl="3" w:tplc="04090001" w:tentative="1">
+      <w:start w:val="1"/>
+      <w:numFmt w:val="bullet"/>
+      <w:lvlText w:val=""/>
+      <w:lvlJc w:val="left"/>
+      <w:pPr>
+        <w:ind w:left="2880" w:hanging="360"/>
+      </w:pPr>
+      <w:rPr>
+        <w:rFonts w:ascii="Symbol" w:hAnsi="Symbol" w:hint="default"/>
+      </w:rPr>
+    </w:lvl>
+    <w:lvl w:ilvl="4" w:tplc="04090003" w:tentative="1">
+      <w:start w:val="1"/>
+      <w:numFmt w:val="bullet"/>
+      <w:lvlText w:val="o"/>
+      <w:lvlJc w:val="left"/>
+      <w:pPr>
+        <w:ind w:left="3600" w:hanging="360"/>
+      </w:pPr>
+      <w:rPr>
+        <w:rFonts w:ascii="Courier New" w:hAnsi="Courier New" w:cs="Courier New" w:hint="default"/>
+      </w:rPr>
+    </w:lvl>
+    <w:lvl w:ilvl="5" w:tplc="04090005" w:tentative="1">
+      <w:start w:val="1"/>
+      <w:numFmt w:val="bullet"/>
+      <w:lvlText w:val=""/>
+      <w:lvlJc w:val="left"/>
+      <w:pPr>
+        <w:ind w:left="4320" w:hanging="360"/>
+      </w:pPr>
+      <w:rPr>
+        <w:rFonts w:ascii="Wingdings" w:hAnsi="Wingdings" w:hint="default"/>
+      </w:rPr>
+    </w:lvl>
+    <w:lvl w:ilvl="6" w:tplc="04090001" w:tentative="1">
+      <w:start w:val="1"/>
+      <w:numFmt w:val="bullet"/>
+      <w:lvlText w:val=""/>
+      <w:lvlJc w:val="left"/>
+      <w:pPr>
+        <w:ind w:left="5040" w:hanging="360"/>
+      </w:pPr>
+      <w:rPr>
+        <w:rFonts w:ascii="Symbol" w:hAnsi="Symbol" w:hint="default"/>
+      </w:rPr>
+    </w:lvl>
+    <w:lvl w:ilvl="7" w:tplc="04090003" w:tentative="1">
+      <w:start w:val="1"/>
+      <w:numFmt w:val="bullet"/>
+      <w:lvlText w:val="o"/>
+      <w:lvlJc w:val="left"/>
+      <w:pPr>
+        <w:ind w:left="5760" w:hanging="360"/>
+      </w:pPr>
+      <w:rPr>
+        <w:rFonts w:ascii="Courier New" w:hAnsi="Courier New" w:cs="Courier New" w:hint="default"/>
+      </w:rPr>
+    </w:lvl>
+    <w:lvl w:ilvl="8" w:tplc="04090005" w:tentative="1">
+      <w:start w:val="1"/>
+      <w:numFmt w:val="bullet"/>
+      <w:lvlText w:val=""/>
+      <w:lvlJc w:val="left"/>
+      <w:pPr>
+        <w:ind w:left="6480" w:hanging="360"/>
+      </w:pPr>
+      <w:rPr>
+        <w:rFonts w:ascii="Wingdings" w:hAnsi="Wingdings" w:hint="default"/>
+      </w:rPr>
+    </w:lvl>
+  </w:abstractNum>
+  <w:abstractNum w:abstractNumId="14" w15:restartNumberingAfterBreak="0">
     <w:nsid w:val="227D48ED"/>
     <w:multiLevelType w:val="hybridMultilevel"/>
     <w:tmpl w:val="DD26950A"/>
@@ -18000,7 +22281,7 @@
       </w:rPr>
     </w:lvl>
   </w:abstractNum>
-  <w:abstractNum w:abstractNumId="13" w15:restartNumberingAfterBreak="0">
+  <w:abstractNum w:abstractNumId="15" w15:restartNumberingAfterBreak="0">
     <w:nsid w:val="230F3A61"/>
     <w:multiLevelType w:val="hybridMultilevel"/>
     <w:tmpl w:val="C016A738"/>
@@ -18113,7 +22394,7 @@
       </w:rPr>
     </w:lvl>
   </w:abstractNum>
-  <w:abstractNum w:abstractNumId="14" w15:restartNumberingAfterBreak="0">
+  <w:abstractNum w:abstractNumId="16" w15:restartNumberingAfterBreak="0">
     <w:nsid w:val="26874093"/>
     <w:multiLevelType w:val="multilevel"/>
     <w:tmpl w:val="D59A36EA"/>
@@ -18230,7 +22511,7 @@
       </w:pPr>
     </w:lvl>
   </w:abstractNum>
-  <w:abstractNum w:abstractNumId="15" w15:restartNumberingAfterBreak="0">
+  <w:abstractNum w:abstractNumId="17" w15:restartNumberingAfterBreak="0">
     <w:nsid w:val="27E71588"/>
     <w:multiLevelType w:val="hybridMultilevel"/>
     <w:tmpl w:val="6590C632"/>
@@ -18343,7 +22624,7 @@
       </w:rPr>
     </w:lvl>
   </w:abstractNum>
-  <w:abstractNum w:abstractNumId="16" w15:restartNumberingAfterBreak="0">
+  <w:abstractNum w:abstractNumId="18" w15:restartNumberingAfterBreak="0">
     <w:nsid w:val="28237876"/>
     <w:multiLevelType w:val="hybridMultilevel"/>
     <w:tmpl w:val="369A0E46"/>
@@ -18456,7 +22737,7 @@
       </w:rPr>
     </w:lvl>
   </w:abstractNum>
-  <w:abstractNum w:abstractNumId="17" w15:restartNumberingAfterBreak="0">
+  <w:abstractNum w:abstractNumId="19" w15:restartNumberingAfterBreak="0">
     <w:nsid w:val="28421362"/>
     <w:multiLevelType w:val="hybridMultilevel"/>
     <w:tmpl w:val="AFA4D54C"/>
@@ -18569,7 +22850,7 @@
       </w:rPr>
     </w:lvl>
   </w:abstractNum>
-  <w:abstractNum w:abstractNumId="18" w15:restartNumberingAfterBreak="0">
+  <w:abstractNum w:abstractNumId="20" w15:restartNumberingAfterBreak="0">
     <w:nsid w:val="28807FB8"/>
     <w:multiLevelType w:val="hybridMultilevel"/>
     <w:tmpl w:val="0AC0DE22"/>
@@ -18682,7 +22963,120 @@
       </w:rPr>
     </w:lvl>
   </w:abstractNum>
-  <w:abstractNum w:abstractNumId="19" w15:restartNumberingAfterBreak="0">
+  <w:abstractNum w:abstractNumId="21" w15:restartNumberingAfterBreak="0">
+    <w:nsid w:val="2A1F160C"/>
+    <w:multiLevelType w:val="hybridMultilevel"/>
+    <w:tmpl w:val="14A67EBE"/>
+    <w:lvl w:ilvl="0" w:tplc="04090001">
+      <w:start w:val="1"/>
+      <w:numFmt w:val="bullet"/>
+      <w:lvlText w:val=""/>
+      <w:lvlJc w:val="left"/>
+      <w:pPr>
+        <w:ind w:left="720" w:hanging="360"/>
+      </w:pPr>
+      <w:rPr>
+        <w:rFonts w:ascii="Symbol" w:hAnsi="Symbol" w:hint="default"/>
+      </w:rPr>
+    </w:lvl>
+    <w:lvl w:ilvl="1" w:tplc="04090003" w:tentative="1">
+      <w:start w:val="1"/>
+      <w:numFmt w:val="bullet"/>
+      <w:lvlText w:val="o"/>
+      <w:lvlJc w:val="left"/>
+      <w:pPr>
+        <w:ind w:left="1440" w:hanging="360"/>
+      </w:pPr>
+      <w:rPr>
+        <w:rFonts w:ascii="Courier New" w:hAnsi="Courier New" w:cs="Courier New" w:hint="default"/>
+      </w:rPr>
+    </w:lvl>
+    <w:lvl w:ilvl="2" w:tplc="04090005" w:tentative="1">
+      <w:start w:val="1"/>
+      <w:numFmt w:val="bullet"/>
+      <w:lvlText w:val=""/>
+      <w:lvlJc w:val="left"/>
+      <w:pPr>
+        <w:ind w:left="2160" w:hanging="360"/>
+      </w:pPr>
+      <w:rPr>
+        <w:rFonts w:ascii="Wingdings" w:hAnsi="Wingdings" w:hint="default"/>
+      </w:rPr>
+    </w:lvl>
+    <w:lvl w:ilvl="3" w:tplc="04090001" w:tentative="1">
+      <w:start w:val="1"/>
+      <w:numFmt w:val="bullet"/>
+      <w:lvlText w:val=""/>
+      <w:lvlJc w:val="left"/>
+      <w:pPr>
+        <w:ind w:left="2880" w:hanging="360"/>
+      </w:pPr>
+      <w:rPr>
+        <w:rFonts w:ascii="Symbol" w:hAnsi="Symbol" w:hint="default"/>
+      </w:rPr>
+    </w:lvl>
+    <w:lvl w:ilvl="4" w:tplc="04090003" w:tentative="1">
+      <w:start w:val="1"/>
+      <w:numFmt w:val="bullet"/>
+      <w:lvlText w:val="o"/>
+      <w:lvlJc w:val="left"/>
+      <w:pPr>
+        <w:ind w:left="3600" w:hanging="360"/>
+      </w:pPr>
+      <w:rPr>
+        <w:rFonts w:ascii="Courier New" w:hAnsi="Courier New" w:cs="Courier New" w:hint="default"/>
+      </w:rPr>
+    </w:lvl>
+    <w:lvl w:ilvl="5" w:tplc="04090005" w:tentative="1">
+      <w:start w:val="1"/>
+      <w:numFmt w:val="bullet"/>
+      <w:lvlText w:val=""/>
+      <w:lvlJc w:val="left"/>
+      <w:pPr>
+        <w:ind w:left="4320" w:hanging="360"/>
+      </w:pPr>
+      <w:rPr>
+        <w:rFonts w:ascii="Wingdings" w:hAnsi="Wingdings" w:hint="default"/>
+      </w:rPr>
+    </w:lvl>
+    <w:lvl w:ilvl="6" w:tplc="04090001" w:tentative="1">
+      <w:start w:val="1"/>
+      <w:numFmt w:val="bullet"/>
+      <w:lvlText w:val=""/>
+      <w:lvlJc w:val="left"/>
+      <w:pPr>
+        <w:ind w:left="5040" w:hanging="360"/>
+      </w:pPr>
+      <w:rPr>
+        <w:rFonts w:ascii="Symbol" w:hAnsi="Symbol" w:hint="default"/>
+      </w:rPr>
+    </w:lvl>
+    <w:lvl w:ilvl="7" w:tplc="04090003" w:tentative="1">
+      <w:start w:val="1"/>
+      <w:numFmt w:val="bullet"/>
+      <w:lvlText w:val="o"/>
+      <w:lvlJc w:val="left"/>
+      <w:pPr>
+        <w:ind w:left="5760" w:hanging="360"/>
+      </w:pPr>
+      <w:rPr>
+        <w:rFonts w:ascii="Courier New" w:hAnsi="Courier New" w:cs="Courier New" w:hint="default"/>
+      </w:rPr>
+    </w:lvl>
+    <w:lvl w:ilvl="8" w:tplc="04090005" w:tentative="1">
+      <w:start w:val="1"/>
+      <w:numFmt w:val="bullet"/>
+      <w:lvlText w:val=""/>
+      <w:lvlJc w:val="left"/>
+      <w:pPr>
+        <w:ind w:left="6480" w:hanging="360"/>
+      </w:pPr>
+      <w:rPr>
+        <w:rFonts w:ascii="Wingdings" w:hAnsi="Wingdings" w:hint="default"/>
+      </w:rPr>
+    </w:lvl>
+  </w:abstractNum>
+  <w:abstractNum w:abstractNumId="22" w15:restartNumberingAfterBreak="0">
     <w:nsid w:val="2B436B4A"/>
     <w:multiLevelType w:val="hybridMultilevel"/>
     <w:tmpl w:val="624C8656"/>
@@ -18795,7 +23189,7 @@
       </w:rPr>
     </w:lvl>
   </w:abstractNum>
-  <w:abstractNum w:abstractNumId="20" w15:restartNumberingAfterBreak="0">
+  <w:abstractNum w:abstractNumId="23" w15:restartNumberingAfterBreak="0">
     <w:nsid w:val="2C3F30E0"/>
     <w:multiLevelType w:val="hybridMultilevel"/>
     <w:tmpl w:val="72E8B5F6"/>
@@ -18908,7 +23302,7 @@
       </w:rPr>
     </w:lvl>
   </w:abstractNum>
-  <w:abstractNum w:abstractNumId="21" w15:restartNumberingAfterBreak="0">
+  <w:abstractNum w:abstractNumId="24" w15:restartNumberingAfterBreak="0">
     <w:nsid w:val="2DC404AA"/>
     <w:multiLevelType w:val="hybridMultilevel"/>
     <w:tmpl w:val="2A6612E8"/>
@@ -19021,7 +23415,7 @@
       </w:rPr>
     </w:lvl>
   </w:abstractNum>
-  <w:abstractNum w:abstractNumId="22" w15:restartNumberingAfterBreak="0">
+  <w:abstractNum w:abstractNumId="25" w15:restartNumberingAfterBreak="0">
     <w:nsid w:val="2ED31739"/>
     <w:multiLevelType w:val="hybridMultilevel"/>
     <w:tmpl w:val="F8A44732"/>
@@ -19134,7 +23528,120 @@
       </w:rPr>
     </w:lvl>
   </w:abstractNum>
-  <w:abstractNum w:abstractNumId="23" w15:restartNumberingAfterBreak="0">
+  <w:abstractNum w:abstractNumId="26" w15:restartNumberingAfterBreak="0">
+    <w:nsid w:val="31B361D7"/>
+    <w:multiLevelType w:val="hybridMultilevel"/>
+    <w:tmpl w:val="B6BCF766"/>
+    <w:lvl w:ilvl="0" w:tplc="04090001">
+      <w:start w:val="1"/>
+      <w:numFmt w:val="bullet"/>
+      <w:lvlText w:val=""/>
+      <w:lvlJc w:val="left"/>
+      <w:pPr>
+        <w:ind w:left="720" w:hanging="360"/>
+      </w:pPr>
+      <w:rPr>
+        <w:rFonts w:ascii="Symbol" w:hAnsi="Symbol" w:hint="default"/>
+      </w:rPr>
+    </w:lvl>
+    <w:lvl w:ilvl="1" w:tplc="04090003" w:tentative="1">
+      <w:start w:val="1"/>
+      <w:numFmt w:val="bullet"/>
+      <w:lvlText w:val="o"/>
+      <w:lvlJc w:val="left"/>
+      <w:pPr>
+        <w:ind w:left="1440" w:hanging="360"/>
+      </w:pPr>
+      <w:rPr>
+        <w:rFonts w:ascii="Courier New" w:hAnsi="Courier New" w:cs="Courier New" w:hint="default"/>
+      </w:rPr>
+    </w:lvl>
+    <w:lvl w:ilvl="2" w:tplc="04090005" w:tentative="1">
+      <w:start w:val="1"/>
+      <w:numFmt w:val="bullet"/>
+      <w:lvlText w:val=""/>
+      <w:lvlJc w:val="left"/>
+      <w:pPr>
+        <w:ind w:left="2160" w:hanging="360"/>
+      </w:pPr>
+      <w:rPr>
+        <w:rFonts w:ascii="Wingdings" w:hAnsi="Wingdings" w:hint="default"/>
+      </w:rPr>
+    </w:lvl>
+    <w:lvl w:ilvl="3" w:tplc="04090001" w:tentative="1">
+      <w:start w:val="1"/>
+      <w:numFmt w:val="bullet"/>
+      <w:lvlText w:val=""/>
+      <w:lvlJc w:val="left"/>
+      <w:pPr>
+        <w:ind w:left="2880" w:hanging="360"/>
+      </w:pPr>
+      <w:rPr>
+        <w:rFonts w:ascii="Symbol" w:hAnsi="Symbol" w:hint="default"/>
+      </w:rPr>
+    </w:lvl>
+    <w:lvl w:ilvl="4" w:tplc="04090003" w:tentative="1">
+      <w:start w:val="1"/>
+      <w:numFmt w:val="bullet"/>
+      <w:lvlText w:val="o"/>
+      <w:lvlJc w:val="left"/>
+      <w:pPr>
+        <w:ind w:left="3600" w:hanging="360"/>
+      </w:pPr>
+      <w:rPr>
+        <w:rFonts w:ascii="Courier New" w:hAnsi="Courier New" w:cs="Courier New" w:hint="default"/>
+      </w:rPr>
+    </w:lvl>
+    <w:lvl w:ilvl="5" w:tplc="04090005" w:tentative="1">
+      <w:start w:val="1"/>
+      <w:numFmt w:val="bullet"/>
+      <w:lvlText w:val=""/>
+      <w:lvlJc w:val="left"/>
+      <w:pPr>
+        <w:ind w:left="4320" w:hanging="360"/>
+      </w:pPr>
+      <w:rPr>
+        <w:rFonts w:ascii="Wingdings" w:hAnsi="Wingdings" w:hint="default"/>
+      </w:rPr>
+    </w:lvl>
+    <w:lvl w:ilvl="6" w:tplc="04090001" w:tentative="1">
+      <w:start w:val="1"/>
+      <w:numFmt w:val="bullet"/>
+      <w:lvlText w:val=""/>
+      <w:lvlJc w:val="left"/>
+      <w:pPr>
+        <w:ind w:left="5040" w:hanging="360"/>
+      </w:pPr>
+      <w:rPr>
+        <w:rFonts w:ascii="Symbol" w:hAnsi="Symbol" w:hint="default"/>
+      </w:rPr>
+    </w:lvl>
+    <w:lvl w:ilvl="7" w:tplc="04090003" w:tentative="1">
+      <w:start w:val="1"/>
+      <w:numFmt w:val="bullet"/>
+      <w:lvlText w:val="o"/>
+      <w:lvlJc w:val="left"/>
+      <w:pPr>
+        <w:ind w:left="5760" w:hanging="360"/>
+      </w:pPr>
+      <w:rPr>
+        <w:rFonts w:ascii="Courier New" w:hAnsi="Courier New" w:cs="Courier New" w:hint="default"/>
+      </w:rPr>
+    </w:lvl>
+    <w:lvl w:ilvl="8" w:tplc="04090005" w:tentative="1">
+      <w:start w:val="1"/>
+      <w:numFmt w:val="bullet"/>
+      <w:lvlText w:val=""/>
+      <w:lvlJc w:val="left"/>
+      <w:pPr>
+        <w:ind w:left="6480" w:hanging="360"/>
+      </w:pPr>
+      <w:rPr>
+        <w:rFonts w:ascii="Wingdings" w:hAnsi="Wingdings" w:hint="default"/>
+      </w:rPr>
+    </w:lvl>
+  </w:abstractNum>
+  <w:abstractNum w:abstractNumId="27" w15:restartNumberingAfterBreak="0">
     <w:nsid w:val="329F30D0"/>
     <w:multiLevelType w:val="hybridMultilevel"/>
     <w:tmpl w:val="A93A98B8"/>
@@ -19247,7 +23754,7 @@
       </w:rPr>
     </w:lvl>
   </w:abstractNum>
-  <w:abstractNum w:abstractNumId="24" w15:restartNumberingAfterBreak="0">
+  <w:abstractNum w:abstractNumId="28" w15:restartNumberingAfterBreak="0">
     <w:nsid w:val="34916D99"/>
     <w:multiLevelType w:val="hybridMultilevel"/>
     <w:tmpl w:val="873A45F6"/>
@@ -19360,7 +23867,120 @@
       </w:rPr>
     </w:lvl>
   </w:abstractNum>
-  <w:abstractNum w:abstractNumId="25" w15:restartNumberingAfterBreak="0">
+  <w:abstractNum w:abstractNumId="29" w15:restartNumberingAfterBreak="0">
+    <w:nsid w:val="35F40275"/>
+    <w:multiLevelType w:val="hybridMultilevel"/>
+    <w:tmpl w:val="E64C7F94"/>
+    <w:lvl w:ilvl="0" w:tplc="04090001">
+      <w:start w:val="1"/>
+      <w:numFmt w:val="bullet"/>
+      <w:lvlText w:val=""/>
+      <w:lvlJc w:val="left"/>
+      <w:pPr>
+        <w:ind w:left="720" w:hanging="360"/>
+      </w:pPr>
+      <w:rPr>
+        <w:rFonts w:ascii="Symbol" w:hAnsi="Symbol" w:hint="default"/>
+      </w:rPr>
+    </w:lvl>
+    <w:lvl w:ilvl="1" w:tplc="04090003" w:tentative="1">
+      <w:start w:val="1"/>
+      <w:numFmt w:val="bullet"/>
+      <w:lvlText w:val="o"/>
+      <w:lvlJc w:val="left"/>
+      <w:pPr>
+        <w:ind w:left="1440" w:hanging="360"/>
+      </w:pPr>
+      <w:rPr>
+        <w:rFonts w:ascii="Courier New" w:hAnsi="Courier New" w:cs="Courier New" w:hint="default"/>
+      </w:rPr>
+    </w:lvl>
+    <w:lvl w:ilvl="2" w:tplc="04090005" w:tentative="1">
+      <w:start w:val="1"/>
+      <w:numFmt w:val="bullet"/>
+      <w:lvlText w:val=""/>
+      <w:lvlJc w:val="left"/>
+      <w:pPr>
+        <w:ind w:left="2160" w:hanging="360"/>
+      </w:pPr>
+      <w:rPr>
+        <w:rFonts w:ascii="Wingdings" w:hAnsi="Wingdings" w:hint="default"/>
+      </w:rPr>
+    </w:lvl>
+    <w:lvl w:ilvl="3" w:tplc="04090001" w:tentative="1">
+      <w:start w:val="1"/>
+      <w:numFmt w:val="bullet"/>
+      <w:lvlText w:val=""/>
+      <w:lvlJc w:val="left"/>
+      <w:pPr>
+        <w:ind w:left="2880" w:hanging="360"/>
+      </w:pPr>
+      <w:rPr>
+        <w:rFonts w:ascii="Symbol" w:hAnsi="Symbol" w:hint="default"/>
+      </w:rPr>
+    </w:lvl>
+    <w:lvl w:ilvl="4" w:tplc="04090003" w:tentative="1">
+      <w:start w:val="1"/>
+      <w:numFmt w:val="bullet"/>
+      <w:lvlText w:val="o"/>
+      <w:lvlJc w:val="left"/>
+      <w:pPr>
+        <w:ind w:left="3600" w:hanging="360"/>
+      </w:pPr>
+      <w:rPr>
+        <w:rFonts w:ascii="Courier New" w:hAnsi="Courier New" w:cs="Courier New" w:hint="default"/>
+      </w:rPr>
+    </w:lvl>
+    <w:lvl w:ilvl="5" w:tplc="04090005" w:tentative="1">
+      <w:start w:val="1"/>
+      <w:numFmt w:val="bullet"/>
+      <w:lvlText w:val=""/>
+      <w:lvlJc w:val="left"/>
+      <w:pPr>
+        <w:ind w:left="4320" w:hanging="360"/>
+      </w:pPr>
+      <w:rPr>
+        <w:rFonts w:ascii="Wingdings" w:hAnsi="Wingdings" w:hint="default"/>
+      </w:rPr>
+    </w:lvl>
+    <w:lvl w:ilvl="6" w:tplc="04090001" w:tentative="1">
+      <w:start w:val="1"/>
+      <w:numFmt w:val="bullet"/>
+      <w:lvlText w:val=""/>
+      <w:lvlJc w:val="left"/>
+      <w:pPr>
+        <w:ind w:left="5040" w:hanging="360"/>
+      </w:pPr>
+      <w:rPr>
+        <w:rFonts w:ascii="Symbol" w:hAnsi="Symbol" w:hint="default"/>
+      </w:rPr>
+    </w:lvl>
+    <w:lvl w:ilvl="7" w:tplc="04090003" w:tentative="1">
+      <w:start w:val="1"/>
+      <w:numFmt w:val="bullet"/>
+      <w:lvlText w:val="o"/>
+      <w:lvlJc w:val="left"/>
+      <w:pPr>
+        <w:ind w:left="5760" w:hanging="360"/>
+      </w:pPr>
+      <w:rPr>
+        <w:rFonts w:ascii="Courier New" w:hAnsi="Courier New" w:cs="Courier New" w:hint="default"/>
+      </w:rPr>
+    </w:lvl>
+    <w:lvl w:ilvl="8" w:tplc="04090005" w:tentative="1">
+      <w:start w:val="1"/>
+      <w:numFmt w:val="bullet"/>
+      <w:lvlText w:val=""/>
+      <w:lvlJc w:val="left"/>
+      <w:pPr>
+        <w:ind w:left="6480" w:hanging="360"/>
+      </w:pPr>
+      <w:rPr>
+        <w:rFonts w:ascii="Wingdings" w:hAnsi="Wingdings" w:hint="default"/>
+      </w:rPr>
+    </w:lvl>
+  </w:abstractNum>
+  <w:abstractNum w:abstractNumId="30" w15:restartNumberingAfterBreak="0">
     <w:nsid w:val="392F74A0"/>
     <w:multiLevelType w:val="hybridMultilevel"/>
     <w:tmpl w:val="E63C1506"/>
@@ -19473,7 +24093,7 @@
       </w:rPr>
     </w:lvl>
   </w:abstractNum>
-  <w:abstractNum w:abstractNumId="26" w15:restartNumberingAfterBreak="0">
+  <w:abstractNum w:abstractNumId="31" w15:restartNumberingAfterBreak="0">
     <w:nsid w:val="3F40388C"/>
     <w:multiLevelType w:val="multilevel"/>
     <w:tmpl w:val="29261722"/>
@@ -19586,7 +24206,7 @@
       </w:pPr>
     </w:lvl>
   </w:abstractNum>
-  <w:abstractNum w:abstractNumId="27" w15:restartNumberingAfterBreak="0">
+  <w:abstractNum w:abstractNumId="32" w15:restartNumberingAfterBreak="0">
     <w:nsid w:val="41145315"/>
     <w:multiLevelType w:val="hybridMultilevel"/>
     <w:tmpl w:val="0650AE06"/>
@@ -19699,7 +24319,120 @@
       </w:rPr>
     </w:lvl>
   </w:abstractNum>
-  <w:abstractNum w:abstractNumId="28" w15:restartNumberingAfterBreak="0">
+  <w:abstractNum w:abstractNumId="33" w15:restartNumberingAfterBreak="0">
+    <w:nsid w:val="413D0621"/>
+    <w:multiLevelType w:val="hybridMultilevel"/>
+    <w:tmpl w:val="B880A7F8"/>
+    <w:lvl w:ilvl="0" w:tplc="04090001">
+      <w:start w:val="1"/>
+      <w:numFmt w:val="bullet"/>
+      <w:lvlText w:val=""/>
+      <w:lvlJc w:val="left"/>
+      <w:pPr>
+        <w:ind w:left="720" w:hanging="360"/>
+      </w:pPr>
+      <w:rPr>
+        <w:rFonts w:ascii="Symbol" w:hAnsi="Symbol" w:hint="default"/>
+      </w:rPr>
+    </w:lvl>
+    <w:lvl w:ilvl="1" w:tplc="04090003" w:tentative="1">
+      <w:start w:val="1"/>
+      <w:numFmt w:val="bullet"/>
+      <w:lvlText w:val="o"/>
+      <w:lvlJc w:val="left"/>
+      <w:pPr>
+        <w:ind w:left="1440" w:hanging="360"/>
+      </w:pPr>
+      <w:rPr>
+        <w:rFonts w:ascii="Courier New" w:hAnsi="Courier New" w:cs="Courier New" w:hint="default"/>
+      </w:rPr>
+    </w:lvl>
+    <w:lvl w:ilvl="2" w:tplc="04090005" w:tentative="1">
+      <w:start w:val="1"/>
+      <w:numFmt w:val="bullet"/>
+      <w:lvlText w:val=""/>
+      <w:lvlJc w:val="left"/>
+      <w:pPr>
+        <w:ind w:left="2160" w:hanging="360"/>
+      </w:pPr>
+      <w:rPr>
+        <w:rFonts w:ascii="Wingdings" w:hAnsi="Wingdings" w:hint="default"/>
+      </w:rPr>
+    </w:lvl>
+    <w:lvl w:ilvl="3" w:tplc="04090001" w:tentative="1">
+      <w:start w:val="1"/>
+      <w:numFmt w:val="bullet"/>
+      <w:lvlText w:val=""/>
+      <w:lvlJc w:val="left"/>
+      <w:pPr>
+        <w:ind w:left="2880" w:hanging="360"/>
+      </w:pPr>
+      <w:rPr>
+        <w:rFonts w:ascii="Symbol" w:hAnsi="Symbol" w:hint="default"/>
+      </w:rPr>
+    </w:lvl>
+    <w:lvl w:ilvl="4" w:tplc="04090003" w:tentative="1">
+      <w:start w:val="1"/>
+      <w:numFmt w:val="bullet"/>
+      <w:lvlText w:val="o"/>
+      <w:lvlJc w:val="left"/>
+      <w:pPr>
+        <w:ind w:left="3600" w:hanging="360"/>
+      </w:pPr>
+      <w:rPr>
+        <w:rFonts w:ascii="Courier New" w:hAnsi="Courier New" w:cs="Courier New" w:hint="default"/>
+      </w:rPr>
+    </w:lvl>
+    <w:lvl w:ilvl="5" w:tplc="04090005" w:tentative="1">
+      <w:start w:val="1"/>
+      <w:numFmt w:val="bullet"/>
+      <w:lvlText w:val=""/>
+      <w:lvlJc w:val="left"/>
+      <w:pPr>
+        <w:ind w:left="4320" w:hanging="360"/>
+      </w:pPr>
+      <w:rPr>
+        <w:rFonts w:ascii="Wingdings" w:hAnsi="Wingdings" w:hint="default"/>
+      </w:rPr>
+    </w:lvl>
+    <w:lvl w:ilvl="6" w:tplc="04090001" w:tentative="1">
+      <w:start w:val="1"/>
+      <w:numFmt w:val="bullet"/>
+      <w:lvlText w:val=""/>
+      <w:lvlJc w:val="left"/>
+      <w:pPr>
+        <w:ind w:left="5040" w:hanging="360"/>
+      </w:pPr>
+      <w:rPr>
+        <w:rFonts w:ascii="Symbol" w:hAnsi="Symbol" w:hint="default"/>
+      </w:rPr>
+    </w:lvl>
+    <w:lvl w:ilvl="7" w:tplc="04090003" w:tentative="1">
+      <w:start w:val="1"/>
+      <w:numFmt w:val="bullet"/>
+      <w:lvlText w:val="o"/>
+      <w:lvlJc w:val="left"/>
+      <w:pPr>
+        <w:ind w:left="5760" w:hanging="360"/>
+      </w:pPr>
+      <w:rPr>
+        <w:rFonts w:ascii="Courier New" w:hAnsi="Courier New" w:cs="Courier New" w:hint="default"/>
+      </w:rPr>
+    </w:lvl>
+    <w:lvl w:ilvl="8" w:tplc="04090005" w:tentative="1">
+      <w:start w:val="1"/>
+      <w:numFmt w:val="bullet"/>
+      <w:lvlText w:val=""/>
+      <w:lvlJc w:val="left"/>
+      <w:pPr>
+        <w:ind w:left="6480" w:hanging="360"/>
+      </w:pPr>
+      <w:rPr>
+        <w:rFonts w:ascii="Wingdings" w:hAnsi="Wingdings" w:hint="default"/>
+      </w:rPr>
+    </w:lvl>
+  </w:abstractNum>
+  <w:abstractNum w:abstractNumId="34" w15:restartNumberingAfterBreak="0">
     <w:nsid w:val="43F97A8D"/>
     <w:multiLevelType w:val="hybridMultilevel"/>
     <w:tmpl w:val="752A59C6"/>
@@ -19812,7 +24545,7 @@
       </w:rPr>
     </w:lvl>
   </w:abstractNum>
-  <w:abstractNum w:abstractNumId="29" w15:restartNumberingAfterBreak="0">
+  <w:abstractNum w:abstractNumId="35" w15:restartNumberingAfterBreak="0">
     <w:nsid w:val="44066F54"/>
     <w:multiLevelType w:val="hybridMultilevel"/>
     <w:tmpl w:val="8FA2D830"/>
@@ -19925,7 +24658,120 @@
       </w:rPr>
     </w:lvl>
   </w:abstractNum>
-  <w:abstractNum w:abstractNumId="30" w15:restartNumberingAfterBreak="0">
+  <w:abstractNum w:abstractNumId="36" w15:restartNumberingAfterBreak="0">
+    <w:nsid w:val="44ED0AD6"/>
+    <w:multiLevelType w:val="hybridMultilevel"/>
+    <w:tmpl w:val="BF78DC86"/>
+    <w:lvl w:ilvl="0" w:tplc="04090001">
+      <w:start w:val="1"/>
+      <w:numFmt w:val="bullet"/>
+      <w:lvlText w:val=""/>
+      <w:lvlJc w:val="left"/>
+      <w:pPr>
+        <w:ind w:left="720" w:hanging="360"/>
+      </w:pPr>
+      <w:rPr>
+        <w:rFonts w:ascii="Symbol" w:hAnsi="Symbol" w:hint="default"/>
+      </w:rPr>
+    </w:lvl>
+    <w:lvl w:ilvl="1" w:tplc="04090003" w:tentative="1">
+      <w:start w:val="1"/>
+      <w:numFmt w:val="bullet"/>
+      <w:lvlText w:val="o"/>
+      <w:lvlJc w:val="left"/>
+      <w:pPr>
+        <w:ind w:left="1440" w:hanging="360"/>
+      </w:pPr>
+      <w:rPr>
+        <w:rFonts w:ascii="Courier New" w:hAnsi="Courier New" w:cs="Courier New" w:hint="default"/>
+      </w:rPr>
+    </w:lvl>
+    <w:lvl w:ilvl="2" w:tplc="04090005" w:tentative="1">
+      <w:start w:val="1"/>
+      <w:numFmt w:val="bullet"/>
+      <w:lvlText w:val=""/>
+      <w:lvlJc w:val="left"/>
+      <w:pPr>
+        <w:ind w:left="2160" w:hanging="360"/>
+      </w:pPr>
+      <w:rPr>
+        <w:rFonts w:ascii="Wingdings" w:hAnsi="Wingdings" w:hint="default"/>
+      </w:rPr>
+    </w:lvl>
+    <w:lvl w:ilvl="3" w:tplc="04090001" w:tentative="1">
+      <w:start w:val="1"/>
+      <w:numFmt w:val="bullet"/>
+      <w:lvlText w:val=""/>
+      <w:lvlJc w:val="left"/>
+      <w:pPr>
+        <w:ind w:left="2880" w:hanging="360"/>
+      </w:pPr>
+      <w:rPr>
+        <w:rFonts w:ascii="Symbol" w:hAnsi="Symbol" w:hint="default"/>
+      </w:rPr>
+    </w:lvl>
+    <w:lvl w:ilvl="4" w:tplc="04090003" w:tentative="1">
+      <w:start w:val="1"/>
+      <w:numFmt w:val="bullet"/>
+      <w:lvlText w:val="o"/>
+      <w:lvlJc w:val="left"/>
+      <w:pPr>
+        <w:ind w:left="3600" w:hanging="360"/>
+      </w:pPr>
+      <w:rPr>
+        <w:rFonts w:ascii="Courier New" w:hAnsi="Courier New" w:cs="Courier New" w:hint="default"/>
+      </w:rPr>
+    </w:lvl>
+    <w:lvl w:ilvl="5" w:tplc="04090005" w:tentative="1">
+      <w:start w:val="1"/>
+      <w:numFmt w:val="bullet"/>
+      <w:lvlText w:val=""/>
+      <w:lvlJc w:val="left"/>
+      <w:pPr>
+        <w:ind w:left="4320" w:hanging="360"/>
+      </w:pPr>
+      <w:rPr>
+        <w:rFonts w:ascii="Wingdings" w:hAnsi="Wingdings" w:hint="default"/>
+      </w:rPr>
+    </w:lvl>
+    <w:lvl w:ilvl="6" w:tplc="04090001" w:tentative="1">
+      <w:start w:val="1"/>
+      <w:numFmt w:val="bullet"/>
+      <w:lvlText w:val=""/>
+      <w:lvlJc w:val="left"/>
+      <w:pPr>
+        <w:ind w:left="5040" w:hanging="360"/>
+      </w:pPr>
+      <w:rPr>
+        <w:rFonts w:ascii="Symbol" w:hAnsi="Symbol" w:hint="default"/>
+      </w:rPr>
+    </w:lvl>
+    <w:lvl w:ilvl="7" w:tplc="04090003" w:tentative="1">
+      <w:start w:val="1"/>
+      <w:numFmt w:val="bullet"/>
+      <w:lvlText w:val="o"/>
+      <w:lvlJc w:val="left"/>
+      <w:pPr>
+        <w:ind w:left="5760" w:hanging="360"/>
+      </w:pPr>
+      <w:rPr>
+        <w:rFonts w:ascii="Courier New" w:hAnsi="Courier New" w:cs="Courier New" w:hint="default"/>
+      </w:rPr>
+    </w:lvl>
+    <w:lvl w:ilvl="8" w:tplc="04090005" w:tentative="1">
+      <w:start w:val="1"/>
+      <w:numFmt w:val="bullet"/>
+      <w:lvlText w:val=""/>
+      <w:lvlJc w:val="left"/>
+      <w:pPr>
+        <w:ind w:left="6480" w:hanging="360"/>
+      </w:pPr>
+      <w:rPr>
+        <w:rFonts w:ascii="Wingdings" w:hAnsi="Wingdings" w:hint="default"/>
+      </w:rPr>
+    </w:lvl>
+  </w:abstractNum>
+  <w:abstractNum w:abstractNumId="37" w15:restartNumberingAfterBreak="0">
     <w:nsid w:val="4807047F"/>
     <w:multiLevelType w:val="hybridMultilevel"/>
     <w:tmpl w:val="21D67198"/>
@@ -20038,7 +24884,120 @@
       </w:rPr>
     </w:lvl>
   </w:abstractNum>
-  <w:abstractNum w:abstractNumId="31" w15:restartNumberingAfterBreak="0">
+  <w:abstractNum w:abstractNumId="38" w15:restartNumberingAfterBreak="0">
+    <w:nsid w:val="48A17EB3"/>
+    <w:multiLevelType w:val="hybridMultilevel"/>
+    <w:tmpl w:val="069AB9B6"/>
+    <w:lvl w:ilvl="0" w:tplc="04090001">
+      <w:start w:val="1"/>
+      <w:numFmt w:val="bullet"/>
+      <w:lvlText w:val=""/>
+      <w:lvlJc w:val="left"/>
+      <w:pPr>
+        <w:ind w:left="720" w:hanging="360"/>
+      </w:pPr>
+      <w:rPr>
+        <w:rFonts w:ascii="Symbol" w:hAnsi="Symbol" w:hint="default"/>
+      </w:rPr>
+    </w:lvl>
+    <w:lvl w:ilvl="1" w:tplc="04090003" w:tentative="1">
+      <w:start w:val="1"/>
+      <w:numFmt w:val="bullet"/>
+      <w:lvlText w:val="o"/>
+      <w:lvlJc w:val="left"/>
+      <w:pPr>
+        <w:ind w:left="1440" w:hanging="360"/>
+      </w:pPr>
+      <w:rPr>
+        <w:rFonts w:ascii="Courier New" w:hAnsi="Courier New" w:cs="Courier New" w:hint="default"/>
+      </w:rPr>
+    </w:lvl>
+    <w:lvl w:ilvl="2" w:tplc="04090005" w:tentative="1">
+      <w:start w:val="1"/>
+      <w:numFmt w:val="bullet"/>
+      <w:lvlText w:val=""/>
+      <w:lvlJc w:val="left"/>
+      <w:pPr>
+        <w:ind w:left="2160" w:hanging="360"/>
+      </w:pPr>
+      <w:rPr>
+        <w:rFonts w:ascii="Wingdings" w:hAnsi="Wingdings" w:hint="default"/>
+      </w:rPr>
+    </w:lvl>
+    <w:lvl w:ilvl="3" w:tplc="04090001" w:tentative="1">
+      <w:start w:val="1"/>
+      <w:numFmt w:val="bullet"/>
+      <w:lvlText w:val=""/>
+      <w:lvlJc w:val="left"/>
+      <w:pPr>
+        <w:ind w:left="2880" w:hanging="360"/>
+      </w:pPr>
+      <w:rPr>
+        <w:rFonts w:ascii="Symbol" w:hAnsi="Symbol" w:hint="default"/>
+      </w:rPr>
+    </w:lvl>
+    <w:lvl w:ilvl="4" w:tplc="04090003" w:tentative="1">
+      <w:start w:val="1"/>
+      <w:numFmt w:val="bullet"/>
+      <w:lvlText w:val="o"/>
+      <w:lvlJc w:val="left"/>
+      <w:pPr>
+        <w:ind w:left="3600" w:hanging="360"/>
+      </w:pPr>
+      <w:rPr>
+        <w:rFonts w:ascii="Courier New" w:hAnsi="Courier New" w:cs="Courier New" w:hint="default"/>
+      </w:rPr>
+    </w:lvl>
+    <w:lvl w:ilvl="5" w:tplc="04090005" w:tentative="1">
+      <w:start w:val="1"/>
+      <w:numFmt w:val="bullet"/>
+      <w:lvlText w:val=""/>
+      <w:lvlJc w:val="left"/>
+      <w:pPr>
+        <w:ind w:left="4320" w:hanging="360"/>
+      </w:pPr>
+      <w:rPr>
+        <w:rFonts w:ascii="Wingdings" w:hAnsi="Wingdings" w:hint="default"/>
+      </w:rPr>
+    </w:lvl>
+    <w:lvl w:ilvl="6" w:tplc="04090001" w:tentative="1">
+      <w:start w:val="1"/>
+      <w:numFmt w:val="bullet"/>
+      <w:lvlText w:val=""/>
+      <w:lvlJc w:val="left"/>
+      <w:pPr>
+        <w:ind w:left="5040" w:hanging="360"/>
+      </w:pPr>
+      <w:rPr>
+        <w:rFonts w:ascii="Symbol" w:hAnsi="Symbol" w:hint="default"/>
+      </w:rPr>
+    </w:lvl>
+    <w:lvl w:ilvl="7" w:tplc="04090003" w:tentative="1">
+      <w:start w:val="1"/>
+      <w:numFmt w:val="bullet"/>
+      <w:lvlText w:val="o"/>
+      <w:lvlJc w:val="left"/>
+      <w:pPr>
+        <w:ind w:left="5760" w:hanging="360"/>
+      </w:pPr>
+      <w:rPr>
+        <w:rFonts w:ascii="Courier New" w:hAnsi="Courier New" w:cs="Courier New" w:hint="default"/>
+      </w:rPr>
+    </w:lvl>
+    <w:lvl w:ilvl="8" w:tplc="04090005" w:tentative="1">
+      <w:start w:val="1"/>
+      <w:numFmt w:val="bullet"/>
+      <w:lvlText w:val=""/>
+      <w:lvlJc w:val="left"/>
+      <w:pPr>
+        <w:ind w:left="6480" w:hanging="360"/>
+      </w:pPr>
+      <w:rPr>
+        <w:rFonts w:ascii="Wingdings" w:hAnsi="Wingdings" w:hint="default"/>
+      </w:rPr>
+    </w:lvl>
+  </w:abstractNum>
+  <w:abstractNum w:abstractNumId="39" w15:restartNumberingAfterBreak="0">
     <w:nsid w:val="498F493C"/>
     <w:multiLevelType w:val="hybridMultilevel"/>
     <w:tmpl w:val="8BE2D1CC"/>
@@ -20151,7 +25110,7 @@
       </w:rPr>
     </w:lvl>
   </w:abstractNum>
-  <w:abstractNum w:abstractNumId="32" w15:restartNumberingAfterBreak="0">
+  <w:abstractNum w:abstractNumId="40" w15:restartNumberingAfterBreak="0">
     <w:nsid w:val="4C5B116E"/>
     <w:multiLevelType w:val="hybridMultilevel"/>
     <w:tmpl w:val="CB7247EC"/>
@@ -20264,7 +25223,7 @@
       </w:rPr>
     </w:lvl>
   </w:abstractNum>
-  <w:abstractNum w:abstractNumId="33" w15:restartNumberingAfterBreak="0">
+  <w:abstractNum w:abstractNumId="41" w15:restartNumberingAfterBreak="0">
     <w:nsid w:val="4CC02556"/>
     <w:multiLevelType w:val="hybridMultilevel"/>
     <w:tmpl w:val="FB06C3B2"/>
@@ -20377,7 +25336,93 @@
       </w:rPr>
     </w:lvl>
   </w:abstractNum>
-  <w:abstractNum w:abstractNumId="34" w15:restartNumberingAfterBreak="0">
+  <w:abstractNum w:abstractNumId="42" w15:restartNumberingAfterBreak="0">
+    <w:nsid w:val="4DF329CB"/>
+    <w:multiLevelType w:val="hybridMultilevel"/>
+    <w:tmpl w:val="2E200F4A"/>
+    <w:lvl w:ilvl="0" w:tplc="0409000F">
+      <w:start w:val="1"/>
+      <w:numFmt w:val="decimal"/>
+      <w:lvlText w:val="%1."/>
+      <w:lvlJc w:val="left"/>
+      <w:pPr>
+        <w:ind w:left="720" w:hanging="360"/>
+      </w:pPr>
+    </w:lvl>
+    <w:lvl w:ilvl="1" w:tplc="04090019" w:tentative="1">
+      <w:start w:val="1"/>
+      <w:numFmt w:val="lowerLetter"/>
+      <w:lvlText w:val="%2."/>
+      <w:lvlJc w:val="left"/>
+      <w:pPr>
+        <w:ind w:left="1440" w:hanging="360"/>
+      </w:pPr>
+    </w:lvl>
+    <w:lvl w:ilvl="2" w:tplc="0409001B" w:tentative="1">
+      <w:start w:val="1"/>
+      <w:numFmt w:val="lowerRoman"/>
+      <w:lvlText w:val="%3."/>
+      <w:lvlJc w:val="right"/>
+      <w:pPr>
+        <w:ind w:left="2160" w:hanging="180"/>
+      </w:pPr>
+    </w:lvl>
+    <w:lvl w:ilvl="3" w:tplc="0409000F" w:tentative="1">
+      <w:start w:val="1"/>
+      <w:numFmt w:val="decimal"/>
+      <w:lvlText w:val="%4."/>
+      <w:lvlJc w:val="left"/>
+      <w:pPr>
+        <w:ind w:left="2880" w:hanging="360"/>
+      </w:pPr>
+    </w:lvl>
+    <w:lvl w:ilvl="4" w:tplc="04090019" w:tentative="1">
+      <w:start w:val="1"/>
+      <w:numFmt w:val="lowerLetter"/>
+      <w:lvlText w:val="%5."/>
+      <w:lvlJc w:val="left"/>
+      <w:pPr>
+        <w:ind w:left="3600" w:hanging="360"/>
+      </w:pPr>
+    </w:lvl>
+    <w:lvl w:ilvl="5" w:tplc="0409001B" w:tentative="1">
+      <w:start w:val="1"/>
+      <w:numFmt w:val="lowerRoman"/>
+      <w:lvlText w:val="%6."/>
+      <w:lvlJc w:val="right"/>
+      <w:pPr>
+        <w:ind w:left="4320" w:hanging="180"/>
+      </w:pPr>
+    </w:lvl>
+    <w:lvl w:ilvl="6" w:tplc="0409000F" w:tentative="1">
+      <w:start w:val="1"/>
+      <w:numFmt w:val="decimal"/>
+      <w:lvlText w:val="%7."/>
+      <w:lvlJc w:val="left"/>
+      <w:pPr>
+        <w:ind w:left="5040" w:hanging="360"/>
+      </w:pPr>
+    </w:lvl>
+    <w:lvl w:ilvl="7" w:tplc="04090019" w:tentative="1">
+      <w:start w:val="1"/>
+      <w:numFmt w:val="lowerLetter"/>
+      <w:lvlText w:val="%8."/>
+      <w:lvlJc w:val="left"/>
+      <w:pPr>
+        <w:ind w:left="5760" w:hanging="360"/>
+      </w:pPr>
+    </w:lvl>
+    <w:lvl w:ilvl="8" w:tplc="0409001B" w:tentative="1">
+      <w:start w:val="1"/>
+      <w:numFmt w:val="lowerRoman"/>
+      <w:lvlText w:val="%9."/>
+      <w:lvlJc w:val="right"/>
+      <w:pPr>
+        <w:ind w:left="6480" w:hanging="180"/>
+      </w:pPr>
+    </w:lvl>
+  </w:abstractNum>
+  <w:abstractNum w:abstractNumId="43" w15:restartNumberingAfterBreak="0">
     <w:nsid w:val="4FC507FE"/>
     <w:multiLevelType w:val="hybridMultilevel"/>
     <w:tmpl w:val="853CDE3A"/>
@@ -20490,7 +25535,7 @@
       </w:rPr>
     </w:lvl>
   </w:abstractNum>
-  <w:abstractNum w:abstractNumId="35" w15:restartNumberingAfterBreak="0">
+  <w:abstractNum w:abstractNumId="44" w15:restartNumberingAfterBreak="0">
     <w:nsid w:val="52D5699F"/>
     <w:multiLevelType w:val="hybridMultilevel"/>
     <w:tmpl w:val="9C9EE8A8"/>
@@ -20603,7 +25648,7 @@
       </w:rPr>
     </w:lvl>
   </w:abstractNum>
-  <w:abstractNum w:abstractNumId="36" w15:restartNumberingAfterBreak="0">
+  <w:abstractNum w:abstractNumId="45" w15:restartNumberingAfterBreak="0">
     <w:nsid w:val="566E03D6"/>
     <w:multiLevelType w:val="hybridMultilevel"/>
     <w:tmpl w:val="92683E7C"/>
@@ -20716,7 +25761,120 @@
       </w:rPr>
     </w:lvl>
   </w:abstractNum>
-  <w:abstractNum w:abstractNumId="37" w15:restartNumberingAfterBreak="0">
+  <w:abstractNum w:abstractNumId="46" w15:restartNumberingAfterBreak="0">
+    <w:nsid w:val="57EC42E6"/>
+    <w:multiLevelType w:val="hybridMultilevel"/>
+    <w:tmpl w:val="8236CCD6"/>
+    <w:lvl w:ilvl="0" w:tplc="04090001">
+      <w:start w:val="1"/>
+      <w:numFmt w:val="bullet"/>
+      <w:lvlText w:val=""/>
+      <w:lvlJc w:val="left"/>
+      <w:pPr>
+        <w:ind w:left="720" w:hanging="360"/>
+      </w:pPr>
+      <w:rPr>
+        <w:rFonts w:ascii="Symbol" w:hAnsi="Symbol" w:hint="default"/>
+      </w:rPr>
+    </w:lvl>
+    <w:lvl w:ilvl="1" w:tplc="04090003" w:tentative="1">
+      <w:start w:val="1"/>
+      <w:numFmt w:val="bullet"/>
+      <w:lvlText w:val="o"/>
+      <w:lvlJc w:val="left"/>
+      <w:pPr>
+        <w:ind w:left="1440" w:hanging="360"/>
+      </w:pPr>
+      <w:rPr>
+        <w:rFonts w:ascii="Courier New" w:hAnsi="Courier New" w:cs="Courier New" w:hint="default"/>
+      </w:rPr>
+    </w:lvl>
+    <w:lvl w:ilvl="2" w:tplc="04090005" w:tentative="1">
+      <w:start w:val="1"/>
+      <w:numFmt w:val="bullet"/>
+      <w:lvlText w:val=""/>
+      <w:lvlJc w:val="left"/>
+      <w:pPr>
+        <w:ind w:left="2160" w:hanging="360"/>
+      </w:pPr>
+      <w:rPr>
+        <w:rFonts w:ascii="Wingdings" w:hAnsi="Wingdings" w:hint="default"/>
+      </w:rPr>
+    </w:lvl>
+    <w:lvl w:ilvl="3" w:tplc="04090001" w:tentative="1">
+      <w:start w:val="1"/>
+      <w:numFmt w:val="bullet"/>
+      <w:lvlText w:val=""/>
+      <w:lvlJc w:val="left"/>
+      <w:pPr>
+        <w:ind w:left="2880" w:hanging="360"/>
+      </w:pPr>
+      <w:rPr>
+        <w:rFonts w:ascii="Symbol" w:hAnsi="Symbol" w:hint="default"/>
+      </w:rPr>
+    </w:lvl>
+    <w:lvl w:ilvl="4" w:tplc="04090003" w:tentative="1">
+      <w:start w:val="1"/>
+      <w:numFmt w:val="bullet"/>
+      <w:lvlText w:val="o"/>
+      <w:lvlJc w:val="left"/>
+      <w:pPr>
+        <w:ind w:left="3600" w:hanging="360"/>
+      </w:pPr>
+      <w:rPr>
+        <w:rFonts w:ascii="Courier New" w:hAnsi="Courier New" w:cs="Courier New" w:hint="default"/>
+      </w:rPr>
+    </w:lvl>
+    <w:lvl w:ilvl="5" w:tplc="04090005" w:tentative="1">
+      <w:start w:val="1"/>
+      <w:numFmt w:val="bullet"/>
+      <w:lvlText w:val=""/>
+      <w:lvlJc w:val="left"/>
+      <w:pPr>
+        <w:ind w:left="4320" w:hanging="360"/>
+      </w:pPr>
+      <w:rPr>
+        <w:rFonts w:ascii="Wingdings" w:hAnsi="Wingdings" w:hint="default"/>
+      </w:rPr>
+    </w:lvl>
+    <w:lvl w:ilvl="6" w:tplc="04090001" w:tentative="1">
+      <w:start w:val="1"/>
+      <w:numFmt w:val="bullet"/>
+      <w:lvlText w:val=""/>
+      <w:lvlJc w:val="left"/>
+      <w:pPr>
+        <w:ind w:left="5040" w:hanging="360"/>
+      </w:pPr>
+      <w:rPr>
+        <w:rFonts w:ascii="Symbol" w:hAnsi="Symbol" w:hint="default"/>
+      </w:rPr>
+    </w:lvl>
+    <w:lvl w:ilvl="7" w:tplc="04090003" w:tentative="1">
+      <w:start w:val="1"/>
+      <w:numFmt w:val="bullet"/>
+      <w:lvlText w:val="o"/>
+      <w:lvlJc w:val="left"/>
+      <w:pPr>
+        <w:ind w:left="5760" w:hanging="360"/>
+      </w:pPr>
+      <w:rPr>
+        <w:rFonts w:ascii="Courier New" w:hAnsi="Courier New" w:cs="Courier New" w:hint="default"/>
+      </w:rPr>
+    </w:lvl>
+    <w:lvl w:ilvl="8" w:tplc="04090005" w:tentative="1">
+      <w:start w:val="1"/>
+      <w:numFmt w:val="bullet"/>
+      <w:lvlText w:val=""/>
+      <w:lvlJc w:val="left"/>
+      <w:pPr>
+        <w:ind w:left="6480" w:hanging="360"/>
+      </w:pPr>
+      <w:rPr>
+        <w:rFonts w:ascii="Wingdings" w:hAnsi="Wingdings" w:hint="default"/>
+      </w:rPr>
+    </w:lvl>
+  </w:abstractNum>
+  <w:abstractNum w:abstractNumId="47" w15:restartNumberingAfterBreak="0">
     <w:nsid w:val="5D043B80"/>
     <w:multiLevelType w:val="hybridMultilevel"/>
     <w:tmpl w:val="D3445B20"/>
@@ -20829,7 +25987,7 @@
       </w:rPr>
     </w:lvl>
   </w:abstractNum>
-  <w:abstractNum w:abstractNumId="38" w15:restartNumberingAfterBreak="0">
+  <w:abstractNum w:abstractNumId="48" w15:restartNumberingAfterBreak="0">
     <w:nsid w:val="5E15056E"/>
     <w:multiLevelType w:val="hybridMultilevel"/>
     <w:tmpl w:val="FF9EDD56"/>
@@ -20942,7 +26100,7 @@
       </w:rPr>
     </w:lvl>
   </w:abstractNum>
-  <w:abstractNum w:abstractNumId="39" w15:restartNumberingAfterBreak="0">
+  <w:abstractNum w:abstractNumId="49" w15:restartNumberingAfterBreak="0">
     <w:nsid w:val="5F366B60"/>
     <w:multiLevelType w:val="hybridMultilevel"/>
     <w:tmpl w:val="1B8069CE"/>
@@ -21055,7 +26213,7 @@
       </w:rPr>
     </w:lvl>
   </w:abstractNum>
-  <w:abstractNum w:abstractNumId="40" w15:restartNumberingAfterBreak="0">
+  <w:abstractNum w:abstractNumId="50" w15:restartNumberingAfterBreak="0">
     <w:nsid w:val="5F854288"/>
     <w:multiLevelType w:val="hybridMultilevel"/>
     <w:tmpl w:val="367C93DC"/>
@@ -21168,7 +26326,7 @@
       </w:rPr>
     </w:lvl>
   </w:abstractNum>
-  <w:abstractNum w:abstractNumId="41" w15:restartNumberingAfterBreak="0">
+  <w:abstractNum w:abstractNumId="51" w15:restartNumberingAfterBreak="0">
     <w:nsid w:val="602B20F8"/>
     <w:multiLevelType w:val="hybridMultilevel"/>
     <w:tmpl w:val="FF76F49E"/>
@@ -21281,7 +26439,7 @@
       </w:rPr>
     </w:lvl>
   </w:abstractNum>
-  <w:abstractNum w:abstractNumId="42" w15:restartNumberingAfterBreak="0">
+  <w:abstractNum w:abstractNumId="52" w15:restartNumberingAfterBreak="0">
     <w:nsid w:val="60A84F49"/>
     <w:multiLevelType w:val="hybridMultilevel"/>
     <w:tmpl w:val="B72CB024"/>
@@ -21394,7 +26552,7 @@
       </w:rPr>
     </w:lvl>
   </w:abstractNum>
-  <w:abstractNum w:abstractNumId="43" w15:restartNumberingAfterBreak="0">
+  <w:abstractNum w:abstractNumId="53" w15:restartNumberingAfterBreak="0">
     <w:nsid w:val="60BD728E"/>
     <w:multiLevelType w:val="hybridMultilevel"/>
     <w:tmpl w:val="F8FA415C"/>
@@ -21507,7 +26665,7 @@
       </w:rPr>
     </w:lvl>
   </w:abstractNum>
-  <w:abstractNum w:abstractNumId="44" w15:restartNumberingAfterBreak="0">
+  <w:abstractNum w:abstractNumId="54" w15:restartNumberingAfterBreak="0">
     <w:nsid w:val="6801439C"/>
     <w:multiLevelType w:val="hybridMultilevel"/>
     <w:tmpl w:val="D9F412EA"/>
@@ -21620,7 +26778,7 @@
       </w:rPr>
     </w:lvl>
   </w:abstractNum>
-  <w:abstractNum w:abstractNumId="45" w15:restartNumberingAfterBreak="0">
+  <w:abstractNum w:abstractNumId="55" w15:restartNumberingAfterBreak="0">
     <w:nsid w:val="684C778D"/>
     <w:multiLevelType w:val="hybridMultilevel"/>
     <w:tmpl w:val="4E9A0172"/>
@@ -21733,7 +26891,7 @@
       </w:rPr>
     </w:lvl>
   </w:abstractNum>
-  <w:abstractNum w:abstractNumId="46" w15:restartNumberingAfterBreak="0">
+  <w:abstractNum w:abstractNumId="56" w15:restartNumberingAfterBreak="0">
     <w:nsid w:val="695700E5"/>
     <w:multiLevelType w:val="hybridMultilevel"/>
     <w:tmpl w:val="FBE40446"/>
@@ -21846,7 +27004,120 @@
       </w:rPr>
     </w:lvl>
   </w:abstractNum>
-  <w:abstractNum w:abstractNumId="47" w15:restartNumberingAfterBreak="0">
+  <w:abstractNum w:abstractNumId="57" w15:restartNumberingAfterBreak="0">
+    <w:nsid w:val="6A4E021F"/>
+    <w:multiLevelType w:val="hybridMultilevel"/>
+    <w:tmpl w:val="0FAEF16E"/>
+    <w:lvl w:ilvl="0" w:tplc="04090001">
+      <w:start w:val="1"/>
+      <w:numFmt w:val="bullet"/>
+      <w:lvlText w:val=""/>
+      <w:lvlJc w:val="left"/>
+      <w:pPr>
+        <w:ind w:left="720" w:hanging="360"/>
+      </w:pPr>
+      <w:rPr>
+        <w:rFonts w:ascii="Symbol" w:hAnsi="Symbol" w:hint="default"/>
+      </w:rPr>
+    </w:lvl>
+    <w:lvl w:ilvl="1" w:tplc="04090003" w:tentative="1">
+      <w:start w:val="1"/>
+      <w:numFmt w:val="bullet"/>
+      <w:lvlText w:val="o"/>
+      <w:lvlJc w:val="left"/>
+      <w:pPr>
+        <w:ind w:left="1440" w:hanging="360"/>
+      </w:pPr>
+      <w:rPr>
+        <w:rFonts w:ascii="Courier New" w:hAnsi="Courier New" w:cs="Courier New" w:hint="default"/>
+      </w:rPr>
+    </w:lvl>
+    <w:lvl w:ilvl="2" w:tplc="04090005" w:tentative="1">
+      <w:start w:val="1"/>
+      <w:numFmt w:val="bullet"/>
+      <w:lvlText w:val=""/>
+      <w:lvlJc w:val="left"/>
+      <w:pPr>
+        <w:ind w:left="2160" w:hanging="360"/>
+      </w:pPr>
+      <w:rPr>
+        <w:rFonts w:ascii="Wingdings" w:hAnsi="Wingdings" w:hint="default"/>
+      </w:rPr>
+    </w:lvl>
+    <w:lvl w:ilvl="3" w:tplc="04090001" w:tentative="1">
+      <w:start w:val="1"/>
+      <w:numFmt w:val="bullet"/>
+      <w:lvlText w:val=""/>
+      <w:lvlJc w:val="left"/>
+      <w:pPr>
+        <w:ind w:left="2880" w:hanging="360"/>
+      </w:pPr>
+      <w:rPr>
+        <w:rFonts w:ascii="Symbol" w:hAnsi="Symbol" w:hint="default"/>
+      </w:rPr>
+    </w:lvl>
+    <w:lvl w:ilvl="4" w:tplc="04090003" w:tentative="1">
+      <w:start w:val="1"/>
+      <w:numFmt w:val="bullet"/>
+      <w:lvlText w:val="o"/>
+      <w:lvlJc w:val="left"/>
+      <w:pPr>
+        <w:ind w:left="3600" w:hanging="360"/>
+      </w:pPr>
+      <w:rPr>
+        <w:rFonts w:ascii="Courier New" w:hAnsi="Courier New" w:cs="Courier New" w:hint="default"/>
+      </w:rPr>
+    </w:lvl>
+    <w:lvl w:ilvl="5" w:tplc="04090005" w:tentative="1">
+      <w:start w:val="1"/>
+      <w:numFmt w:val="bullet"/>
+      <w:lvlText w:val=""/>
+      <w:lvlJc w:val="left"/>
+      <w:pPr>
+        <w:ind w:left="4320" w:hanging="360"/>
+      </w:pPr>
+      <w:rPr>
+        <w:rFonts w:ascii="Wingdings" w:hAnsi="Wingdings" w:hint="default"/>
+      </w:rPr>
+    </w:lvl>
+    <w:lvl w:ilvl="6" w:tplc="04090001" w:tentative="1">
+      <w:start w:val="1"/>
+      <w:numFmt w:val="bullet"/>
+      <w:lvlText w:val=""/>
+      <w:lvlJc w:val="left"/>
+      <w:pPr>
+        <w:ind w:left="5040" w:hanging="360"/>
+      </w:pPr>
+      <w:rPr>
+        <w:rFonts w:ascii="Symbol" w:hAnsi="Symbol" w:hint="default"/>
+      </w:rPr>
+    </w:lvl>
+    <w:lvl w:ilvl="7" w:tplc="04090003" w:tentative="1">
+      <w:start w:val="1"/>
+      <w:numFmt w:val="bullet"/>
+      <w:lvlText w:val="o"/>
+      <w:lvlJc w:val="left"/>
+      <w:pPr>
+        <w:ind w:left="5760" w:hanging="360"/>
+      </w:pPr>
+      <w:rPr>
+        <w:rFonts w:ascii="Courier New" w:hAnsi="Courier New" w:cs="Courier New" w:hint="default"/>
+      </w:rPr>
+    </w:lvl>
+    <w:lvl w:ilvl="8" w:tplc="04090005" w:tentative="1">
+      <w:start w:val="1"/>
+      <w:numFmt w:val="bullet"/>
+      <w:lvlText w:val=""/>
+      <w:lvlJc w:val="left"/>
+      <w:pPr>
+        <w:ind w:left="6480" w:hanging="360"/>
+      </w:pPr>
+      <w:rPr>
+        <w:rFonts w:ascii="Wingdings" w:hAnsi="Wingdings" w:hint="default"/>
+      </w:rPr>
+    </w:lvl>
+  </w:abstractNum>
+  <w:abstractNum w:abstractNumId="58" w15:restartNumberingAfterBreak="0">
     <w:nsid w:val="6AA752D0"/>
     <w:multiLevelType w:val="hybridMultilevel"/>
     <w:tmpl w:val="904404B4"/>
@@ -21959,7 +27230,7 @@
       </w:rPr>
     </w:lvl>
   </w:abstractNum>
-  <w:abstractNum w:abstractNumId="48" w15:restartNumberingAfterBreak="0">
+  <w:abstractNum w:abstractNumId="59" w15:restartNumberingAfterBreak="0">
     <w:nsid w:val="6CCE6111"/>
     <w:multiLevelType w:val="hybridMultilevel"/>
     <w:tmpl w:val="3064BF06"/>
@@ -22072,7 +27343,120 @@
       </w:rPr>
     </w:lvl>
   </w:abstractNum>
-  <w:abstractNum w:abstractNumId="49" w15:restartNumberingAfterBreak="0">
+  <w:abstractNum w:abstractNumId="60" w15:restartNumberingAfterBreak="0">
+    <w:nsid w:val="6D1C0C5D"/>
+    <w:multiLevelType w:val="hybridMultilevel"/>
+    <w:tmpl w:val="1BA86AF2"/>
+    <w:lvl w:ilvl="0" w:tplc="04090001">
+      <w:start w:val="1"/>
+      <w:numFmt w:val="bullet"/>
+      <w:lvlText w:val=""/>
+      <w:lvlJc w:val="left"/>
+      <w:pPr>
+        <w:ind w:left="720" w:hanging="360"/>
+      </w:pPr>
+      <w:rPr>
+        <w:rFonts w:ascii="Symbol" w:hAnsi="Symbol" w:hint="default"/>
+      </w:rPr>
+    </w:lvl>
+    <w:lvl w:ilvl="1" w:tplc="04090003" w:tentative="1">
+      <w:start w:val="1"/>
+      <w:numFmt w:val="bullet"/>
+      <w:lvlText w:val="o"/>
+      <w:lvlJc w:val="left"/>
+      <w:pPr>
+        <w:ind w:left="1440" w:hanging="360"/>
+      </w:pPr>
+      <w:rPr>
+        <w:rFonts w:ascii="Courier New" w:hAnsi="Courier New" w:cs="Courier New" w:hint="default"/>
+      </w:rPr>
+    </w:lvl>
+    <w:lvl w:ilvl="2" w:tplc="04090005" w:tentative="1">
+      <w:start w:val="1"/>
+      <w:numFmt w:val="bullet"/>
+      <w:lvlText w:val=""/>
+      <w:lvlJc w:val="left"/>
+      <w:pPr>
+        <w:ind w:left="2160" w:hanging="360"/>
+      </w:pPr>
+      <w:rPr>
+        <w:rFonts w:ascii="Wingdings" w:hAnsi="Wingdings" w:hint="default"/>
+      </w:rPr>
+    </w:lvl>
+    <w:lvl w:ilvl="3" w:tplc="04090001" w:tentative="1">
+      <w:start w:val="1"/>
+      <w:numFmt w:val="bullet"/>
+      <w:lvlText w:val=""/>
+      <w:lvlJc w:val="left"/>
+      <w:pPr>
+        <w:ind w:left="2880" w:hanging="360"/>
+      </w:pPr>
+      <w:rPr>
+        <w:rFonts w:ascii="Symbol" w:hAnsi="Symbol" w:hint="default"/>
+      </w:rPr>
+    </w:lvl>
+    <w:lvl w:ilvl="4" w:tplc="04090003" w:tentative="1">
+      <w:start w:val="1"/>
+      <w:numFmt w:val="bullet"/>
+      <w:lvlText w:val="o"/>
+      <w:lvlJc w:val="left"/>
+      <w:pPr>
+        <w:ind w:left="3600" w:hanging="360"/>
+      </w:pPr>
+      <w:rPr>
+        <w:rFonts w:ascii="Courier New" w:hAnsi="Courier New" w:cs="Courier New" w:hint="default"/>
+      </w:rPr>
+    </w:lvl>
+    <w:lvl w:ilvl="5" w:tplc="04090005" w:tentative="1">
+      <w:start w:val="1"/>
+      <w:numFmt w:val="bullet"/>
+      <w:lvlText w:val=""/>
+      <w:lvlJc w:val="left"/>
+      <w:pPr>
+        <w:ind w:left="4320" w:hanging="360"/>
+      </w:pPr>
+      <w:rPr>
+        <w:rFonts w:ascii="Wingdings" w:hAnsi="Wingdings" w:hint="default"/>
+      </w:rPr>
+    </w:lvl>
+    <w:lvl w:ilvl="6" w:tplc="04090001" w:tentative="1">
+      <w:start w:val="1"/>
+      <w:numFmt w:val="bullet"/>
+      <w:lvlText w:val=""/>
+      <w:lvlJc w:val="left"/>
+      <w:pPr>
+        <w:ind w:left="5040" w:hanging="360"/>
+      </w:pPr>
+      <w:rPr>
+        <w:rFonts w:ascii="Symbol" w:hAnsi="Symbol" w:hint="default"/>
+      </w:rPr>
+    </w:lvl>
+    <w:lvl w:ilvl="7" w:tplc="04090003" w:tentative="1">
+      <w:start w:val="1"/>
+      <w:numFmt w:val="bullet"/>
+      <w:lvlText w:val="o"/>
+      <w:lvlJc w:val="left"/>
+      <w:pPr>
+        <w:ind w:left="5760" w:hanging="360"/>
+      </w:pPr>
+      <w:rPr>
+        <w:rFonts w:ascii="Courier New" w:hAnsi="Courier New" w:cs="Courier New" w:hint="default"/>
+      </w:rPr>
+    </w:lvl>
+    <w:lvl w:ilvl="8" w:tplc="04090005" w:tentative="1">
+      <w:start w:val="1"/>
+      <w:numFmt w:val="bullet"/>
+      <w:lvlText w:val=""/>
+      <w:lvlJc w:val="left"/>
+      <w:pPr>
+        <w:ind w:left="6480" w:hanging="360"/>
+      </w:pPr>
+      <w:rPr>
+        <w:rFonts w:ascii="Wingdings" w:hAnsi="Wingdings" w:hint="default"/>
+      </w:rPr>
+    </w:lvl>
+  </w:abstractNum>
+  <w:abstractNum w:abstractNumId="61" w15:restartNumberingAfterBreak="0">
     <w:nsid w:val="6D773DDB"/>
     <w:multiLevelType w:val="hybridMultilevel"/>
     <w:tmpl w:val="590A3D7A"/>
@@ -22185,7 +27569,7 @@
       </w:rPr>
     </w:lvl>
   </w:abstractNum>
-  <w:abstractNum w:abstractNumId="50" w15:restartNumberingAfterBreak="0">
+  <w:abstractNum w:abstractNumId="62" w15:restartNumberingAfterBreak="0">
     <w:nsid w:val="6DF64D0C"/>
     <w:multiLevelType w:val="hybridMultilevel"/>
     <w:tmpl w:val="139475B0"/>
@@ -22298,7 +27682,120 @@
       </w:rPr>
     </w:lvl>
   </w:abstractNum>
-  <w:abstractNum w:abstractNumId="51" w15:restartNumberingAfterBreak="0">
+  <w:abstractNum w:abstractNumId="63" w15:restartNumberingAfterBreak="0">
+    <w:nsid w:val="6E0E52C6"/>
+    <w:multiLevelType w:val="hybridMultilevel"/>
+    <w:tmpl w:val="818AEC1E"/>
+    <w:lvl w:ilvl="0" w:tplc="04090001">
+      <w:start w:val="1"/>
+      <w:numFmt w:val="bullet"/>
+      <w:lvlText w:val=""/>
+      <w:lvlJc w:val="left"/>
+      <w:pPr>
+        <w:ind w:left="720" w:hanging="360"/>
+      </w:pPr>
+      <w:rPr>
+        <w:rFonts w:ascii="Symbol" w:hAnsi="Symbol" w:hint="default"/>
+      </w:rPr>
+    </w:lvl>
+    <w:lvl w:ilvl="1" w:tplc="04090003" w:tentative="1">
+      <w:start w:val="1"/>
+      <w:numFmt w:val="bullet"/>
+      <w:lvlText w:val="o"/>
+      <w:lvlJc w:val="left"/>
+      <w:pPr>
+        <w:ind w:left="1440" w:hanging="360"/>
+      </w:pPr>
+      <w:rPr>
+        <w:rFonts w:ascii="Courier New" w:hAnsi="Courier New" w:cs="Courier New" w:hint="default"/>
+      </w:rPr>
+    </w:lvl>
+    <w:lvl w:ilvl="2" w:tplc="04090005" w:tentative="1">
+      <w:start w:val="1"/>
+      <w:numFmt w:val="bullet"/>
+      <w:lvlText w:val=""/>
+      <w:lvlJc w:val="left"/>
+      <w:pPr>
+        <w:ind w:left="2160" w:hanging="360"/>
+      </w:pPr>
+      <w:rPr>
+        <w:rFonts w:ascii="Wingdings" w:hAnsi="Wingdings" w:hint="default"/>
+      </w:rPr>
+    </w:lvl>
+    <w:lvl w:ilvl="3" w:tplc="04090001" w:tentative="1">
+      <w:start w:val="1"/>
+      <w:numFmt w:val="bullet"/>
+      <w:lvlText w:val=""/>
+      <w:lvlJc w:val="left"/>
+      <w:pPr>
+        <w:ind w:left="2880" w:hanging="360"/>
+      </w:pPr>
+      <w:rPr>
+        <w:rFonts w:ascii="Symbol" w:hAnsi="Symbol" w:hint="default"/>
+      </w:rPr>
+    </w:lvl>
+    <w:lvl w:ilvl="4" w:tplc="04090003" w:tentative="1">
+      <w:start w:val="1"/>
+      <w:numFmt w:val="bullet"/>
+      <w:lvlText w:val="o"/>
+      <w:lvlJc w:val="left"/>
+      <w:pPr>
+        <w:ind w:left="3600" w:hanging="360"/>
+      </w:pPr>
+      <w:rPr>
+        <w:rFonts w:ascii="Courier New" w:hAnsi="Courier New" w:cs="Courier New" w:hint="default"/>
+      </w:rPr>
+    </w:lvl>
+    <w:lvl w:ilvl="5" w:tplc="04090005" w:tentative="1">
+      <w:start w:val="1"/>
+      <w:numFmt w:val="bullet"/>
+      <w:lvlText w:val=""/>
+      <w:lvlJc w:val="left"/>
+      <w:pPr>
+        <w:ind w:left="4320" w:hanging="360"/>
+      </w:pPr>
+      <w:rPr>
+        <w:rFonts w:ascii="Wingdings" w:hAnsi="Wingdings" w:hint="default"/>
+      </w:rPr>
+    </w:lvl>
+    <w:lvl w:ilvl="6" w:tplc="04090001" w:tentative="1">
+      <w:start w:val="1"/>
+      <w:numFmt w:val="bullet"/>
+      <w:lvlText w:val=""/>
+      <w:lvlJc w:val="left"/>
+      <w:pPr>
+        <w:ind w:left="5040" w:hanging="360"/>
+      </w:pPr>
+      <w:rPr>
+        <w:rFonts w:ascii="Symbol" w:hAnsi="Symbol" w:hint="default"/>
+      </w:rPr>
+    </w:lvl>
+    <w:lvl w:ilvl="7" w:tplc="04090003" w:tentative="1">
+      <w:start w:val="1"/>
+      <w:numFmt w:val="bullet"/>
+      <w:lvlText w:val="o"/>
+      <w:lvlJc w:val="left"/>
+      <w:pPr>
+        <w:ind w:left="5760" w:hanging="360"/>
+      </w:pPr>
+      <w:rPr>
+        <w:rFonts w:ascii="Courier New" w:hAnsi="Courier New" w:cs="Courier New" w:hint="default"/>
+      </w:rPr>
+    </w:lvl>
+    <w:lvl w:ilvl="8" w:tplc="04090005" w:tentative="1">
+      <w:start w:val="1"/>
+      <w:numFmt w:val="bullet"/>
+      <w:lvlText w:val=""/>
+      <w:lvlJc w:val="left"/>
+      <w:pPr>
+        <w:ind w:left="6480" w:hanging="360"/>
+      </w:pPr>
+      <w:rPr>
+        <w:rFonts w:ascii="Wingdings" w:hAnsi="Wingdings" w:hint="default"/>
+      </w:rPr>
+    </w:lvl>
+  </w:abstractNum>
+  <w:abstractNum w:abstractNumId="64" w15:restartNumberingAfterBreak="0">
     <w:nsid w:val="6E866C4C"/>
     <w:multiLevelType w:val="hybridMultilevel"/>
     <w:tmpl w:val="EE3AC994"/>
@@ -22411,7 +27908,233 @@
       </w:rPr>
     </w:lvl>
   </w:abstractNum>
-  <w:abstractNum w:abstractNumId="52" w15:restartNumberingAfterBreak="0">
+  <w:abstractNum w:abstractNumId="65" w15:restartNumberingAfterBreak="0">
+    <w:nsid w:val="702B045B"/>
+    <w:multiLevelType w:val="multilevel"/>
+    <w:tmpl w:val="AB8CBAE2"/>
+    <w:lvl w:ilvl="0">
+      <w:start w:val="1"/>
+      <w:numFmt w:val="decimal"/>
+      <w:lvlText w:val="%1."/>
+      <w:lvlJc w:val="left"/>
+      <w:pPr>
+        <w:tabs>
+          <w:tab w:val="num" w:pos="720"/>
+        </w:tabs>
+        <w:ind w:left="720" w:hanging="360"/>
+      </w:pPr>
+    </w:lvl>
+    <w:lvl w:ilvl="1" w:tentative="1">
+      <w:start w:val="1"/>
+      <w:numFmt w:val="decimal"/>
+      <w:lvlText w:val="%2."/>
+      <w:lvlJc w:val="left"/>
+      <w:pPr>
+        <w:tabs>
+          <w:tab w:val="num" w:pos="1440"/>
+        </w:tabs>
+        <w:ind w:left="1440" w:hanging="360"/>
+      </w:pPr>
+    </w:lvl>
+    <w:lvl w:ilvl="2" w:tentative="1">
+      <w:start w:val="1"/>
+      <w:numFmt w:val="decimal"/>
+      <w:lvlText w:val="%3."/>
+      <w:lvlJc w:val="left"/>
+      <w:pPr>
+        <w:tabs>
+          <w:tab w:val="num" w:pos="2160"/>
+        </w:tabs>
+        <w:ind w:left="2160" w:hanging="360"/>
+      </w:pPr>
+    </w:lvl>
+    <w:lvl w:ilvl="3" w:tentative="1">
+      <w:start w:val="1"/>
+      <w:numFmt w:val="decimal"/>
+      <w:lvlText w:val="%4."/>
+      <w:lvlJc w:val="left"/>
+      <w:pPr>
+        <w:tabs>
+          <w:tab w:val="num" w:pos="2880"/>
+        </w:tabs>
+        <w:ind w:left="2880" w:hanging="360"/>
+      </w:pPr>
+    </w:lvl>
+    <w:lvl w:ilvl="4" w:tentative="1">
+      <w:start w:val="1"/>
+      <w:numFmt w:val="decimal"/>
+      <w:lvlText w:val="%5."/>
+      <w:lvlJc w:val="left"/>
+      <w:pPr>
+        <w:tabs>
+          <w:tab w:val="num" w:pos="3600"/>
+        </w:tabs>
+        <w:ind w:left="3600" w:hanging="360"/>
+      </w:pPr>
+    </w:lvl>
+    <w:lvl w:ilvl="5" w:tentative="1">
+      <w:start w:val="1"/>
+      <w:numFmt w:val="decimal"/>
+      <w:lvlText w:val="%6."/>
+      <w:lvlJc w:val="left"/>
+      <w:pPr>
+        <w:tabs>
+          <w:tab w:val="num" w:pos="4320"/>
+        </w:tabs>
+        <w:ind w:left="4320" w:hanging="360"/>
+      </w:pPr>
+    </w:lvl>
+    <w:lvl w:ilvl="6" w:tentative="1">
+      <w:start w:val="1"/>
+      <w:numFmt w:val="decimal"/>
+      <w:lvlText w:val="%7."/>
+      <w:lvlJc w:val="left"/>
+      <w:pPr>
+        <w:tabs>
+          <w:tab w:val="num" w:pos="5040"/>
+        </w:tabs>
+        <w:ind w:left="5040" w:hanging="360"/>
+      </w:pPr>
+    </w:lvl>
+    <w:lvl w:ilvl="7" w:tentative="1">
+      <w:start w:val="1"/>
+      <w:numFmt w:val="decimal"/>
+      <w:lvlText w:val="%8."/>
+      <w:lvlJc w:val="left"/>
+      <w:pPr>
+        <w:tabs>
+          <w:tab w:val="num" w:pos="5760"/>
+        </w:tabs>
+        <w:ind w:left="5760" w:hanging="360"/>
+      </w:pPr>
+    </w:lvl>
+    <w:lvl w:ilvl="8" w:tentative="1">
+      <w:start w:val="1"/>
+      <w:numFmt w:val="decimal"/>
+      <w:lvlText w:val="%9."/>
+      <w:lvlJc w:val="left"/>
+      <w:pPr>
+        <w:tabs>
+          <w:tab w:val="num" w:pos="6480"/>
+        </w:tabs>
+        <w:ind w:left="6480" w:hanging="360"/>
+      </w:pPr>
+    </w:lvl>
+  </w:abstractNum>
+  <w:abstractNum w:abstractNumId="66" w15:restartNumberingAfterBreak="0">
+    <w:nsid w:val="71E10F5E"/>
+    <w:multiLevelType w:val="hybridMultilevel"/>
+    <w:tmpl w:val="8B525D9C"/>
+    <w:lvl w:ilvl="0" w:tplc="04090001">
+      <w:start w:val="1"/>
+      <w:numFmt w:val="bullet"/>
+      <w:lvlText w:val=""/>
+      <w:lvlJc w:val="left"/>
+      <w:pPr>
+        <w:ind w:left="720" w:hanging="360"/>
+      </w:pPr>
+      <w:rPr>
+        <w:rFonts w:ascii="Symbol" w:hAnsi="Symbol" w:hint="default"/>
+      </w:rPr>
+    </w:lvl>
+    <w:lvl w:ilvl="1" w:tplc="04090003" w:tentative="1">
+      <w:start w:val="1"/>
+      <w:numFmt w:val="bullet"/>
+      <w:lvlText w:val="o"/>
+      <w:lvlJc w:val="left"/>
+      <w:pPr>
+        <w:ind w:left="1440" w:hanging="360"/>
+      </w:pPr>
+      <w:rPr>
+        <w:rFonts w:ascii="Courier New" w:hAnsi="Courier New" w:cs="Courier New" w:hint="default"/>
+      </w:rPr>
+    </w:lvl>
+    <w:lvl w:ilvl="2" w:tplc="04090005" w:tentative="1">
+      <w:start w:val="1"/>
+      <w:numFmt w:val="bullet"/>
+      <w:lvlText w:val=""/>
+      <w:lvlJc w:val="left"/>
+      <w:pPr>
+        <w:ind w:left="2160" w:hanging="360"/>
+      </w:pPr>
+      <w:rPr>
+        <w:rFonts w:ascii="Wingdings" w:hAnsi="Wingdings" w:hint="default"/>
+      </w:rPr>
+    </w:lvl>
+    <w:lvl w:ilvl="3" w:tplc="04090001" w:tentative="1">
+      <w:start w:val="1"/>
+      <w:numFmt w:val="bullet"/>
+      <w:lvlText w:val=""/>
+      <w:lvlJc w:val="left"/>
+      <w:pPr>
+        <w:ind w:left="2880" w:hanging="360"/>
+      </w:pPr>
+      <w:rPr>
+        <w:rFonts w:ascii="Symbol" w:hAnsi="Symbol" w:hint="default"/>
+      </w:rPr>
+    </w:lvl>
+    <w:lvl w:ilvl="4" w:tplc="04090003" w:tentative="1">
+      <w:start w:val="1"/>
+      <w:numFmt w:val="bullet"/>
+      <w:lvlText w:val="o"/>
+      <w:lvlJc w:val="left"/>
+      <w:pPr>
+        <w:ind w:left="3600" w:hanging="360"/>
+      </w:pPr>
+      <w:rPr>
+        <w:rFonts w:ascii="Courier New" w:hAnsi="Courier New" w:cs="Courier New" w:hint="default"/>
+      </w:rPr>
+    </w:lvl>
+    <w:lvl w:ilvl="5" w:tplc="04090005" w:tentative="1">
+      <w:start w:val="1"/>
+      <w:numFmt w:val="bullet"/>
+      <w:lvlText w:val=""/>
+      <w:lvlJc w:val="left"/>
+      <w:pPr>
+        <w:ind w:left="4320" w:hanging="360"/>
+      </w:pPr>
+      <w:rPr>
+        <w:rFonts w:ascii="Wingdings" w:hAnsi="Wingdings" w:hint="default"/>
+      </w:rPr>
+    </w:lvl>
+    <w:lvl w:ilvl="6" w:tplc="04090001" w:tentative="1">
+      <w:start w:val="1"/>
+      <w:numFmt w:val="bullet"/>
+      <w:lvlText w:val=""/>
+      <w:lvlJc w:val="left"/>
+      <w:pPr>
+        <w:ind w:left="5040" w:hanging="360"/>
+      </w:pPr>
+      <w:rPr>
+        <w:rFonts w:ascii="Symbol" w:hAnsi="Symbol" w:hint="default"/>
+      </w:rPr>
+    </w:lvl>
+    <w:lvl w:ilvl="7" w:tplc="04090003" w:tentative="1">
+      <w:start w:val="1"/>
+      <w:numFmt w:val="bullet"/>
+      <w:lvlText w:val="o"/>
+      <w:lvlJc w:val="left"/>
+      <w:pPr>
+        <w:ind w:left="5760" w:hanging="360"/>
+      </w:pPr>
+      <w:rPr>
+        <w:rFonts w:ascii="Courier New" w:hAnsi="Courier New" w:cs="Courier New" w:hint="default"/>
+      </w:rPr>
+    </w:lvl>
+    <w:lvl w:ilvl="8" w:tplc="04090005" w:tentative="1">
+      <w:start w:val="1"/>
+      <w:numFmt w:val="bullet"/>
+      <w:lvlText w:val=""/>
+      <w:lvlJc w:val="left"/>
+      <w:pPr>
+        <w:ind w:left="6480" w:hanging="360"/>
+      </w:pPr>
+      <w:rPr>
+        <w:rFonts w:ascii="Wingdings" w:hAnsi="Wingdings" w:hint="default"/>
+      </w:rPr>
+    </w:lvl>
+  </w:abstractNum>
+  <w:abstractNum w:abstractNumId="67" w15:restartNumberingAfterBreak="0">
     <w:nsid w:val="72A504C9"/>
     <w:multiLevelType w:val="hybridMultilevel"/>
     <w:tmpl w:val="A752A2D6"/>
@@ -22524,7 +28247,346 @@
       </w:rPr>
     </w:lvl>
   </w:abstractNum>
-  <w:abstractNum w:abstractNumId="53" w15:restartNumberingAfterBreak="0">
+  <w:abstractNum w:abstractNumId="68" w15:restartNumberingAfterBreak="0">
+    <w:nsid w:val="730A2296"/>
+    <w:multiLevelType w:val="hybridMultilevel"/>
+    <w:tmpl w:val="0422F1D2"/>
+    <w:lvl w:ilvl="0" w:tplc="04090001">
+      <w:start w:val="1"/>
+      <w:numFmt w:val="bullet"/>
+      <w:lvlText w:val=""/>
+      <w:lvlJc w:val="left"/>
+      <w:pPr>
+        <w:ind w:left="720" w:hanging="360"/>
+      </w:pPr>
+      <w:rPr>
+        <w:rFonts w:ascii="Symbol" w:hAnsi="Symbol" w:hint="default"/>
+      </w:rPr>
+    </w:lvl>
+    <w:lvl w:ilvl="1" w:tplc="04090003" w:tentative="1">
+      <w:start w:val="1"/>
+      <w:numFmt w:val="bullet"/>
+      <w:lvlText w:val="o"/>
+      <w:lvlJc w:val="left"/>
+      <w:pPr>
+        <w:ind w:left="1440" w:hanging="360"/>
+      </w:pPr>
+      <w:rPr>
+        <w:rFonts w:ascii="Courier New" w:hAnsi="Courier New" w:cs="Courier New" w:hint="default"/>
+      </w:rPr>
+    </w:lvl>
+    <w:lvl w:ilvl="2" w:tplc="04090005" w:tentative="1">
+      <w:start w:val="1"/>
+      <w:numFmt w:val="bullet"/>
+      <w:lvlText w:val=""/>
+      <w:lvlJc w:val="left"/>
+      <w:pPr>
+        <w:ind w:left="2160" w:hanging="360"/>
+      </w:pPr>
+      <w:rPr>
+        <w:rFonts w:ascii="Wingdings" w:hAnsi="Wingdings" w:hint="default"/>
+      </w:rPr>
+    </w:lvl>
+    <w:lvl w:ilvl="3" w:tplc="04090001" w:tentative="1">
+      <w:start w:val="1"/>
+      <w:numFmt w:val="bullet"/>
+      <w:lvlText w:val=""/>
+      <w:lvlJc w:val="left"/>
+      <w:pPr>
+        <w:ind w:left="2880" w:hanging="360"/>
+      </w:pPr>
+      <w:rPr>
+        <w:rFonts w:ascii="Symbol" w:hAnsi="Symbol" w:hint="default"/>
+      </w:rPr>
+    </w:lvl>
+    <w:lvl w:ilvl="4" w:tplc="04090003" w:tentative="1">
+      <w:start w:val="1"/>
+      <w:numFmt w:val="bullet"/>
+      <w:lvlText w:val="o"/>
+      <w:lvlJc w:val="left"/>
+      <w:pPr>
+        <w:ind w:left="3600" w:hanging="360"/>
+      </w:pPr>
+      <w:rPr>
+        <w:rFonts w:ascii="Courier New" w:hAnsi="Courier New" w:cs="Courier New" w:hint="default"/>
+      </w:rPr>
+    </w:lvl>
+    <w:lvl w:ilvl="5" w:tplc="04090005" w:tentative="1">
+      <w:start w:val="1"/>
+      <w:numFmt w:val="bullet"/>
+      <w:lvlText w:val=""/>
+      <w:lvlJc w:val="left"/>
+      <w:pPr>
+        <w:ind w:left="4320" w:hanging="360"/>
+      </w:pPr>
+      <w:rPr>
+        <w:rFonts w:ascii="Wingdings" w:hAnsi="Wingdings" w:hint="default"/>
+      </w:rPr>
+    </w:lvl>
+    <w:lvl w:ilvl="6" w:tplc="04090001" w:tentative="1">
+      <w:start w:val="1"/>
+      <w:numFmt w:val="bullet"/>
+      <w:lvlText w:val=""/>
+      <w:lvlJc w:val="left"/>
+      <w:pPr>
+        <w:ind w:left="5040" w:hanging="360"/>
+      </w:pPr>
+      <w:rPr>
+        <w:rFonts w:ascii="Symbol" w:hAnsi="Symbol" w:hint="default"/>
+      </w:rPr>
+    </w:lvl>
+    <w:lvl w:ilvl="7" w:tplc="04090003" w:tentative="1">
+      <w:start w:val="1"/>
+      <w:numFmt w:val="bullet"/>
+      <w:lvlText w:val="o"/>
+      <w:lvlJc w:val="left"/>
+      <w:pPr>
+        <w:ind w:left="5760" w:hanging="360"/>
+      </w:pPr>
+      <w:rPr>
+        <w:rFonts w:ascii="Courier New" w:hAnsi="Courier New" w:cs="Courier New" w:hint="default"/>
+      </w:rPr>
+    </w:lvl>
+    <w:lvl w:ilvl="8" w:tplc="04090005" w:tentative="1">
+      <w:start w:val="1"/>
+      <w:numFmt w:val="bullet"/>
+      <w:lvlText w:val=""/>
+      <w:lvlJc w:val="left"/>
+      <w:pPr>
+        <w:ind w:left="6480" w:hanging="360"/>
+      </w:pPr>
+      <w:rPr>
+        <w:rFonts w:ascii="Wingdings" w:hAnsi="Wingdings" w:hint="default"/>
+      </w:rPr>
+    </w:lvl>
+  </w:abstractNum>
+  <w:abstractNum w:abstractNumId="69" w15:restartNumberingAfterBreak="0">
+    <w:nsid w:val="74C4420F"/>
+    <w:multiLevelType w:val="hybridMultilevel"/>
+    <w:tmpl w:val="F56E200E"/>
+    <w:lvl w:ilvl="0" w:tplc="04090001">
+      <w:start w:val="1"/>
+      <w:numFmt w:val="bullet"/>
+      <w:lvlText w:val=""/>
+      <w:lvlJc w:val="left"/>
+      <w:pPr>
+        <w:ind w:left="720" w:hanging="360"/>
+      </w:pPr>
+      <w:rPr>
+        <w:rFonts w:ascii="Symbol" w:hAnsi="Symbol" w:hint="default"/>
+      </w:rPr>
+    </w:lvl>
+    <w:lvl w:ilvl="1" w:tplc="04090003" w:tentative="1">
+      <w:start w:val="1"/>
+      <w:numFmt w:val="bullet"/>
+      <w:lvlText w:val="o"/>
+      <w:lvlJc w:val="left"/>
+      <w:pPr>
+        <w:ind w:left="1440" w:hanging="360"/>
+      </w:pPr>
+      <w:rPr>
+        <w:rFonts w:ascii="Courier New" w:hAnsi="Courier New" w:cs="Courier New" w:hint="default"/>
+      </w:rPr>
+    </w:lvl>
+    <w:lvl w:ilvl="2" w:tplc="04090005" w:tentative="1">
+      <w:start w:val="1"/>
+      <w:numFmt w:val="bullet"/>
+      <w:lvlText w:val=""/>
+      <w:lvlJc w:val="left"/>
+      <w:pPr>
+        <w:ind w:left="2160" w:hanging="360"/>
+      </w:pPr>
+      <w:rPr>
+        <w:rFonts w:ascii="Wingdings" w:hAnsi="Wingdings" w:hint="default"/>
+      </w:rPr>
+    </w:lvl>
+    <w:lvl w:ilvl="3" w:tplc="04090001" w:tentative="1">
+      <w:start w:val="1"/>
+      <w:numFmt w:val="bullet"/>
+      <w:lvlText w:val=""/>
+      <w:lvlJc w:val="left"/>
+      <w:pPr>
+        <w:ind w:left="2880" w:hanging="360"/>
+      </w:pPr>
+      <w:rPr>
+        <w:rFonts w:ascii="Symbol" w:hAnsi="Symbol" w:hint="default"/>
+      </w:rPr>
+    </w:lvl>
+    <w:lvl w:ilvl="4" w:tplc="04090003" w:tentative="1">
+      <w:start w:val="1"/>
+      <w:numFmt w:val="bullet"/>
+      <w:lvlText w:val="o"/>
+      <w:lvlJc w:val="left"/>
+      <w:pPr>
+        <w:ind w:left="3600" w:hanging="360"/>
+      </w:pPr>
+      <w:rPr>
+        <w:rFonts w:ascii="Courier New" w:hAnsi="Courier New" w:cs="Courier New" w:hint="default"/>
+      </w:rPr>
+    </w:lvl>
+    <w:lvl w:ilvl="5" w:tplc="04090005" w:tentative="1">
+      <w:start w:val="1"/>
+      <w:numFmt w:val="bullet"/>
+      <w:lvlText w:val=""/>
+      <w:lvlJc w:val="left"/>
+      <w:pPr>
+        <w:ind w:left="4320" w:hanging="360"/>
+      </w:pPr>
+      <w:rPr>
+        <w:rFonts w:ascii="Wingdings" w:hAnsi="Wingdings" w:hint="default"/>
+      </w:rPr>
+    </w:lvl>
+    <w:lvl w:ilvl="6" w:tplc="04090001" w:tentative="1">
+      <w:start w:val="1"/>
+      <w:numFmt w:val="bullet"/>
+      <w:lvlText w:val=""/>
+      <w:lvlJc w:val="left"/>
+      <w:pPr>
+        <w:ind w:left="5040" w:hanging="360"/>
+      </w:pPr>
+      <w:rPr>
+        <w:rFonts w:ascii="Symbol" w:hAnsi="Symbol" w:hint="default"/>
+      </w:rPr>
+    </w:lvl>
+    <w:lvl w:ilvl="7" w:tplc="04090003" w:tentative="1">
+      <w:start w:val="1"/>
+      <w:numFmt w:val="bullet"/>
+      <w:lvlText w:val="o"/>
+      <w:lvlJc w:val="left"/>
+      <w:pPr>
+        <w:ind w:left="5760" w:hanging="360"/>
+      </w:pPr>
+      <w:rPr>
+        <w:rFonts w:ascii="Courier New" w:hAnsi="Courier New" w:cs="Courier New" w:hint="default"/>
+      </w:rPr>
+    </w:lvl>
+    <w:lvl w:ilvl="8" w:tplc="04090005" w:tentative="1">
+      <w:start w:val="1"/>
+      <w:numFmt w:val="bullet"/>
+      <w:lvlText w:val=""/>
+      <w:lvlJc w:val="left"/>
+      <w:pPr>
+        <w:ind w:left="6480" w:hanging="360"/>
+      </w:pPr>
+      <w:rPr>
+        <w:rFonts w:ascii="Wingdings" w:hAnsi="Wingdings" w:hint="default"/>
+      </w:rPr>
+    </w:lvl>
+  </w:abstractNum>
+  <w:abstractNum w:abstractNumId="70" w15:restartNumberingAfterBreak="0">
+    <w:nsid w:val="74EA06BE"/>
+    <w:multiLevelType w:val="hybridMultilevel"/>
+    <w:tmpl w:val="A3D0F422"/>
+    <w:lvl w:ilvl="0" w:tplc="04090001">
+      <w:start w:val="1"/>
+      <w:numFmt w:val="bullet"/>
+      <w:lvlText w:val=""/>
+      <w:lvlJc w:val="left"/>
+      <w:pPr>
+        <w:ind w:left="720" w:hanging="360"/>
+      </w:pPr>
+      <w:rPr>
+        <w:rFonts w:ascii="Symbol" w:hAnsi="Symbol" w:hint="default"/>
+      </w:rPr>
+    </w:lvl>
+    <w:lvl w:ilvl="1" w:tplc="04090003" w:tentative="1">
+      <w:start w:val="1"/>
+      <w:numFmt w:val="bullet"/>
+      <w:lvlText w:val="o"/>
+      <w:lvlJc w:val="left"/>
+      <w:pPr>
+        <w:ind w:left="1440" w:hanging="360"/>
+      </w:pPr>
+      <w:rPr>
+        <w:rFonts w:ascii="Courier New" w:hAnsi="Courier New" w:cs="Courier New" w:hint="default"/>
+      </w:rPr>
+    </w:lvl>
+    <w:lvl w:ilvl="2" w:tplc="04090005" w:tentative="1">
+      <w:start w:val="1"/>
+      <w:numFmt w:val="bullet"/>
+      <w:lvlText w:val=""/>
+      <w:lvlJc w:val="left"/>
+      <w:pPr>
+        <w:ind w:left="2160" w:hanging="360"/>
+      </w:pPr>
+      <w:rPr>
+        <w:rFonts w:ascii="Wingdings" w:hAnsi="Wingdings" w:hint="default"/>
+      </w:rPr>
+    </w:lvl>
+    <w:lvl w:ilvl="3" w:tplc="04090001" w:tentative="1">
+      <w:start w:val="1"/>
+      <w:numFmt w:val="bullet"/>
+      <w:lvlText w:val=""/>
+      <w:lvlJc w:val="left"/>
+      <w:pPr>
+        <w:ind w:left="2880" w:hanging="360"/>
+      </w:pPr>
+      <w:rPr>
+        <w:rFonts w:ascii="Symbol" w:hAnsi="Symbol" w:hint="default"/>
+      </w:rPr>
+    </w:lvl>
+    <w:lvl w:ilvl="4" w:tplc="04090003" w:tentative="1">
+      <w:start w:val="1"/>
+      <w:numFmt w:val="bullet"/>
+      <w:lvlText w:val="o"/>
+      <w:lvlJc w:val="left"/>
+      <w:pPr>
+        <w:ind w:left="3600" w:hanging="360"/>
+      </w:pPr>
+      <w:rPr>
+        <w:rFonts w:ascii="Courier New" w:hAnsi="Courier New" w:cs="Courier New" w:hint="default"/>
+      </w:rPr>
+    </w:lvl>
+    <w:lvl w:ilvl="5" w:tplc="04090005" w:tentative="1">
+      <w:start w:val="1"/>
+      <w:numFmt w:val="bullet"/>
+      <w:lvlText w:val=""/>
+      <w:lvlJc w:val="left"/>
+      <w:pPr>
+        <w:ind w:left="4320" w:hanging="360"/>
+      </w:pPr>
+      <w:rPr>
+        <w:rFonts w:ascii="Wingdings" w:hAnsi="Wingdings" w:hint="default"/>
+      </w:rPr>
+    </w:lvl>
+    <w:lvl w:ilvl="6" w:tplc="04090001" w:tentative="1">
+      <w:start w:val="1"/>
+      <w:numFmt w:val="bullet"/>
+      <w:lvlText w:val=""/>
+      <w:lvlJc w:val="left"/>
+      <w:pPr>
+        <w:ind w:left="5040" w:hanging="360"/>
+      </w:pPr>
+      <w:rPr>
+        <w:rFonts w:ascii="Symbol" w:hAnsi="Symbol" w:hint="default"/>
+      </w:rPr>
+    </w:lvl>
+    <w:lvl w:ilvl="7" w:tplc="04090003" w:tentative="1">
+      <w:start w:val="1"/>
+      <w:numFmt w:val="bullet"/>
+      <w:lvlText w:val="o"/>
+      <w:lvlJc w:val="left"/>
+      <w:pPr>
+        <w:ind w:left="5760" w:hanging="360"/>
+      </w:pPr>
+      <w:rPr>
+        <w:rFonts w:ascii="Courier New" w:hAnsi="Courier New" w:cs="Courier New" w:hint="default"/>
+      </w:rPr>
+    </w:lvl>
+    <w:lvl w:ilvl="8" w:tplc="04090005" w:tentative="1">
+      <w:start w:val="1"/>
+      <w:numFmt w:val="bullet"/>
+      <w:lvlText w:val=""/>
+      <w:lvlJc w:val="left"/>
+      <w:pPr>
+        <w:ind w:left="6480" w:hanging="360"/>
+      </w:pPr>
+      <w:rPr>
+        <w:rFonts w:ascii="Wingdings" w:hAnsi="Wingdings" w:hint="default"/>
+      </w:rPr>
+    </w:lvl>
+  </w:abstractNum>
+  <w:abstractNum w:abstractNumId="71" w15:restartNumberingAfterBreak="0">
     <w:nsid w:val="780F2815"/>
     <w:multiLevelType w:val="hybridMultilevel"/>
     <w:tmpl w:val="C82E418E"/>
@@ -22637,7 +28699,7 @@
       </w:rPr>
     </w:lvl>
   </w:abstractNum>
-  <w:abstractNum w:abstractNumId="54" w15:restartNumberingAfterBreak="0">
+  <w:abstractNum w:abstractNumId="72" w15:restartNumberingAfterBreak="0">
     <w:nsid w:val="7B6B0857"/>
     <w:multiLevelType w:val="hybridMultilevel"/>
     <w:tmpl w:val="1480E82A"/>
@@ -22750,7 +28812,7 @@
       </w:rPr>
     </w:lvl>
   </w:abstractNum>
-  <w:abstractNum w:abstractNumId="55" w15:restartNumberingAfterBreak="0">
+  <w:abstractNum w:abstractNumId="73" w15:restartNumberingAfterBreak="0">
     <w:nsid w:val="7BD031E6"/>
     <w:multiLevelType w:val="hybridMultilevel"/>
     <w:tmpl w:val="F1E695BA"/>
@@ -22863,7 +28925,7 @@
       </w:rPr>
     </w:lvl>
   </w:abstractNum>
-  <w:abstractNum w:abstractNumId="56" w15:restartNumberingAfterBreak="0">
+  <w:abstractNum w:abstractNumId="74" w15:restartNumberingAfterBreak="0">
     <w:nsid w:val="7C7437A4"/>
     <w:multiLevelType w:val="hybridMultilevel"/>
     <w:tmpl w:val="B3B84D36"/>
@@ -22976,7 +29038,7 @@
       </w:rPr>
     </w:lvl>
   </w:abstractNum>
-  <w:abstractNum w:abstractNumId="57" w15:restartNumberingAfterBreak="0">
+  <w:abstractNum w:abstractNumId="75" w15:restartNumberingAfterBreak="0">
     <w:nsid w:val="7E4872CD"/>
     <w:multiLevelType w:val="hybridMultilevel"/>
     <w:tmpl w:val="09DC8E82"/>
@@ -23089,7 +29151,7 @@
       </w:rPr>
     </w:lvl>
   </w:abstractNum>
-  <w:abstractNum w:abstractNumId="58" w15:restartNumberingAfterBreak="0">
+  <w:abstractNum w:abstractNumId="76" w15:restartNumberingAfterBreak="0">
     <w:nsid w:val="7EE03862"/>
     <w:multiLevelType w:val="hybridMultilevel"/>
     <w:tmpl w:val="A5C040BC"/>
@@ -23202,7 +29264,7 @@
       </w:rPr>
     </w:lvl>
   </w:abstractNum>
-  <w:abstractNum w:abstractNumId="59" w15:restartNumberingAfterBreak="0">
+  <w:abstractNum w:abstractNumId="77" w15:restartNumberingAfterBreak="0">
     <w:nsid w:val="7FEF575C"/>
     <w:multiLevelType w:val="hybridMultilevel"/>
     <w:tmpl w:val="65222CAA"/>
@@ -23319,183 +29381,237 @@
     <w:abstractNumId w:val="1"/>
   </w:num>
   <w:num w:numId="2" w16cid:durableId="272372495">
+    <w:abstractNumId w:val="43"/>
+  </w:num>
+  <w:num w:numId="3" w16cid:durableId="1689410922">
+    <w:abstractNumId w:val="31"/>
+  </w:num>
+  <w:num w:numId="4" w16cid:durableId="1164052651">
+    <w:abstractNumId w:val="35"/>
+  </w:num>
+  <w:num w:numId="5" w16cid:durableId="1757941729">
+    <w:abstractNumId w:val="45"/>
+  </w:num>
+  <w:num w:numId="6" w16cid:durableId="994794970">
+    <w:abstractNumId w:val="32"/>
+  </w:num>
+  <w:num w:numId="7" w16cid:durableId="1177423559">
+    <w:abstractNumId w:val="20"/>
+  </w:num>
+  <w:num w:numId="8" w16cid:durableId="598098737">
+    <w:abstractNumId w:val="77"/>
+  </w:num>
+  <w:num w:numId="9" w16cid:durableId="1508598025">
+    <w:abstractNumId w:val="62"/>
+  </w:num>
+  <w:num w:numId="10" w16cid:durableId="1483426654">
+    <w:abstractNumId w:val="10"/>
+  </w:num>
+  <w:num w:numId="11" w16cid:durableId="886144795">
+    <w:abstractNumId w:val="76"/>
+  </w:num>
+  <w:num w:numId="12" w16cid:durableId="1454447868">
+    <w:abstractNumId w:val="22"/>
+  </w:num>
+  <w:num w:numId="13" w16cid:durableId="374626859">
+    <w:abstractNumId w:val="67"/>
+  </w:num>
+  <w:num w:numId="14" w16cid:durableId="169301552">
+    <w:abstractNumId w:val="27"/>
+  </w:num>
+  <w:num w:numId="15" w16cid:durableId="705301791">
+    <w:abstractNumId w:val="7"/>
+  </w:num>
+  <w:num w:numId="16" w16cid:durableId="1841849011">
     <w:abstractNumId w:val="34"/>
   </w:num>
-  <w:num w:numId="3" w16cid:durableId="1689410922">
-    <w:abstractNumId w:val="26"/>
+  <w:num w:numId="17" w16cid:durableId="1060054654">
+    <w:abstractNumId w:val="54"/>
   </w:num>
-  <w:num w:numId="4" w16cid:durableId="1164052651">
-    <w:abstractNumId w:val="29"/>
+  <w:num w:numId="18" w16cid:durableId="1563178670">
+    <w:abstractNumId w:val="47"/>
   </w:num>
-  <w:num w:numId="5" w16cid:durableId="1757941729">
-    <w:abstractNumId w:val="36"/>
+  <w:num w:numId="19" w16cid:durableId="1568758010">
+    <w:abstractNumId w:val="17"/>
   </w:num>
-  <w:num w:numId="6" w16cid:durableId="994794970">
-    <w:abstractNumId w:val="27"/>
+  <w:num w:numId="20" w16cid:durableId="1730693460">
+    <w:abstractNumId w:val="58"/>
   </w:num>
-  <w:num w:numId="7" w16cid:durableId="1177423559">
+  <w:num w:numId="21" w16cid:durableId="1863276370">
+    <w:abstractNumId w:val="12"/>
+  </w:num>
+  <w:num w:numId="22" w16cid:durableId="850997049">
+    <w:abstractNumId w:val="51"/>
+  </w:num>
+  <w:num w:numId="23" w16cid:durableId="1793283729">
+    <w:abstractNumId w:val="44"/>
+  </w:num>
+  <w:num w:numId="24" w16cid:durableId="1419054681">
     <w:abstractNumId w:val="18"/>
   </w:num>
-  <w:num w:numId="8" w16cid:durableId="598098737">
-    <w:abstractNumId w:val="59"/>
-  </w:num>
-  <w:num w:numId="9" w16cid:durableId="1508598025">
-    <w:abstractNumId w:val="50"/>
-  </w:num>
-  <w:num w:numId="10" w16cid:durableId="1483426654">
-    <w:abstractNumId w:val="9"/>
-  </w:num>
-  <w:num w:numId="11" w16cid:durableId="886144795">
-    <w:abstractNumId w:val="58"/>
-  </w:num>
-  <w:num w:numId="12" w16cid:durableId="1454447868">
-    <w:abstractNumId w:val="19"/>
-  </w:num>
-  <w:num w:numId="13" w16cid:durableId="374626859">
-    <w:abstractNumId w:val="52"/>
-  </w:num>
-  <w:num w:numId="14" w16cid:durableId="169301552">
-    <w:abstractNumId w:val="23"/>
-  </w:num>
-  <w:num w:numId="15" w16cid:durableId="705301791">
-    <w:abstractNumId w:val="6"/>
-  </w:num>
-  <w:num w:numId="16" w16cid:durableId="1841849011">
-    <w:abstractNumId w:val="28"/>
-  </w:num>
-  <w:num w:numId="17" w16cid:durableId="1060054654">
-    <w:abstractNumId w:val="44"/>
-  </w:num>
-  <w:num w:numId="18" w16cid:durableId="1563178670">
-    <w:abstractNumId w:val="37"/>
-  </w:num>
-  <w:num w:numId="19" w16cid:durableId="1568758010">
-    <w:abstractNumId w:val="15"/>
-  </w:num>
-  <w:num w:numId="20" w16cid:durableId="1730693460">
-    <w:abstractNumId w:val="47"/>
-  </w:num>
-  <w:num w:numId="21" w16cid:durableId="1863276370">
-    <w:abstractNumId w:val="11"/>
-  </w:num>
-  <w:num w:numId="22" w16cid:durableId="850997049">
-    <w:abstractNumId w:val="41"/>
-  </w:num>
-  <w:num w:numId="23" w16cid:durableId="1793283729">
-    <w:abstractNumId w:val="35"/>
-  </w:num>
-  <w:num w:numId="24" w16cid:durableId="1419054681">
-    <w:abstractNumId w:val="16"/>
-  </w:num>
   <w:num w:numId="25" w16cid:durableId="60755584">
-    <w:abstractNumId w:val="57"/>
+    <w:abstractNumId w:val="75"/>
   </w:num>
   <w:num w:numId="26" w16cid:durableId="170264992">
     <w:abstractNumId w:val="0"/>
   </w:num>
   <w:num w:numId="27" w16cid:durableId="1904825596">
+    <w:abstractNumId w:val="4"/>
+  </w:num>
+  <w:num w:numId="28" w16cid:durableId="1918518494">
+    <w:abstractNumId w:val="24"/>
+  </w:num>
+  <w:num w:numId="29" w16cid:durableId="392310366">
+    <w:abstractNumId w:val="74"/>
+  </w:num>
+  <w:num w:numId="30" w16cid:durableId="137580224">
+    <w:abstractNumId w:val="53"/>
+  </w:num>
+  <w:num w:numId="31" w16cid:durableId="862717216">
+    <w:abstractNumId w:val="49"/>
+  </w:num>
+  <w:num w:numId="32" w16cid:durableId="495612074">
+    <w:abstractNumId w:val="73"/>
+  </w:num>
+  <w:num w:numId="33" w16cid:durableId="1870099295">
+    <w:abstractNumId w:val="41"/>
+  </w:num>
+  <w:num w:numId="34" w16cid:durableId="948391193">
+    <w:abstractNumId w:val="5"/>
+  </w:num>
+  <w:num w:numId="35" w16cid:durableId="1428189367">
+    <w:abstractNumId w:val="56"/>
+  </w:num>
+  <w:num w:numId="36" w16cid:durableId="377049312">
+    <w:abstractNumId w:val="50"/>
+  </w:num>
+  <w:num w:numId="37" w16cid:durableId="1416050448">
+    <w:abstractNumId w:val="19"/>
+  </w:num>
+  <w:num w:numId="38" w16cid:durableId="15010887">
+    <w:abstractNumId w:val="23"/>
+  </w:num>
+  <w:num w:numId="39" w16cid:durableId="572350718">
+    <w:abstractNumId w:val="40"/>
+  </w:num>
+  <w:num w:numId="40" w16cid:durableId="743186669">
+    <w:abstractNumId w:val="39"/>
+  </w:num>
+  <w:num w:numId="41" w16cid:durableId="1537965113">
+    <w:abstractNumId w:val="71"/>
+  </w:num>
+  <w:num w:numId="42" w16cid:durableId="562639204">
+    <w:abstractNumId w:val="6"/>
+  </w:num>
+  <w:num w:numId="43" w16cid:durableId="2082483078">
+    <w:abstractNumId w:val="52"/>
+  </w:num>
+  <w:num w:numId="44" w16cid:durableId="203177884">
+    <w:abstractNumId w:val="72"/>
+  </w:num>
+  <w:num w:numId="45" w16cid:durableId="1638532043">
+    <w:abstractNumId w:val="11"/>
+  </w:num>
+  <w:num w:numId="46" w16cid:durableId="542131246">
+    <w:abstractNumId w:val="55"/>
+  </w:num>
+  <w:num w:numId="47" w16cid:durableId="477498499">
+    <w:abstractNumId w:val="14"/>
+  </w:num>
+  <w:num w:numId="48" w16cid:durableId="1291522441">
+    <w:abstractNumId w:val="48"/>
+  </w:num>
+  <w:num w:numId="49" w16cid:durableId="2010864368">
     <w:abstractNumId w:val="3"/>
   </w:num>
-  <w:num w:numId="28" w16cid:durableId="1918518494">
+  <w:num w:numId="50" w16cid:durableId="2096317414">
+    <w:abstractNumId w:val="8"/>
+  </w:num>
+  <w:num w:numId="51" w16cid:durableId="1306276529">
+    <w:abstractNumId w:val="64"/>
+  </w:num>
+  <w:num w:numId="52" w16cid:durableId="34085276">
+    <w:abstractNumId w:val="28"/>
+  </w:num>
+  <w:num w:numId="53" w16cid:durableId="1895045615">
+    <w:abstractNumId w:val="15"/>
+  </w:num>
+  <w:num w:numId="54" w16cid:durableId="47805141">
+    <w:abstractNumId w:val="16"/>
+  </w:num>
+  <w:num w:numId="55" w16cid:durableId="1554586299">
+    <w:abstractNumId w:val="25"/>
+  </w:num>
+  <w:num w:numId="56" w16cid:durableId="1069423939">
+    <w:abstractNumId w:val="37"/>
+  </w:num>
+  <w:num w:numId="57" w16cid:durableId="1553495197">
+    <w:abstractNumId w:val="59"/>
+  </w:num>
+  <w:num w:numId="58" w16cid:durableId="150299365">
+    <w:abstractNumId w:val="30"/>
+  </w:num>
+  <w:num w:numId="59" w16cid:durableId="1731689751">
+    <w:abstractNumId w:val="9"/>
+  </w:num>
+  <w:num w:numId="60" w16cid:durableId="294604434">
+    <w:abstractNumId w:val="61"/>
+  </w:num>
+  <w:num w:numId="61" w16cid:durableId="1048459243">
+    <w:abstractNumId w:val="68"/>
+  </w:num>
+  <w:num w:numId="62" w16cid:durableId="412050804">
+    <w:abstractNumId w:val="42"/>
+  </w:num>
+  <w:num w:numId="63" w16cid:durableId="816606316">
+    <w:abstractNumId w:val="29"/>
+  </w:num>
+  <w:num w:numId="64" w16cid:durableId="243536556">
+    <w:abstractNumId w:val="70"/>
+  </w:num>
+  <w:num w:numId="65" w16cid:durableId="958148333">
+    <w:abstractNumId w:val="60"/>
+  </w:num>
+  <w:num w:numId="66" w16cid:durableId="1006326006">
     <w:abstractNumId w:val="21"/>
   </w:num>
-  <w:num w:numId="29" w16cid:durableId="392310366">
-    <w:abstractNumId w:val="56"/>
+  <w:num w:numId="67" w16cid:durableId="73819955">
+    <w:abstractNumId w:val="57"/>
   </w:num>
-  <w:num w:numId="30" w16cid:durableId="137580224">
-    <w:abstractNumId w:val="43"/>
+  <w:num w:numId="68" w16cid:durableId="775518785">
+    <w:abstractNumId w:val="69"/>
   </w:num>
-  <w:num w:numId="31" w16cid:durableId="862717216">
-    <w:abstractNumId w:val="39"/>
+  <w:num w:numId="69" w16cid:durableId="1954247014">
+    <w:abstractNumId w:val="65"/>
   </w:num>
-  <w:num w:numId="32" w16cid:durableId="495612074">
-    <w:abstractNumId w:val="55"/>
+  <w:num w:numId="70" w16cid:durableId="66926197">
+    <w:abstractNumId w:val="63"/>
   </w:num>
-  <w:num w:numId="33" w16cid:durableId="1870099295">
+  <w:num w:numId="71" w16cid:durableId="1932549017">
+    <w:abstractNumId w:val="36"/>
+  </w:num>
+  <w:num w:numId="72" w16cid:durableId="1572472163">
+    <w:abstractNumId w:val="38"/>
+  </w:num>
+  <w:num w:numId="73" w16cid:durableId="442697465">
+    <w:abstractNumId w:val="13"/>
+  </w:num>
+  <w:num w:numId="74" w16cid:durableId="783771604">
+    <w:abstractNumId w:val="2"/>
+  </w:num>
+  <w:num w:numId="75" w16cid:durableId="751509264">
+    <w:abstractNumId w:val="66"/>
+  </w:num>
+  <w:num w:numId="76" w16cid:durableId="1726371559">
+    <w:abstractNumId w:val="26"/>
+  </w:num>
+  <w:num w:numId="77" w16cid:durableId="1536113028">
     <w:abstractNumId w:val="33"/>
   </w:num>
-  <w:num w:numId="34" w16cid:durableId="948391193">
-    <w:abstractNumId w:val="4"/>
-  </w:num>
-  <w:num w:numId="35" w16cid:durableId="1428189367">
+  <w:num w:numId="78" w16cid:durableId="1212960308">
     <w:abstractNumId w:val="46"/>
   </w:num>
-  <w:num w:numId="36" w16cid:durableId="377049312">
-    <w:abstractNumId w:val="40"/>
-  </w:num>
-  <w:num w:numId="37" w16cid:durableId="1416050448">
-    <w:abstractNumId w:val="17"/>
-  </w:num>
-  <w:num w:numId="38" w16cid:durableId="15010887">
-    <w:abstractNumId w:val="20"/>
-  </w:num>
-  <w:num w:numId="39" w16cid:durableId="572350718">
-    <w:abstractNumId w:val="32"/>
-  </w:num>
-  <w:num w:numId="40" w16cid:durableId="743186669">
-    <w:abstractNumId w:val="31"/>
-  </w:num>
-  <w:num w:numId="41" w16cid:durableId="1537965113">
-    <w:abstractNumId w:val="53"/>
-  </w:num>
-  <w:num w:numId="42" w16cid:durableId="562639204">
-    <w:abstractNumId w:val="5"/>
-  </w:num>
-  <w:num w:numId="43" w16cid:durableId="2082483078">
-    <w:abstractNumId w:val="42"/>
-  </w:num>
-  <w:num w:numId="44" w16cid:durableId="203177884">
-    <w:abstractNumId w:val="54"/>
-  </w:num>
-  <w:num w:numId="45" w16cid:durableId="1638532043">
-    <w:abstractNumId w:val="10"/>
-  </w:num>
-  <w:num w:numId="46" w16cid:durableId="542131246">
-    <w:abstractNumId w:val="45"/>
-  </w:num>
-  <w:num w:numId="47" w16cid:durableId="477498499">
-    <w:abstractNumId w:val="12"/>
-  </w:num>
-  <w:num w:numId="48" w16cid:durableId="1291522441">
-    <w:abstractNumId w:val="38"/>
-  </w:num>
-  <w:num w:numId="49" w16cid:durableId="2010864368">
-    <w:abstractNumId w:val="2"/>
-  </w:num>
-  <w:num w:numId="50" w16cid:durableId="2096317414">
-    <w:abstractNumId w:val="7"/>
-  </w:num>
-  <w:num w:numId="51" w16cid:durableId="1306276529">
-    <w:abstractNumId w:val="51"/>
-  </w:num>
-  <w:num w:numId="52" w16cid:durableId="34085276">
-    <w:abstractNumId w:val="24"/>
-  </w:num>
-  <w:num w:numId="53" w16cid:durableId="1895045615">
-    <w:abstractNumId w:val="13"/>
-  </w:num>
-  <w:num w:numId="54" w16cid:durableId="47805141">
-    <w:abstractNumId w:val="14"/>
-  </w:num>
-  <w:num w:numId="55" w16cid:durableId="1554586299">
-    <w:abstractNumId w:val="22"/>
-  </w:num>
-  <w:num w:numId="56" w16cid:durableId="1069423939">
-    <w:abstractNumId w:val="30"/>
-  </w:num>
-  <w:num w:numId="57" w16cid:durableId="1553495197">
-    <w:abstractNumId w:val="48"/>
-  </w:num>
-  <w:num w:numId="58" w16cid:durableId="150299365">
-    <w:abstractNumId w:val="25"/>
-  </w:num>
-  <w:num w:numId="59" w16cid:durableId="1731689751">
-    <w:abstractNumId w:val="8"/>
-  </w:num>
-  <w:num w:numId="60" w16cid:durableId="294604434">
-    <w:abstractNumId w:val="49"/>
-  </w:num>
-  <w:numIdMacAtCleanup w:val="60"/>
+  <w:numIdMacAtCleanup w:val="78"/>
 </w:numbering>
 </file>
 

--- a/SPM/Theory/Notes/Software Project Management.docx
+++ b/SPM/Theory/Notes/Software Project Management.docx
@@ -902,26 +902,7 @@
           <w:szCs w:val="32"/>
         </w:rPr>
         <w:br/>
-      </w:r>
-      <w:proofErr w:type="spellStart"/>
-      <w:r>
-        <w:rPr>
-          <w:rFonts w:ascii="Times New Roman" w:hAnsi="Times New Roman" w:cs="Times New Roman"/>
-          <w:color w:val="0D0D0D" w:themeColor="text1" w:themeTint="F2"/>
-          <w:sz w:val="32"/>
-          <w:szCs w:val="32"/>
-        </w:rPr>
-        <w:t>Software</w:t>
-      </w:r>
-      <w:proofErr w:type="spellEnd"/>
-      <w:r>
-        <w:rPr>
-          <w:rFonts w:ascii="Times New Roman" w:hAnsi="Times New Roman" w:cs="Times New Roman"/>
-          <w:color w:val="0D0D0D" w:themeColor="text1" w:themeTint="F2"/>
-          <w:sz w:val="32"/>
-          <w:szCs w:val="32"/>
-        </w:rPr>
-        <w:t xml:space="preserve"> designed to help users perform specific tasks.</w:t>
+        <w:t>Software designed to help users perform specific tasks.</w:t>
       </w:r>
       <w:r>
         <w:rPr>
@@ -9389,13 +9370,22 @@
       <w:r>
         <w:rPr>
           <w:rFonts w:ascii="Times New Roman" w:hAnsi="Times New Roman" w:cs="Times New Roman"/>
-          <w:b/>
-          <w:bCs/>
-          <w:color w:val="0D0D0D" w:themeColor="text1" w:themeTint="F2"/>
-          <w:sz w:val="32"/>
-          <w:szCs w:val="32"/>
-        </w:rPr>
-        <w:t xml:space="preserve">Perform the planned work and create the project deliverables. </w:t>
+          <w:color w:val="0D0D0D" w:themeColor="text1" w:themeTint="F2"/>
+          <w:sz w:val="32"/>
+          <w:szCs w:val="32"/>
+        </w:rPr>
+        <w:t>Perform the planned work and create the project deliverables.</w:t>
+      </w:r>
+      <w:r>
+        <w:rPr>
+          <w:rFonts w:ascii="Times New Roman" w:hAnsi="Times New Roman" w:cs="Times New Roman"/>
+          <w:b/>
+          <w:bCs/>
+          <w:color w:val="0D0D0D" w:themeColor="text1" w:themeTint="F2"/>
+          <w:sz w:val="32"/>
+          <w:szCs w:val="32"/>
+        </w:rPr>
+        <w:t xml:space="preserve"> </w:t>
       </w:r>
     </w:p>
     <w:p>
@@ -9476,22 +9466,20 @@
       <w:r>
         <w:rPr>
           <w:rFonts w:ascii="Times New Roman" w:hAnsi="Times New Roman" w:cs="Times New Roman"/>
-          <w:b/>
-          <w:bCs/>
-          <w:color w:val="0D0D0D" w:themeColor="text1" w:themeTint="F2"/>
-          <w:sz w:val="32"/>
-          <w:szCs w:val="32"/>
-        </w:rPr>
-        <w:t>Complete the project</w:t>
-      </w:r>
-      <w:r>
-        <w:rPr>
-          <w:rFonts w:ascii="Times New Roman" w:hAnsi="Times New Roman" w:cs="Times New Roman"/>
-          <w:color w:val="0D0D0D" w:themeColor="text1" w:themeTint="F2"/>
-          <w:sz w:val="32"/>
-          <w:szCs w:val="32"/>
-        </w:rPr>
-        <w:t>, deliver the final product, get approval, and formally close the project.</w:t>
+          <w:color w:val="0D0D0D" w:themeColor="text1" w:themeTint="F2"/>
+          <w:sz w:val="32"/>
+          <w:szCs w:val="32"/>
+        </w:rPr>
+        <w:t>Complete the project,</w:t>
+      </w:r>
+      <w:r>
+        <w:rPr>
+          <w:rFonts w:ascii="Times New Roman" w:hAnsi="Times New Roman" w:cs="Times New Roman"/>
+          <w:color w:val="0D0D0D" w:themeColor="text1" w:themeTint="F2"/>
+          <w:sz w:val="32"/>
+          <w:szCs w:val="32"/>
+        </w:rPr>
+        <w:t xml:space="preserve"> deliver the final product, get approval, and formally close the project.</w:t>
       </w:r>
     </w:p>
     <w:p>
@@ -16660,29 +16648,7 @@
           <w:sz w:val="36"/>
           <w:szCs w:val="36"/>
         </w:rPr>
-        <w:t xml:space="preserve">4 </w:t>
-      </w:r>
-      <w:r>
-        <w:rPr>
-          <w:rFonts w:ascii="Times New Roman" w:hAnsi="Times New Roman" w:cs="Times New Roman"/>
-          <w:b/>
-          <w:bCs/>
-          <w:color w:val="215E99" w:themeColor="text2" w:themeTint="BF"/>
-          <w:sz w:val="36"/>
-          <w:szCs w:val="36"/>
-        </w:rPr>
-        <w:t>Ps</w:t>
-      </w:r>
-      <w:r>
-        <w:rPr>
-          <w:rFonts w:ascii="Times New Roman" w:hAnsi="Times New Roman" w:cs="Times New Roman"/>
-          <w:b/>
-          <w:bCs/>
-          <w:color w:val="215E99" w:themeColor="text2" w:themeTint="BF"/>
-          <w:sz w:val="36"/>
-          <w:szCs w:val="36"/>
-        </w:rPr>
-        <w:t xml:space="preserve"> in PM Spectrum (2)</w:t>
+        <w:t>4 Ps in PM Spectrum (2)</w:t>
       </w:r>
     </w:p>
     <w:p>
@@ -17389,47 +17355,7 @@
           <w:sz w:val="32"/>
           <w:szCs w:val="32"/>
         </w:rPr>
-        <w:t>RAD</w:t>
-      </w:r>
-      <w:r>
-        <w:rPr>
-          <w:rFonts w:ascii="Times New Roman" w:hAnsi="Times New Roman" w:cs="Times New Roman"/>
-          <w:b/>
-          <w:bCs/>
-          <w:sz w:val="32"/>
-          <w:szCs w:val="32"/>
-        </w:rPr>
-        <w:t xml:space="preserve"> (</w:t>
-      </w:r>
-      <w:r>
-        <w:rPr>
-          <w:rFonts w:ascii="Times New Roman" w:hAnsi="Times New Roman" w:cs="Times New Roman"/>
-          <w:b/>
-          <w:bCs/>
-          <w:sz w:val="32"/>
-          <w:szCs w:val="32"/>
-        </w:rPr>
-        <w:t>Rapid Application Development</w:t>
-      </w:r>
-      <w:r>
-        <w:rPr>
-          <w:rFonts w:ascii="Times New Roman" w:hAnsi="Times New Roman" w:cs="Times New Roman"/>
-          <w:b/>
-          <w:bCs/>
-          <w:sz w:val="32"/>
-          <w:szCs w:val="32"/>
-        </w:rPr>
-        <w:t>)</w:t>
-      </w:r>
-      <w:r>
-        <w:rPr>
-          <w:rFonts w:ascii="Times New Roman" w:hAnsi="Times New Roman" w:cs="Times New Roman"/>
-          <w:b/>
-          <w:bCs/>
-          <w:sz w:val="32"/>
-          <w:szCs w:val="32"/>
-        </w:rPr>
-        <w:t>:</w:t>
+        <w:t>RAD (Rapid Application Development):</w:t>
       </w:r>
       <w:r>
         <w:rPr>
@@ -18270,31 +18196,7 @@
           <w:sz w:val="32"/>
           <w:szCs w:val="32"/>
         </w:rPr>
-        <w:t>(</w:t>
-      </w:r>
-      <w:r>
-        <w:rPr>
-          <w:rFonts w:ascii="Times New Roman" w:hAnsi="Times New Roman" w:cs="Times New Roman"/>
-          <w:sz w:val="32"/>
-          <w:szCs w:val="32"/>
-        </w:rPr>
-        <w:t>doing what is realistic and useful for successfully completing the project</w:t>
-      </w:r>
-      <w:r>
-        <w:rPr>
-          <w:rFonts w:ascii="Times New Roman" w:hAnsi="Times New Roman" w:cs="Times New Roman"/>
-          <w:sz w:val="32"/>
-          <w:szCs w:val="32"/>
-        </w:rPr>
-        <w:t>)</w:t>
-      </w:r>
-      <w:r>
-        <w:rPr>
-          <w:rFonts w:ascii="Times New Roman" w:hAnsi="Times New Roman" w:cs="Times New Roman"/>
-          <w:sz w:val="32"/>
-          <w:szCs w:val="32"/>
-        </w:rPr>
-        <w:t xml:space="preserve"> for planning, monitoring, and controlling the project.</w:t>
+        <w:t>(doing what is realistic and useful for successfully completing the project) for planning, monitoring, and controlling the project.</w:t>
       </w:r>
     </w:p>
     <w:p>
@@ -19774,27 +19676,7 @@
           <w:sz w:val="32"/>
           <w:szCs w:val="32"/>
         </w:rPr>
-        <w:t>Management &amp; technical approaches</w:t>
-      </w:r>
-      <w:r>
-        <w:rPr>
-          <w:rFonts w:ascii="Times New Roman" w:hAnsi="Times New Roman" w:cs="Times New Roman"/>
-          <w:b/>
-          <w:bCs/>
-          <w:sz w:val="32"/>
-          <w:szCs w:val="32"/>
-        </w:rPr>
-        <w:t xml:space="preserve"> (Top up or Bottom Down)</w:t>
-      </w:r>
-      <w:r>
-        <w:rPr>
-          <w:rFonts w:ascii="Times New Roman" w:hAnsi="Times New Roman" w:cs="Times New Roman"/>
-          <w:b/>
-          <w:bCs/>
-          <w:sz w:val="32"/>
-          <w:szCs w:val="32"/>
-        </w:rPr>
-        <w:t>:</w:t>
+        <w:t>Management &amp; technical approaches (Top up or Bottom Down):</w:t>
       </w:r>
       <w:r>
         <w:rPr>
@@ -20296,23 +20178,7 @@
           <w:sz w:val="32"/>
           <w:szCs w:val="32"/>
         </w:rPr>
-        <w:t>identifies which department or group each person belongs to</w:t>
-      </w:r>
-      <w:r>
-        <w:rPr>
-          <w:rFonts w:ascii="Times New Roman" w:hAnsi="Times New Roman" w:cs="Times New Roman"/>
-          <w:sz w:val="32"/>
-          <w:szCs w:val="32"/>
-        </w:rPr>
-        <w:t>)</w:t>
-      </w:r>
-      <w:r>
-        <w:rPr>
-          <w:rFonts w:ascii="Times New Roman" w:hAnsi="Times New Roman" w:cs="Times New Roman"/>
-          <w:sz w:val="32"/>
-          <w:szCs w:val="32"/>
-        </w:rPr>
-        <w:t xml:space="preserve">. </w:t>
+        <w:t xml:space="preserve">identifies which department or group each person belongs to). </w:t>
       </w:r>
     </w:p>
     <w:p>
@@ -30217,6 +30083,7 @@
   <w:style w:type="character" w:default="1" w:styleId="DefaultParagraphFont">
     <w:name w:val="Default Paragraph Font"/>
     <w:uiPriority w:val="1"/>
+    <w:semiHidden/>
     <w:unhideWhenUsed/>
   </w:style>
   <w:style w:type="table" w:default="1" w:styleId="TableNormal">

--- a/SPM/Theory/Notes/Software Project Management.docx
+++ b/SPM/Theory/Notes/Software Project Management.docx
@@ -20406,6 +20406,2404 @@
         </w:rPr>
       </w:pPr>
     </w:p>
+    <w:p>
+      <w:pPr>
+        <w:tabs>
+          <w:tab w:val="left" w:pos="1407"/>
+        </w:tabs>
+        <w:rPr>
+          <w:rFonts w:ascii="Times New Roman" w:hAnsi="Times New Roman" w:cs="Times New Roman"/>
+          <w:sz w:val="32"/>
+          <w:szCs w:val="32"/>
+        </w:rPr>
+      </w:pPr>
+    </w:p>
+    <w:p>
+      <w:pPr>
+        <w:tabs>
+          <w:tab w:val="left" w:pos="1407"/>
+        </w:tabs>
+        <w:rPr>
+          <w:rFonts w:ascii="Times New Roman" w:hAnsi="Times New Roman" w:cs="Times New Roman"/>
+          <w:sz w:val="32"/>
+          <w:szCs w:val="32"/>
+        </w:rPr>
+      </w:pPr>
+    </w:p>
+    <w:p>
+      <w:pPr>
+        <w:tabs>
+          <w:tab w:val="left" w:pos="1407"/>
+        </w:tabs>
+        <w:rPr>
+          <w:rFonts w:ascii="Times New Roman" w:hAnsi="Times New Roman" w:cs="Times New Roman"/>
+          <w:sz w:val="32"/>
+          <w:szCs w:val="32"/>
+        </w:rPr>
+      </w:pPr>
+    </w:p>
+    <w:p>
+      <w:pPr>
+        <w:tabs>
+          <w:tab w:val="left" w:pos="1407"/>
+        </w:tabs>
+        <w:rPr>
+          <w:rFonts w:ascii="Times New Roman" w:hAnsi="Times New Roman" w:cs="Times New Roman"/>
+          <w:sz w:val="32"/>
+          <w:szCs w:val="32"/>
+        </w:rPr>
+      </w:pPr>
+    </w:p>
+    <w:p>
+      <w:pPr>
+        <w:tabs>
+          <w:tab w:val="left" w:pos="1407"/>
+        </w:tabs>
+        <w:rPr>
+          <w:rFonts w:ascii="Times New Roman" w:hAnsi="Times New Roman" w:cs="Times New Roman"/>
+          <w:sz w:val="32"/>
+          <w:szCs w:val="32"/>
+        </w:rPr>
+      </w:pPr>
+    </w:p>
+    <w:p>
+      <w:pPr>
+        <w:tabs>
+          <w:tab w:val="left" w:pos="1407"/>
+        </w:tabs>
+        <w:rPr>
+          <w:rFonts w:ascii="Times New Roman" w:hAnsi="Times New Roman" w:cs="Times New Roman"/>
+          <w:sz w:val="32"/>
+          <w:szCs w:val="32"/>
+        </w:rPr>
+      </w:pPr>
+    </w:p>
+    <w:p>
+      <w:pPr>
+        <w:tabs>
+          <w:tab w:val="left" w:pos="1407"/>
+        </w:tabs>
+        <w:rPr>
+          <w:rFonts w:ascii="Times New Roman" w:hAnsi="Times New Roman" w:cs="Times New Roman"/>
+          <w:sz w:val="32"/>
+          <w:szCs w:val="32"/>
+        </w:rPr>
+      </w:pPr>
+    </w:p>
+    <w:p>
+      <w:pPr>
+        <w:tabs>
+          <w:tab w:val="left" w:pos="1407"/>
+        </w:tabs>
+        <w:rPr>
+          <w:rFonts w:ascii="Times New Roman" w:hAnsi="Times New Roman" w:cs="Times New Roman"/>
+          <w:sz w:val="32"/>
+          <w:szCs w:val="32"/>
+        </w:rPr>
+      </w:pPr>
+    </w:p>
+    <w:p>
+      <w:pPr>
+        <w:tabs>
+          <w:tab w:val="left" w:pos="1407"/>
+        </w:tabs>
+        <w:rPr>
+          <w:rFonts w:ascii="Times New Roman" w:hAnsi="Times New Roman" w:cs="Times New Roman"/>
+          <w:sz w:val="32"/>
+          <w:szCs w:val="32"/>
+        </w:rPr>
+      </w:pPr>
+    </w:p>
+    <w:p>
+      <w:pPr>
+        <w:tabs>
+          <w:tab w:val="left" w:pos="1407"/>
+        </w:tabs>
+        <w:rPr>
+          <w:rFonts w:ascii="Times New Roman" w:hAnsi="Times New Roman" w:cs="Times New Roman"/>
+          <w:sz w:val="32"/>
+          <w:szCs w:val="32"/>
+        </w:rPr>
+      </w:pPr>
+    </w:p>
+    <w:p>
+      <w:pPr>
+        <w:tabs>
+          <w:tab w:val="left" w:pos="1407"/>
+        </w:tabs>
+        <w:rPr>
+          <w:rFonts w:ascii="Times New Roman" w:hAnsi="Times New Roman" w:cs="Times New Roman"/>
+          <w:sz w:val="32"/>
+          <w:szCs w:val="32"/>
+        </w:rPr>
+      </w:pPr>
+    </w:p>
+    <w:p>
+      <w:pPr>
+        <w:tabs>
+          <w:tab w:val="left" w:pos="1407"/>
+        </w:tabs>
+        <w:rPr>
+          <w:rFonts w:ascii="Times New Roman" w:hAnsi="Times New Roman" w:cs="Times New Roman"/>
+          <w:sz w:val="32"/>
+          <w:szCs w:val="32"/>
+        </w:rPr>
+      </w:pPr>
+    </w:p>
+    <w:p>
+      <w:pPr>
+        <w:tabs>
+          <w:tab w:val="left" w:pos="1407"/>
+        </w:tabs>
+        <w:rPr>
+          <w:rFonts w:ascii="Times New Roman" w:hAnsi="Times New Roman" w:cs="Times New Roman"/>
+          <w:sz w:val="32"/>
+          <w:szCs w:val="32"/>
+        </w:rPr>
+      </w:pPr>
+    </w:p>
+    <w:p>
+      <w:pPr>
+        <w:tabs>
+          <w:tab w:val="left" w:pos="1407"/>
+        </w:tabs>
+        <w:rPr>
+          <w:rFonts w:ascii="Times New Roman" w:hAnsi="Times New Roman" w:cs="Times New Roman"/>
+          <w:sz w:val="32"/>
+          <w:szCs w:val="32"/>
+        </w:rPr>
+      </w:pPr>
+    </w:p>
+    <w:p>
+      <w:pPr>
+        <w:tabs>
+          <w:tab w:val="left" w:pos="1407"/>
+        </w:tabs>
+        <w:rPr>
+          <w:rFonts w:ascii="Times New Roman" w:hAnsi="Times New Roman" w:cs="Times New Roman"/>
+          <w:sz w:val="32"/>
+          <w:szCs w:val="32"/>
+        </w:rPr>
+      </w:pPr>
+    </w:p>
+    <w:p>
+      <w:pPr>
+        <w:tabs>
+          <w:tab w:val="left" w:pos="1407"/>
+        </w:tabs>
+        <w:rPr>
+          <w:rFonts w:ascii="Times New Roman" w:hAnsi="Times New Roman" w:cs="Times New Roman"/>
+          <w:sz w:val="32"/>
+          <w:szCs w:val="32"/>
+        </w:rPr>
+      </w:pPr>
+    </w:p>
+    <w:p>
+      <w:pPr>
+        <w:tabs>
+          <w:tab w:val="left" w:pos="1407"/>
+        </w:tabs>
+        <w:rPr>
+          <w:rFonts w:ascii="Times New Roman" w:hAnsi="Times New Roman" w:cs="Times New Roman"/>
+          <w:sz w:val="32"/>
+          <w:szCs w:val="32"/>
+        </w:rPr>
+      </w:pPr>
+    </w:p>
+    <w:p>
+      <w:pPr>
+        <w:tabs>
+          <w:tab w:val="left" w:pos="1407"/>
+        </w:tabs>
+        <w:jc w:val="center"/>
+        <w:rPr>
+          <w:rFonts w:ascii="Times New Roman" w:hAnsi="Times New Roman" w:cs="Times New Roman"/>
+          <w:b/>
+          <w:bCs/>
+          <w:color w:val="215E99" w:themeColor="text2" w:themeTint="BF"/>
+          <w:sz w:val="36"/>
+          <w:szCs w:val="36"/>
+        </w:rPr>
+      </w:pPr>
+      <w:r>
+        <w:rPr>
+          <w:rFonts w:ascii="Times New Roman" w:hAnsi="Times New Roman" w:cs="Times New Roman"/>
+          <w:b/>
+          <w:bCs/>
+          <w:color w:val="215E99" w:themeColor="text2" w:themeTint="BF"/>
+          <w:sz w:val="36"/>
+          <w:szCs w:val="36"/>
+        </w:rPr>
+        <w:lastRenderedPageBreak/>
+        <w:t>Lecture 5</w:t>
+      </w:r>
+    </w:p>
+    <w:p>
+      <w:pPr>
+        <w:tabs>
+          <w:tab w:val="left" w:pos="1407"/>
+        </w:tabs>
+        <w:jc w:val="center"/>
+        <w:rPr>
+          <w:rFonts w:ascii="Times New Roman" w:hAnsi="Times New Roman" w:cs="Times New Roman"/>
+          <w:b/>
+          <w:bCs/>
+          <w:color w:val="215E99" w:themeColor="text2" w:themeTint="BF"/>
+          <w:sz w:val="36"/>
+          <w:szCs w:val="36"/>
+        </w:rPr>
+      </w:pPr>
+      <w:r>
+        <w:rPr>
+          <w:rFonts w:ascii="Times New Roman" w:hAnsi="Times New Roman" w:cs="Times New Roman"/>
+          <w:b/>
+          <w:bCs/>
+          <w:color w:val="215E99" w:themeColor="text2" w:themeTint="BF"/>
+          <w:sz w:val="36"/>
+          <w:szCs w:val="36"/>
+        </w:rPr>
+        <w:t>Project Management Processes</w:t>
+      </w:r>
+    </w:p>
+    <w:p>
+      <w:pPr>
+        <w:tabs>
+          <w:tab w:val="left" w:pos="1407"/>
+        </w:tabs>
+        <w:rPr>
+          <w:rFonts w:ascii="Times New Roman" w:hAnsi="Times New Roman" w:cs="Times New Roman"/>
+          <w:b/>
+          <w:bCs/>
+          <w:color w:val="215E99" w:themeColor="text2" w:themeTint="BF"/>
+          <w:sz w:val="32"/>
+          <w:szCs w:val="32"/>
+        </w:rPr>
+      </w:pPr>
+      <w:r>
+        <w:rPr>
+          <w:rFonts w:ascii="Times New Roman" w:hAnsi="Times New Roman" w:cs="Times New Roman"/>
+          <w:b/>
+          <w:bCs/>
+          <w:color w:val="215E99" w:themeColor="text2" w:themeTint="BF"/>
+          <w:sz w:val="32"/>
+          <w:szCs w:val="32"/>
+        </w:rPr>
+        <w:t>Introduction</w:t>
+      </w:r>
+    </w:p>
+    <w:p>
+      <w:pPr>
+        <w:tabs>
+          <w:tab w:val="left" w:pos="1407"/>
+        </w:tabs>
+        <w:rPr>
+          <w:rFonts w:ascii="Times New Roman" w:hAnsi="Times New Roman" w:cs="Times New Roman"/>
+          <w:sz w:val="32"/>
+          <w:szCs w:val="32"/>
+        </w:rPr>
+      </w:pPr>
+      <w:r>
+        <w:rPr>
+          <w:rFonts w:ascii="Times New Roman" w:hAnsi="Times New Roman" w:cs="Times New Roman"/>
+          <w:sz w:val="32"/>
+          <w:szCs w:val="32"/>
+        </w:rPr>
+        <w:t xml:space="preserve">For successful project, the project team should </w:t>
+      </w:r>
+    </w:p>
+    <w:p>
+      <w:pPr>
+        <w:pStyle w:val="ListParagraph"/>
+        <w:numPr>
+          <w:ilvl w:val="0"/>
+          <w:numId w:val="79"/>
+        </w:numPr>
+        <w:tabs>
+          <w:tab w:val="left" w:pos="1407"/>
+        </w:tabs>
+        <w:rPr>
+          <w:rFonts w:ascii="Times New Roman" w:hAnsi="Times New Roman" w:cs="Times New Roman"/>
+          <w:sz w:val="32"/>
+          <w:szCs w:val="32"/>
+        </w:rPr>
+      </w:pPr>
+      <w:r>
+        <w:rPr>
+          <w:rFonts w:ascii="Times New Roman" w:hAnsi="Times New Roman" w:cs="Times New Roman"/>
+          <w:sz w:val="32"/>
+          <w:szCs w:val="32"/>
+        </w:rPr>
+        <w:t xml:space="preserve">Select </w:t>
+      </w:r>
+      <w:r>
+        <w:rPr>
+          <w:rFonts w:ascii="Times New Roman" w:hAnsi="Times New Roman" w:cs="Times New Roman"/>
+          <w:b/>
+          <w:bCs/>
+          <w:sz w:val="32"/>
+          <w:szCs w:val="32"/>
+        </w:rPr>
+        <w:t>appropriate processes</w:t>
+      </w:r>
+      <w:r>
+        <w:rPr>
+          <w:rFonts w:ascii="Times New Roman" w:hAnsi="Times New Roman" w:cs="Times New Roman"/>
+          <w:sz w:val="32"/>
+          <w:szCs w:val="32"/>
+        </w:rPr>
+        <w:t xml:space="preserve"> required to meet the project objectives </w:t>
+      </w:r>
+    </w:p>
+    <w:p>
+      <w:pPr>
+        <w:pStyle w:val="ListParagraph"/>
+        <w:numPr>
+          <w:ilvl w:val="0"/>
+          <w:numId w:val="79"/>
+        </w:numPr>
+        <w:tabs>
+          <w:tab w:val="left" w:pos="1407"/>
+        </w:tabs>
+        <w:rPr>
+          <w:rFonts w:ascii="Times New Roman" w:hAnsi="Times New Roman" w:cs="Times New Roman"/>
+          <w:sz w:val="32"/>
+          <w:szCs w:val="32"/>
+        </w:rPr>
+      </w:pPr>
+      <w:r>
+        <w:rPr>
+          <w:rFonts w:ascii="Times New Roman" w:hAnsi="Times New Roman" w:cs="Times New Roman"/>
+          <w:sz w:val="32"/>
+          <w:szCs w:val="32"/>
+        </w:rPr>
+        <w:t xml:space="preserve">Use a </w:t>
+      </w:r>
+      <w:r>
+        <w:rPr>
+          <w:rFonts w:ascii="Times New Roman" w:hAnsi="Times New Roman" w:cs="Times New Roman"/>
+          <w:b/>
+          <w:bCs/>
+          <w:sz w:val="32"/>
+          <w:szCs w:val="32"/>
+        </w:rPr>
+        <w:t>defined approach</w:t>
+      </w:r>
+      <w:r>
+        <w:rPr>
+          <w:rFonts w:ascii="Times New Roman" w:hAnsi="Times New Roman" w:cs="Times New Roman"/>
+          <w:sz w:val="32"/>
+          <w:szCs w:val="32"/>
+        </w:rPr>
+        <w:t xml:space="preserve"> that can be adapted to meet requirements</w:t>
+      </w:r>
+    </w:p>
+    <w:p>
+      <w:pPr>
+        <w:pStyle w:val="ListParagraph"/>
+        <w:numPr>
+          <w:ilvl w:val="0"/>
+          <w:numId w:val="79"/>
+        </w:numPr>
+        <w:tabs>
+          <w:tab w:val="left" w:pos="1407"/>
+        </w:tabs>
+        <w:rPr>
+          <w:rFonts w:ascii="Times New Roman" w:hAnsi="Times New Roman" w:cs="Times New Roman"/>
+          <w:sz w:val="32"/>
+          <w:szCs w:val="32"/>
+        </w:rPr>
+      </w:pPr>
+      <w:r>
+        <w:rPr>
+          <w:rFonts w:ascii="Times New Roman" w:hAnsi="Times New Roman" w:cs="Times New Roman"/>
+          <w:sz w:val="32"/>
+          <w:szCs w:val="32"/>
+        </w:rPr>
+        <w:t xml:space="preserve">Establish and maintain </w:t>
+      </w:r>
+      <w:r>
+        <w:rPr>
+          <w:rFonts w:ascii="Times New Roman" w:hAnsi="Times New Roman" w:cs="Times New Roman"/>
+          <w:b/>
+          <w:bCs/>
+          <w:sz w:val="32"/>
+          <w:szCs w:val="32"/>
+        </w:rPr>
+        <w:t>appropriate communication</w:t>
+      </w:r>
+      <w:r>
+        <w:rPr>
+          <w:rFonts w:ascii="Times New Roman" w:hAnsi="Times New Roman" w:cs="Times New Roman"/>
+          <w:sz w:val="32"/>
+          <w:szCs w:val="32"/>
+        </w:rPr>
+        <w:t xml:space="preserve"> and engagement with stakeholders </w:t>
+      </w:r>
+    </w:p>
+    <w:p>
+      <w:pPr>
+        <w:pStyle w:val="ListParagraph"/>
+        <w:numPr>
+          <w:ilvl w:val="0"/>
+          <w:numId w:val="79"/>
+        </w:numPr>
+        <w:tabs>
+          <w:tab w:val="left" w:pos="1407"/>
+        </w:tabs>
+        <w:rPr>
+          <w:rFonts w:ascii="Times New Roman" w:hAnsi="Times New Roman" w:cs="Times New Roman"/>
+          <w:sz w:val="32"/>
+          <w:szCs w:val="32"/>
+        </w:rPr>
+      </w:pPr>
+      <w:r>
+        <w:rPr>
+          <w:rFonts w:ascii="Times New Roman" w:hAnsi="Times New Roman" w:cs="Times New Roman"/>
+          <w:sz w:val="32"/>
+          <w:szCs w:val="32"/>
+        </w:rPr>
+        <w:t xml:space="preserve">Comply with </w:t>
+      </w:r>
+      <w:r>
+        <w:rPr>
+          <w:rFonts w:ascii="Times New Roman" w:hAnsi="Times New Roman" w:cs="Times New Roman"/>
+          <w:b/>
+          <w:bCs/>
+          <w:sz w:val="32"/>
+          <w:szCs w:val="32"/>
+        </w:rPr>
+        <w:t>requirements t</w:t>
+      </w:r>
+      <w:r>
+        <w:rPr>
+          <w:rFonts w:ascii="Times New Roman" w:hAnsi="Times New Roman" w:cs="Times New Roman"/>
+          <w:sz w:val="32"/>
+          <w:szCs w:val="32"/>
+        </w:rPr>
+        <w:t xml:space="preserve">o meet stakeholder needs and expectations </w:t>
+      </w:r>
+    </w:p>
+    <w:p>
+      <w:pPr>
+        <w:pStyle w:val="ListParagraph"/>
+        <w:numPr>
+          <w:ilvl w:val="0"/>
+          <w:numId w:val="79"/>
+        </w:numPr>
+        <w:tabs>
+          <w:tab w:val="left" w:pos="1407"/>
+        </w:tabs>
+        <w:rPr>
+          <w:rFonts w:ascii="Times New Roman" w:hAnsi="Times New Roman" w:cs="Times New Roman"/>
+          <w:sz w:val="32"/>
+          <w:szCs w:val="32"/>
+        </w:rPr>
+      </w:pPr>
+      <w:r>
+        <w:rPr>
+          <w:rFonts w:ascii="Times New Roman" w:hAnsi="Times New Roman" w:cs="Times New Roman"/>
+          <w:sz w:val="32"/>
+          <w:szCs w:val="32"/>
+        </w:rPr>
+        <w:t xml:space="preserve">Balance the </w:t>
+      </w:r>
+      <w:r>
+        <w:rPr>
+          <w:rFonts w:ascii="Times New Roman" w:hAnsi="Times New Roman" w:cs="Times New Roman"/>
+          <w:b/>
+          <w:bCs/>
+          <w:sz w:val="32"/>
+          <w:szCs w:val="32"/>
+        </w:rPr>
+        <w:t>competing constraints</w:t>
+      </w:r>
+      <w:r>
+        <w:rPr>
+          <w:rFonts w:ascii="Times New Roman" w:hAnsi="Times New Roman" w:cs="Times New Roman"/>
+          <w:sz w:val="32"/>
+          <w:szCs w:val="32"/>
+        </w:rPr>
+        <w:t xml:space="preserve"> of scope, schedule, budget, quality, resources, and risk to produce the specified product, service, or result</w:t>
+      </w:r>
+    </w:p>
+    <w:p>
+      <w:pPr>
+        <w:rPr>
+          <w:rFonts w:ascii="Times New Roman" w:hAnsi="Times New Roman" w:cs="Times New Roman"/>
+          <w:b/>
+          <w:bCs/>
+          <w:sz w:val="32"/>
+          <w:szCs w:val="32"/>
+        </w:rPr>
+      </w:pPr>
+      <w:r>
+        <w:rPr>
+          <w:rFonts w:ascii="Times New Roman" w:hAnsi="Times New Roman" w:cs="Times New Roman"/>
+          <w:b/>
+          <w:bCs/>
+          <w:sz w:val="32"/>
+          <w:szCs w:val="32"/>
+        </w:rPr>
+        <w:t>Project Management Processes</w:t>
+      </w:r>
+    </w:p>
+    <w:p>
+      <w:pPr>
+        <w:pStyle w:val="ListParagraph"/>
+        <w:numPr>
+          <w:ilvl w:val="0"/>
+          <w:numId w:val="80"/>
+        </w:numPr>
+        <w:rPr>
+          <w:rFonts w:ascii="Times New Roman" w:hAnsi="Times New Roman" w:cs="Times New Roman"/>
+          <w:sz w:val="32"/>
+          <w:szCs w:val="32"/>
+        </w:rPr>
+      </w:pPr>
+      <w:r>
+        <w:rPr>
+          <w:rFonts w:ascii="Times New Roman" w:hAnsi="Times New Roman" w:cs="Times New Roman"/>
+          <w:b/>
+          <w:bCs/>
+          <w:sz w:val="32"/>
+          <w:szCs w:val="32"/>
+        </w:rPr>
+        <w:t>Effective flow of the project:</w:t>
+      </w:r>
+      <w:r>
+        <w:rPr>
+          <w:rFonts w:ascii="Times New Roman" w:hAnsi="Times New Roman" w:cs="Times New Roman"/>
+          <w:sz w:val="32"/>
+          <w:szCs w:val="32"/>
+        </w:rPr>
+        <w:t xml:space="preserve"> Ensure that project activities are completed smoothly and in the correct order.</w:t>
+      </w:r>
+    </w:p>
+    <w:p>
+      <w:pPr>
+        <w:pStyle w:val="ListParagraph"/>
+        <w:numPr>
+          <w:ilvl w:val="0"/>
+          <w:numId w:val="80"/>
+        </w:numPr>
+        <w:rPr>
+          <w:rFonts w:ascii="Times New Roman" w:hAnsi="Times New Roman" w:cs="Times New Roman"/>
+          <w:sz w:val="32"/>
+          <w:szCs w:val="32"/>
+        </w:rPr>
+      </w:pPr>
+      <w:r>
+        <w:rPr>
+          <w:rFonts w:ascii="Times New Roman" w:hAnsi="Times New Roman" w:cs="Times New Roman"/>
+          <w:b/>
+          <w:bCs/>
+          <w:sz w:val="32"/>
+          <w:szCs w:val="32"/>
+        </w:rPr>
+        <w:t>Knowledge areas:</w:t>
+      </w:r>
+      <w:r>
+        <w:rPr>
+          <w:rFonts w:ascii="Times New Roman" w:hAnsi="Times New Roman" w:cs="Times New Roman"/>
+          <w:sz w:val="32"/>
+          <w:szCs w:val="32"/>
+        </w:rPr>
+        <w:t xml:space="preserve"> Different areas of project management, such as cost, time, quality, and risk management.</w:t>
+      </w:r>
+    </w:p>
+    <w:p>
+      <w:pPr>
+        <w:pStyle w:val="ListParagraph"/>
+        <w:numPr>
+          <w:ilvl w:val="0"/>
+          <w:numId w:val="80"/>
+        </w:numPr>
+        <w:rPr>
+          <w:rFonts w:ascii="Times New Roman" w:hAnsi="Times New Roman" w:cs="Times New Roman"/>
+          <w:sz w:val="32"/>
+          <w:szCs w:val="32"/>
+        </w:rPr>
+      </w:pPr>
+      <w:r>
+        <w:rPr>
+          <w:rFonts w:ascii="Times New Roman" w:hAnsi="Times New Roman" w:cs="Times New Roman"/>
+          <w:b/>
+          <w:bCs/>
+          <w:sz w:val="32"/>
+          <w:szCs w:val="32"/>
+        </w:rPr>
+        <w:t>Product-oriented processes:</w:t>
+      </w:r>
+      <w:r>
+        <w:rPr>
+          <w:rFonts w:ascii="Times New Roman" w:hAnsi="Times New Roman" w:cs="Times New Roman"/>
+          <w:sz w:val="32"/>
+          <w:szCs w:val="32"/>
+        </w:rPr>
+        <w:t xml:space="preserve"> Processes related to creating and developing the project’s product or result.</w:t>
+      </w:r>
+    </w:p>
+    <w:p>
+      <w:pPr>
+        <w:tabs>
+          <w:tab w:val="left" w:pos="2640"/>
+        </w:tabs>
+        <w:rPr>
+          <w:rFonts w:ascii="Times New Roman" w:hAnsi="Times New Roman" w:cs="Times New Roman"/>
+          <w:sz w:val="32"/>
+          <w:szCs w:val="32"/>
+        </w:rPr>
+      </w:pPr>
+    </w:p>
+    <w:p>
+      <w:pPr>
+        <w:tabs>
+          <w:tab w:val="left" w:pos="2640"/>
+        </w:tabs>
+        <w:rPr>
+          <w:rFonts w:ascii="Times New Roman" w:hAnsi="Times New Roman" w:cs="Times New Roman"/>
+          <w:sz w:val="32"/>
+          <w:szCs w:val="32"/>
+        </w:rPr>
+      </w:pPr>
+    </w:p>
+    <w:p>
+      <w:pPr>
+        <w:tabs>
+          <w:tab w:val="left" w:pos="2640"/>
+        </w:tabs>
+        <w:rPr>
+          <w:rFonts w:ascii="Times New Roman" w:hAnsi="Times New Roman" w:cs="Times New Roman"/>
+          <w:sz w:val="32"/>
+          <w:szCs w:val="32"/>
+        </w:rPr>
+      </w:pPr>
+    </w:p>
+    <w:p>
+      <w:pPr>
+        <w:tabs>
+          <w:tab w:val="left" w:pos="2640"/>
+        </w:tabs>
+        <w:rPr>
+          <w:rFonts w:ascii="Times New Roman" w:hAnsi="Times New Roman" w:cs="Times New Roman"/>
+          <w:sz w:val="32"/>
+          <w:szCs w:val="32"/>
+        </w:rPr>
+      </w:pPr>
+    </w:p>
+    <w:p>
+      <w:pPr>
+        <w:tabs>
+          <w:tab w:val="left" w:pos="2640"/>
+        </w:tabs>
+        <w:rPr>
+          <w:rFonts w:ascii="Times New Roman" w:hAnsi="Times New Roman" w:cs="Times New Roman"/>
+          <w:b/>
+          <w:bCs/>
+          <w:color w:val="215E99" w:themeColor="text2" w:themeTint="BF"/>
+          <w:sz w:val="32"/>
+          <w:szCs w:val="32"/>
+        </w:rPr>
+      </w:pPr>
+      <w:r>
+        <w:rPr>
+          <w:rFonts w:ascii="Times New Roman" w:hAnsi="Times New Roman" w:cs="Times New Roman"/>
+          <w:b/>
+          <w:bCs/>
+          <w:color w:val="215E99" w:themeColor="text2" w:themeTint="BF"/>
+          <w:sz w:val="32"/>
+          <w:szCs w:val="32"/>
+        </w:rPr>
+        <w:lastRenderedPageBreak/>
+        <w:t>Links among processes (phases)</w:t>
+      </w:r>
+    </w:p>
+    <w:p>
+      <w:pPr>
+        <w:tabs>
+          <w:tab w:val="left" w:pos="2640"/>
+        </w:tabs>
+        <w:rPr>
+          <w:rFonts w:ascii="Times New Roman" w:hAnsi="Times New Roman" w:cs="Times New Roman"/>
+          <w:b/>
+          <w:bCs/>
+          <w:color w:val="215E99" w:themeColor="text2" w:themeTint="BF"/>
+          <w:sz w:val="32"/>
+          <w:szCs w:val="32"/>
+        </w:rPr>
+      </w:pPr>
+      <w:r>
+        <w:rPr>
+          <w:rFonts w:ascii="Times New Roman" w:hAnsi="Times New Roman" w:cs="Times New Roman"/>
+          <w:b/>
+          <w:bCs/>
+          <w:color w:val="215E99" w:themeColor="text2" w:themeTint="BF"/>
+          <w:sz w:val="32"/>
+          <w:szCs w:val="32"/>
+        </w:rPr>
+        <w:drawing>
+          <wp:inline distT="0" distB="0" distL="0" distR="0" wp14:anchorId="4C3E1DEC" wp14:editId="060EBFD4">
+            <wp:extent cx="4515082" cy="2082907"/>
+            <wp:effectExtent l="0" t="0" r="0" b="0"/>
+            <wp:docPr id="146350309" name="Picture 1"/>
+            <wp:cNvGraphicFramePr>
+              <a:graphicFrameLocks xmlns:a="http://schemas.openxmlformats.org/drawingml/2006/main" noChangeAspect="1"/>
+            </wp:cNvGraphicFramePr>
+            <a:graphic xmlns:a="http://schemas.openxmlformats.org/drawingml/2006/main">
+              <a:graphicData uri="http://schemas.openxmlformats.org/drawingml/2006/picture">
+                <pic:pic xmlns:pic="http://schemas.openxmlformats.org/drawingml/2006/picture">
+                  <pic:nvPicPr>
+                    <pic:cNvPr id="146350309" name=""/>
+                    <pic:cNvPicPr/>
+                  </pic:nvPicPr>
+                  <pic:blipFill>
+                    <a:blip r:embed="rId40"/>
+                    <a:stretch>
+                      <a:fillRect/>
+                    </a:stretch>
+                  </pic:blipFill>
+                  <pic:spPr>
+                    <a:xfrm>
+                      <a:off x="0" y="0"/>
+                      <a:ext cx="4515082" cy="2082907"/>
+                    </a:xfrm>
+                    <a:prstGeom prst="rect">
+                      <a:avLst/>
+                    </a:prstGeom>
+                  </pic:spPr>
+                </pic:pic>
+              </a:graphicData>
+            </a:graphic>
+          </wp:inline>
+        </w:drawing>
+      </w:r>
+    </w:p>
+    <w:p>
+      <w:pPr>
+        <w:tabs>
+          <w:tab w:val="left" w:pos="2640"/>
+        </w:tabs>
+        <w:rPr>
+          <w:rFonts w:ascii="Times New Roman" w:hAnsi="Times New Roman" w:cs="Times New Roman"/>
+          <w:b/>
+          <w:bCs/>
+          <w:color w:val="215E99" w:themeColor="text2" w:themeTint="BF"/>
+          <w:sz w:val="32"/>
+          <w:szCs w:val="32"/>
+        </w:rPr>
+      </w:pPr>
+      <w:r>
+        <w:rPr>
+          <w:rFonts w:ascii="Times New Roman" w:hAnsi="Times New Roman" w:cs="Times New Roman"/>
+          <w:b/>
+          <w:bCs/>
+          <w:color w:val="215E99" w:themeColor="text2" w:themeTint="BF"/>
+          <w:sz w:val="32"/>
+          <w:szCs w:val="32"/>
+        </w:rPr>
+        <w:t>Initiating Process Group</w:t>
+      </w:r>
+    </w:p>
+    <w:p>
+      <w:pPr>
+        <w:pStyle w:val="ListParagraph"/>
+        <w:numPr>
+          <w:ilvl w:val="0"/>
+          <w:numId w:val="81"/>
+        </w:numPr>
+        <w:tabs>
+          <w:tab w:val="left" w:pos="2640"/>
+        </w:tabs>
+        <w:rPr>
+          <w:rFonts w:ascii="Times New Roman" w:hAnsi="Times New Roman" w:cs="Times New Roman"/>
+          <w:sz w:val="32"/>
+          <w:szCs w:val="32"/>
+        </w:rPr>
+      </w:pPr>
+      <w:r>
+        <w:rPr>
+          <w:rFonts w:ascii="Times New Roman" w:hAnsi="Times New Roman" w:cs="Times New Roman"/>
+          <w:b/>
+          <w:bCs/>
+          <w:sz w:val="32"/>
+          <w:szCs w:val="32"/>
+        </w:rPr>
+        <w:t>Identification of internal and external stakeholders during project initiation:</w:t>
+      </w:r>
+      <w:r>
+        <w:rPr>
+          <w:rFonts w:ascii="Times New Roman" w:hAnsi="Times New Roman" w:cs="Times New Roman"/>
+          <w:sz w:val="32"/>
+          <w:szCs w:val="32"/>
+        </w:rPr>
+        <w:t xml:space="preserve"> Identify all people inside and outside the organization who are involved in or affected by the project.</w:t>
+      </w:r>
+    </w:p>
+    <w:p>
+      <w:pPr>
+        <w:pStyle w:val="ListParagraph"/>
+        <w:numPr>
+          <w:ilvl w:val="0"/>
+          <w:numId w:val="81"/>
+        </w:numPr>
+        <w:tabs>
+          <w:tab w:val="left" w:pos="2640"/>
+        </w:tabs>
+        <w:rPr>
+          <w:rFonts w:ascii="Times New Roman" w:hAnsi="Times New Roman" w:cs="Times New Roman"/>
+          <w:sz w:val="32"/>
+          <w:szCs w:val="32"/>
+        </w:rPr>
+      </w:pPr>
+      <w:r>
+        <w:rPr>
+          <w:rFonts w:ascii="Times New Roman" w:hAnsi="Times New Roman" w:cs="Times New Roman"/>
+          <w:b/>
+          <w:bCs/>
+          <w:sz w:val="32"/>
+          <w:szCs w:val="32"/>
+        </w:rPr>
+        <w:t>Knowledgeable customer, designated customer representative, user representative:</w:t>
+      </w:r>
+      <w:r>
+        <w:rPr>
+          <w:rFonts w:ascii="Times New Roman" w:hAnsi="Times New Roman" w:cs="Times New Roman"/>
+          <w:sz w:val="32"/>
+          <w:szCs w:val="32"/>
+        </w:rPr>
+        <w:t xml:space="preserve"> Involve a customer who understands the project, a person appointed to represent the customer, and a person who represents the users.</w:t>
+      </w:r>
+    </w:p>
+    <w:p>
+      <w:pPr>
+        <w:pStyle w:val="ListParagraph"/>
+        <w:numPr>
+          <w:ilvl w:val="0"/>
+          <w:numId w:val="81"/>
+        </w:numPr>
+        <w:tabs>
+          <w:tab w:val="left" w:pos="2640"/>
+        </w:tabs>
+        <w:rPr>
+          <w:rFonts w:ascii="Times New Roman" w:hAnsi="Times New Roman" w:cs="Times New Roman"/>
+          <w:sz w:val="32"/>
+          <w:szCs w:val="32"/>
+        </w:rPr>
+      </w:pPr>
+      <w:r>
+        <w:rPr>
+          <w:rFonts w:ascii="Times New Roman" w:hAnsi="Times New Roman" w:cs="Times New Roman"/>
+          <w:b/>
+          <w:bCs/>
+          <w:sz w:val="32"/>
+          <w:szCs w:val="32"/>
+        </w:rPr>
+        <w:t>Frequent meetings with customers are helpful:</w:t>
+      </w:r>
+      <w:r>
+        <w:rPr>
+          <w:rFonts w:ascii="Times New Roman" w:hAnsi="Times New Roman" w:cs="Times New Roman"/>
+          <w:sz w:val="32"/>
+          <w:szCs w:val="32"/>
+        </w:rPr>
+        <w:t xml:space="preserve"> Hold regular meetings with customers to understand their needs, gather feedback, and clarify requirements.</w:t>
+      </w:r>
+    </w:p>
+    <w:p>
+      <w:pPr>
+        <w:pStyle w:val="ListParagraph"/>
+        <w:numPr>
+          <w:ilvl w:val="0"/>
+          <w:numId w:val="81"/>
+        </w:numPr>
+        <w:tabs>
+          <w:tab w:val="left" w:pos="2640"/>
+        </w:tabs>
+        <w:rPr>
+          <w:rFonts w:ascii="Times New Roman" w:hAnsi="Times New Roman" w:cs="Times New Roman"/>
+          <w:sz w:val="32"/>
+          <w:szCs w:val="32"/>
+        </w:rPr>
+      </w:pPr>
+      <w:r>
+        <w:rPr>
+          <w:rFonts w:ascii="Times New Roman" w:hAnsi="Times New Roman" w:cs="Times New Roman"/>
+          <w:b/>
+          <w:bCs/>
+          <w:sz w:val="32"/>
+          <w:szCs w:val="32"/>
+        </w:rPr>
+        <w:t>Issues should be discussed with the experienced ones during project initiation:</w:t>
+      </w:r>
+      <w:r>
+        <w:rPr>
+          <w:rFonts w:ascii="Times New Roman" w:hAnsi="Times New Roman" w:cs="Times New Roman"/>
+          <w:sz w:val="32"/>
+          <w:szCs w:val="32"/>
+        </w:rPr>
+        <w:t xml:space="preserve"> Discuss project problems and important decisions with experienced people to get useful advice.</w:t>
+      </w:r>
+    </w:p>
+    <w:p>
+      <w:pPr>
+        <w:pStyle w:val="ListParagraph"/>
+        <w:numPr>
+          <w:ilvl w:val="0"/>
+          <w:numId w:val="81"/>
+        </w:numPr>
+        <w:tabs>
+          <w:tab w:val="left" w:pos="2640"/>
+        </w:tabs>
+        <w:rPr>
+          <w:rFonts w:ascii="Times New Roman" w:hAnsi="Times New Roman" w:cs="Times New Roman"/>
+          <w:sz w:val="32"/>
+          <w:szCs w:val="32"/>
+        </w:rPr>
+      </w:pPr>
+      <w:r>
+        <w:rPr>
+          <w:rFonts w:ascii="Times New Roman" w:hAnsi="Times New Roman" w:cs="Times New Roman"/>
+          <w:b/>
+          <w:bCs/>
+          <w:sz w:val="32"/>
+          <w:szCs w:val="32"/>
+        </w:rPr>
+        <w:t>Conducted on each iterative cycle of an adaptive (Agile) life cycle project:</w:t>
+      </w:r>
+      <w:r>
+        <w:rPr>
+          <w:rFonts w:ascii="Times New Roman" w:hAnsi="Times New Roman" w:cs="Times New Roman"/>
+          <w:sz w:val="32"/>
+          <w:szCs w:val="32"/>
+        </w:rPr>
+        <w:t xml:space="preserve"> In Agile projects, initiating activities may be repeated at the beginning of each cycle or iteration to plan and confirm the work to be done.</w:t>
+      </w:r>
+    </w:p>
+    <w:p>
+      <w:pPr>
+        <w:tabs>
+          <w:tab w:val="left" w:pos="2640"/>
+        </w:tabs>
+        <w:rPr>
+          <w:rFonts w:ascii="Times New Roman" w:hAnsi="Times New Roman" w:cs="Times New Roman"/>
+          <w:sz w:val="32"/>
+          <w:szCs w:val="32"/>
+        </w:rPr>
+      </w:pPr>
+    </w:p>
+    <w:p>
+      <w:pPr>
+        <w:tabs>
+          <w:tab w:val="left" w:pos="2640"/>
+        </w:tabs>
+        <w:rPr>
+          <w:rFonts w:ascii="Times New Roman" w:hAnsi="Times New Roman" w:cs="Times New Roman"/>
+          <w:b/>
+          <w:bCs/>
+          <w:color w:val="215E99" w:themeColor="text2" w:themeTint="BF"/>
+          <w:sz w:val="32"/>
+          <w:szCs w:val="32"/>
+        </w:rPr>
+      </w:pPr>
+      <w:r>
+        <w:rPr>
+          <w:rFonts w:ascii="Times New Roman" w:hAnsi="Times New Roman" w:cs="Times New Roman"/>
+          <w:b/>
+          <w:bCs/>
+          <w:color w:val="215E99" w:themeColor="text2" w:themeTint="BF"/>
+          <w:sz w:val="32"/>
+          <w:szCs w:val="32"/>
+        </w:rPr>
+        <w:lastRenderedPageBreak/>
+        <w:t>Process Models</w:t>
+      </w:r>
+    </w:p>
+    <w:p>
+      <w:pPr>
+        <w:tabs>
+          <w:tab w:val="left" w:pos="2640"/>
+        </w:tabs>
+        <w:rPr>
+          <w:rFonts w:ascii="Times New Roman" w:hAnsi="Times New Roman" w:cs="Times New Roman"/>
+          <w:b/>
+          <w:bCs/>
+          <w:color w:val="215E99" w:themeColor="text2" w:themeTint="BF"/>
+          <w:sz w:val="32"/>
+          <w:szCs w:val="32"/>
+        </w:rPr>
+      </w:pPr>
+      <w:r>
+        <w:rPr>
+          <w:rFonts w:ascii="Times New Roman" w:hAnsi="Times New Roman" w:cs="Times New Roman"/>
+          <w:b/>
+          <w:bCs/>
+          <w:color w:val="215E99" w:themeColor="text2" w:themeTint="BF"/>
+          <w:sz w:val="32"/>
+          <w:szCs w:val="32"/>
+        </w:rPr>
+        <w:drawing>
+          <wp:inline distT="0" distB="0" distL="0" distR="0" wp14:anchorId="08FECB32" wp14:editId="76B9BDE2">
+            <wp:extent cx="5467350" cy="2410993"/>
+            <wp:effectExtent l="0" t="0" r="0" b="8890"/>
+            <wp:docPr id="1485395374" name="Picture 1"/>
+            <wp:cNvGraphicFramePr>
+              <a:graphicFrameLocks xmlns:a="http://schemas.openxmlformats.org/drawingml/2006/main" noChangeAspect="1"/>
+            </wp:cNvGraphicFramePr>
+            <a:graphic xmlns:a="http://schemas.openxmlformats.org/drawingml/2006/main">
+              <a:graphicData uri="http://schemas.openxmlformats.org/drawingml/2006/picture">
+                <pic:pic xmlns:pic="http://schemas.openxmlformats.org/drawingml/2006/picture">
+                  <pic:nvPicPr>
+                    <pic:cNvPr id="1485395374" name=""/>
+                    <pic:cNvPicPr/>
+                  </pic:nvPicPr>
+                  <pic:blipFill>
+                    <a:blip r:embed="rId41"/>
+                    <a:stretch>
+                      <a:fillRect/>
+                    </a:stretch>
+                  </pic:blipFill>
+                  <pic:spPr>
+                    <a:xfrm>
+                      <a:off x="0" y="0"/>
+                      <a:ext cx="5477586" cy="2415507"/>
+                    </a:xfrm>
+                    <a:prstGeom prst="rect">
+                      <a:avLst/>
+                    </a:prstGeom>
+                  </pic:spPr>
+                </pic:pic>
+              </a:graphicData>
+            </a:graphic>
+          </wp:inline>
+        </w:drawing>
+      </w:r>
+    </w:p>
+    <w:p>
+      <w:pPr>
+        <w:tabs>
+          <w:tab w:val="left" w:pos="2640"/>
+        </w:tabs>
+        <w:rPr>
+          <w:rFonts w:ascii="Times New Roman" w:hAnsi="Times New Roman" w:cs="Times New Roman"/>
+          <w:b/>
+          <w:bCs/>
+          <w:color w:val="BF4E14" w:themeColor="accent2" w:themeShade="BF"/>
+          <w:sz w:val="32"/>
+          <w:szCs w:val="32"/>
+        </w:rPr>
+      </w:pPr>
+      <w:r>
+        <w:rPr>
+          <w:rFonts w:ascii="Times New Roman" w:hAnsi="Times New Roman" w:cs="Times New Roman"/>
+          <w:b/>
+          <w:bCs/>
+          <w:color w:val="BF4E14" w:themeColor="accent2" w:themeShade="BF"/>
+          <w:sz w:val="32"/>
+          <w:szCs w:val="32"/>
+        </w:rPr>
+        <w:t>Qs: Why there is single delivery in Iterative Process Model?</w:t>
+      </w:r>
+    </w:p>
+    <w:p>
+      <w:pPr>
+        <w:tabs>
+          <w:tab w:val="left" w:pos="2640"/>
+        </w:tabs>
+        <w:rPr>
+          <w:rFonts w:ascii="Times New Roman" w:hAnsi="Times New Roman" w:cs="Times New Roman"/>
+          <w:b/>
+          <w:bCs/>
+          <w:color w:val="215E99" w:themeColor="text2" w:themeTint="BF"/>
+          <w:sz w:val="32"/>
+          <w:szCs w:val="32"/>
+        </w:rPr>
+      </w:pPr>
+      <w:r>
+        <w:rPr>
+          <w:rFonts w:ascii="Times New Roman" w:hAnsi="Times New Roman" w:cs="Times New Roman"/>
+          <w:b/>
+          <w:bCs/>
+          <w:color w:val="215E99" w:themeColor="text2" w:themeTint="BF"/>
+          <w:sz w:val="32"/>
+          <w:szCs w:val="32"/>
+        </w:rPr>
+        <w:t>Process Models</w:t>
+      </w:r>
+    </w:p>
+    <w:p>
+      <w:pPr>
+        <w:tabs>
+          <w:tab w:val="left" w:pos="2640"/>
+        </w:tabs>
+        <w:rPr>
+          <w:rFonts w:ascii="Times New Roman" w:hAnsi="Times New Roman" w:cs="Times New Roman"/>
+          <w:b/>
+          <w:bCs/>
+          <w:color w:val="215E99" w:themeColor="text2" w:themeTint="BF"/>
+          <w:sz w:val="32"/>
+          <w:szCs w:val="32"/>
+        </w:rPr>
+      </w:pPr>
+      <w:r>
+        <w:rPr>
+          <w:rFonts w:ascii="Times New Roman" w:hAnsi="Times New Roman" w:cs="Times New Roman"/>
+          <w:b/>
+          <w:bCs/>
+          <w:color w:val="215E99" w:themeColor="text2" w:themeTint="BF"/>
+          <w:sz w:val="32"/>
+          <w:szCs w:val="32"/>
+        </w:rPr>
+        <w:drawing>
+          <wp:inline distT="0" distB="0" distL="0" distR="0" wp14:anchorId="215A2899" wp14:editId="0982C0AB">
+            <wp:extent cx="5816272" cy="2349500"/>
+            <wp:effectExtent l="0" t="0" r="0" b="0"/>
+            <wp:docPr id="720328079" name="Picture 1"/>
+            <wp:cNvGraphicFramePr>
+              <a:graphicFrameLocks xmlns:a="http://schemas.openxmlformats.org/drawingml/2006/main" noChangeAspect="1"/>
+            </wp:cNvGraphicFramePr>
+            <a:graphic xmlns:a="http://schemas.openxmlformats.org/drawingml/2006/main">
+              <a:graphicData uri="http://schemas.openxmlformats.org/drawingml/2006/picture">
+                <pic:pic xmlns:pic="http://schemas.openxmlformats.org/drawingml/2006/picture">
+                  <pic:nvPicPr>
+                    <pic:cNvPr id="720328079" name=""/>
+                    <pic:cNvPicPr/>
+                  </pic:nvPicPr>
+                  <pic:blipFill>
+                    <a:blip r:embed="rId42"/>
+                    <a:stretch>
+                      <a:fillRect/>
+                    </a:stretch>
+                  </pic:blipFill>
+                  <pic:spPr>
+                    <a:xfrm>
+                      <a:off x="0" y="0"/>
+                      <a:ext cx="5835082" cy="2357098"/>
+                    </a:xfrm>
+                    <a:prstGeom prst="rect">
+                      <a:avLst/>
+                    </a:prstGeom>
+                  </pic:spPr>
+                </pic:pic>
+              </a:graphicData>
+            </a:graphic>
+          </wp:inline>
+        </w:drawing>
+      </w:r>
+    </w:p>
+    <w:p>
+      <w:pPr>
+        <w:tabs>
+          <w:tab w:val="left" w:pos="2640"/>
+        </w:tabs>
+        <w:rPr>
+          <w:rFonts w:ascii="Times New Roman" w:hAnsi="Times New Roman" w:cs="Times New Roman"/>
+          <w:b/>
+          <w:bCs/>
+          <w:color w:val="215E99" w:themeColor="text2" w:themeTint="BF"/>
+          <w:sz w:val="32"/>
+          <w:szCs w:val="32"/>
+        </w:rPr>
+      </w:pPr>
+    </w:p>
+    <w:p>
+      <w:pPr>
+        <w:tabs>
+          <w:tab w:val="left" w:pos="2640"/>
+        </w:tabs>
+        <w:rPr>
+          <w:rFonts w:ascii="Times New Roman" w:hAnsi="Times New Roman" w:cs="Times New Roman"/>
+          <w:b/>
+          <w:bCs/>
+          <w:color w:val="215E99" w:themeColor="text2" w:themeTint="BF"/>
+          <w:sz w:val="32"/>
+          <w:szCs w:val="32"/>
+        </w:rPr>
+      </w:pPr>
+    </w:p>
+    <w:p>
+      <w:pPr>
+        <w:tabs>
+          <w:tab w:val="left" w:pos="2640"/>
+        </w:tabs>
+        <w:rPr>
+          <w:rFonts w:ascii="Times New Roman" w:hAnsi="Times New Roman" w:cs="Times New Roman"/>
+          <w:b/>
+          <w:bCs/>
+          <w:color w:val="215E99" w:themeColor="text2" w:themeTint="BF"/>
+          <w:sz w:val="32"/>
+          <w:szCs w:val="32"/>
+        </w:rPr>
+      </w:pPr>
+    </w:p>
+    <w:p>
+      <w:pPr>
+        <w:tabs>
+          <w:tab w:val="left" w:pos="2640"/>
+        </w:tabs>
+        <w:rPr>
+          <w:rFonts w:ascii="Times New Roman" w:hAnsi="Times New Roman" w:cs="Times New Roman"/>
+          <w:b/>
+          <w:bCs/>
+          <w:color w:val="215E99" w:themeColor="text2" w:themeTint="BF"/>
+          <w:sz w:val="32"/>
+          <w:szCs w:val="32"/>
+        </w:rPr>
+      </w:pPr>
+    </w:p>
+    <w:p>
+      <w:pPr>
+        <w:tabs>
+          <w:tab w:val="left" w:pos="2640"/>
+        </w:tabs>
+        <w:rPr>
+          <w:rFonts w:ascii="Times New Roman" w:hAnsi="Times New Roman" w:cs="Times New Roman"/>
+          <w:b/>
+          <w:bCs/>
+          <w:color w:val="215E99" w:themeColor="text2" w:themeTint="BF"/>
+          <w:sz w:val="32"/>
+          <w:szCs w:val="32"/>
+        </w:rPr>
+      </w:pPr>
+    </w:p>
+    <w:p>
+      <w:pPr>
+        <w:tabs>
+          <w:tab w:val="left" w:pos="2640"/>
+        </w:tabs>
+        <w:rPr>
+          <w:rFonts w:ascii="Times New Roman" w:hAnsi="Times New Roman" w:cs="Times New Roman"/>
+          <w:b/>
+          <w:bCs/>
+          <w:color w:val="215E99" w:themeColor="text2" w:themeTint="BF"/>
+          <w:sz w:val="32"/>
+          <w:szCs w:val="32"/>
+        </w:rPr>
+      </w:pPr>
+      <w:r>
+        <w:rPr>
+          <w:rFonts w:ascii="Times New Roman" w:hAnsi="Times New Roman" w:cs="Times New Roman"/>
+          <w:b/>
+          <w:bCs/>
+          <w:color w:val="215E99" w:themeColor="text2" w:themeTint="BF"/>
+          <w:sz w:val="32"/>
+          <w:szCs w:val="32"/>
+        </w:rPr>
+        <w:lastRenderedPageBreak/>
+        <w:t>Internal Vs External Stakeholde</w:t>
+      </w:r>
+      <w:r>
+        <w:rPr>
+          <w:rFonts w:ascii="Times New Roman" w:hAnsi="Times New Roman" w:cs="Times New Roman"/>
+          <w:b/>
+          <w:bCs/>
+          <w:color w:val="215E99" w:themeColor="text2" w:themeTint="BF"/>
+          <w:sz w:val="32"/>
+          <w:szCs w:val="32"/>
+        </w:rPr>
+        <w:t>r</w:t>
+      </w:r>
+    </w:p>
+    <w:p>
+      <w:pPr>
+        <w:tabs>
+          <w:tab w:val="left" w:pos="2640"/>
+        </w:tabs>
+        <w:rPr>
+          <w:rFonts w:ascii="Times New Roman" w:hAnsi="Times New Roman" w:cs="Times New Roman"/>
+          <w:b/>
+          <w:bCs/>
+          <w:color w:val="215E99" w:themeColor="text2" w:themeTint="BF"/>
+          <w:sz w:val="32"/>
+          <w:szCs w:val="32"/>
+        </w:rPr>
+      </w:pPr>
+      <w:r>
+        <w:rPr>
+          <w:rFonts w:ascii="Times New Roman" w:hAnsi="Times New Roman" w:cs="Times New Roman"/>
+          <w:b/>
+          <w:bCs/>
+          <w:color w:val="215E99" w:themeColor="text2" w:themeTint="BF"/>
+          <w:sz w:val="32"/>
+          <w:szCs w:val="32"/>
+        </w:rPr>
+        <w:drawing>
+          <wp:inline distT="0" distB="0" distL="0" distR="0" wp14:anchorId="23EE0020" wp14:editId="1F5064BB">
+            <wp:extent cx="4597400" cy="2506257"/>
+            <wp:effectExtent l="0" t="0" r="0" b="8890"/>
+            <wp:docPr id="26715940" name="Picture 1"/>
+            <wp:cNvGraphicFramePr>
+              <a:graphicFrameLocks xmlns:a="http://schemas.openxmlformats.org/drawingml/2006/main" noChangeAspect="1"/>
+            </wp:cNvGraphicFramePr>
+            <a:graphic xmlns:a="http://schemas.openxmlformats.org/drawingml/2006/main">
+              <a:graphicData uri="http://schemas.openxmlformats.org/drawingml/2006/picture">
+                <pic:pic xmlns:pic="http://schemas.openxmlformats.org/drawingml/2006/picture">
+                  <pic:nvPicPr>
+                    <pic:cNvPr id="26715940" name=""/>
+                    <pic:cNvPicPr/>
+                  </pic:nvPicPr>
+                  <pic:blipFill>
+                    <a:blip r:embed="rId43"/>
+                    <a:stretch>
+                      <a:fillRect/>
+                    </a:stretch>
+                  </pic:blipFill>
+                  <pic:spPr>
+                    <a:xfrm>
+                      <a:off x="0" y="0"/>
+                      <a:ext cx="4607172" cy="2511584"/>
+                    </a:xfrm>
+                    <a:prstGeom prst="rect">
+                      <a:avLst/>
+                    </a:prstGeom>
+                  </pic:spPr>
+                </pic:pic>
+              </a:graphicData>
+            </a:graphic>
+          </wp:inline>
+        </w:drawing>
+      </w:r>
+    </w:p>
+    <w:p>
+      <w:pPr>
+        <w:tabs>
+          <w:tab w:val="left" w:pos="2640"/>
+        </w:tabs>
+        <w:rPr>
+          <w:rFonts w:ascii="Times New Roman" w:hAnsi="Times New Roman" w:cs="Times New Roman"/>
+          <w:b/>
+          <w:bCs/>
+          <w:color w:val="215E99" w:themeColor="text2" w:themeTint="BF"/>
+          <w:sz w:val="32"/>
+          <w:szCs w:val="32"/>
+        </w:rPr>
+      </w:pPr>
+      <w:r>
+        <w:rPr>
+          <w:rFonts w:ascii="Times New Roman" w:hAnsi="Times New Roman" w:cs="Times New Roman"/>
+          <w:b/>
+          <w:bCs/>
+          <w:color w:val="215E99" w:themeColor="text2" w:themeTint="BF"/>
+          <w:sz w:val="32"/>
+          <w:szCs w:val="32"/>
+        </w:rPr>
+        <w:t>Planning Process Group</w:t>
+      </w:r>
+    </w:p>
+    <w:p>
+      <w:pPr>
+        <w:pStyle w:val="ListParagraph"/>
+        <w:numPr>
+          <w:ilvl w:val="0"/>
+          <w:numId w:val="82"/>
+        </w:numPr>
+        <w:tabs>
+          <w:tab w:val="left" w:pos="2640"/>
+        </w:tabs>
+        <w:rPr>
+          <w:rFonts w:ascii="Times New Roman" w:hAnsi="Times New Roman" w:cs="Times New Roman"/>
+          <w:color w:val="0D0D0D" w:themeColor="text1" w:themeTint="F2"/>
+          <w:sz w:val="32"/>
+          <w:szCs w:val="32"/>
+        </w:rPr>
+      </w:pPr>
+      <w:r>
+        <w:rPr>
+          <w:rFonts w:ascii="Times New Roman" w:hAnsi="Times New Roman" w:cs="Times New Roman"/>
+          <w:b/>
+          <w:bCs/>
+          <w:color w:val="0D0D0D" w:themeColor="text1" w:themeTint="F2"/>
+          <w:sz w:val="32"/>
+          <w:szCs w:val="32"/>
+        </w:rPr>
+        <w:t>Processes related to planning the whole project:</w:t>
+      </w:r>
+      <w:r>
+        <w:rPr>
+          <w:rFonts w:ascii="Times New Roman" w:hAnsi="Times New Roman" w:cs="Times New Roman"/>
+          <w:color w:val="0D0D0D" w:themeColor="text1" w:themeTint="F2"/>
+          <w:sz w:val="32"/>
+          <w:szCs w:val="32"/>
+        </w:rPr>
+        <w:t xml:space="preserve"> Activities used to plan how the project will be completed.</w:t>
+      </w:r>
+    </w:p>
+    <w:p>
+      <w:pPr>
+        <w:pStyle w:val="ListParagraph"/>
+        <w:numPr>
+          <w:ilvl w:val="0"/>
+          <w:numId w:val="82"/>
+        </w:numPr>
+        <w:tabs>
+          <w:tab w:val="left" w:pos="2640"/>
+        </w:tabs>
+        <w:rPr>
+          <w:rFonts w:ascii="Times New Roman" w:hAnsi="Times New Roman" w:cs="Times New Roman"/>
+          <w:color w:val="0D0D0D" w:themeColor="text1" w:themeTint="F2"/>
+          <w:sz w:val="32"/>
+          <w:szCs w:val="32"/>
+        </w:rPr>
+      </w:pPr>
+      <w:r>
+        <w:rPr>
+          <w:rFonts w:ascii="Times New Roman" w:hAnsi="Times New Roman" w:cs="Times New Roman"/>
+          <w:b/>
+          <w:bCs/>
+          <w:color w:val="0D0D0D" w:themeColor="text1" w:themeTint="F2"/>
+          <w:sz w:val="32"/>
+          <w:szCs w:val="32"/>
+        </w:rPr>
+        <w:t>Scope of the effort:</w:t>
+      </w:r>
+      <w:r>
+        <w:rPr>
+          <w:rFonts w:ascii="Times New Roman" w:hAnsi="Times New Roman" w:cs="Times New Roman"/>
+          <w:color w:val="0D0D0D" w:themeColor="text1" w:themeTint="F2"/>
+          <w:sz w:val="32"/>
+          <w:szCs w:val="32"/>
+        </w:rPr>
+        <w:t xml:space="preserve"> Decide what work is included in the project and what is not included.</w:t>
+      </w:r>
+    </w:p>
+    <w:p>
+      <w:pPr>
+        <w:pStyle w:val="ListParagraph"/>
+        <w:numPr>
+          <w:ilvl w:val="0"/>
+          <w:numId w:val="82"/>
+        </w:numPr>
+        <w:tabs>
+          <w:tab w:val="left" w:pos="2640"/>
+        </w:tabs>
+        <w:rPr>
+          <w:rFonts w:ascii="Times New Roman" w:hAnsi="Times New Roman" w:cs="Times New Roman"/>
+          <w:color w:val="0D0D0D" w:themeColor="text1" w:themeTint="F2"/>
+          <w:sz w:val="32"/>
+          <w:szCs w:val="32"/>
+        </w:rPr>
+      </w:pPr>
+      <w:r>
+        <w:rPr>
+          <w:rFonts w:ascii="Times New Roman" w:hAnsi="Times New Roman" w:cs="Times New Roman"/>
+          <w:b/>
+          <w:bCs/>
+          <w:color w:val="0D0D0D" w:themeColor="text1" w:themeTint="F2"/>
+          <w:sz w:val="32"/>
+          <w:szCs w:val="32"/>
+        </w:rPr>
+        <w:t>Define and refine the objectives:</w:t>
+      </w:r>
+      <w:r>
+        <w:rPr>
+          <w:rFonts w:ascii="Times New Roman" w:hAnsi="Times New Roman" w:cs="Times New Roman"/>
+          <w:color w:val="0D0D0D" w:themeColor="text1" w:themeTint="F2"/>
+          <w:sz w:val="32"/>
+          <w:szCs w:val="32"/>
+        </w:rPr>
+        <w:t xml:space="preserve"> Set the project goals and make them clearer as more information becomes available.</w:t>
+      </w:r>
+    </w:p>
+    <w:p>
+      <w:pPr>
+        <w:pStyle w:val="ListParagraph"/>
+        <w:numPr>
+          <w:ilvl w:val="0"/>
+          <w:numId w:val="82"/>
+        </w:numPr>
+        <w:tabs>
+          <w:tab w:val="left" w:pos="2640"/>
+        </w:tabs>
+        <w:rPr>
+          <w:rFonts w:ascii="Times New Roman" w:hAnsi="Times New Roman" w:cs="Times New Roman"/>
+          <w:color w:val="0D0D0D" w:themeColor="text1" w:themeTint="F2"/>
+          <w:sz w:val="32"/>
+          <w:szCs w:val="32"/>
+        </w:rPr>
+      </w:pPr>
+      <w:r>
+        <w:rPr>
+          <w:rFonts w:ascii="Times New Roman" w:hAnsi="Times New Roman" w:cs="Times New Roman"/>
+          <w:b/>
+          <w:bCs/>
+          <w:color w:val="0D0D0D" w:themeColor="text1" w:themeTint="F2"/>
+          <w:sz w:val="32"/>
+          <w:szCs w:val="32"/>
+        </w:rPr>
+        <w:t>Develop the course of action:</w:t>
+      </w:r>
+      <w:r>
+        <w:rPr>
+          <w:rFonts w:ascii="Times New Roman" w:hAnsi="Times New Roman" w:cs="Times New Roman"/>
+          <w:color w:val="0D0D0D" w:themeColor="text1" w:themeTint="F2"/>
+          <w:sz w:val="32"/>
+          <w:szCs w:val="32"/>
+        </w:rPr>
+        <w:t xml:space="preserve"> Decide the steps and methods to complete the project.</w:t>
+      </w:r>
+    </w:p>
+    <w:p>
+      <w:pPr>
+        <w:pStyle w:val="ListParagraph"/>
+        <w:numPr>
+          <w:ilvl w:val="0"/>
+          <w:numId w:val="82"/>
+        </w:numPr>
+        <w:tabs>
+          <w:tab w:val="left" w:pos="2640"/>
+        </w:tabs>
+        <w:rPr>
+          <w:rFonts w:ascii="Times New Roman" w:hAnsi="Times New Roman" w:cs="Times New Roman"/>
+          <w:color w:val="0D0D0D" w:themeColor="text1" w:themeTint="F2"/>
+          <w:sz w:val="32"/>
+          <w:szCs w:val="32"/>
+        </w:rPr>
+      </w:pPr>
+      <w:r>
+        <w:rPr>
+          <w:rFonts w:ascii="Times New Roman" w:hAnsi="Times New Roman" w:cs="Times New Roman"/>
+          <w:b/>
+          <w:bCs/>
+          <w:color w:val="0D0D0D" w:themeColor="text1" w:themeTint="F2"/>
+          <w:sz w:val="32"/>
+          <w:szCs w:val="32"/>
+        </w:rPr>
+        <w:t>Iterative in case of adaptive life cycle:</w:t>
+      </w:r>
+      <w:r>
+        <w:rPr>
+          <w:rFonts w:ascii="Times New Roman" w:hAnsi="Times New Roman" w:cs="Times New Roman"/>
+          <w:color w:val="0D0D0D" w:themeColor="text1" w:themeTint="F2"/>
+          <w:sz w:val="32"/>
+          <w:szCs w:val="32"/>
+        </w:rPr>
+        <w:t xml:space="preserve"> In Agile projects, planning is repeated and updated in each cycle according to feedback and changing requirements.</w:t>
+      </w:r>
+    </w:p>
+    <w:p>
+      <w:pPr>
+        <w:pStyle w:val="ListParagraph"/>
+        <w:numPr>
+          <w:ilvl w:val="0"/>
+          <w:numId w:val="82"/>
+        </w:numPr>
+        <w:tabs>
+          <w:tab w:val="left" w:pos="2640"/>
+        </w:tabs>
+        <w:rPr>
+          <w:rFonts w:ascii="Times New Roman" w:hAnsi="Times New Roman" w:cs="Times New Roman"/>
+          <w:color w:val="0D0D0D" w:themeColor="text1" w:themeTint="F2"/>
+          <w:sz w:val="32"/>
+          <w:szCs w:val="32"/>
+        </w:rPr>
+      </w:pPr>
+      <w:r>
+        <w:rPr>
+          <w:rFonts w:ascii="Times New Roman" w:hAnsi="Times New Roman" w:cs="Times New Roman"/>
+          <w:b/>
+          <w:bCs/>
+          <w:color w:val="0D0D0D" w:themeColor="text1" w:themeTint="F2"/>
+          <w:sz w:val="32"/>
+          <w:szCs w:val="32"/>
+        </w:rPr>
+        <w:t>More detailed in predictive life cycle:</w:t>
+      </w:r>
+      <w:r>
+        <w:rPr>
+          <w:rFonts w:ascii="Times New Roman" w:hAnsi="Times New Roman" w:cs="Times New Roman"/>
+          <w:color w:val="0D0D0D" w:themeColor="text1" w:themeTint="F2"/>
+          <w:sz w:val="32"/>
+          <w:szCs w:val="32"/>
+        </w:rPr>
+        <w:t xml:space="preserve"> In predictive projects, most of the planning is done in detail at the beginning because the requirements and activities are planned in advance.</w:t>
+      </w:r>
+    </w:p>
+    <w:p>
+      <w:pPr>
+        <w:tabs>
+          <w:tab w:val="left" w:pos="2640"/>
+        </w:tabs>
+        <w:rPr>
+          <w:rFonts w:ascii="Times New Roman" w:hAnsi="Times New Roman" w:cs="Times New Roman"/>
+          <w:color w:val="0D0D0D" w:themeColor="text1" w:themeTint="F2"/>
+          <w:sz w:val="32"/>
+          <w:szCs w:val="32"/>
+        </w:rPr>
+      </w:pPr>
+    </w:p>
+    <w:p>
+      <w:pPr>
+        <w:tabs>
+          <w:tab w:val="left" w:pos="2640"/>
+        </w:tabs>
+        <w:rPr>
+          <w:rFonts w:ascii="Times New Roman" w:hAnsi="Times New Roman" w:cs="Times New Roman"/>
+          <w:color w:val="0D0D0D" w:themeColor="text1" w:themeTint="F2"/>
+          <w:sz w:val="32"/>
+          <w:szCs w:val="32"/>
+        </w:rPr>
+      </w:pPr>
+    </w:p>
+    <w:p>
+      <w:pPr>
+        <w:tabs>
+          <w:tab w:val="left" w:pos="2640"/>
+        </w:tabs>
+        <w:rPr>
+          <w:rFonts w:ascii="Times New Roman" w:hAnsi="Times New Roman" w:cs="Times New Roman"/>
+          <w:b/>
+          <w:bCs/>
+          <w:color w:val="BF4E14" w:themeColor="accent2" w:themeShade="BF"/>
+          <w:sz w:val="32"/>
+          <w:szCs w:val="32"/>
+        </w:rPr>
+      </w:pPr>
+      <w:r>
+        <w:rPr>
+          <w:rFonts w:ascii="Times New Roman" w:hAnsi="Times New Roman" w:cs="Times New Roman"/>
+          <w:b/>
+          <w:bCs/>
+          <w:color w:val="BF4E14" w:themeColor="accent2" w:themeShade="BF"/>
+          <w:sz w:val="32"/>
+          <w:szCs w:val="32"/>
+        </w:rPr>
+        <w:lastRenderedPageBreak/>
+        <w:t xml:space="preserve">Define vs Refine </w:t>
+      </w:r>
+    </w:p>
+    <w:p>
+      <w:pPr>
+        <w:tabs>
+          <w:tab w:val="left" w:pos="2640"/>
+        </w:tabs>
+        <w:rPr>
+          <w:rFonts w:ascii="Times New Roman" w:hAnsi="Times New Roman" w:cs="Times New Roman"/>
+          <w:color w:val="0D0D0D" w:themeColor="text1" w:themeTint="F2"/>
+          <w:sz w:val="32"/>
+          <w:szCs w:val="32"/>
+        </w:rPr>
+      </w:pPr>
+      <w:r>
+        <w:rPr>
+          <w:rFonts w:ascii="Times New Roman" w:hAnsi="Times New Roman" w:cs="Times New Roman"/>
+          <w:b/>
+          <w:bCs/>
+          <w:color w:val="0D0D0D" w:themeColor="text1" w:themeTint="F2"/>
+          <w:sz w:val="32"/>
+          <w:szCs w:val="32"/>
+        </w:rPr>
+        <w:t>Define:</w:t>
+      </w:r>
+      <w:r>
+        <w:rPr>
+          <w:rFonts w:ascii="Times New Roman" w:hAnsi="Times New Roman" w:cs="Times New Roman"/>
+          <w:color w:val="0D0D0D" w:themeColor="text1" w:themeTint="F2"/>
+          <w:sz w:val="32"/>
+          <w:szCs w:val="32"/>
+        </w:rPr>
+        <w:t xml:space="preserve"> Set the objectives for the first time.</w:t>
+      </w:r>
+    </w:p>
+    <w:p>
+      <w:pPr>
+        <w:tabs>
+          <w:tab w:val="left" w:pos="2640"/>
+        </w:tabs>
+        <w:rPr>
+          <w:rFonts w:ascii="Times New Roman" w:hAnsi="Times New Roman" w:cs="Times New Roman"/>
+          <w:color w:val="0D0D0D" w:themeColor="text1" w:themeTint="F2"/>
+          <w:sz w:val="32"/>
+          <w:szCs w:val="32"/>
+        </w:rPr>
+      </w:pPr>
+      <w:r>
+        <w:rPr>
+          <w:rFonts w:ascii="Times New Roman" w:hAnsi="Times New Roman" w:cs="Times New Roman"/>
+          <w:b/>
+          <w:bCs/>
+          <w:color w:val="0D0D0D" w:themeColor="text1" w:themeTint="F2"/>
+          <w:sz w:val="32"/>
+          <w:szCs w:val="32"/>
+        </w:rPr>
+        <w:t>Refine:</w:t>
+      </w:r>
+      <w:r>
+        <w:rPr>
+          <w:rFonts w:ascii="Times New Roman" w:hAnsi="Times New Roman" w:cs="Times New Roman"/>
+          <w:color w:val="0D0D0D" w:themeColor="text1" w:themeTint="F2"/>
+          <w:sz w:val="32"/>
+          <w:szCs w:val="32"/>
+        </w:rPr>
+        <w:t xml:space="preserve"> Improve and make the objectives clearer or more specific.</w:t>
+      </w:r>
+    </w:p>
+    <w:p>
+      <w:pPr>
+        <w:tabs>
+          <w:tab w:val="left" w:pos="2640"/>
+        </w:tabs>
+        <w:rPr>
+          <w:rFonts w:ascii="Times New Roman" w:hAnsi="Times New Roman" w:cs="Times New Roman"/>
+          <w:b/>
+          <w:bCs/>
+          <w:color w:val="215E99" w:themeColor="text2" w:themeTint="BF"/>
+          <w:sz w:val="32"/>
+          <w:szCs w:val="32"/>
+        </w:rPr>
+      </w:pPr>
+      <w:r>
+        <w:rPr>
+          <w:rFonts w:ascii="Times New Roman" w:hAnsi="Times New Roman" w:cs="Times New Roman"/>
+          <w:b/>
+          <w:bCs/>
+          <w:color w:val="215E99" w:themeColor="text2" w:themeTint="BF"/>
+          <w:sz w:val="32"/>
+          <w:szCs w:val="32"/>
+        </w:rPr>
+        <w:t>Executing Process Group</w:t>
+      </w:r>
+    </w:p>
+    <w:p>
+      <w:pPr>
+        <w:pStyle w:val="ListParagraph"/>
+        <w:numPr>
+          <w:ilvl w:val="0"/>
+          <w:numId w:val="83"/>
+        </w:numPr>
+        <w:tabs>
+          <w:tab w:val="left" w:pos="2640"/>
+        </w:tabs>
+        <w:rPr>
+          <w:rFonts w:ascii="Times New Roman" w:hAnsi="Times New Roman" w:cs="Times New Roman"/>
+          <w:color w:val="0D0D0D" w:themeColor="text1" w:themeTint="F2"/>
+          <w:sz w:val="32"/>
+          <w:szCs w:val="32"/>
+        </w:rPr>
+      </w:pPr>
+      <w:r>
+        <w:rPr>
+          <w:rFonts w:ascii="Times New Roman" w:hAnsi="Times New Roman" w:cs="Times New Roman"/>
+          <w:b/>
+          <w:bCs/>
+          <w:color w:val="0D0D0D" w:themeColor="text1" w:themeTint="F2"/>
+          <w:sz w:val="32"/>
+          <w:szCs w:val="32"/>
+        </w:rPr>
+        <w:t>All about execution:</w:t>
+      </w:r>
+      <w:r>
+        <w:rPr>
+          <w:rFonts w:ascii="Times New Roman" w:hAnsi="Times New Roman" w:cs="Times New Roman"/>
+          <w:color w:val="0D0D0D" w:themeColor="text1" w:themeTint="F2"/>
+          <w:sz w:val="32"/>
+          <w:szCs w:val="32"/>
+        </w:rPr>
+        <w:t xml:space="preserve"> Carry out the planned activities to complete the project work.</w:t>
+      </w:r>
+    </w:p>
+    <w:p>
+      <w:pPr>
+        <w:pStyle w:val="ListParagraph"/>
+        <w:numPr>
+          <w:ilvl w:val="0"/>
+          <w:numId w:val="83"/>
+        </w:numPr>
+        <w:tabs>
+          <w:tab w:val="left" w:pos="2640"/>
+        </w:tabs>
+        <w:rPr>
+          <w:rFonts w:ascii="Times New Roman" w:hAnsi="Times New Roman" w:cs="Times New Roman"/>
+          <w:color w:val="0D0D0D" w:themeColor="text1" w:themeTint="F2"/>
+          <w:sz w:val="32"/>
+          <w:szCs w:val="32"/>
+        </w:rPr>
+      </w:pPr>
+      <w:r>
+        <w:rPr>
+          <w:rFonts w:ascii="Times New Roman" w:hAnsi="Times New Roman" w:cs="Times New Roman"/>
+          <w:b/>
+          <w:bCs/>
+          <w:color w:val="0D0D0D" w:themeColor="text1" w:themeTint="F2"/>
+          <w:sz w:val="32"/>
+          <w:szCs w:val="32"/>
+        </w:rPr>
+        <w:t xml:space="preserve">Include planning updates and </w:t>
+      </w:r>
+      <w:proofErr w:type="spellStart"/>
+      <w:r>
+        <w:rPr>
+          <w:rFonts w:ascii="Times New Roman" w:hAnsi="Times New Roman" w:cs="Times New Roman"/>
+          <w:b/>
+          <w:bCs/>
+          <w:color w:val="0D0D0D" w:themeColor="text1" w:themeTint="F2"/>
+          <w:sz w:val="32"/>
+          <w:szCs w:val="32"/>
+        </w:rPr>
+        <w:t>rebaselining</w:t>
+      </w:r>
+      <w:proofErr w:type="spellEnd"/>
+      <w:r>
+        <w:rPr>
+          <w:rFonts w:ascii="Times New Roman" w:hAnsi="Times New Roman" w:cs="Times New Roman"/>
+          <w:b/>
+          <w:bCs/>
+          <w:color w:val="0D0D0D" w:themeColor="text1" w:themeTint="F2"/>
+          <w:sz w:val="32"/>
+          <w:szCs w:val="32"/>
+        </w:rPr>
+        <w:t>:</w:t>
+      </w:r>
+      <w:r>
+        <w:rPr>
+          <w:rFonts w:ascii="Times New Roman" w:hAnsi="Times New Roman" w:cs="Times New Roman"/>
+          <w:color w:val="0D0D0D" w:themeColor="text1" w:themeTint="F2"/>
+          <w:sz w:val="32"/>
+          <w:szCs w:val="32"/>
+        </w:rPr>
+        <w:t xml:space="preserve"> Update the project plan when needed. </w:t>
+      </w:r>
+      <w:r>
+        <w:rPr>
+          <w:rFonts w:ascii="Times New Roman" w:hAnsi="Times New Roman" w:cs="Times New Roman"/>
+          <w:color w:val="0D0D0D" w:themeColor="text1" w:themeTint="F2"/>
+          <w:sz w:val="32"/>
+          <w:szCs w:val="32"/>
+        </w:rPr>
+        <w:t>Rebase lining</w:t>
+      </w:r>
+      <w:r>
+        <w:rPr>
+          <w:rFonts w:ascii="Times New Roman" w:hAnsi="Times New Roman" w:cs="Times New Roman"/>
+          <w:color w:val="0D0D0D" w:themeColor="text1" w:themeTint="F2"/>
+          <w:sz w:val="32"/>
+          <w:szCs w:val="32"/>
+        </w:rPr>
+        <w:t xml:space="preserve"> means setting a new approved plan or target for measuring project progress.</w:t>
+      </w:r>
+    </w:p>
+    <w:p>
+      <w:pPr>
+        <w:pStyle w:val="ListParagraph"/>
+        <w:numPr>
+          <w:ilvl w:val="0"/>
+          <w:numId w:val="83"/>
+        </w:numPr>
+        <w:tabs>
+          <w:tab w:val="left" w:pos="2640"/>
+        </w:tabs>
+        <w:rPr>
+          <w:rFonts w:ascii="Times New Roman" w:hAnsi="Times New Roman" w:cs="Times New Roman"/>
+          <w:color w:val="0D0D0D" w:themeColor="text1" w:themeTint="F2"/>
+          <w:sz w:val="32"/>
+          <w:szCs w:val="32"/>
+        </w:rPr>
+      </w:pPr>
+      <w:r>
+        <w:rPr>
+          <w:rFonts w:ascii="Times New Roman" w:hAnsi="Times New Roman" w:cs="Times New Roman"/>
+          <w:b/>
+          <w:bCs/>
+          <w:color w:val="0D0D0D" w:themeColor="text1" w:themeTint="F2"/>
+          <w:sz w:val="32"/>
+          <w:szCs w:val="32"/>
+        </w:rPr>
+        <w:t>Changes are unavoidable:</w:t>
+      </w:r>
+      <w:r>
+        <w:rPr>
+          <w:rFonts w:ascii="Times New Roman" w:hAnsi="Times New Roman" w:cs="Times New Roman"/>
+          <w:color w:val="0D0D0D" w:themeColor="text1" w:themeTint="F2"/>
+          <w:sz w:val="32"/>
+          <w:szCs w:val="32"/>
+        </w:rPr>
+        <w:t xml:space="preserve"> Changes may happen during the project due to new requirements or unexpected problems.</w:t>
+      </w:r>
+    </w:p>
+    <w:p>
+      <w:pPr>
+        <w:pStyle w:val="ListParagraph"/>
+        <w:numPr>
+          <w:ilvl w:val="0"/>
+          <w:numId w:val="83"/>
+        </w:numPr>
+        <w:tabs>
+          <w:tab w:val="left" w:pos="2640"/>
+        </w:tabs>
+        <w:rPr>
+          <w:rFonts w:ascii="Times New Roman" w:hAnsi="Times New Roman" w:cs="Times New Roman"/>
+          <w:color w:val="0D0D0D" w:themeColor="text1" w:themeTint="F2"/>
+          <w:sz w:val="32"/>
+          <w:szCs w:val="32"/>
+        </w:rPr>
+      </w:pPr>
+      <w:r>
+        <w:rPr>
+          <w:rFonts w:ascii="Times New Roman" w:hAnsi="Times New Roman" w:cs="Times New Roman"/>
+          <w:b/>
+          <w:bCs/>
+          <w:color w:val="0D0D0D" w:themeColor="text1" w:themeTint="F2"/>
+          <w:sz w:val="32"/>
+          <w:szCs w:val="32"/>
+        </w:rPr>
+        <w:t>Uncertainty increases due to lack of information:</w:t>
+      </w:r>
+      <w:r>
+        <w:rPr>
+          <w:rFonts w:ascii="Times New Roman" w:hAnsi="Times New Roman" w:cs="Times New Roman"/>
+          <w:color w:val="0D0D0D" w:themeColor="text1" w:themeTint="F2"/>
+          <w:sz w:val="32"/>
+          <w:szCs w:val="32"/>
+        </w:rPr>
+        <w:t xml:space="preserve"> When there is not enough information, it becomes difficult to predict problems, costs, time, and results accurately.</w:t>
+      </w:r>
+    </w:p>
+    <w:p>
+      <w:pPr>
+        <w:rPr>
+          <w:rFonts w:ascii="Times New Roman" w:hAnsi="Times New Roman" w:cs="Times New Roman"/>
+          <w:b/>
+          <w:bCs/>
+          <w:color w:val="215E99" w:themeColor="text2" w:themeTint="BF"/>
+          <w:sz w:val="32"/>
+          <w:szCs w:val="32"/>
+        </w:rPr>
+      </w:pPr>
+      <w:r>
+        <w:rPr>
+          <w:rFonts w:ascii="Times New Roman" w:hAnsi="Times New Roman" w:cs="Times New Roman"/>
+          <w:b/>
+          <w:bCs/>
+          <w:color w:val="215E99" w:themeColor="text2" w:themeTint="BF"/>
+          <w:sz w:val="32"/>
+          <w:szCs w:val="32"/>
+        </w:rPr>
+        <w:t>Monitoring and Controlling Process Group</w:t>
+      </w:r>
+    </w:p>
+    <w:p>
+      <w:pPr>
+        <w:pStyle w:val="ListParagraph"/>
+        <w:numPr>
+          <w:ilvl w:val="0"/>
+          <w:numId w:val="84"/>
+        </w:numPr>
+        <w:rPr>
+          <w:rFonts w:ascii="Times New Roman" w:hAnsi="Times New Roman" w:cs="Times New Roman"/>
+          <w:sz w:val="32"/>
+          <w:szCs w:val="32"/>
+        </w:rPr>
+      </w:pPr>
+      <w:r>
+        <w:rPr>
+          <w:rFonts w:ascii="Times New Roman" w:hAnsi="Times New Roman" w:cs="Times New Roman"/>
+          <w:b/>
+          <w:bCs/>
+          <w:sz w:val="32"/>
+          <w:szCs w:val="32"/>
+        </w:rPr>
+        <w:t>Tracking and reviewing the progress and performance</w:t>
+      </w:r>
+      <w:r>
+        <w:rPr>
+          <w:rFonts w:ascii="Times New Roman" w:hAnsi="Times New Roman" w:cs="Times New Roman"/>
+          <w:sz w:val="32"/>
+          <w:szCs w:val="32"/>
+        </w:rPr>
+        <w:t>: Regularly check whether the project is going according to the plan and meeting its goals.</w:t>
+      </w:r>
+    </w:p>
+    <w:p>
+      <w:pPr>
+        <w:pStyle w:val="ListParagraph"/>
+        <w:numPr>
+          <w:ilvl w:val="0"/>
+          <w:numId w:val="84"/>
+        </w:numPr>
+        <w:rPr>
+          <w:rFonts w:ascii="Times New Roman" w:hAnsi="Times New Roman" w:cs="Times New Roman"/>
+          <w:sz w:val="32"/>
+          <w:szCs w:val="32"/>
+        </w:rPr>
+      </w:pPr>
+      <w:r>
+        <w:rPr>
+          <w:rFonts w:ascii="Times New Roman" w:hAnsi="Times New Roman" w:cs="Times New Roman"/>
+          <w:b/>
+          <w:bCs/>
+          <w:sz w:val="32"/>
+          <w:szCs w:val="32"/>
+        </w:rPr>
+        <w:t>Identifying changes required:</w:t>
+      </w:r>
+      <w:r>
+        <w:rPr>
+          <w:rFonts w:ascii="Times New Roman" w:hAnsi="Times New Roman" w:cs="Times New Roman"/>
+          <w:sz w:val="32"/>
+          <w:szCs w:val="32"/>
+        </w:rPr>
+        <w:t xml:space="preserve"> Find out what changes are needed to fix problems or improve project performance.</w:t>
+      </w:r>
+    </w:p>
+    <w:p>
+      <w:pPr>
+        <w:pStyle w:val="ListParagraph"/>
+        <w:numPr>
+          <w:ilvl w:val="0"/>
+          <w:numId w:val="84"/>
+        </w:numPr>
+        <w:rPr>
+          <w:rFonts w:ascii="Times New Roman" w:hAnsi="Times New Roman" w:cs="Times New Roman"/>
+          <w:sz w:val="32"/>
+          <w:szCs w:val="32"/>
+        </w:rPr>
+      </w:pPr>
+      <w:r>
+        <w:rPr>
+          <w:rFonts w:ascii="Times New Roman" w:hAnsi="Times New Roman" w:cs="Times New Roman"/>
+          <w:b/>
+          <w:bCs/>
+          <w:sz w:val="32"/>
+          <w:szCs w:val="32"/>
+        </w:rPr>
+        <w:t>Monitoring and controlling of software project:</w:t>
+      </w:r>
+      <w:r>
+        <w:rPr>
+          <w:rFonts w:ascii="Times New Roman" w:hAnsi="Times New Roman" w:cs="Times New Roman"/>
+          <w:sz w:val="32"/>
+          <w:szCs w:val="32"/>
+        </w:rPr>
+        <w:t xml:space="preserve"> Check the software development progress, quality, cost, and schedule to ensure the project stays on track.</w:t>
+      </w:r>
+    </w:p>
+    <w:p>
+      <w:pPr>
+        <w:rPr>
+          <w:rFonts w:ascii="Times New Roman" w:hAnsi="Times New Roman" w:cs="Times New Roman"/>
+          <w:b/>
+          <w:bCs/>
+          <w:color w:val="215E99" w:themeColor="text2" w:themeTint="BF"/>
+          <w:sz w:val="32"/>
+          <w:szCs w:val="32"/>
+        </w:rPr>
+      </w:pPr>
+      <w:r>
+        <w:rPr>
+          <w:rFonts w:ascii="Times New Roman" w:hAnsi="Times New Roman" w:cs="Times New Roman"/>
+          <w:b/>
+          <w:bCs/>
+          <w:color w:val="215E99" w:themeColor="text2" w:themeTint="BF"/>
+          <w:sz w:val="32"/>
+          <w:szCs w:val="32"/>
+        </w:rPr>
+        <w:t>Closing Process Group</w:t>
+      </w:r>
+    </w:p>
+    <w:p>
+      <w:pPr>
+        <w:rPr>
+          <w:rFonts w:ascii="Times New Roman" w:hAnsi="Times New Roman" w:cs="Times New Roman"/>
+          <w:sz w:val="32"/>
+          <w:szCs w:val="32"/>
+        </w:rPr>
+      </w:pPr>
+      <w:r>
+        <w:rPr>
+          <w:rFonts w:ascii="Times New Roman" w:hAnsi="Times New Roman" w:cs="Times New Roman"/>
+          <w:b/>
+          <w:bCs/>
+          <w:sz w:val="32"/>
+          <w:szCs w:val="32"/>
+        </w:rPr>
+        <w:t>Demonstration of software project/iteration cycle:</w:t>
+      </w:r>
+      <w:r>
+        <w:rPr>
+          <w:rFonts w:ascii="Times New Roman" w:hAnsi="Times New Roman" w:cs="Times New Roman"/>
+          <w:sz w:val="32"/>
+          <w:szCs w:val="32"/>
+        </w:rPr>
+        <w:t xml:space="preserve"> Show the completed software or iteration to stakeholders.</w:t>
+      </w:r>
+    </w:p>
+    <w:p>
+      <w:pPr>
+        <w:rPr>
+          <w:rFonts w:ascii="Times New Roman" w:hAnsi="Times New Roman" w:cs="Times New Roman"/>
+          <w:sz w:val="32"/>
+          <w:szCs w:val="32"/>
+        </w:rPr>
+      </w:pPr>
+      <w:r>
+        <w:rPr>
+          <w:rFonts w:ascii="Times New Roman" w:hAnsi="Times New Roman" w:cs="Times New Roman"/>
+          <w:b/>
+          <w:bCs/>
+          <w:sz w:val="32"/>
+          <w:szCs w:val="32"/>
+        </w:rPr>
+        <w:lastRenderedPageBreak/>
+        <w:t>Conduct a retrospective, lesson-learned session:</w:t>
+      </w:r>
+      <w:r>
+        <w:rPr>
+          <w:rFonts w:ascii="Times New Roman" w:hAnsi="Times New Roman" w:cs="Times New Roman"/>
+          <w:sz w:val="32"/>
+          <w:szCs w:val="32"/>
+        </w:rPr>
+        <w:t xml:space="preserve"> Discuss what went well and what needs improvement.</w:t>
+      </w:r>
+    </w:p>
+    <w:p>
+      <w:pPr>
+        <w:rPr>
+          <w:rFonts w:ascii="Times New Roman" w:hAnsi="Times New Roman" w:cs="Times New Roman"/>
+          <w:sz w:val="32"/>
+          <w:szCs w:val="32"/>
+        </w:rPr>
+      </w:pPr>
+      <w:r>
+        <w:rPr>
+          <w:rFonts w:ascii="Times New Roman" w:hAnsi="Times New Roman" w:cs="Times New Roman"/>
+          <w:b/>
+          <w:bCs/>
+          <w:sz w:val="32"/>
+          <w:szCs w:val="32"/>
+        </w:rPr>
+        <w:t>Assess team performance:</w:t>
+      </w:r>
+      <w:r>
+        <w:rPr>
+          <w:rFonts w:ascii="Times New Roman" w:hAnsi="Times New Roman" w:cs="Times New Roman"/>
+          <w:sz w:val="32"/>
+          <w:szCs w:val="32"/>
+        </w:rPr>
+        <w:t xml:space="preserve"> Evaluate how well the team worked.</w:t>
+      </w:r>
+    </w:p>
+    <w:p>
+      <w:pPr>
+        <w:rPr>
+          <w:rFonts w:ascii="Times New Roman" w:hAnsi="Times New Roman" w:cs="Times New Roman"/>
+          <w:sz w:val="32"/>
+          <w:szCs w:val="32"/>
+        </w:rPr>
+      </w:pPr>
+      <w:r>
+        <w:rPr>
+          <w:rFonts w:ascii="Times New Roman" w:hAnsi="Times New Roman" w:cs="Times New Roman"/>
+          <w:b/>
+          <w:bCs/>
+          <w:sz w:val="32"/>
+          <w:szCs w:val="32"/>
+        </w:rPr>
+        <w:t>Update organizational knowledge base:</w:t>
+      </w:r>
+      <w:r>
+        <w:rPr>
+          <w:rFonts w:ascii="Times New Roman" w:hAnsi="Times New Roman" w:cs="Times New Roman"/>
+          <w:sz w:val="32"/>
+          <w:szCs w:val="32"/>
+        </w:rPr>
+        <w:t xml:space="preserve"> Save project knowledge and lessons for future use.</w:t>
+      </w:r>
+    </w:p>
+    <w:p>
+      <w:pPr>
+        <w:rPr>
+          <w:rFonts w:ascii="Times New Roman" w:hAnsi="Times New Roman" w:cs="Times New Roman"/>
+          <w:sz w:val="32"/>
+          <w:szCs w:val="32"/>
+        </w:rPr>
+      </w:pPr>
+      <w:r>
+        <w:rPr>
+          <w:rFonts w:ascii="Times New Roman" w:hAnsi="Times New Roman" w:cs="Times New Roman"/>
+          <w:b/>
+          <w:bCs/>
+          <w:sz w:val="32"/>
+          <w:szCs w:val="32"/>
+        </w:rPr>
+        <w:t>Support to improve future performance:</w:t>
+      </w:r>
+      <w:r>
+        <w:rPr>
+          <w:rFonts w:ascii="Times New Roman" w:hAnsi="Times New Roman" w:cs="Times New Roman"/>
+          <w:sz w:val="32"/>
+          <w:szCs w:val="32"/>
+        </w:rPr>
+        <w:t xml:space="preserve"> Use lessons learned to do better in future projects.</w:t>
+      </w:r>
+    </w:p>
+    <w:p>
+      <w:pPr>
+        <w:rPr>
+          <w:rFonts w:ascii="Times New Roman" w:hAnsi="Times New Roman" w:cs="Times New Roman"/>
+          <w:b/>
+          <w:bCs/>
+          <w:color w:val="215E99" w:themeColor="text2" w:themeTint="BF"/>
+          <w:sz w:val="32"/>
+          <w:szCs w:val="32"/>
+        </w:rPr>
+      </w:pPr>
+      <w:r>
+        <w:rPr>
+          <w:rFonts w:ascii="Times New Roman" w:hAnsi="Times New Roman" w:cs="Times New Roman"/>
+          <w:b/>
+          <w:bCs/>
+          <w:color w:val="215E99" w:themeColor="text2" w:themeTint="BF"/>
+          <w:sz w:val="32"/>
+          <w:szCs w:val="32"/>
+        </w:rPr>
+        <w:t>Process Groups Interact in a Phase / Project</w:t>
+      </w:r>
+    </w:p>
+    <w:p>
+      <w:pPr>
+        <w:rPr>
+          <w:rFonts w:ascii="Times New Roman" w:hAnsi="Times New Roman" w:cs="Times New Roman"/>
+          <w:b/>
+          <w:bCs/>
+          <w:color w:val="215E99" w:themeColor="text2" w:themeTint="BF"/>
+          <w:sz w:val="32"/>
+          <w:szCs w:val="32"/>
+        </w:rPr>
+      </w:pPr>
+      <w:r>
+        <w:rPr>
+          <w:rFonts w:ascii="Times New Roman" w:hAnsi="Times New Roman" w:cs="Times New Roman"/>
+          <w:b/>
+          <w:bCs/>
+          <w:color w:val="215E99" w:themeColor="text2" w:themeTint="BF"/>
+          <w:sz w:val="32"/>
+          <w:szCs w:val="32"/>
+        </w:rPr>
+        <w:drawing>
+          <wp:inline distT="0" distB="0" distL="0" distR="0" wp14:anchorId="53474A1A" wp14:editId="6FD13EEE">
+            <wp:extent cx="5300378" cy="2438400"/>
+            <wp:effectExtent l="0" t="0" r="0" b="0"/>
+            <wp:docPr id="851883234" name="Picture 1"/>
+            <wp:cNvGraphicFramePr>
+              <a:graphicFrameLocks xmlns:a="http://schemas.openxmlformats.org/drawingml/2006/main" noChangeAspect="1"/>
+            </wp:cNvGraphicFramePr>
+            <a:graphic xmlns:a="http://schemas.openxmlformats.org/drawingml/2006/main">
+              <a:graphicData uri="http://schemas.openxmlformats.org/drawingml/2006/picture">
+                <pic:pic xmlns:pic="http://schemas.openxmlformats.org/drawingml/2006/picture">
+                  <pic:nvPicPr>
+                    <pic:cNvPr id="851883234" name=""/>
+                    <pic:cNvPicPr/>
+                  </pic:nvPicPr>
+                  <pic:blipFill>
+                    <a:blip r:embed="rId44"/>
+                    <a:stretch>
+                      <a:fillRect/>
+                    </a:stretch>
+                  </pic:blipFill>
+                  <pic:spPr>
+                    <a:xfrm>
+                      <a:off x="0" y="0"/>
+                      <a:ext cx="5310253" cy="2442943"/>
+                    </a:xfrm>
+                    <a:prstGeom prst="rect">
+                      <a:avLst/>
+                    </a:prstGeom>
+                  </pic:spPr>
+                </pic:pic>
+              </a:graphicData>
+            </a:graphic>
+          </wp:inline>
+        </w:drawing>
+      </w:r>
+    </w:p>
+    <w:p>
+      <w:pPr>
+        <w:rPr>
+          <w:noProof/>
+        </w:rPr>
+      </w:pPr>
+      <w:r>
+        <w:rPr>
+          <w:rFonts w:ascii="Times New Roman" w:hAnsi="Times New Roman" w:cs="Times New Roman"/>
+          <w:b/>
+          <w:bCs/>
+          <w:color w:val="215E99" w:themeColor="text2" w:themeTint="BF"/>
+          <w:sz w:val="32"/>
+          <w:szCs w:val="32"/>
+        </w:rPr>
+        <w:t>Project Boundaries</w:t>
+      </w:r>
+      <w:r>
+        <w:rPr>
+          <w:noProof/>
+        </w:rPr>
+        <w:t xml:space="preserve"> </w:t>
+      </w:r>
+      <w:r>
+        <w:rPr>
+          <w:rFonts w:ascii="Times New Roman" w:hAnsi="Times New Roman" w:cs="Times New Roman"/>
+          <w:b/>
+          <w:bCs/>
+          <w:color w:val="215E99" w:themeColor="text2" w:themeTint="BF"/>
+          <w:sz w:val="32"/>
+          <w:szCs w:val="32"/>
+        </w:rPr>
+        <w:drawing>
+          <wp:inline distT="0" distB="0" distL="0" distR="0" wp14:anchorId="018D0669" wp14:editId="72787380">
+            <wp:extent cx="5407213" cy="2387600"/>
+            <wp:effectExtent l="0" t="0" r="3175" b="0"/>
+            <wp:docPr id="1557882913" name="Picture 1"/>
+            <wp:cNvGraphicFramePr>
+              <a:graphicFrameLocks xmlns:a="http://schemas.openxmlformats.org/drawingml/2006/main" noChangeAspect="1"/>
+            </wp:cNvGraphicFramePr>
+            <a:graphic xmlns:a="http://schemas.openxmlformats.org/drawingml/2006/main">
+              <a:graphicData uri="http://schemas.openxmlformats.org/drawingml/2006/picture">
+                <pic:pic xmlns:pic="http://schemas.openxmlformats.org/drawingml/2006/picture">
+                  <pic:nvPicPr>
+                    <pic:cNvPr id="1557882913" name=""/>
+                    <pic:cNvPicPr/>
+                  </pic:nvPicPr>
+                  <pic:blipFill>
+                    <a:blip r:embed="rId45"/>
+                    <a:stretch>
+                      <a:fillRect/>
+                    </a:stretch>
+                  </pic:blipFill>
+                  <pic:spPr>
+                    <a:xfrm>
+                      <a:off x="0" y="0"/>
+                      <a:ext cx="5423768" cy="2394910"/>
+                    </a:xfrm>
+                    <a:prstGeom prst="rect">
+                      <a:avLst/>
+                    </a:prstGeom>
+                  </pic:spPr>
+                </pic:pic>
+              </a:graphicData>
+            </a:graphic>
+          </wp:inline>
+        </w:drawing>
+      </w:r>
+    </w:p>
+    <w:p>
+      <w:pPr>
+        <w:rPr>
+          <w:rFonts w:ascii="Times New Roman" w:hAnsi="Times New Roman" w:cs="Times New Roman"/>
+          <w:b/>
+          <w:bCs/>
+          <w:color w:val="215E99" w:themeColor="text2" w:themeTint="BF"/>
+          <w:sz w:val="32"/>
+          <w:szCs w:val="32"/>
+        </w:rPr>
+      </w:pPr>
+    </w:p>
+    <w:p>
+      <w:pPr>
+        <w:rPr>
+          <w:rFonts w:ascii="Times New Roman" w:hAnsi="Times New Roman" w:cs="Times New Roman"/>
+          <w:sz w:val="32"/>
+          <w:szCs w:val="32"/>
+        </w:rPr>
+      </w:pPr>
+    </w:p>
     <w:sectPr>
       <w:pgSz w:w="12240" w:h="15840"/>
       <w:pgMar w:top="1440" w:right="1440" w:bottom="1440" w:left="1440" w:header="720" w:footer="720" w:gutter="0"/>
@@ -20475,6 +22873,119 @@
 <file path=word/numbering.xml><?xml version="1.0" encoding="utf-8"?>
 <w:numbering xmlns:wpc="http://schemas.microsoft.com/office/word/2010/wordprocessingCanvas" xmlns:cx="http://schemas.microsoft.com/office/drawing/2014/chartex" xmlns:cx1="http://schemas.microsoft.com/office/drawing/2015/9/8/chartex" xmlns:cx2="http://schemas.microsoft.com/office/drawing/2015/10/21/chartex" xmlns:cx3="http://schemas.microsoft.com/office/drawing/2016/5/9/chartex" xmlns:cx4="http://schemas.microsoft.com/office/drawing/2016/5/10/chartex" xmlns:cx5="http://schemas.microsoft.com/office/drawing/2016/5/11/chartex" xmlns:cx6="http://schemas.microsoft.com/office/drawing/2016/5/12/chartex" xmlns:cx7="http://schemas.microsoft.com/office/drawing/2016/5/13/chartex" xmlns:cx8="http://schemas.microsoft.com/office/drawing/2016/5/14/chartex" xmlns:mc="http://schemas.openxmlformats.org/markup-compatibility/2006" xmlns:aink="http://schemas.microsoft.com/office/drawing/2016/ink" xmlns:am3d="http://schemas.microsoft.com/office/drawing/2017/model3d" xmlns:o="urn:schemas-microsoft-com:office:office" xmlns:oel="http://schemas.microsoft.com/office/2019/extlst" xmlns:r="http://schemas.openxmlformats.org/officeDocument/2006/relationships" xmlns:m="http://schemas.openxmlformats.org/officeDocument/2006/math" xmlns:v="urn:schemas-microsoft-com:vml" xmlns:wp14="http://schemas.microsoft.com/office/word/2010/wordprocessingDrawing" xmlns:wp="http://schemas.openxmlformats.org/drawingml/2006/wordprocessingDrawing" xmlns:w10="urn:schemas-microsoft-com:office:word" xmlns:w="http://schemas.openxmlformats.org/wordprocessingml/2006/main" xmlns:w14="http://schemas.microsoft.com/office/word/2010/wordml" xmlns:w15="http://schemas.microsoft.com/office/word/2012/wordml" xmlns:w16cex="http://schemas.microsoft.com/office/word/2018/wordml/cex" xmlns:w16cid="http://schemas.microsoft.com/office/word/2016/wordml/cid" xmlns:w16="http://schemas.microsoft.com/office/word/2018/wordml" xmlns:w16du="http://schemas.microsoft.com/office/word/2023/wordml/word16du" xmlns:w16sdtdh="http://schemas.microsoft.com/office/word/2020/wordml/sdtdatahash" xmlns:w16sdtfl="http://schemas.microsoft.com/office/word/2024/wordml/sdtformatlock" xmlns:w16se="http://schemas.microsoft.com/office/word/2015/wordml/symex" xmlns:wpg="http://schemas.microsoft.com/office/word/2010/wordprocessingGroup" xmlns:wpi="http://schemas.microsoft.com/office/word/2010/wordprocessingInk" xmlns:wne="http://schemas.microsoft.com/office/word/2006/wordml" xmlns:wps="http://schemas.microsoft.com/office/word/2010/wordprocessingShape" mc:Ignorable="w14 w15 w16se w16cid w16 w16cex w16sdtdh w16sdtfl w16du wp14">
   <w:abstractNum w:abstractNumId="0" w15:restartNumberingAfterBreak="0">
+    <w:nsid w:val="018C144E"/>
+    <w:multiLevelType w:val="hybridMultilevel"/>
+    <w:tmpl w:val="2DEAB262"/>
+    <w:lvl w:ilvl="0" w:tplc="04090001">
+      <w:start w:val="1"/>
+      <w:numFmt w:val="bullet"/>
+      <w:lvlText w:val=""/>
+      <w:lvlJc w:val="left"/>
+      <w:pPr>
+        <w:ind w:left="720" w:hanging="360"/>
+      </w:pPr>
+      <w:rPr>
+        <w:rFonts w:ascii="Symbol" w:hAnsi="Symbol" w:hint="default"/>
+      </w:rPr>
+    </w:lvl>
+    <w:lvl w:ilvl="1" w:tplc="04090003" w:tentative="1">
+      <w:start w:val="1"/>
+      <w:numFmt w:val="bullet"/>
+      <w:lvlText w:val="o"/>
+      <w:lvlJc w:val="left"/>
+      <w:pPr>
+        <w:ind w:left="1440" w:hanging="360"/>
+      </w:pPr>
+      <w:rPr>
+        <w:rFonts w:ascii="Courier New" w:hAnsi="Courier New" w:cs="Courier New" w:hint="default"/>
+      </w:rPr>
+    </w:lvl>
+    <w:lvl w:ilvl="2" w:tplc="04090005" w:tentative="1">
+      <w:start w:val="1"/>
+      <w:numFmt w:val="bullet"/>
+      <w:lvlText w:val=""/>
+      <w:lvlJc w:val="left"/>
+      <w:pPr>
+        <w:ind w:left="2160" w:hanging="360"/>
+      </w:pPr>
+      <w:rPr>
+        <w:rFonts w:ascii="Wingdings" w:hAnsi="Wingdings" w:hint="default"/>
+      </w:rPr>
+    </w:lvl>
+    <w:lvl w:ilvl="3" w:tplc="04090001" w:tentative="1">
+      <w:start w:val="1"/>
+      <w:numFmt w:val="bullet"/>
+      <w:lvlText w:val=""/>
+      <w:lvlJc w:val="left"/>
+      <w:pPr>
+        <w:ind w:left="2880" w:hanging="360"/>
+      </w:pPr>
+      <w:rPr>
+        <w:rFonts w:ascii="Symbol" w:hAnsi="Symbol" w:hint="default"/>
+      </w:rPr>
+    </w:lvl>
+    <w:lvl w:ilvl="4" w:tplc="04090003" w:tentative="1">
+      <w:start w:val="1"/>
+      <w:numFmt w:val="bullet"/>
+      <w:lvlText w:val="o"/>
+      <w:lvlJc w:val="left"/>
+      <w:pPr>
+        <w:ind w:left="3600" w:hanging="360"/>
+      </w:pPr>
+      <w:rPr>
+        <w:rFonts w:ascii="Courier New" w:hAnsi="Courier New" w:cs="Courier New" w:hint="default"/>
+      </w:rPr>
+    </w:lvl>
+    <w:lvl w:ilvl="5" w:tplc="04090005" w:tentative="1">
+      <w:start w:val="1"/>
+      <w:numFmt w:val="bullet"/>
+      <w:lvlText w:val=""/>
+      <w:lvlJc w:val="left"/>
+      <w:pPr>
+        <w:ind w:left="4320" w:hanging="360"/>
+      </w:pPr>
+      <w:rPr>
+        <w:rFonts w:ascii="Wingdings" w:hAnsi="Wingdings" w:hint="default"/>
+      </w:rPr>
+    </w:lvl>
+    <w:lvl w:ilvl="6" w:tplc="04090001" w:tentative="1">
+      <w:start w:val="1"/>
+      <w:numFmt w:val="bullet"/>
+      <w:lvlText w:val=""/>
+      <w:lvlJc w:val="left"/>
+      <w:pPr>
+        <w:ind w:left="5040" w:hanging="360"/>
+      </w:pPr>
+      <w:rPr>
+        <w:rFonts w:ascii="Symbol" w:hAnsi="Symbol" w:hint="default"/>
+      </w:rPr>
+    </w:lvl>
+    <w:lvl w:ilvl="7" w:tplc="04090003" w:tentative="1">
+      <w:start w:val="1"/>
+      <w:numFmt w:val="bullet"/>
+      <w:lvlText w:val="o"/>
+      <w:lvlJc w:val="left"/>
+      <w:pPr>
+        <w:ind w:left="5760" w:hanging="360"/>
+      </w:pPr>
+      <w:rPr>
+        <w:rFonts w:ascii="Courier New" w:hAnsi="Courier New" w:cs="Courier New" w:hint="default"/>
+      </w:rPr>
+    </w:lvl>
+    <w:lvl w:ilvl="8" w:tplc="04090005" w:tentative="1">
+      <w:start w:val="1"/>
+      <w:numFmt w:val="bullet"/>
+      <w:lvlText w:val=""/>
+      <w:lvlJc w:val="left"/>
+      <w:pPr>
+        <w:ind w:left="6480" w:hanging="360"/>
+      </w:pPr>
+      <w:rPr>
+        <w:rFonts w:ascii="Wingdings" w:hAnsi="Wingdings" w:hint="default"/>
+      </w:rPr>
+    </w:lvl>
+  </w:abstractNum>
+  <w:abstractNum w:abstractNumId="1" w15:restartNumberingAfterBreak="0">
     <w:nsid w:val="01A55412"/>
     <w:multiLevelType w:val="hybridMultilevel"/>
     <w:tmpl w:val="6582B4AC"/>
@@ -20565,7 +23076,7 @@
       </w:pPr>
     </w:lvl>
   </w:abstractNum>
-  <w:abstractNum w:abstractNumId="1" w15:restartNumberingAfterBreak="0">
+  <w:abstractNum w:abstractNumId="2" w15:restartNumberingAfterBreak="0">
     <w:nsid w:val="02A239D6"/>
     <w:multiLevelType w:val="hybridMultilevel"/>
     <w:tmpl w:val="2CC8468A"/>
@@ -20678,7 +23189,7 @@
       </w:rPr>
     </w:lvl>
   </w:abstractNum>
-  <w:abstractNum w:abstractNumId="2" w15:restartNumberingAfterBreak="0">
+  <w:abstractNum w:abstractNumId="3" w15:restartNumberingAfterBreak="0">
     <w:nsid w:val="034467D1"/>
     <w:multiLevelType w:val="hybridMultilevel"/>
     <w:tmpl w:val="3578A04A"/>
@@ -20791,7 +23302,7 @@
       </w:rPr>
     </w:lvl>
   </w:abstractNum>
-  <w:abstractNum w:abstractNumId="3" w15:restartNumberingAfterBreak="0">
+  <w:abstractNum w:abstractNumId="4" w15:restartNumberingAfterBreak="0">
     <w:nsid w:val="037378E4"/>
     <w:multiLevelType w:val="multilevel"/>
     <w:tmpl w:val="1472C70E"/>
@@ -20904,7 +23415,7 @@
       </w:pPr>
     </w:lvl>
   </w:abstractNum>
-  <w:abstractNum w:abstractNumId="4" w15:restartNumberingAfterBreak="0">
+  <w:abstractNum w:abstractNumId="5" w15:restartNumberingAfterBreak="0">
     <w:nsid w:val="037962F0"/>
     <w:multiLevelType w:val="hybridMultilevel"/>
     <w:tmpl w:val="C8D2C61E"/>
@@ -21017,7 +23528,7 @@
       </w:rPr>
     </w:lvl>
   </w:abstractNum>
-  <w:abstractNum w:abstractNumId="5" w15:restartNumberingAfterBreak="0">
+  <w:abstractNum w:abstractNumId="6" w15:restartNumberingAfterBreak="0">
     <w:nsid w:val="08886D7D"/>
     <w:multiLevelType w:val="hybridMultilevel"/>
     <w:tmpl w:val="634A9AFA"/>
@@ -21130,7 +23641,7 @@
       </w:rPr>
     </w:lvl>
   </w:abstractNum>
-  <w:abstractNum w:abstractNumId="6" w15:restartNumberingAfterBreak="0">
+  <w:abstractNum w:abstractNumId="7" w15:restartNumberingAfterBreak="0">
     <w:nsid w:val="090A0866"/>
     <w:multiLevelType w:val="hybridMultilevel"/>
     <w:tmpl w:val="E9E8F3D4"/>
@@ -21243,7 +23754,7 @@
       </w:rPr>
     </w:lvl>
   </w:abstractNum>
-  <w:abstractNum w:abstractNumId="7" w15:restartNumberingAfterBreak="0">
+  <w:abstractNum w:abstractNumId="8" w15:restartNumberingAfterBreak="0">
     <w:nsid w:val="14745B13"/>
     <w:multiLevelType w:val="hybridMultilevel"/>
     <w:tmpl w:val="514E9464"/>
@@ -21356,7 +23867,7 @@
       </w:rPr>
     </w:lvl>
   </w:abstractNum>
-  <w:abstractNum w:abstractNumId="8" w15:restartNumberingAfterBreak="0">
+  <w:abstractNum w:abstractNumId="9" w15:restartNumberingAfterBreak="0">
     <w:nsid w:val="189F526E"/>
     <w:multiLevelType w:val="hybridMultilevel"/>
     <w:tmpl w:val="142C32C8"/>
@@ -21469,7 +23980,7 @@
       </w:rPr>
     </w:lvl>
   </w:abstractNum>
-  <w:abstractNum w:abstractNumId="9" w15:restartNumberingAfterBreak="0">
+  <w:abstractNum w:abstractNumId="10" w15:restartNumberingAfterBreak="0">
     <w:nsid w:val="1C8D7EE6"/>
     <w:multiLevelType w:val="multilevel"/>
     <w:tmpl w:val="2CA4EBC0"/>
@@ -21582,7 +24093,7 @@
       </w:pPr>
     </w:lvl>
   </w:abstractNum>
-  <w:abstractNum w:abstractNumId="10" w15:restartNumberingAfterBreak="0">
+  <w:abstractNum w:abstractNumId="11" w15:restartNumberingAfterBreak="0">
     <w:nsid w:val="1E333329"/>
     <w:multiLevelType w:val="hybridMultilevel"/>
     <w:tmpl w:val="DEE45406"/>
@@ -21695,7 +24206,7 @@
       </w:rPr>
     </w:lvl>
   </w:abstractNum>
-  <w:abstractNum w:abstractNumId="11" w15:restartNumberingAfterBreak="0">
+  <w:abstractNum w:abstractNumId="12" w15:restartNumberingAfterBreak="0">
     <w:nsid w:val="1FD203D2"/>
     <w:multiLevelType w:val="hybridMultilevel"/>
     <w:tmpl w:val="EC12F6BE"/>
@@ -21808,7 +24319,7 @@
       </w:rPr>
     </w:lvl>
   </w:abstractNum>
-  <w:abstractNum w:abstractNumId="12" w15:restartNumberingAfterBreak="0">
+  <w:abstractNum w:abstractNumId="13" w15:restartNumberingAfterBreak="0">
     <w:nsid w:val="21950C5E"/>
     <w:multiLevelType w:val="hybridMultilevel"/>
     <w:tmpl w:val="5540D1D4"/>
@@ -21921,7 +24432,7 @@
       </w:rPr>
     </w:lvl>
   </w:abstractNum>
-  <w:abstractNum w:abstractNumId="13" w15:restartNumberingAfterBreak="0">
+  <w:abstractNum w:abstractNumId="14" w15:restartNumberingAfterBreak="0">
     <w:nsid w:val="22734114"/>
     <w:multiLevelType w:val="hybridMultilevel"/>
     <w:tmpl w:val="A498DEAC"/>
@@ -22034,7 +24545,7 @@
       </w:rPr>
     </w:lvl>
   </w:abstractNum>
-  <w:abstractNum w:abstractNumId="14" w15:restartNumberingAfterBreak="0">
+  <w:abstractNum w:abstractNumId="15" w15:restartNumberingAfterBreak="0">
     <w:nsid w:val="227D48ED"/>
     <w:multiLevelType w:val="hybridMultilevel"/>
     <w:tmpl w:val="DD26950A"/>
@@ -22147,7 +24658,7 @@
       </w:rPr>
     </w:lvl>
   </w:abstractNum>
-  <w:abstractNum w:abstractNumId="15" w15:restartNumberingAfterBreak="0">
+  <w:abstractNum w:abstractNumId="16" w15:restartNumberingAfterBreak="0">
     <w:nsid w:val="230F3A61"/>
     <w:multiLevelType w:val="hybridMultilevel"/>
     <w:tmpl w:val="C016A738"/>
@@ -22260,7 +24771,7 @@
       </w:rPr>
     </w:lvl>
   </w:abstractNum>
-  <w:abstractNum w:abstractNumId="16" w15:restartNumberingAfterBreak="0">
+  <w:abstractNum w:abstractNumId="17" w15:restartNumberingAfterBreak="0">
     <w:nsid w:val="26874093"/>
     <w:multiLevelType w:val="multilevel"/>
     <w:tmpl w:val="D59A36EA"/>
@@ -22377,7 +24888,7 @@
       </w:pPr>
     </w:lvl>
   </w:abstractNum>
-  <w:abstractNum w:abstractNumId="17" w15:restartNumberingAfterBreak="0">
+  <w:abstractNum w:abstractNumId="18" w15:restartNumberingAfterBreak="0">
     <w:nsid w:val="27E71588"/>
     <w:multiLevelType w:val="hybridMultilevel"/>
     <w:tmpl w:val="6590C632"/>
@@ -22490,7 +25001,7 @@
       </w:rPr>
     </w:lvl>
   </w:abstractNum>
-  <w:abstractNum w:abstractNumId="18" w15:restartNumberingAfterBreak="0">
+  <w:abstractNum w:abstractNumId="19" w15:restartNumberingAfterBreak="0">
     <w:nsid w:val="28237876"/>
     <w:multiLevelType w:val="hybridMultilevel"/>
     <w:tmpl w:val="369A0E46"/>
@@ -22603,7 +25114,7 @@
       </w:rPr>
     </w:lvl>
   </w:abstractNum>
-  <w:abstractNum w:abstractNumId="19" w15:restartNumberingAfterBreak="0">
+  <w:abstractNum w:abstractNumId="20" w15:restartNumberingAfterBreak="0">
     <w:nsid w:val="28421362"/>
     <w:multiLevelType w:val="hybridMultilevel"/>
     <w:tmpl w:val="AFA4D54C"/>
@@ -22716,7 +25227,7 @@
       </w:rPr>
     </w:lvl>
   </w:abstractNum>
-  <w:abstractNum w:abstractNumId="20" w15:restartNumberingAfterBreak="0">
+  <w:abstractNum w:abstractNumId="21" w15:restartNumberingAfterBreak="0">
     <w:nsid w:val="28807FB8"/>
     <w:multiLevelType w:val="hybridMultilevel"/>
     <w:tmpl w:val="0AC0DE22"/>
@@ -22829,7 +25340,7 @@
       </w:rPr>
     </w:lvl>
   </w:abstractNum>
-  <w:abstractNum w:abstractNumId="21" w15:restartNumberingAfterBreak="0">
+  <w:abstractNum w:abstractNumId="22" w15:restartNumberingAfterBreak="0">
     <w:nsid w:val="2A1F160C"/>
     <w:multiLevelType w:val="hybridMultilevel"/>
     <w:tmpl w:val="14A67EBE"/>
@@ -22942,7 +25453,7 @@
       </w:rPr>
     </w:lvl>
   </w:abstractNum>
-  <w:abstractNum w:abstractNumId="22" w15:restartNumberingAfterBreak="0">
+  <w:abstractNum w:abstractNumId="23" w15:restartNumberingAfterBreak="0">
     <w:nsid w:val="2B436B4A"/>
     <w:multiLevelType w:val="hybridMultilevel"/>
     <w:tmpl w:val="624C8656"/>
@@ -23055,7 +25566,7 @@
       </w:rPr>
     </w:lvl>
   </w:abstractNum>
-  <w:abstractNum w:abstractNumId="23" w15:restartNumberingAfterBreak="0">
+  <w:abstractNum w:abstractNumId="24" w15:restartNumberingAfterBreak="0">
     <w:nsid w:val="2C3F30E0"/>
     <w:multiLevelType w:val="hybridMultilevel"/>
     <w:tmpl w:val="72E8B5F6"/>
@@ -23168,7 +25679,7 @@
       </w:rPr>
     </w:lvl>
   </w:abstractNum>
-  <w:abstractNum w:abstractNumId="24" w15:restartNumberingAfterBreak="0">
+  <w:abstractNum w:abstractNumId="25" w15:restartNumberingAfterBreak="0">
     <w:nsid w:val="2DC404AA"/>
     <w:multiLevelType w:val="hybridMultilevel"/>
     <w:tmpl w:val="2A6612E8"/>
@@ -23281,7 +25792,7 @@
       </w:rPr>
     </w:lvl>
   </w:abstractNum>
-  <w:abstractNum w:abstractNumId="25" w15:restartNumberingAfterBreak="0">
+  <w:abstractNum w:abstractNumId="26" w15:restartNumberingAfterBreak="0">
     <w:nsid w:val="2ED31739"/>
     <w:multiLevelType w:val="hybridMultilevel"/>
     <w:tmpl w:val="F8A44732"/>
@@ -23394,7 +25905,7 @@
       </w:rPr>
     </w:lvl>
   </w:abstractNum>
-  <w:abstractNum w:abstractNumId="26" w15:restartNumberingAfterBreak="0">
+  <w:abstractNum w:abstractNumId="27" w15:restartNumberingAfterBreak="0">
     <w:nsid w:val="31B361D7"/>
     <w:multiLevelType w:val="hybridMultilevel"/>
     <w:tmpl w:val="B6BCF766"/>
@@ -23507,7 +26018,7 @@
       </w:rPr>
     </w:lvl>
   </w:abstractNum>
-  <w:abstractNum w:abstractNumId="27" w15:restartNumberingAfterBreak="0">
+  <w:abstractNum w:abstractNumId="28" w15:restartNumberingAfterBreak="0">
     <w:nsid w:val="329F30D0"/>
     <w:multiLevelType w:val="hybridMultilevel"/>
     <w:tmpl w:val="A93A98B8"/>
@@ -23620,7 +26131,7 @@
       </w:rPr>
     </w:lvl>
   </w:abstractNum>
-  <w:abstractNum w:abstractNumId="28" w15:restartNumberingAfterBreak="0">
+  <w:abstractNum w:abstractNumId="29" w15:restartNumberingAfterBreak="0">
     <w:nsid w:val="34916D99"/>
     <w:multiLevelType w:val="hybridMultilevel"/>
     <w:tmpl w:val="873A45F6"/>
@@ -23733,7 +26244,7 @@
       </w:rPr>
     </w:lvl>
   </w:abstractNum>
-  <w:abstractNum w:abstractNumId="29" w15:restartNumberingAfterBreak="0">
+  <w:abstractNum w:abstractNumId="30" w15:restartNumberingAfterBreak="0">
     <w:nsid w:val="35F40275"/>
     <w:multiLevelType w:val="hybridMultilevel"/>
     <w:tmpl w:val="E64C7F94"/>
@@ -23846,7 +26357,7 @@
       </w:rPr>
     </w:lvl>
   </w:abstractNum>
-  <w:abstractNum w:abstractNumId="30" w15:restartNumberingAfterBreak="0">
+  <w:abstractNum w:abstractNumId="31" w15:restartNumberingAfterBreak="0">
     <w:nsid w:val="392F74A0"/>
     <w:multiLevelType w:val="hybridMultilevel"/>
     <w:tmpl w:val="E63C1506"/>
@@ -23959,7 +26470,7 @@
       </w:rPr>
     </w:lvl>
   </w:abstractNum>
-  <w:abstractNum w:abstractNumId="31" w15:restartNumberingAfterBreak="0">
+  <w:abstractNum w:abstractNumId="32" w15:restartNumberingAfterBreak="0">
     <w:nsid w:val="3F40388C"/>
     <w:multiLevelType w:val="multilevel"/>
     <w:tmpl w:val="29261722"/>
@@ -24072,7 +26583,7 @@
       </w:pPr>
     </w:lvl>
   </w:abstractNum>
-  <w:abstractNum w:abstractNumId="32" w15:restartNumberingAfterBreak="0">
+  <w:abstractNum w:abstractNumId="33" w15:restartNumberingAfterBreak="0">
     <w:nsid w:val="41145315"/>
     <w:multiLevelType w:val="hybridMultilevel"/>
     <w:tmpl w:val="0650AE06"/>
@@ -24185,7 +26696,7 @@
       </w:rPr>
     </w:lvl>
   </w:abstractNum>
-  <w:abstractNum w:abstractNumId="33" w15:restartNumberingAfterBreak="0">
+  <w:abstractNum w:abstractNumId="34" w15:restartNumberingAfterBreak="0">
     <w:nsid w:val="413D0621"/>
     <w:multiLevelType w:val="hybridMultilevel"/>
     <w:tmpl w:val="B880A7F8"/>
@@ -24298,7 +26809,120 @@
       </w:rPr>
     </w:lvl>
   </w:abstractNum>
-  <w:abstractNum w:abstractNumId="34" w15:restartNumberingAfterBreak="0">
+  <w:abstractNum w:abstractNumId="35" w15:restartNumberingAfterBreak="0">
+    <w:nsid w:val="41D11E14"/>
+    <w:multiLevelType w:val="hybridMultilevel"/>
+    <w:tmpl w:val="22F22046"/>
+    <w:lvl w:ilvl="0" w:tplc="04090001">
+      <w:start w:val="1"/>
+      <w:numFmt w:val="bullet"/>
+      <w:lvlText w:val=""/>
+      <w:lvlJc w:val="left"/>
+      <w:pPr>
+        <w:ind w:left="720" w:hanging="360"/>
+      </w:pPr>
+      <w:rPr>
+        <w:rFonts w:ascii="Symbol" w:hAnsi="Symbol" w:hint="default"/>
+      </w:rPr>
+    </w:lvl>
+    <w:lvl w:ilvl="1" w:tplc="04090003" w:tentative="1">
+      <w:start w:val="1"/>
+      <w:numFmt w:val="bullet"/>
+      <w:lvlText w:val="o"/>
+      <w:lvlJc w:val="left"/>
+      <w:pPr>
+        <w:ind w:left="1440" w:hanging="360"/>
+      </w:pPr>
+      <w:rPr>
+        <w:rFonts w:ascii="Courier New" w:hAnsi="Courier New" w:cs="Courier New" w:hint="default"/>
+      </w:rPr>
+    </w:lvl>
+    <w:lvl w:ilvl="2" w:tplc="04090005" w:tentative="1">
+      <w:start w:val="1"/>
+      <w:numFmt w:val="bullet"/>
+      <w:lvlText w:val=""/>
+      <w:lvlJc w:val="left"/>
+      <w:pPr>
+        <w:ind w:left="2160" w:hanging="360"/>
+      </w:pPr>
+      <w:rPr>
+        <w:rFonts w:ascii="Wingdings" w:hAnsi="Wingdings" w:hint="default"/>
+      </w:rPr>
+    </w:lvl>
+    <w:lvl w:ilvl="3" w:tplc="04090001" w:tentative="1">
+      <w:start w:val="1"/>
+      <w:numFmt w:val="bullet"/>
+      <w:lvlText w:val=""/>
+      <w:lvlJc w:val="left"/>
+      <w:pPr>
+        <w:ind w:left="2880" w:hanging="360"/>
+      </w:pPr>
+      <w:rPr>
+        <w:rFonts w:ascii="Symbol" w:hAnsi="Symbol" w:hint="default"/>
+      </w:rPr>
+    </w:lvl>
+    <w:lvl w:ilvl="4" w:tplc="04090003" w:tentative="1">
+      <w:start w:val="1"/>
+      <w:numFmt w:val="bullet"/>
+      <w:lvlText w:val="o"/>
+      <w:lvlJc w:val="left"/>
+      <w:pPr>
+        <w:ind w:left="3600" w:hanging="360"/>
+      </w:pPr>
+      <w:rPr>
+        <w:rFonts w:ascii="Courier New" w:hAnsi="Courier New" w:cs="Courier New" w:hint="default"/>
+      </w:rPr>
+    </w:lvl>
+    <w:lvl w:ilvl="5" w:tplc="04090005" w:tentative="1">
+      <w:start w:val="1"/>
+      <w:numFmt w:val="bullet"/>
+      <w:lvlText w:val=""/>
+      <w:lvlJc w:val="left"/>
+      <w:pPr>
+        <w:ind w:left="4320" w:hanging="360"/>
+      </w:pPr>
+      <w:rPr>
+        <w:rFonts w:ascii="Wingdings" w:hAnsi="Wingdings" w:hint="default"/>
+      </w:rPr>
+    </w:lvl>
+    <w:lvl w:ilvl="6" w:tplc="04090001" w:tentative="1">
+      <w:start w:val="1"/>
+      <w:numFmt w:val="bullet"/>
+      <w:lvlText w:val=""/>
+      <w:lvlJc w:val="left"/>
+      <w:pPr>
+        <w:ind w:left="5040" w:hanging="360"/>
+      </w:pPr>
+      <w:rPr>
+        <w:rFonts w:ascii="Symbol" w:hAnsi="Symbol" w:hint="default"/>
+      </w:rPr>
+    </w:lvl>
+    <w:lvl w:ilvl="7" w:tplc="04090003" w:tentative="1">
+      <w:start w:val="1"/>
+      <w:numFmt w:val="bullet"/>
+      <w:lvlText w:val="o"/>
+      <w:lvlJc w:val="left"/>
+      <w:pPr>
+        <w:ind w:left="5760" w:hanging="360"/>
+      </w:pPr>
+      <w:rPr>
+        <w:rFonts w:ascii="Courier New" w:hAnsi="Courier New" w:cs="Courier New" w:hint="default"/>
+      </w:rPr>
+    </w:lvl>
+    <w:lvl w:ilvl="8" w:tplc="04090005" w:tentative="1">
+      <w:start w:val="1"/>
+      <w:numFmt w:val="bullet"/>
+      <w:lvlText w:val=""/>
+      <w:lvlJc w:val="left"/>
+      <w:pPr>
+        <w:ind w:left="6480" w:hanging="360"/>
+      </w:pPr>
+      <w:rPr>
+        <w:rFonts w:ascii="Wingdings" w:hAnsi="Wingdings" w:hint="default"/>
+      </w:rPr>
+    </w:lvl>
+  </w:abstractNum>
+  <w:abstractNum w:abstractNumId="36" w15:restartNumberingAfterBreak="0">
     <w:nsid w:val="43F97A8D"/>
     <w:multiLevelType w:val="hybridMultilevel"/>
     <w:tmpl w:val="752A59C6"/>
@@ -24411,7 +27035,7 @@
       </w:rPr>
     </w:lvl>
   </w:abstractNum>
-  <w:abstractNum w:abstractNumId="35" w15:restartNumberingAfterBreak="0">
+  <w:abstractNum w:abstractNumId="37" w15:restartNumberingAfterBreak="0">
     <w:nsid w:val="44066F54"/>
     <w:multiLevelType w:val="hybridMultilevel"/>
     <w:tmpl w:val="8FA2D830"/>
@@ -24524,7 +27148,7 @@
       </w:rPr>
     </w:lvl>
   </w:abstractNum>
-  <w:abstractNum w:abstractNumId="36" w15:restartNumberingAfterBreak="0">
+  <w:abstractNum w:abstractNumId="38" w15:restartNumberingAfterBreak="0">
     <w:nsid w:val="44ED0AD6"/>
     <w:multiLevelType w:val="hybridMultilevel"/>
     <w:tmpl w:val="BF78DC86"/>
@@ -24637,7 +27261,7 @@
       </w:rPr>
     </w:lvl>
   </w:abstractNum>
-  <w:abstractNum w:abstractNumId="37" w15:restartNumberingAfterBreak="0">
+  <w:abstractNum w:abstractNumId="39" w15:restartNumberingAfterBreak="0">
     <w:nsid w:val="4807047F"/>
     <w:multiLevelType w:val="hybridMultilevel"/>
     <w:tmpl w:val="21D67198"/>
@@ -24750,7 +27374,7 @@
       </w:rPr>
     </w:lvl>
   </w:abstractNum>
-  <w:abstractNum w:abstractNumId="38" w15:restartNumberingAfterBreak="0">
+  <w:abstractNum w:abstractNumId="40" w15:restartNumberingAfterBreak="0">
     <w:nsid w:val="48A17EB3"/>
     <w:multiLevelType w:val="hybridMultilevel"/>
     <w:tmpl w:val="069AB9B6"/>
@@ -24863,7 +27487,7 @@
       </w:rPr>
     </w:lvl>
   </w:abstractNum>
-  <w:abstractNum w:abstractNumId="39" w15:restartNumberingAfterBreak="0">
+  <w:abstractNum w:abstractNumId="41" w15:restartNumberingAfterBreak="0">
     <w:nsid w:val="498F493C"/>
     <w:multiLevelType w:val="hybridMultilevel"/>
     <w:tmpl w:val="8BE2D1CC"/>
@@ -24976,7 +27600,120 @@
       </w:rPr>
     </w:lvl>
   </w:abstractNum>
-  <w:abstractNum w:abstractNumId="40" w15:restartNumberingAfterBreak="0">
+  <w:abstractNum w:abstractNumId="42" w15:restartNumberingAfterBreak="0">
+    <w:nsid w:val="4B413194"/>
+    <w:multiLevelType w:val="hybridMultilevel"/>
+    <w:tmpl w:val="6F384106"/>
+    <w:lvl w:ilvl="0" w:tplc="04090001">
+      <w:start w:val="1"/>
+      <w:numFmt w:val="bullet"/>
+      <w:lvlText w:val=""/>
+      <w:lvlJc w:val="left"/>
+      <w:pPr>
+        <w:ind w:left="720" w:hanging="360"/>
+      </w:pPr>
+      <w:rPr>
+        <w:rFonts w:ascii="Symbol" w:hAnsi="Symbol" w:hint="default"/>
+      </w:rPr>
+    </w:lvl>
+    <w:lvl w:ilvl="1" w:tplc="04090003" w:tentative="1">
+      <w:start w:val="1"/>
+      <w:numFmt w:val="bullet"/>
+      <w:lvlText w:val="o"/>
+      <w:lvlJc w:val="left"/>
+      <w:pPr>
+        <w:ind w:left="1440" w:hanging="360"/>
+      </w:pPr>
+      <w:rPr>
+        <w:rFonts w:ascii="Courier New" w:hAnsi="Courier New" w:cs="Courier New" w:hint="default"/>
+      </w:rPr>
+    </w:lvl>
+    <w:lvl w:ilvl="2" w:tplc="04090005" w:tentative="1">
+      <w:start w:val="1"/>
+      <w:numFmt w:val="bullet"/>
+      <w:lvlText w:val=""/>
+      <w:lvlJc w:val="left"/>
+      <w:pPr>
+        <w:ind w:left="2160" w:hanging="360"/>
+      </w:pPr>
+      <w:rPr>
+        <w:rFonts w:ascii="Wingdings" w:hAnsi="Wingdings" w:hint="default"/>
+      </w:rPr>
+    </w:lvl>
+    <w:lvl w:ilvl="3" w:tplc="04090001" w:tentative="1">
+      <w:start w:val="1"/>
+      <w:numFmt w:val="bullet"/>
+      <w:lvlText w:val=""/>
+      <w:lvlJc w:val="left"/>
+      <w:pPr>
+        <w:ind w:left="2880" w:hanging="360"/>
+      </w:pPr>
+      <w:rPr>
+        <w:rFonts w:ascii="Symbol" w:hAnsi="Symbol" w:hint="default"/>
+      </w:rPr>
+    </w:lvl>
+    <w:lvl w:ilvl="4" w:tplc="04090003" w:tentative="1">
+      <w:start w:val="1"/>
+      <w:numFmt w:val="bullet"/>
+      <w:lvlText w:val="o"/>
+      <w:lvlJc w:val="left"/>
+      <w:pPr>
+        <w:ind w:left="3600" w:hanging="360"/>
+      </w:pPr>
+      <w:rPr>
+        <w:rFonts w:ascii="Courier New" w:hAnsi="Courier New" w:cs="Courier New" w:hint="default"/>
+      </w:rPr>
+    </w:lvl>
+    <w:lvl w:ilvl="5" w:tplc="04090005" w:tentative="1">
+      <w:start w:val="1"/>
+      <w:numFmt w:val="bullet"/>
+      <w:lvlText w:val=""/>
+      <w:lvlJc w:val="left"/>
+      <w:pPr>
+        <w:ind w:left="4320" w:hanging="360"/>
+      </w:pPr>
+      <w:rPr>
+        <w:rFonts w:ascii="Wingdings" w:hAnsi="Wingdings" w:hint="default"/>
+      </w:rPr>
+    </w:lvl>
+    <w:lvl w:ilvl="6" w:tplc="04090001" w:tentative="1">
+      <w:start w:val="1"/>
+      <w:numFmt w:val="bullet"/>
+      <w:lvlText w:val=""/>
+      <w:lvlJc w:val="left"/>
+      <w:pPr>
+        <w:ind w:left="5040" w:hanging="360"/>
+      </w:pPr>
+      <w:rPr>
+        <w:rFonts w:ascii="Symbol" w:hAnsi="Symbol" w:hint="default"/>
+      </w:rPr>
+    </w:lvl>
+    <w:lvl w:ilvl="7" w:tplc="04090003" w:tentative="1">
+      <w:start w:val="1"/>
+      <w:numFmt w:val="bullet"/>
+      <w:lvlText w:val="o"/>
+      <w:lvlJc w:val="left"/>
+      <w:pPr>
+        <w:ind w:left="5760" w:hanging="360"/>
+      </w:pPr>
+      <w:rPr>
+        <w:rFonts w:ascii="Courier New" w:hAnsi="Courier New" w:cs="Courier New" w:hint="default"/>
+      </w:rPr>
+    </w:lvl>
+    <w:lvl w:ilvl="8" w:tplc="04090005" w:tentative="1">
+      <w:start w:val="1"/>
+      <w:numFmt w:val="bullet"/>
+      <w:lvlText w:val=""/>
+      <w:lvlJc w:val="left"/>
+      <w:pPr>
+        <w:ind w:left="6480" w:hanging="360"/>
+      </w:pPr>
+      <w:rPr>
+        <w:rFonts w:ascii="Wingdings" w:hAnsi="Wingdings" w:hint="default"/>
+      </w:rPr>
+    </w:lvl>
+  </w:abstractNum>
+  <w:abstractNum w:abstractNumId="43" w15:restartNumberingAfterBreak="0">
     <w:nsid w:val="4C5B116E"/>
     <w:multiLevelType w:val="hybridMultilevel"/>
     <w:tmpl w:val="CB7247EC"/>
@@ -25089,7 +27826,7 @@
       </w:rPr>
     </w:lvl>
   </w:abstractNum>
-  <w:abstractNum w:abstractNumId="41" w15:restartNumberingAfterBreak="0">
+  <w:abstractNum w:abstractNumId="44" w15:restartNumberingAfterBreak="0">
     <w:nsid w:val="4CC02556"/>
     <w:multiLevelType w:val="hybridMultilevel"/>
     <w:tmpl w:val="FB06C3B2"/>
@@ -25202,7 +27939,7 @@
       </w:rPr>
     </w:lvl>
   </w:abstractNum>
-  <w:abstractNum w:abstractNumId="42" w15:restartNumberingAfterBreak="0">
+  <w:abstractNum w:abstractNumId="45" w15:restartNumberingAfterBreak="0">
     <w:nsid w:val="4DF329CB"/>
     <w:multiLevelType w:val="hybridMultilevel"/>
     <w:tmpl w:val="2E200F4A"/>
@@ -25288,7 +28025,7 @@
       </w:pPr>
     </w:lvl>
   </w:abstractNum>
-  <w:abstractNum w:abstractNumId="43" w15:restartNumberingAfterBreak="0">
+  <w:abstractNum w:abstractNumId="46" w15:restartNumberingAfterBreak="0">
     <w:nsid w:val="4FC507FE"/>
     <w:multiLevelType w:val="hybridMultilevel"/>
     <w:tmpl w:val="853CDE3A"/>
@@ -25401,7 +28138,7 @@
       </w:rPr>
     </w:lvl>
   </w:abstractNum>
-  <w:abstractNum w:abstractNumId="44" w15:restartNumberingAfterBreak="0">
+  <w:abstractNum w:abstractNumId="47" w15:restartNumberingAfterBreak="0">
     <w:nsid w:val="52D5699F"/>
     <w:multiLevelType w:val="hybridMultilevel"/>
     <w:tmpl w:val="9C9EE8A8"/>
@@ -25514,7 +28251,7 @@
       </w:rPr>
     </w:lvl>
   </w:abstractNum>
-  <w:abstractNum w:abstractNumId="45" w15:restartNumberingAfterBreak="0">
+  <w:abstractNum w:abstractNumId="48" w15:restartNumberingAfterBreak="0">
     <w:nsid w:val="566E03D6"/>
     <w:multiLevelType w:val="hybridMultilevel"/>
     <w:tmpl w:val="92683E7C"/>
@@ -25627,7 +28364,7 @@
       </w:rPr>
     </w:lvl>
   </w:abstractNum>
-  <w:abstractNum w:abstractNumId="46" w15:restartNumberingAfterBreak="0">
+  <w:abstractNum w:abstractNumId="49" w15:restartNumberingAfterBreak="0">
     <w:nsid w:val="57EC42E6"/>
     <w:multiLevelType w:val="hybridMultilevel"/>
     <w:tmpl w:val="8236CCD6"/>
@@ -25740,7 +28477,7 @@
       </w:rPr>
     </w:lvl>
   </w:abstractNum>
-  <w:abstractNum w:abstractNumId="47" w15:restartNumberingAfterBreak="0">
+  <w:abstractNum w:abstractNumId="50" w15:restartNumberingAfterBreak="0">
     <w:nsid w:val="5D043B80"/>
     <w:multiLevelType w:val="hybridMultilevel"/>
     <w:tmpl w:val="D3445B20"/>
@@ -25853,7 +28590,7 @@
       </w:rPr>
     </w:lvl>
   </w:abstractNum>
-  <w:abstractNum w:abstractNumId="48" w15:restartNumberingAfterBreak="0">
+  <w:abstractNum w:abstractNumId="51" w15:restartNumberingAfterBreak="0">
     <w:nsid w:val="5E15056E"/>
     <w:multiLevelType w:val="hybridMultilevel"/>
     <w:tmpl w:val="FF9EDD56"/>
@@ -25966,7 +28703,7 @@
       </w:rPr>
     </w:lvl>
   </w:abstractNum>
-  <w:abstractNum w:abstractNumId="49" w15:restartNumberingAfterBreak="0">
+  <w:abstractNum w:abstractNumId="52" w15:restartNumberingAfterBreak="0">
     <w:nsid w:val="5F366B60"/>
     <w:multiLevelType w:val="hybridMultilevel"/>
     <w:tmpl w:val="1B8069CE"/>
@@ -26079,7 +28816,7 @@
       </w:rPr>
     </w:lvl>
   </w:abstractNum>
-  <w:abstractNum w:abstractNumId="50" w15:restartNumberingAfterBreak="0">
+  <w:abstractNum w:abstractNumId="53" w15:restartNumberingAfterBreak="0">
     <w:nsid w:val="5F854288"/>
     <w:multiLevelType w:val="hybridMultilevel"/>
     <w:tmpl w:val="367C93DC"/>
@@ -26192,7 +28929,7 @@
       </w:rPr>
     </w:lvl>
   </w:abstractNum>
-  <w:abstractNum w:abstractNumId="51" w15:restartNumberingAfterBreak="0">
+  <w:abstractNum w:abstractNumId="54" w15:restartNumberingAfterBreak="0">
     <w:nsid w:val="602B20F8"/>
     <w:multiLevelType w:val="hybridMultilevel"/>
     <w:tmpl w:val="FF76F49E"/>
@@ -26305,7 +29042,7 @@
       </w:rPr>
     </w:lvl>
   </w:abstractNum>
-  <w:abstractNum w:abstractNumId="52" w15:restartNumberingAfterBreak="0">
+  <w:abstractNum w:abstractNumId="55" w15:restartNumberingAfterBreak="0">
     <w:nsid w:val="60A84F49"/>
     <w:multiLevelType w:val="hybridMultilevel"/>
     <w:tmpl w:val="B72CB024"/>
@@ -26418,7 +29155,7 @@
       </w:rPr>
     </w:lvl>
   </w:abstractNum>
-  <w:abstractNum w:abstractNumId="53" w15:restartNumberingAfterBreak="0">
+  <w:abstractNum w:abstractNumId="56" w15:restartNumberingAfterBreak="0">
     <w:nsid w:val="60BD728E"/>
     <w:multiLevelType w:val="hybridMultilevel"/>
     <w:tmpl w:val="F8FA415C"/>
@@ -26531,7 +29268,120 @@
       </w:rPr>
     </w:lvl>
   </w:abstractNum>
-  <w:abstractNum w:abstractNumId="54" w15:restartNumberingAfterBreak="0">
+  <w:abstractNum w:abstractNumId="57" w15:restartNumberingAfterBreak="0">
+    <w:nsid w:val="67AF6639"/>
+    <w:multiLevelType w:val="hybridMultilevel"/>
+    <w:tmpl w:val="B19641A0"/>
+    <w:lvl w:ilvl="0" w:tplc="04090001">
+      <w:start w:val="1"/>
+      <w:numFmt w:val="bullet"/>
+      <w:lvlText w:val=""/>
+      <w:lvlJc w:val="left"/>
+      <w:pPr>
+        <w:ind w:left="720" w:hanging="360"/>
+      </w:pPr>
+      <w:rPr>
+        <w:rFonts w:ascii="Symbol" w:hAnsi="Symbol" w:hint="default"/>
+      </w:rPr>
+    </w:lvl>
+    <w:lvl w:ilvl="1" w:tplc="04090003" w:tentative="1">
+      <w:start w:val="1"/>
+      <w:numFmt w:val="bullet"/>
+      <w:lvlText w:val="o"/>
+      <w:lvlJc w:val="left"/>
+      <w:pPr>
+        <w:ind w:left="1440" w:hanging="360"/>
+      </w:pPr>
+      <w:rPr>
+        <w:rFonts w:ascii="Courier New" w:hAnsi="Courier New" w:cs="Courier New" w:hint="default"/>
+      </w:rPr>
+    </w:lvl>
+    <w:lvl w:ilvl="2" w:tplc="04090005" w:tentative="1">
+      <w:start w:val="1"/>
+      <w:numFmt w:val="bullet"/>
+      <w:lvlText w:val=""/>
+      <w:lvlJc w:val="left"/>
+      <w:pPr>
+        <w:ind w:left="2160" w:hanging="360"/>
+      </w:pPr>
+      <w:rPr>
+        <w:rFonts w:ascii="Wingdings" w:hAnsi="Wingdings" w:hint="default"/>
+      </w:rPr>
+    </w:lvl>
+    <w:lvl w:ilvl="3" w:tplc="04090001" w:tentative="1">
+      <w:start w:val="1"/>
+      <w:numFmt w:val="bullet"/>
+      <w:lvlText w:val=""/>
+      <w:lvlJc w:val="left"/>
+      <w:pPr>
+        <w:ind w:left="2880" w:hanging="360"/>
+      </w:pPr>
+      <w:rPr>
+        <w:rFonts w:ascii="Symbol" w:hAnsi="Symbol" w:hint="default"/>
+      </w:rPr>
+    </w:lvl>
+    <w:lvl w:ilvl="4" w:tplc="04090003" w:tentative="1">
+      <w:start w:val="1"/>
+      <w:numFmt w:val="bullet"/>
+      <w:lvlText w:val="o"/>
+      <w:lvlJc w:val="left"/>
+      <w:pPr>
+        <w:ind w:left="3600" w:hanging="360"/>
+      </w:pPr>
+      <w:rPr>
+        <w:rFonts w:ascii="Courier New" w:hAnsi="Courier New" w:cs="Courier New" w:hint="default"/>
+      </w:rPr>
+    </w:lvl>
+    <w:lvl w:ilvl="5" w:tplc="04090005" w:tentative="1">
+      <w:start w:val="1"/>
+      <w:numFmt w:val="bullet"/>
+      <w:lvlText w:val=""/>
+      <w:lvlJc w:val="left"/>
+      <w:pPr>
+        <w:ind w:left="4320" w:hanging="360"/>
+      </w:pPr>
+      <w:rPr>
+        <w:rFonts w:ascii="Wingdings" w:hAnsi="Wingdings" w:hint="default"/>
+      </w:rPr>
+    </w:lvl>
+    <w:lvl w:ilvl="6" w:tplc="04090001" w:tentative="1">
+      <w:start w:val="1"/>
+      <w:numFmt w:val="bullet"/>
+      <w:lvlText w:val=""/>
+      <w:lvlJc w:val="left"/>
+      <w:pPr>
+        <w:ind w:left="5040" w:hanging="360"/>
+      </w:pPr>
+      <w:rPr>
+        <w:rFonts w:ascii="Symbol" w:hAnsi="Symbol" w:hint="default"/>
+      </w:rPr>
+    </w:lvl>
+    <w:lvl w:ilvl="7" w:tplc="04090003" w:tentative="1">
+      <w:start w:val="1"/>
+      <w:numFmt w:val="bullet"/>
+      <w:lvlText w:val="o"/>
+      <w:lvlJc w:val="left"/>
+      <w:pPr>
+        <w:ind w:left="5760" w:hanging="360"/>
+      </w:pPr>
+      <w:rPr>
+        <w:rFonts w:ascii="Courier New" w:hAnsi="Courier New" w:cs="Courier New" w:hint="default"/>
+      </w:rPr>
+    </w:lvl>
+    <w:lvl w:ilvl="8" w:tplc="04090005" w:tentative="1">
+      <w:start w:val="1"/>
+      <w:numFmt w:val="bullet"/>
+      <w:lvlText w:val=""/>
+      <w:lvlJc w:val="left"/>
+      <w:pPr>
+        <w:ind w:left="6480" w:hanging="360"/>
+      </w:pPr>
+      <w:rPr>
+        <w:rFonts w:ascii="Wingdings" w:hAnsi="Wingdings" w:hint="default"/>
+      </w:rPr>
+    </w:lvl>
+  </w:abstractNum>
+  <w:abstractNum w:abstractNumId="58" w15:restartNumberingAfterBreak="0">
     <w:nsid w:val="6801439C"/>
     <w:multiLevelType w:val="hybridMultilevel"/>
     <w:tmpl w:val="D9F412EA"/>
@@ -26644,7 +29494,7 @@
       </w:rPr>
     </w:lvl>
   </w:abstractNum>
-  <w:abstractNum w:abstractNumId="55" w15:restartNumberingAfterBreak="0">
+  <w:abstractNum w:abstractNumId="59" w15:restartNumberingAfterBreak="0">
     <w:nsid w:val="684C778D"/>
     <w:multiLevelType w:val="hybridMultilevel"/>
     <w:tmpl w:val="4E9A0172"/>
@@ -26757,7 +29607,120 @@
       </w:rPr>
     </w:lvl>
   </w:abstractNum>
-  <w:abstractNum w:abstractNumId="56" w15:restartNumberingAfterBreak="0">
+  <w:abstractNum w:abstractNumId="60" w15:restartNumberingAfterBreak="0">
+    <w:nsid w:val="68932302"/>
+    <w:multiLevelType w:val="hybridMultilevel"/>
+    <w:tmpl w:val="52F86740"/>
+    <w:lvl w:ilvl="0" w:tplc="04090001">
+      <w:start w:val="1"/>
+      <w:numFmt w:val="bullet"/>
+      <w:lvlText w:val=""/>
+      <w:lvlJc w:val="left"/>
+      <w:pPr>
+        <w:ind w:left="720" w:hanging="360"/>
+      </w:pPr>
+      <w:rPr>
+        <w:rFonts w:ascii="Symbol" w:hAnsi="Symbol" w:hint="default"/>
+      </w:rPr>
+    </w:lvl>
+    <w:lvl w:ilvl="1" w:tplc="04090003" w:tentative="1">
+      <w:start w:val="1"/>
+      <w:numFmt w:val="bullet"/>
+      <w:lvlText w:val="o"/>
+      <w:lvlJc w:val="left"/>
+      <w:pPr>
+        <w:ind w:left="1440" w:hanging="360"/>
+      </w:pPr>
+      <w:rPr>
+        <w:rFonts w:ascii="Courier New" w:hAnsi="Courier New" w:cs="Courier New" w:hint="default"/>
+      </w:rPr>
+    </w:lvl>
+    <w:lvl w:ilvl="2" w:tplc="04090005" w:tentative="1">
+      <w:start w:val="1"/>
+      <w:numFmt w:val="bullet"/>
+      <w:lvlText w:val=""/>
+      <w:lvlJc w:val="left"/>
+      <w:pPr>
+        <w:ind w:left="2160" w:hanging="360"/>
+      </w:pPr>
+      <w:rPr>
+        <w:rFonts w:ascii="Wingdings" w:hAnsi="Wingdings" w:hint="default"/>
+      </w:rPr>
+    </w:lvl>
+    <w:lvl w:ilvl="3" w:tplc="04090001" w:tentative="1">
+      <w:start w:val="1"/>
+      <w:numFmt w:val="bullet"/>
+      <w:lvlText w:val=""/>
+      <w:lvlJc w:val="left"/>
+      <w:pPr>
+        <w:ind w:left="2880" w:hanging="360"/>
+      </w:pPr>
+      <w:rPr>
+        <w:rFonts w:ascii="Symbol" w:hAnsi="Symbol" w:hint="default"/>
+      </w:rPr>
+    </w:lvl>
+    <w:lvl w:ilvl="4" w:tplc="04090003" w:tentative="1">
+      <w:start w:val="1"/>
+      <w:numFmt w:val="bullet"/>
+      <w:lvlText w:val="o"/>
+      <w:lvlJc w:val="left"/>
+      <w:pPr>
+        <w:ind w:left="3600" w:hanging="360"/>
+      </w:pPr>
+      <w:rPr>
+        <w:rFonts w:ascii="Courier New" w:hAnsi="Courier New" w:cs="Courier New" w:hint="default"/>
+      </w:rPr>
+    </w:lvl>
+    <w:lvl w:ilvl="5" w:tplc="04090005" w:tentative="1">
+      <w:start w:val="1"/>
+      <w:numFmt w:val="bullet"/>
+      <w:lvlText w:val=""/>
+      <w:lvlJc w:val="left"/>
+      <w:pPr>
+        <w:ind w:left="4320" w:hanging="360"/>
+      </w:pPr>
+      <w:rPr>
+        <w:rFonts w:ascii="Wingdings" w:hAnsi="Wingdings" w:hint="default"/>
+      </w:rPr>
+    </w:lvl>
+    <w:lvl w:ilvl="6" w:tplc="04090001" w:tentative="1">
+      <w:start w:val="1"/>
+      <w:numFmt w:val="bullet"/>
+      <w:lvlText w:val=""/>
+      <w:lvlJc w:val="left"/>
+      <w:pPr>
+        <w:ind w:left="5040" w:hanging="360"/>
+      </w:pPr>
+      <w:rPr>
+        <w:rFonts w:ascii="Symbol" w:hAnsi="Symbol" w:hint="default"/>
+      </w:rPr>
+    </w:lvl>
+    <w:lvl w:ilvl="7" w:tplc="04090003" w:tentative="1">
+      <w:start w:val="1"/>
+      <w:numFmt w:val="bullet"/>
+      <w:lvlText w:val="o"/>
+      <w:lvlJc w:val="left"/>
+      <w:pPr>
+        <w:ind w:left="5760" w:hanging="360"/>
+      </w:pPr>
+      <w:rPr>
+        <w:rFonts w:ascii="Courier New" w:hAnsi="Courier New" w:cs="Courier New" w:hint="default"/>
+      </w:rPr>
+    </w:lvl>
+    <w:lvl w:ilvl="8" w:tplc="04090005" w:tentative="1">
+      <w:start w:val="1"/>
+      <w:numFmt w:val="bullet"/>
+      <w:lvlText w:val=""/>
+      <w:lvlJc w:val="left"/>
+      <w:pPr>
+        <w:ind w:left="6480" w:hanging="360"/>
+      </w:pPr>
+      <w:rPr>
+        <w:rFonts w:ascii="Wingdings" w:hAnsi="Wingdings" w:hint="default"/>
+      </w:rPr>
+    </w:lvl>
+  </w:abstractNum>
+  <w:abstractNum w:abstractNumId="61" w15:restartNumberingAfterBreak="0">
     <w:nsid w:val="695700E5"/>
     <w:multiLevelType w:val="hybridMultilevel"/>
     <w:tmpl w:val="FBE40446"/>
@@ -26870,7 +29833,7 @@
       </w:rPr>
     </w:lvl>
   </w:abstractNum>
-  <w:abstractNum w:abstractNumId="57" w15:restartNumberingAfterBreak="0">
+  <w:abstractNum w:abstractNumId="62" w15:restartNumberingAfterBreak="0">
     <w:nsid w:val="6A4E021F"/>
     <w:multiLevelType w:val="hybridMultilevel"/>
     <w:tmpl w:val="0FAEF16E"/>
@@ -26983,7 +29946,7 @@
       </w:rPr>
     </w:lvl>
   </w:abstractNum>
-  <w:abstractNum w:abstractNumId="58" w15:restartNumberingAfterBreak="0">
+  <w:abstractNum w:abstractNumId="63" w15:restartNumberingAfterBreak="0">
     <w:nsid w:val="6AA752D0"/>
     <w:multiLevelType w:val="hybridMultilevel"/>
     <w:tmpl w:val="904404B4"/>
@@ -27096,7 +30059,7 @@
       </w:rPr>
     </w:lvl>
   </w:abstractNum>
-  <w:abstractNum w:abstractNumId="59" w15:restartNumberingAfterBreak="0">
+  <w:abstractNum w:abstractNumId="64" w15:restartNumberingAfterBreak="0">
     <w:nsid w:val="6CCE6111"/>
     <w:multiLevelType w:val="hybridMultilevel"/>
     <w:tmpl w:val="3064BF06"/>
@@ -27209,7 +30172,7 @@
       </w:rPr>
     </w:lvl>
   </w:abstractNum>
-  <w:abstractNum w:abstractNumId="60" w15:restartNumberingAfterBreak="0">
+  <w:abstractNum w:abstractNumId="65" w15:restartNumberingAfterBreak="0">
     <w:nsid w:val="6D1C0C5D"/>
     <w:multiLevelType w:val="hybridMultilevel"/>
     <w:tmpl w:val="1BA86AF2"/>
@@ -27322,7 +30285,7 @@
       </w:rPr>
     </w:lvl>
   </w:abstractNum>
-  <w:abstractNum w:abstractNumId="61" w15:restartNumberingAfterBreak="0">
+  <w:abstractNum w:abstractNumId="66" w15:restartNumberingAfterBreak="0">
     <w:nsid w:val="6D773DDB"/>
     <w:multiLevelType w:val="hybridMultilevel"/>
     <w:tmpl w:val="590A3D7A"/>
@@ -27435,7 +30398,7 @@
       </w:rPr>
     </w:lvl>
   </w:abstractNum>
-  <w:abstractNum w:abstractNumId="62" w15:restartNumberingAfterBreak="0">
+  <w:abstractNum w:abstractNumId="67" w15:restartNumberingAfterBreak="0">
     <w:nsid w:val="6DF64D0C"/>
     <w:multiLevelType w:val="hybridMultilevel"/>
     <w:tmpl w:val="139475B0"/>
@@ -27548,7 +30511,7 @@
       </w:rPr>
     </w:lvl>
   </w:abstractNum>
-  <w:abstractNum w:abstractNumId="63" w15:restartNumberingAfterBreak="0">
+  <w:abstractNum w:abstractNumId="68" w15:restartNumberingAfterBreak="0">
     <w:nsid w:val="6E0E52C6"/>
     <w:multiLevelType w:val="hybridMultilevel"/>
     <w:tmpl w:val="818AEC1E"/>
@@ -27661,7 +30624,7 @@
       </w:rPr>
     </w:lvl>
   </w:abstractNum>
-  <w:abstractNum w:abstractNumId="64" w15:restartNumberingAfterBreak="0">
+  <w:abstractNum w:abstractNumId="69" w15:restartNumberingAfterBreak="0">
     <w:nsid w:val="6E866C4C"/>
     <w:multiLevelType w:val="hybridMultilevel"/>
     <w:tmpl w:val="EE3AC994"/>
@@ -27774,7 +30737,7 @@
       </w:rPr>
     </w:lvl>
   </w:abstractNum>
-  <w:abstractNum w:abstractNumId="65" w15:restartNumberingAfterBreak="0">
+  <w:abstractNum w:abstractNumId="70" w15:restartNumberingAfterBreak="0">
     <w:nsid w:val="702B045B"/>
     <w:multiLevelType w:val="multilevel"/>
     <w:tmpl w:val="AB8CBAE2"/>
@@ -27887,7 +30850,7 @@
       </w:pPr>
     </w:lvl>
   </w:abstractNum>
-  <w:abstractNum w:abstractNumId="66" w15:restartNumberingAfterBreak="0">
+  <w:abstractNum w:abstractNumId="71" w15:restartNumberingAfterBreak="0">
     <w:nsid w:val="71E10F5E"/>
     <w:multiLevelType w:val="hybridMultilevel"/>
     <w:tmpl w:val="8B525D9C"/>
@@ -28000,7 +30963,7 @@
       </w:rPr>
     </w:lvl>
   </w:abstractNum>
-  <w:abstractNum w:abstractNumId="67" w15:restartNumberingAfterBreak="0">
+  <w:abstractNum w:abstractNumId="72" w15:restartNumberingAfterBreak="0">
     <w:nsid w:val="72A504C9"/>
     <w:multiLevelType w:val="hybridMultilevel"/>
     <w:tmpl w:val="A752A2D6"/>
@@ -28113,7 +31076,7 @@
       </w:rPr>
     </w:lvl>
   </w:abstractNum>
-  <w:abstractNum w:abstractNumId="68" w15:restartNumberingAfterBreak="0">
+  <w:abstractNum w:abstractNumId="73" w15:restartNumberingAfterBreak="0">
     <w:nsid w:val="730A2296"/>
     <w:multiLevelType w:val="hybridMultilevel"/>
     <w:tmpl w:val="0422F1D2"/>
@@ -28226,7 +31189,120 @@
       </w:rPr>
     </w:lvl>
   </w:abstractNum>
-  <w:abstractNum w:abstractNumId="69" w15:restartNumberingAfterBreak="0">
+  <w:abstractNum w:abstractNumId="74" w15:restartNumberingAfterBreak="0">
+    <w:nsid w:val="731F3903"/>
+    <w:multiLevelType w:val="hybridMultilevel"/>
+    <w:tmpl w:val="E8FA75C8"/>
+    <w:lvl w:ilvl="0" w:tplc="04090001">
+      <w:start w:val="1"/>
+      <w:numFmt w:val="bullet"/>
+      <w:lvlText w:val=""/>
+      <w:lvlJc w:val="left"/>
+      <w:pPr>
+        <w:ind w:left="720" w:hanging="360"/>
+      </w:pPr>
+      <w:rPr>
+        <w:rFonts w:ascii="Symbol" w:hAnsi="Symbol" w:hint="default"/>
+      </w:rPr>
+    </w:lvl>
+    <w:lvl w:ilvl="1" w:tplc="04090003" w:tentative="1">
+      <w:start w:val="1"/>
+      <w:numFmt w:val="bullet"/>
+      <w:lvlText w:val="o"/>
+      <w:lvlJc w:val="left"/>
+      <w:pPr>
+        <w:ind w:left="1440" w:hanging="360"/>
+      </w:pPr>
+      <w:rPr>
+        <w:rFonts w:ascii="Courier New" w:hAnsi="Courier New" w:cs="Courier New" w:hint="default"/>
+      </w:rPr>
+    </w:lvl>
+    <w:lvl w:ilvl="2" w:tplc="04090005" w:tentative="1">
+      <w:start w:val="1"/>
+      <w:numFmt w:val="bullet"/>
+      <w:lvlText w:val=""/>
+      <w:lvlJc w:val="left"/>
+      <w:pPr>
+        <w:ind w:left="2160" w:hanging="360"/>
+      </w:pPr>
+      <w:rPr>
+        <w:rFonts w:ascii="Wingdings" w:hAnsi="Wingdings" w:hint="default"/>
+      </w:rPr>
+    </w:lvl>
+    <w:lvl w:ilvl="3" w:tplc="04090001" w:tentative="1">
+      <w:start w:val="1"/>
+      <w:numFmt w:val="bullet"/>
+      <w:lvlText w:val=""/>
+      <w:lvlJc w:val="left"/>
+      <w:pPr>
+        <w:ind w:left="2880" w:hanging="360"/>
+      </w:pPr>
+      <w:rPr>
+        <w:rFonts w:ascii="Symbol" w:hAnsi="Symbol" w:hint="default"/>
+      </w:rPr>
+    </w:lvl>
+    <w:lvl w:ilvl="4" w:tplc="04090003" w:tentative="1">
+      <w:start w:val="1"/>
+      <w:numFmt w:val="bullet"/>
+      <w:lvlText w:val="o"/>
+      <w:lvlJc w:val="left"/>
+      <w:pPr>
+        <w:ind w:left="3600" w:hanging="360"/>
+      </w:pPr>
+      <w:rPr>
+        <w:rFonts w:ascii="Courier New" w:hAnsi="Courier New" w:cs="Courier New" w:hint="default"/>
+      </w:rPr>
+    </w:lvl>
+    <w:lvl w:ilvl="5" w:tplc="04090005" w:tentative="1">
+      <w:start w:val="1"/>
+      <w:numFmt w:val="bullet"/>
+      <w:lvlText w:val=""/>
+      <w:lvlJc w:val="left"/>
+      <w:pPr>
+        <w:ind w:left="4320" w:hanging="360"/>
+      </w:pPr>
+      <w:rPr>
+        <w:rFonts w:ascii="Wingdings" w:hAnsi="Wingdings" w:hint="default"/>
+      </w:rPr>
+    </w:lvl>
+    <w:lvl w:ilvl="6" w:tplc="04090001" w:tentative="1">
+      <w:start w:val="1"/>
+      <w:numFmt w:val="bullet"/>
+      <w:lvlText w:val=""/>
+      <w:lvlJc w:val="left"/>
+      <w:pPr>
+        <w:ind w:left="5040" w:hanging="360"/>
+      </w:pPr>
+      <w:rPr>
+        <w:rFonts w:ascii="Symbol" w:hAnsi="Symbol" w:hint="default"/>
+      </w:rPr>
+    </w:lvl>
+    <w:lvl w:ilvl="7" w:tplc="04090003" w:tentative="1">
+      <w:start w:val="1"/>
+      <w:numFmt w:val="bullet"/>
+      <w:lvlText w:val="o"/>
+      <w:lvlJc w:val="left"/>
+      <w:pPr>
+        <w:ind w:left="5760" w:hanging="360"/>
+      </w:pPr>
+      <w:rPr>
+        <w:rFonts w:ascii="Courier New" w:hAnsi="Courier New" w:cs="Courier New" w:hint="default"/>
+      </w:rPr>
+    </w:lvl>
+    <w:lvl w:ilvl="8" w:tplc="04090005" w:tentative="1">
+      <w:start w:val="1"/>
+      <w:numFmt w:val="bullet"/>
+      <w:lvlText w:val=""/>
+      <w:lvlJc w:val="left"/>
+      <w:pPr>
+        <w:ind w:left="6480" w:hanging="360"/>
+      </w:pPr>
+      <w:rPr>
+        <w:rFonts w:ascii="Wingdings" w:hAnsi="Wingdings" w:hint="default"/>
+      </w:rPr>
+    </w:lvl>
+  </w:abstractNum>
+  <w:abstractNum w:abstractNumId="75" w15:restartNumberingAfterBreak="0">
     <w:nsid w:val="74C4420F"/>
     <w:multiLevelType w:val="hybridMultilevel"/>
     <w:tmpl w:val="F56E200E"/>
@@ -28339,7 +31415,7 @@
       </w:rPr>
     </w:lvl>
   </w:abstractNum>
-  <w:abstractNum w:abstractNumId="70" w15:restartNumberingAfterBreak="0">
+  <w:abstractNum w:abstractNumId="76" w15:restartNumberingAfterBreak="0">
     <w:nsid w:val="74EA06BE"/>
     <w:multiLevelType w:val="hybridMultilevel"/>
     <w:tmpl w:val="A3D0F422"/>
@@ -28452,7 +31528,7 @@
       </w:rPr>
     </w:lvl>
   </w:abstractNum>
-  <w:abstractNum w:abstractNumId="71" w15:restartNumberingAfterBreak="0">
+  <w:abstractNum w:abstractNumId="77" w15:restartNumberingAfterBreak="0">
     <w:nsid w:val="780F2815"/>
     <w:multiLevelType w:val="hybridMultilevel"/>
     <w:tmpl w:val="C82E418E"/>
@@ -28565,7 +31641,7 @@
       </w:rPr>
     </w:lvl>
   </w:abstractNum>
-  <w:abstractNum w:abstractNumId="72" w15:restartNumberingAfterBreak="0">
+  <w:abstractNum w:abstractNumId="78" w15:restartNumberingAfterBreak="0">
     <w:nsid w:val="7B6B0857"/>
     <w:multiLevelType w:val="hybridMultilevel"/>
     <w:tmpl w:val="1480E82A"/>
@@ -28678,7 +31754,7 @@
       </w:rPr>
     </w:lvl>
   </w:abstractNum>
-  <w:abstractNum w:abstractNumId="73" w15:restartNumberingAfterBreak="0">
+  <w:abstractNum w:abstractNumId="79" w15:restartNumberingAfterBreak="0">
     <w:nsid w:val="7BD031E6"/>
     <w:multiLevelType w:val="hybridMultilevel"/>
     <w:tmpl w:val="F1E695BA"/>
@@ -28791,7 +31867,7 @@
       </w:rPr>
     </w:lvl>
   </w:abstractNum>
-  <w:abstractNum w:abstractNumId="74" w15:restartNumberingAfterBreak="0">
+  <w:abstractNum w:abstractNumId="80" w15:restartNumberingAfterBreak="0">
     <w:nsid w:val="7C7437A4"/>
     <w:multiLevelType w:val="hybridMultilevel"/>
     <w:tmpl w:val="B3B84D36"/>
@@ -28904,7 +31980,7 @@
       </w:rPr>
     </w:lvl>
   </w:abstractNum>
-  <w:abstractNum w:abstractNumId="75" w15:restartNumberingAfterBreak="0">
+  <w:abstractNum w:abstractNumId="81" w15:restartNumberingAfterBreak="0">
     <w:nsid w:val="7E4872CD"/>
     <w:multiLevelType w:val="hybridMultilevel"/>
     <w:tmpl w:val="09DC8E82"/>
@@ -29017,7 +32093,7 @@
       </w:rPr>
     </w:lvl>
   </w:abstractNum>
-  <w:abstractNum w:abstractNumId="76" w15:restartNumberingAfterBreak="0">
+  <w:abstractNum w:abstractNumId="82" w15:restartNumberingAfterBreak="0">
     <w:nsid w:val="7EE03862"/>
     <w:multiLevelType w:val="hybridMultilevel"/>
     <w:tmpl w:val="A5C040BC"/>
@@ -29130,7 +32206,7 @@
       </w:rPr>
     </w:lvl>
   </w:abstractNum>
-  <w:abstractNum w:abstractNumId="77" w15:restartNumberingAfterBreak="0">
+  <w:abstractNum w:abstractNumId="83" w15:restartNumberingAfterBreak="0">
     <w:nsid w:val="7FEF575C"/>
     <w:multiLevelType w:val="hybridMultilevel"/>
     <w:tmpl w:val="65222CAA"/>
@@ -29244,238 +32320,256 @@
     </w:lvl>
   </w:abstractNum>
   <w:num w:numId="1" w16cid:durableId="237137787">
+    <w:abstractNumId w:val="2"/>
+  </w:num>
+  <w:num w:numId="2" w16cid:durableId="272372495">
+    <w:abstractNumId w:val="46"/>
+  </w:num>
+  <w:num w:numId="3" w16cid:durableId="1689410922">
+    <w:abstractNumId w:val="32"/>
+  </w:num>
+  <w:num w:numId="4" w16cid:durableId="1164052651">
+    <w:abstractNumId w:val="37"/>
+  </w:num>
+  <w:num w:numId="5" w16cid:durableId="1757941729">
+    <w:abstractNumId w:val="48"/>
+  </w:num>
+  <w:num w:numId="6" w16cid:durableId="994794970">
+    <w:abstractNumId w:val="33"/>
+  </w:num>
+  <w:num w:numId="7" w16cid:durableId="1177423559">
+    <w:abstractNumId w:val="21"/>
+  </w:num>
+  <w:num w:numId="8" w16cid:durableId="598098737">
+    <w:abstractNumId w:val="83"/>
+  </w:num>
+  <w:num w:numId="9" w16cid:durableId="1508598025">
+    <w:abstractNumId w:val="67"/>
+  </w:num>
+  <w:num w:numId="10" w16cid:durableId="1483426654">
+    <w:abstractNumId w:val="11"/>
+  </w:num>
+  <w:num w:numId="11" w16cid:durableId="886144795">
+    <w:abstractNumId w:val="82"/>
+  </w:num>
+  <w:num w:numId="12" w16cid:durableId="1454447868">
+    <w:abstractNumId w:val="23"/>
+  </w:num>
+  <w:num w:numId="13" w16cid:durableId="374626859">
+    <w:abstractNumId w:val="72"/>
+  </w:num>
+  <w:num w:numId="14" w16cid:durableId="169301552">
+    <w:abstractNumId w:val="28"/>
+  </w:num>
+  <w:num w:numId="15" w16cid:durableId="705301791">
+    <w:abstractNumId w:val="8"/>
+  </w:num>
+  <w:num w:numId="16" w16cid:durableId="1841849011">
+    <w:abstractNumId w:val="36"/>
+  </w:num>
+  <w:num w:numId="17" w16cid:durableId="1060054654">
+    <w:abstractNumId w:val="58"/>
+  </w:num>
+  <w:num w:numId="18" w16cid:durableId="1563178670">
+    <w:abstractNumId w:val="50"/>
+  </w:num>
+  <w:num w:numId="19" w16cid:durableId="1568758010">
+    <w:abstractNumId w:val="18"/>
+  </w:num>
+  <w:num w:numId="20" w16cid:durableId="1730693460">
+    <w:abstractNumId w:val="63"/>
+  </w:num>
+  <w:num w:numId="21" w16cid:durableId="1863276370">
+    <w:abstractNumId w:val="13"/>
+  </w:num>
+  <w:num w:numId="22" w16cid:durableId="850997049">
+    <w:abstractNumId w:val="54"/>
+  </w:num>
+  <w:num w:numId="23" w16cid:durableId="1793283729">
+    <w:abstractNumId w:val="47"/>
+  </w:num>
+  <w:num w:numId="24" w16cid:durableId="1419054681">
+    <w:abstractNumId w:val="19"/>
+  </w:num>
+  <w:num w:numId="25" w16cid:durableId="60755584">
+    <w:abstractNumId w:val="81"/>
+  </w:num>
+  <w:num w:numId="26" w16cid:durableId="170264992">
     <w:abstractNumId w:val="1"/>
   </w:num>
-  <w:num w:numId="2" w16cid:durableId="272372495">
+  <w:num w:numId="27" w16cid:durableId="1904825596">
+    <w:abstractNumId w:val="5"/>
+  </w:num>
+  <w:num w:numId="28" w16cid:durableId="1918518494">
+    <w:abstractNumId w:val="25"/>
+  </w:num>
+  <w:num w:numId="29" w16cid:durableId="392310366">
+    <w:abstractNumId w:val="80"/>
+  </w:num>
+  <w:num w:numId="30" w16cid:durableId="137580224">
+    <w:abstractNumId w:val="56"/>
+  </w:num>
+  <w:num w:numId="31" w16cid:durableId="862717216">
+    <w:abstractNumId w:val="52"/>
+  </w:num>
+  <w:num w:numId="32" w16cid:durableId="495612074">
+    <w:abstractNumId w:val="79"/>
+  </w:num>
+  <w:num w:numId="33" w16cid:durableId="1870099295">
+    <w:abstractNumId w:val="44"/>
+  </w:num>
+  <w:num w:numId="34" w16cid:durableId="948391193">
+    <w:abstractNumId w:val="6"/>
+  </w:num>
+  <w:num w:numId="35" w16cid:durableId="1428189367">
+    <w:abstractNumId w:val="61"/>
+  </w:num>
+  <w:num w:numId="36" w16cid:durableId="377049312">
+    <w:abstractNumId w:val="53"/>
+  </w:num>
+  <w:num w:numId="37" w16cid:durableId="1416050448">
+    <w:abstractNumId w:val="20"/>
+  </w:num>
+  <w:num w:numId="38" w16cid:durableId="15010887">
+    <w:abstractNumId w:val="24"/>
+  </w:num>
+  <w:num w:numId="39" w16cid:durableId="572350718">
     <w:abstractNumId w:val="43"/>
   </w:num>
-  <w:num w:numId="3" w16cid:durableId="1689410922">
+  <w:num w:numId="40" w16cid:durableId="743186669">
+    <w:abstractNumId w:val="41"/>
+  </w:num>
+  <w:num w:numId="41" w16cid:durableId="1537965113">
+    <w:abstractNumId w:val="77"/>
+  </w:num>
+  <w:num w:numId="42" w16cid:durableId="562639204">
+    <w:abstractNumId w:val="7"/>
+  </w:num>
+  <w:num w:numId="43" w16cid:durableId="2082483078">
+    <w:abstractNumId w:val="55"/>
+  </w:num>
+  <w:num w:numId="44" w16cid:durableId="203177884">
+    <w:abstractNumId w:val="78"/>
+  </w:num>
+  <w:num w:numId="45" w16cid:durableId="1638532043">
+    <w:abstractNumId w:val="12"/>
+  </w:num>
+  <w:num w:numId="46" w16cid:durableId="542131246">
+    <w:abstractNumId w:val="59"/>
+  </w:num>
+  <w:num w:numId="47" w16cid:durableId="477498499">
+    <w:abstractNumId w:val="15"/>
+  </w:num>
+  <w:num w:numId="48" w16cid:durableId="1291522441">
+    <w:abstractNumId w:val="51"/>
+  </w:num>
+  <w:num w:numId="49" w16cid:durableId="2010864368">
+    <w:abstractNumId w:val="4"/>
+  </w:num>
+  <w:num w:numId="50" w16cid:durableId="2096317414">
+    <w:abstractNumId w:val="9"/>
+  </w:num>
+  <w:num w:numId="51" w16cid:durableId="1306276529">
+    <w:abstractNumId w:val="69"/>
+  </w:num>
+  <w:num w:numId="52" w16cid:durableId="34085276">
+    <w:abstractNumId w:val="29"/>
+  </w:num>
+  <w:num w:numId="53" w16cid:durableId="1895045615">
+    <w:abstractNumId w:val="16"/>
+  </w:num>
+  <w:num w:numId="54" w16cid:durableId="47805141">
+    <w:abstractNumId w:val="17"/>
+  </w:num>
+  <w:num w:numId="55" w16cid:durableId="1554586299">
+    <w:abstractNumId w:val="26"/>
+  </w:num>
+  <w:num w:numId="56" w16cid:durableId="1069423939">
+    <w:abstractNumId w:val="39"/>
+  </w:num>
+  <w:num w:numId="57" w16cid:durableId="1553495197">
+    <w:abstractNumId w:val="64"/>
+  </w:num>
+  <w:num w:numId="58" w16cid:durableId="150299365">
     <w:abstractNumId w:val="31"/>
   </w:num>
-  <w:num w:numId="4" w16cid:durableId="1164052651">
+  <w:num w:numId="59" w16cid:durableId="1731689751">
+    <w:abstractNumId w:val="10"/>
+  </w:num>
+  <w:num w:numId="60" w16cid:durableId="294604434">
+    <w:abstractNumId w:val="66"/>
+  </w:num>
+  <w:num w:numId="61" w16cid:durableId="1048459243">
+    <w:abstractNumId w:val="73"/>
+  </w:num>
+  <w:num w:numId="62" w16cid:durableId="412050804">
+    <w:abstractNumId w:val="45"/>
+  </w:num>
+  <w:num w:numId="63" w16cid:durableId="816606316">
+    <w:abstractNumId w:val="30"/>
+  </w:num>
+  <w:num w:numId="64" w16cid:durableId="243536556">
+    <w:abstractNumId w:val="76"/>
+  </w:num>
+  <w:num w:numId="65" w16cid:durableId="958148333">
+    <w:abstractNumId w:val="65"/>
+  </w:num>
+  <w:num w:numId="66" w16cid:durableId="1006326006">
+    <w:abstractNumId w:val="22"/>
+  </w:num>
+  <w:num w:numId="67" w16cid:durableId="73819955">
+    <w:abstractNumId w:val="62"/>
+  </w:num>
+  <w:num w:numId="68" w16cid:durableId="775518785">
+    <w:abstractNumId w:val="75"/>
+  </w:num>
+  <w:num w:numId="69" w16cid:durableId="1954247014">
+    <w:abstractNumId w:val="70"/>
+  </w:num>
+  <w:num w:numId="70" w16cid:durableId="66926197">
+    <w:abstractNumId w:val="68"/>
+  </w:num>
+  <w:num w:numId="71" w16cid:durableId="1932549017">
+    <w:abstractNumId w:val="38"/>
+  </w:num>
+  <w:num w:numId="72" w16cid:durableId="1572472163">
+    <w:abstractNumId w:val="40"/>
+  </w:num>
+  <w:num w:numId="73" w16cid:durableId="442697465">
+    <w:abstractNumId w:val="14"/>
+  </w:num>
+  <w:num w:numId="74" w16cid:durableId="783771604">
+    <w:abstractNumId w:val="3"/>
+  </w:num>
+  <w:num w:numId="75" w16cid:durableId="751509264">
+    <w:abstractNumId w:val="71"/>
+  </w:num>
+  <w:num w:numId="76" w16cid:durableId="1726371559">
+    <w:abstractNumId w:val="27"/>
+  </w:num>
+  <w:num w:numId="77" w16cid:durableId="1536113028">
+    <w:abstractNumId w:val="34"/>
+  </w:num>
+  <w:num w:numId="78" w16cid:durableId="1212960308">
+    <w:abstractNumId w:val="49"/>
+  </w:num>
+  <w:num w:numId="79" w16cid:durableId="1839072452">
+    <w:abstractNumId w:val="74"/>
+  </w:num>
+  <w:num w:numId="80" w16cid:durableId="595790560">
+    <w:abstractNumId w:val="57"/>
+  </w:num>
+  <w:num w:numId="81" w16cid:durableId="250162076">
     <w:abstractNumId w:val="35"/>
   </w:num>
-  <w:num w:numId="5" w16cid:durableId="1757941729">
-    <w:abstractNumId w:val="45"/>
-  </w:num>
-  <w:num w:numId="6" w16cid:durableId="994794970">
-    <w:abstractNumId w:val="32"/>
-  </w:num>
-  <w:num w:numId="7" w16cid:durableId="1177423559">
-    <w:abstractNumId w:val="20"/>
-  </w:num>
-  <w:num w:numId="8" w16cid:durableId="598098737">
-    <w:abstractNumId w:val="77"/>
-  </w:num>
-  <w:num w:numId="9" w16cid:durableId="1508598025">
-    <w:abstractNumId w:val="62"/>
-  </w:num>
-  <w:num w:numId="10" w16cid:durableId="1483426654">
-    <w:abstractNumId w:val="10"/>
-  </w:num>
-  <w:num w:numId="11" w16cid:durableId="886144795">
-    <w:abstractNumId w:val="76"/>
-  </w:num>
-  <w:num w:numId="12" w16cid:durableId="1454447868">
-    <w:abstractNumId w:val="22"/>
-  </w:num>
-  <w:num w:numId="13" w16cid:durableId="374626859">
-    <w:abstractNumId w:val="67"/>
-  </w:num>
-  <w:num w:numId="14" w16cid:durableId="169301552">
-    <w:abstractNumId w:val="27"/>
-  </w:num>
-  <w:num w:numId="15" w16cid:durableId="705301791">
-    <w:abstractNumId w:val="7"/>
-  </w:num>
-  <w:num w:numId="16" w16cid:durableId="1841849011">
-    <w:abstractNumId w:val="34"/>
-  </w:num>
-  <w:num w:numId="17" w16cid:durableId="1060054654">
-    <w:abstractNumId w:val="54"/>
-  </w:num>
-  <w:num w:numId="18" w16cid:durableId="1563178670">
-    <w:abstractNumId w:val="47"/>
-  </w:num>
-  <w:num w:numId="19" w16cid:durableId="1568758010">
-    <w:abstractNumId w:val="17"/>
-  </w:num>
-  <w:num w:numId="20" w16cid:durableId="1730693460">
-    <w:abstractNumId w:val="58"/>
-  </w:num>
-  <w:num w:numId="21" w16cid:durableId="1863276370">
-    <w:abstractNumId w:val="12"/>
-  </w:num>
-  <w:num w:numId="22" w16cid:durableId="850997049">
-    <w:abstractNumId w:val="51"/>
-  </w:num>
-  <w:num w:numId="23" w16cid:durableId="1793283729">
-    <w:abstractNumId w:val="44"/>
-  </w:num>
-  <w:num w:numId="24" w16cid:durableId="1419054681">
-    <w:abstractNumId w:val="18"/>
-  </w:num>
-  <w:num w:numId="25" w16cid:durableId="60755584">
-    <w:abstractNumId w:val="75"/>
-  </w:num>
-  <w:num w:numId="26" w16cid:durableId="170264992">
+  <w:num w:numId="82" w16cid:durableId="1500998756">
     <w:abstractNumId w:val="0"/>
   </w:num>
-  <w:num w:numId="27" w16cid:durableId="1904825596">
-    <w:abstractNumId w:val="4"/>
-  </w:num>
-  <w:num w:numId="28" w16cid:durableId="1918518494">
-    <w:abstractNumId w:val="24"/>
-  </w:num>
-  <w:num w:numId="29" w16cid:durableId="392310366">
-    <w:abstractNumId w:val="74"/>
-  </w:num>
-  <w:num w:numId="30" w16cid:durableId="137580224">
-    <w:abstractNumId w:val="53"/>
-  </w:num>
-  <w:num w:numId="31" w16cid:durableId="862717216">
-    <w:abstractNumId w:val="49"/>
-  </w:num>
-  <w:num w:numId="32" w16cid:durableId="495612074">
-    <w:abstractNumId w:val="73"/>
-  </w:num>
-  <w:num w:numId="33" w16cid:durableId="1870099295">
-    <w:abstractNumId w:val="41"/>
-  </w:num>
-  <w:num w:numId="34" w16cid:durableId="948391193">
-    <w:abstractNumId w:val="5"/>
-  </w:num>
-  <w:num w:numId="35" w16cid:durableId="1428189367">
-    <w:abstractNumId w:val="56"/>
-  </w:num>
-  <w:num w:numId="36" w16cid:durableId="377049312">
-    <w:abstractNumId w:val="50"/>
-  </w:num>
-  <w:num w:numId="37" w16cid:durableId="1416050448">
-    <w:abstractNumId w:val="19"/>
-  </w:num>
-  <w:num w:numId="38" w16cid:durableId="15010887">
-    <w:abstractNumId w:val="23"/>
-  </w:num>
-  <w:num w:numId="39" w16cid:durableId="572350718">
-    <w:abstractNumId w:val="40"/>
-  </w:num>
-  <w:num w:numId="40" w16cid:durableId="743186669">
-    <w:abstractNumId w:val="39"/>
-  </w:num>
-  <w:num w:numId="41" w16cid:durableId="1537965113">
-    <w:abstractNumId w:val="71"/>
-  </w:num>
-  <w:num w:numId="42" w16cid:durableId="562639204">
-    <w:abstractNumId w:val="6"/>
-  </w:num>
-  <w:num w:numId="43" w16cid:durableId="2082483078">
-    <w:abstractNumId w:val="52"/>
-  </w:num>
-  <w:num w:numId="44" w16cid:durableId="203177884">
-    <w:abstractNumId w:val="72"/>
-  </w:num>
-  <w:num w:numId="45" w16cid:durableId="1638532043">
-    <w:abstractNumId w:val="11"/>
-  </w:num>
-  <w:num w:numId="46" w16cid:durableId="542131246">
-    <w:abstractNumId w:val="55"/>
-  </w:num>
-  <w:num w:numId="47" w16cid:durableId="477498499">
-    <w:abstractNumId w:val="14"/>
-  </w:num>
-  <w:num w:numId="48" w16cid:durableId="1291522441">
-    <w:abstractNumId w:val="48"/>
-  </w:num>
-  <w:num w:numId="49" w16cid:durableId="2010864368">
-    <w:abstractNumId w:val="3"/>
-  </w:num>
-  <w:num w:numId="50" w16cid:durableId="2096317414">
-    <w:abstractNumId w:val="8"/>
-  </w:num>
-  <w:num w:numId="51" w16cid:durableId="1306276529">
-    <w:abstractNumId w:val="64"/>
-  </w:num>
-  <w:num w:numId="52" w16cid:durableId="34085276">
-    <w:abstractNumId w:val="28"/>
-  </w:num>
-  <w:num w:numId="53" w16cid:durableId="1895045615">
-    <w:abstractNumId w:val="15"/>
-  </w:num>
-  <w:num w:numId="54" w16cid:durableId="47805141">
-    <w:abstractNumId w:val="16"/>
-  </w:num>
-  <w:num w:numId="55" w16cid:durableId="1554586299">
-    <w:abstractNumId w:val="25"/>
-  </w:num>
-  <w:num w:numId="56" w16cid:durableId="1069423939">
-    <w:abstractNumId w:val="37"/>
-  </w:num>
-  <w:num w:numId="57" w16cid:durableId="1553495197">
-    <w:abstractNumId w:val="59"/>
-  </w:num>
-  <w:num w:numId="58" w16cid:durableId="150299365">
-    <w:abstractNumId w:val="30"/>
-  </w:num>
-  <w:num w:numId="59" w16cid:durableId="1731689751">
-    <w:abstractNumId w:val="9"/>
-  </w:num>
-  <w:num w:numId="60" w16cid:durableId="294604434">
-    <w:abstractNumId w:val="61"/>
-  </w:num>
-  <w:num w:numId="61" w16cid:durableId="1048459243">
-    <w:abstractNumId w:val="68"/>
-  </w:num>
-  <w:num w:numId="62" w16cid:durableId="412050804">
-    <w:abstractNumId w:val="42"/>
-  </w:num>
-  <w:num w:numId="63" w16cid:durableId="816606316">
-    <w:abstractNumId w:val="29"/>
-  </w:num>
-  <w:num w:numId="64" w16cid:durableId="243536556">
-    <w:abstractNumId w:val="70"/>
-  </w:num>
-  <w:num w:numId="65" w16cid:durableId="958148333">
+  <w:num w:numId="83" w16cid:durableId="1033114397">
     <w:abstractNumId w:val="60"/>
   </w:num>
-  <w:num w:numId="66" w16cid:durableId="1006326006">
-    <w:abstractNumId w:val="21"/>
-  </w:num>
-  <w:num w:numId="67" w16cid:durableId="73819955">
-    <w:abstractNumId w:val="57"/>
-  </w:num>
-  <w:num w:numId="68" w16cid:durableId="775518785">
-    <w:abstractNumId w:val="69"/>
-  </w:num>
-  <w:num w:numId="69" w16cid:durableId="1954247014">
-    <w:abstractNumId w:val="65"/>
-  </w:num>
-  <w:num w:numId="70" w16cid:durableId="66926197">
-    <w:abstractNumId w:val="63"/>
-  </w:num>
-  <w:num w:numId="71" w16cid:durableId="1932549017">
-    <w:abstractNumId w:val="36"/>
-  </w:num>
-  <w:num w:numId="72" w16cid:durableId="1572472163">
-    <w:abstractNumId w:val="38"/>
-  </w:num>
-  <w:num w:numId="73" w16cid:durableId="442697465">
-    <w:abstractNumId w:val="13"/>
-  </w:num>
-  <w:num w:numId="74" w16cid:durableId="783771604">
-    <w:abstractNumId w:val="2"/>
-  </w:num>
-  <w:num w:numId="75" w16cid:durableId="751509264">
-    <w:abstractNumId w:val="66"/>
-  </w:num>
-  <w:num w:numId="76" w16cid:durableId="1726371559">
-    <w:abstractNumId w:val="26"/>
-  </w:num>
-  <w:num w:numId="77" w16cid:durableId="1536113028">
-    <w:abstractNumId w:val="33"/>
-  </w:num>
-  <w:num w:numId="78" w16cid:durableId="1212960308">
-    <w:abstractNumId w:val="46"/>
+  <w:num w:numId="84" w16cid:durableId="1657411670">
+    <w:abstractNumId w:val="42"/>
   </w:num>
   <w:numIdMacAtCleanup w:val="78"/>
 </w:numbering>
@@ -30083,7 +33177,6 @@
   <w:style w:type="character" w:default="1" w:styleId="DefaultParagraphFont">
     <w:name w:val="Default Paragraph Font"/>
     <w:uiPriority w:val="1"/>
-    <w:semiHidden/>
     <w:unhideWhenUsed/>
   </w:style>
   <w:style w:type="table" w:default="1" w:styleId="TableNormal">
